--- a/Hệ thống mẫu văn bản/Nguyên đã làm/Kế hoạch dạy học Tin học từng lớp/Kế hoạch dạy học môn Tin học - Lớp 6 - 2026 - 2027.docx
+++ b/Hệ thống mẫu văn bản/Nguyên đã làm/Kế hoạch dạy học Tin học từng lớp/Kế hoạch dạy học môn Tin học - Lớp 6 - 2026 - 2027.docx
@@ -18,6 +18,7 @@
         <w:rPr>
           <w:rFonts w:ascii="Times New Roman" w:hAnsi="Times New Roman"/>
           <w:sz w:val="26"/>
+          <w:rFonts w:ascii="Times New Roman" w:hAnsi="Times New Roman" w:cs="Times New Roman"/>
         </w:rPr>
         <w:t>Phụ lục 1</w:t>
       </w:r>
@@ -36,6 +37,7 @@
           <w:b/>
           <w:bCs/>
           <w:sz w:val="26"/>
+          <w:rFonts w:ascii="Times New Roman" w:hAnsi="Times New Roman" w:cs="Times New Roman"/>
         </w:rPr>
         <w:t>KHUNG KẾ HOẠCH DẠY HỌC MÔN</w:t>
       </w:r>
@@ -45,6 +47,7 @@
           <w:b/>
           <w:bCs/>
           <w:sz w:val="26"/>
+          <w:rFonts w:ascii="Times New Roman" w:hAnsi="Times New Roman" w:cs="Times New Roman"/>
         </w:rPr>
         <w:t xml:space="preserve"> TIN HỌC</w:t>
       </w:r>
@@ -60,6 +63,7 @@
         <w:rPr>
           <w:rFonts w:ascii="Times New Roman" w:hAnsi="Times New Roman"/>
           <w:sz w:val="26"/>
+          <w:rFonts w:ascii="Times New Roman" w:hAnsi="Times New Roman" w:cs="Times New Roman"/>
         </w:rPr>
         <w:t>(</w:t>
       </w:r>
@@ -69,6 +73,7 @@
           <w:i/>
           <w:iCs/>
           <w:sz w:val="26"/>
+          <w:rFonts w:ascii="Times New Roman" w:hAnsi="Times New Roman" w:cs="Times New Roman"/>
         </w:rPr>
         <w:t>Kèm theo Công văn số 5512/BGDĐT-GDTrH ngày 18 tháng 12 năm 2022 của Bộ GDĐT)</w:t>
       </w:r>
@@ -111,6 +116,7 @@
                 <w:rFonts w:ascii="Times New Roman" w:eastAsia="Times New Roman" w:hAnsi="Times New Roman" w:cs="Times New Roman"/>
                 <w:sz w:val="26"/>
                 <w:szCs w:val="26"/>
+                <w:rFonts w:ascii="Times New Roman" w:hAnsi="Times New Roman" w:cs="Times New Roman"/>
               </w:rPr>
               <w:t xml:space="preserve">TRƯỜNG: </w:t>
             </w:r>
@@ -128,6 +134,7 @@
                 <w:rFonts w:ascii="Times New Roman" w:eastAsia="Times New Roman" w:hAnsi="Times New Roman" w:cs="Times New Roman"/>
                 <w:sz w:val="26"/>
                 <w:szCs w:val="26"/>
+                <w:rFonts w:ascii="Times New Roman" w:hAnsi="Times New Roman" w:cs="Times New Roman"/>
               </w:rPr>
               <w:t>Tiểu học &amp; THCS UNIGO</w:t>
             </w:r>
@@ -147,6 +154,7 @@
                 <w:sz w:val="26"/>
                 <w:szCs w:val="26"/>
                 <w:u w:val="single"/>
+                <w:rFonts w:ascii="Times New Roman" w:hAnsi="Times New Roman" w:cs="Times New Roman"/>
               </w:rPr>
               <w:t>TỔ:</w:t>
             </w:r>
@@ -156,6 +164,7 @@
                 <w:sz w:val="26"/>
                 <w:szCs w:val="26"/>
                 <w:u w:val="single"/>
+                <w:rFonts w:ascii="Times New Roman" w:hAnsi="Times New Roman" w:cs="Times New Roman"/>
               </w:rPr>
               <w:t xml:space="preserve"> </w:t>
             </w:r>
@@ -164,6 +173,7 @@
                 <w:rFonts w:ascii="Times New Roman" w:eastAsia="Times New Roman" w:hAnsi="Times New Roman" w:cs="Times New Roman"/>
                 <w:sz w:val="26"/>
                 <w:szCs w:val="26"/>
+                <w:rFonts w:ascii="Times New Roman" w:hAnsi="Times New Roman" w:cs="Times New Roman"/>
               </w:rPr>
               <w:t>Tin học</w:t>
             </w:r>
@@ -187,6 +197,7 @@
                 <w:rFonts w:ascii="Times New Roman" w:eastAsia="Times New Roman" w:hAnsi="Times New Roman" w:cs="Times New Roman"/>
                 <w:sz w:val="26"/>
                 <w:szCs w:val="26"/>
+                <w:rFonts w:ascii="Times New Roman" w:hAnsi="Times New Roman" w:cs="Times New Roman"/>
               </w:rPr>
               <w:t>CỘNG HOÀ XÃ HỘI CHỦ NGHĨA VIỆT NAM</w:t>
             </w:r>
@@ -211,6 +222,7 @@
                 <w:sz w:val="26"/>
                 <w:szCs w:val="26"/>
                 <w:u w:val="single"/>
+                <w:rFonts w:ascii="Times New Roman" w:hAnsi="Times New Roman" w:cs="Times New Roman"/>
               </w:rPr>
               <w:t>Độc lập- Tự do-Hạnh phúc</w:t>
             </w:r>
@@ -271,6 +283,7 @@
           <w:b/>
           <w:bCs/>
           <w:sz w:val="26"/>
+          <w:rFonts w:ascii="Times New Roman" w:hAnsi="Times New Roman" w:cs="Times New Roman"/>
         </w:rPr>
         <w:t>KẾ HOẠCH DẠY HỌC</w:t>
       </w:r>
@@ -287,6 +300,7 @@
         <w:rPr>
           <w:rFonts w:ascii="Times New Roman" w:hAnsi="Times New Roman"/>
           <w:sz w:val="26"/>
+          <w:rFonts w:ascii="Times New Roman" w:hAnsi="Times New Roman" w:cs="Times New Roman"/>
         </w:rPr>
         <w:t>MÔN HỌC/HOẠT ĐỘNG GIÁO DỤC TIN HỌC LỚP 6</w:t>
       </w:r>
@@ -299,6 +313,7 @@
         <w:rPr>
           <w:rFonts w:ascii="Times New Roman" w:hAnsi="Times New Roman"/>
           <w:sz w:val="26"/>
+          <w:rFonts w:ascii="Times New Roman" w:hAnsi="Times New Roman" w:cs="Times New Roman"/>
         </w:rPr>
         <w:t>(Năm học 2026-2027)</w:t>
       </w:r>
@@ -316,6 +331,7 @@
           <w:b/>
           <w:bCs/>
           <w:sz w:val="26"/>
+          <w:rFonts w:ascii="Times New Roman" w:hAnsi="Times New Roman" w:cs="Times New Roman"/>
         </w:rPr>
         <w:t>I. Đặc điểm tình hình</w:t>
       </w:r>
@@ -333,6 +349,7 @@
           <w:b/>
           <w:bCs/>
           <w:sz w:val="26"/>
+          <w:rFonts w:ascii="Times New Roman" w:hAnsi="Times New Roman" w:cs="Times New Roman"/>
         </w:rPr>
         <w:t>1. Số lớp………; Số học sinh:……;Số học sinh học chuyên đề lựa chọn (Nếu có):……</w:t>
       </w:r>
@@ -350,6 +367,7 @@
           <w:b/>
           <w:bCs/>
           <w:sz w:val="26"/>
+          <w:rFonts w:ascii="Times New Roman" w:hAnsi="Times New Roman" w:cs="Times New Roman"/>
         </w:rPr>
         <w:t>2. Tình hình đội ngũ:</w:t>
       </w:r>
@@ -364,6 +382,7 @@
           <w:b/>
           <w:bCs/>
           <w:sz w:val="26"/>
+          <w:rFonts w:ascii="Times New Roman" w:hAnsi="Times New Roman" w:cs="Times New Roman"/>
         </w:rPr>
         <w:t xml:space="preserve">- </w:t>
       </w:r>
@@ -371,6 +390,7 @@
         <w:rPr>
           <w:rFonts w:ascii="Times New Roman" w:hAnsi="Times New Roman"/>
           <w:sz w:val="26"/>
+          <w:rFonts w:ascii="Times New Roman" w:hAnsi="Times New Roman" w:cs="Times New Roman"/>
         </w:rPr>
         <w:t>Sĩ</w:t>
       </w:r>
@@ -378,6 +398,7 @@
         <w:rPr>
           <w:rFonts w:ascii="Times New Roman" w:hAnsi="Times New Roman"/>
           <w:sz w:val="26"/>
+          <w:rFonts w:ascii="Times New Roman" w:hAnsi="Times New Roman" w:cs="Times New Roman"/>
         </w:rPr>
         <w:t xml:space="preserve"> số</w:t>
       </w:r>
@@ -385,6 +406,7 @@
         <w:rPr>
           <w:rFonts w:ascii="Times New Roman" w:hAnsi="Times New Roman"/>
           <w:sz w:val="26"/>
+          <w:rFonts w:ascii="Times New Roman" w:hAnsi="Times New Roman" w:cs="Times New Roman"/>
         </w:rPr>
         <w:t xml:space="preserve"> giáo viên:</w:t>
       </w:r>
@@ -392,6 +414,7 @@
         <w:rPr>
           <w:rFonts w:ascii="Times New Roman" w:hAnsi="Times New Roman"/>
           <w:sz w:val="26"/>
+          <w:rFonts w:ascii="Times New Roman" w:hAnsi="Times New Roman" w:cs="Times New Roman"/>
         </w:rPr>
         <w:t xml:space="preserve"> 1</w:t>
       </w:r>
@@ -404,6 +427,7 @@
         <w:rPr>
           <w:rFonts w:ascii="Times New Roman" w:hAnsi="Times New Roman"/>
           <w:sz w:val="26"/>
+          <w:rFonts w:ascii="Times New Roman" w:hAnsi="Times New Roman" w:cs="Times New Roman"/>
         </w:rPr>
         <w:t>- Trình độ đào tạo: Cao đẳng:…………Đại học:……</w:t>
       </w:r>
@@ -411,6 +435,7 @@
         <w:rPr>
           <w:rFonts w:ascii="Times New Roman" w:hAnsi="Times New Roman"/>
           <w:sz w:val="26"/>
+          <w:rFonts w:ascii="Times New Roman" w:hAnsi="Times New Roman" w:cs="Times New Roman"/>
         </w:rPr>
         <w:t>1</w:t>
       </w:r>
@@ -418,6 +443,7 @@
         <w:rPr>
           <w:rFonts w:ascii="Times New Roman" w:hAnsi="Times New Roman"/>
           <w:sz w:val="26"/>
+          <w:rFonts w:ascii="Times New Roman" w:hAnsi="Times New Roman" w:cs="Times New Roman"/>
         </w:rPr>
         <w:t>……..; Trên Đại học:…………</w:t>
       </w:r>
@@ -430,6 +456,7 @@
         <w:rPr>
           <w:rFonts w:ascii="Times New Roman" w:hAnsi="Times New Roman"/>
           <w:sz w:val="26"/>
+          <w:rFonts w:ascii="Times New Roman" w:hAnsi="Times New Roman" w:cs="Times New Roman"/>
         </w:rPr>
         <w:t>- Mức chuẩn nghề nghiệp: Tốt:……</w:t>
       </w:r>
@@ -437,6 +464,7 @@
         <w:rPr>
           <w:rFonts w:ascii="Times New Roman" w:hAnsi="Times New Roman"/>
           <w:sz w:val="26"/>
+          <w:rFonts w:ascii="Times New Roman" w:hAnsi="Times New Roman" w:cs="Times New Roman"/>
         </w:rPr>
         <w:t>1</w:t>
       </w:r>
@@ -444,6 +472,7 @@
         <w:rPr>
           <w:rFonts w:ascii="Times New Roman" w:hAnsi="Times New Roman"/>
           <w:sz w:val="26"/>
+          <w:rFonts w:ascii="Times New Roman" w:hAnsi="Times New Roman" w:cs="Times New Roman"/>
         </w:rPr>
         <w:t>…….; Khá:………; Đạt:………..;Chưa đạt:……</w:t>
       </w:r>
@@ -461,6 +490,7 @@
           <w:b/>
           <w:bCs/>
           <w:sz w:val="26"/>
+          <w:rFonts w:ascii="Times New Roman" w:hAnsi="Times New Roman" w:cs="Times New Roman"/>
         </w:rPr>
         <w:t>3. Thiết bị dạy học: (</w:t>
       </w:r>
@@ -470,6 +500,7 @@
           <w:i/>
           <w:iCs/>
           <w:sz w:val="26"/>
+          <w:rFonts w:ascii="Times New Roman" w:hAnsi="Times New Roman" w:cs="Times New Roman"/>
         </w:rPr>
         <w:t>Trình bày cụ thể các thiết bị dạy học có thể sử dụng để tổ chức dạy học/môn học/hoạt động giáo dục)</w:t>
       </w:r>
@@ -523,6 +554,7 @@
                 <w:bCs/>
                 <w:sz w:val="26"/>
                 <w:szCs w:val="26"/>
+                <w:rFonts w:ascii="Times New Roman" w:hAnsi="Times New Roman" w:cs="Times New Roman"/>
               </w:rPr>
               <w:t>STT</w:t>
             </w:r>
@@ -550,6 +582,7 @@
                 <w:bCs/>
                 <w:sz w:val="26"/>
                 <w:szCs w:val="26"/>
+                <w:rFonts w:ascii="Times New Roman" w:hAnsi="Times New Roman" w:cs="Times New Roman"/>
               </w:rPr>
               <w:t>Thiết bị dạy học</w:t>
             </w:r>
@@ -577,6 +610,7 @@
                 <w:bCs/>
                 <w:sz w:val="26"/>
                 <w:szCs w:val="26"/>
+                <w:rFonts w:ascii="Times New Roman" w:hAnsi="Times New Roman" w:cs="Times New Roman"/>
               </w:rPr>
               <w:t>Số lượng</w:t>
             </w:r>
@@ -604,6 +638,7 @@
                 <w:bCs/>
                 <w:sz w:val="26"/>
                 <w:szCs w:val="26"/>
+                <w:rFonts w:ascii="Times New Roman" w:hAnsi="Times New Roman" w:cs="Times New Roman"/>
               </w:rPr>
               <w:t>Các bài thí nghiệm/thực hành</w:t>
             </w:r>
@@ -631,6 +666,7 @@
                 <w:bCs/>
                 <w:sz w:val="26"/>
                 <w:szCs w:val="26"/>
+                <w:rFonts w:ascii="Times New Roman" w:hAnsi="Times New Roman" w:cs="Times New Roman"/>
               </w:rPr>
               <w:t>Gihi chú</w:t>
             </w:r>
@@ -658,6 +694,7 @@
                 <w:rFonts w:ascii="Times New Roman" w:eastAsia="Times New Roman" w:hAnsi="Times New Roman" w:cs="Times New Roman"/>
                 <w:sz w:val="26"/>
                 <w:szCs w:val="26"/>
+                <w:rFonts w:ascii="Times New Roman" w:hAnsi="Times New Roman" w:cs="Times New Roman"/>
               </w:rPr>
               <w:t>1</w:t>
             </w:r>
@@ -680,6 +717,7 @@
                 <w:rFonts w:ascii="Times New Roman" w:eastAsia="Times New Roman" w:hAnsi="Times New Roman" w:cs="Times New Roman"/>
                 <w:sz w:val="26"/>
                 <w:szCs w:val="26"/>
+                <w:rFonts w:ascii="Times New Roman" w:hAnsi="Times New Roman" w:cs="Times New Roman"/>
               </w:rPr>
               <w:t>Máy chiếu</w:t>
             </w:r>
@@ -702,6 +740,7 @@
                 <w:rFonts w:ascii="Times New Roman" w:eastAsia="Times New Roman" w:hAnsi="Times New Roman" w:cs="Times New Roman"/>
                 <w:sz w:val="26"/>
                 <w:szCs w:val="26"/>
+                <w:rFonts w:ascii="Times New Roman" w:hAnsi="Times New Roman" w:cs="Times New Roman"/>
               </w:rPr>
               <w:t>1</w:t>
             </w:r>
@@ -757,6 +796,7 @@
                 <w:rFonts w:ascii="Times New Roman" w:eastAsia="Times New Roman" w:hAnsi="Times New Roman" w:cs="Times New Roman"/>
                 <w:sz w:val="26"/>
                 <w:szCs w:val="26"/>
+                <w:rFonts w:ascii="Times New Roman" w:hAnsi="Times New Roman" w:cs="Times New Roman"/>
               </w:rPr>
               <w:t>2</w:t>
             </w:r>
@@ -779,6 +819,7 @@
                 <w:rFonts w:ascii="Times New Roman" w:eastAsia="Times New Roman" w:hAnsi="Times New Roman" w:cs="Times New Roman"/>
                 <w:sz w:val="26"/>
                 <w:szCs w:val="26"/>
+                <w:rFonts w:ascii="Times New Roman" w:hAnsi="Times New Roman" w:cs="Times New Roman"/>
               </w:rPr>
               <w:t>Máy tính</w:t>
             </w:r>
@@ -840,6 +881,7 @@
               <w:rPr>
                 <w:rFonts w:ascii="Times New Roman" w:hAnsi="Times New Roman"/>
                 <w:sz w:val="26"/>
+                <w:rFonts w:ascii="Times New Roman" w:hAnsi="Times New Roman" w:cs="Times New Roman"/>
               </w:rPr>
               <w:t>….</w:t>
             </w:r>
@@ -884,6 +926,7 @@
           <w:b/>
           <w:bCs/>
           <w:sz w:val="26"/>
+          <w:rFonts w:ascii="Times New Roman" w:hAnsi="Times New Roman" w:cs="Times New Roman"/>
         </w:rPr>
         <w:t xml:space="preserve">4. Phòng học bộ môn/phòng thí nghiệm/phòng đa năng/sân chơi, bãi tập </w:t>
       </w:r>
@@ -891,6 +934,7 @@
         <w:rPr>
           <w:rFonts w:ascii="Times New Roman" w:hAnsi="Times New Roman"/>
           <w:sz w:val="26"/>
+          <w:rFonts w:ascii="Times New Roman" w:hAnsi="Times New Roman" w:cs="Times New Roman"/>
         </w:rPr>
         <w:t>(</w:t>
       </w:r>
@@ -900,6 +944,7 @@
           <w:i/>
           <w:iCs/>
           <w:sz w:val="26"/>
+          <w:rFonts w:ascii="Times New Roman" w:hAnsi="Times New Roman" w:cs="Times New Roman"/>
         </w:rPr>
         <w:t>Trinh bày cụ thể các phòng thí nghiệm/phòng bộ môn/phòng đa năng/sân chơi/bãi tập có thể sử dụng để tổ chức dạy học môn học/hoạt động giáo dục)</w:t>
       </w:r>
@@ -953,6 +998,7 @@
                 <w:bCs/>
                 <w:sz w:val="26"/>
                 <w:szCs w:val="26"/>
+                <w:rFonts w:ascii="Times New Roman" w:hAnsi="Times New Roman" w:cs="Times New Roman"/>
               </w:rPr>
               <w:t>STT</w:t>
             </w:r>
@@ -980,6 +1026,7 @@
                 <w:bCs/>
                 <w:sz w:val="26"/>
                 <w:szCs w:val="26"/>
+                <w:rFonts w:ascii="Times New Roman" w:hAnsi="Times New Roman" w:cs="Times New Roman"/>
               </w:rPr>
               <w:t>Tên phòng</w:t>
             </w:r>
@@ -1007,6 +1054,7 @@
                 <w:bCs/>
                 <w:sz w:val="26"/>
                 <w:szCs w:val="26"/>
+                <w:rFonts w:ascii="Times New Roman" w:hAnsi="Times New Roman" w:cs="Times New Roman"/>
               </w:rPr>
               <w:t>Số lượng</w:t>
             </w:r>
@@ -1034,6 +1082,7 @@
                 <w:bCs/>
                 <w:sz w:val="26"/>
                 <w:szCs w:val="26"/>
+                <w:rFonts w:ascii="Times New Roman" w:hAnsi="Times New Roman" w:cs="Times New Roman"/>
               </w:rPr>
               <w:t>Phạm vi và nội dung sử dụng</w:t>
             </w:r>
@@ -1061,6 +1110,7 @@
                 <w:bCs/>
                 <w:sz w:val="26"/>
                 <w:szCs w:val="26"/>
+                <w:rFonts w:ascii="Times New Roman" w:hAnsi="Times New Roman" w:cs="Times New Roman"/>
               </w:rPr>
               <w:t>Gihi chú</w:t>
             </w:r>
@@ -1088,6 +1138,7 @@
                 <w:rFonts w:ascii="Times New Roman" w:eastAsia="Times New Roman" w:hAnsi="Times New Roman" w:cs="Times New Roman"/>
                 <w:sz w:val="26"/>
                 <w:szCs w:val="26"/>
+                <w:rFonts w:ascii="Times New Roman" w:hAnsi="Times New Roman" w:cs="Times New Roman"/>
               </w:rPr>
               <w:t>1</w:t>
             </w:r>
@@ -1110,6 +1161,7 @@
                 <w:rFonts w:ascii="Times New Roman" w:eastAsia="Times New Roman" w:hAnsi="Times New Roman" w:cs="Times New Roman"/>
                 <w:sz w:val="26"/>
                 <w:szCs w:val="26"/>
+                <w:rFonts w:ascii="Times New Roman" w:hAnsi="Times New Roman" w:cs="Times New Roman"/>
               </w:rPr>
               <w:t>Phòng Tin học</w:t>
             </w:r>
@@ -1179,6 +1231,7 @@
                 <w:rFonts w:ascii="Times New Roman" w:eastAsia="Times New Roman" w:hAnsi="Times New Roman" w:cs="Times New Roman"/>
                 <w:sz w:val="26"/>
                 <w:szCs w:val="26"/>
+                <w:rFonts w:ascii="Times New Roman" w:hAnsi="Times New Roman" w:cs="Times New Roman"/>
               </w:rPr>
               <w:t>2</w:t>
             </w:r>
@@ -1254,6 +1307,7 @@
               <w:rPr>
                 <w:rFonts w:ascii="Times New Roman" w:hAnsi="Times New Roman"/>
                 <w:sz w:val="26"/>
+                <w:rFonts w:ascii="Times New Roman" w:hAnsi="Times New Roman" w:cs="Times New Roman"/>
               </w:rPr>
               <w:t>….</w:t>
             </w:r>
@@ -1296,6 +1350,7 @@
         <w:rPr>
           <w:rFonts w:ascii="Times New Roman" w:hAnsi="Times New Roman"/>
           <w:sz w:val="26"/>
+          <w:rFonts w:ascii="Times New Roman" w:hAnsi="Times New Roman" w:cs="Times New Roman"/>
         </w:rPr>
         <w:t xml:space="preserve">II. </w:t>
       </w:r>
@@ -1305,6 +1360,7 @@
           <w:b/>
           <w:bCs/>
           <w:sz w:val="26"/>
+          <w:rFonts w:ascii="Times New Roman" w:hAnsi="Times New Roman" w:cs="Times New Roman"/>
         </w:rPr>
         <w:t>Kế hoạch dạy học</w:t>
       </w:r>
@@ -1320,6 +1376,7 @@
         <w:rPr>
           <w:rFonts w:ascii="Times New Roman" w:hAnsi="Times New Roman"/>
           <w:sz w:val="26"/>
+          <w:rFonts w:ascii="Times New Roman" w:hAnsi="Times New Roman" w:cs="Times New Roman"/>
         </w:rPr>
         <w:lastRenderedPageBreak/>
         <w:t xml:space="preserve">1. </w:t>
@@ -1330,6 +1387,7 @@
           <w:b/>
           <w:bCs/>
           <w:sz w:val="26"/>
+          <w:rFonts w:ascii="Times New Roman" w:hAnsi="Times New Roman" w:cs="Times New Roman"/>
         </w:rPr>
         <w:t>Phân phối chương trình</w:t>
       </w:r>
@@ -1347,6 +1405,7 @@
           <w:b/>
           <w:bCs/>
           <w:sz w:val="26"/>
+          <w:rFonts w:ascii="Times New Roman" w:hAnsi="Times New Roman" w:cs="Times New Roman"/>
         </w:rPr>
         <w:t xml:space="preserve">Môn Tin lớp </w:t>
       </w:r>
@@ -1356,6 +1415,7 @@
           <w:b/>
           <w:bCs/>
           <w:sz w:val="26"/>
+          <w:rFonts w:ascii="Times New Roman" w:hAnsi="Times New Roman" w:cs="Times New Roman"/>
         </w:rPr>
         <w:t>6</w:t>
       </w:r>
@@ -1392,7 +1452,10 @@
             </w:pPr>
             <w:r>
               <w:rPr>
-                <w:b/>
+                <w:rFonts w:ascii="Times New Roman" w:hAnsi="Times New Roman"/>
+                <w:b/>
+                <w:sz w:val="26"/>
+                <w:rFonts w:ascii="Times New Roman" w:hAnsi="Times New Roman" w:cs="Times New Roman"/>
               </w:rPr>
               <w:t>STT</w:t>
             </w:r>
@@ -1409,7 +1472,10 @@
             </w:pPr>
             <w:r>
               <w:rPr>
-                <w:b/>
+                <w:rFonts w:ascii="Times New Roman" w:hAnsi="Times New Roman"/>
+                <w:b/>
+                <w:sz w:val="26"/>
+                <w:rFonts w:ascii="Times New Roman" w:hAnsi="Times New Roman" w:cs="Times New Roman"/>
               </w:rPr>
               <w:t>Bài học (1)</w:t>
             </w:r>
@@ -1426,7 +1492,10 @@
             </w:pPr>
             <w:r>
               <w:rPr>
-                <w:b/>
+                <w:rFonts w:ascii="Times New Roman" w:hAnsi="Times New Roman"/>
+                <w:b/>
+                <w:sz w:val="26"/>
+                <w:rFonts w:ascii="Times New Roman" w:hAnsi="Times New Roman" w:cs="Times New Roman"/>
               </w:rPr>
               <w:t>Số tiết (2)</w:t>
             </w:r>
@@ -1443,7 +1512,10 @@
             </w:pPr>
             <w:r>
               <w:rPr>
-                <w:b/>
+                <w:rFonts w:ascii="Times New Roman" w:hAnsi="Times New Roman"/>
+                <w:b/>
+                <w:sz w:val="26"/>
+                <w:rFonts w:ascii="Times New Roman" w:hAnsi="Times New Roman" w:cs="Times New Roman"/>
               </w:rPr>
               <w:t>Yêu cầu cần đạt (3)</w:t>
             </w:r>
@@ -1453,53 +1525,76 @@
       <w:tr>
         <w:tc>
           <w:tcPr>
-            <w:tcW w:w="838" w:type="dxa"/>
-          </w:tcPr>
-          <w:p>
-            <w:pPr>
-              <w:spacing w:before="20" w:after="20"/>
-              <w:jc w:val="center"/>
-            </w:pPr>
-            <w:r>
-              <w:t>1</w:t>
-            </w:r>
-          </w:p>
-        </w:tc>
-        <w:tc>
-          <w:tcPr>
-            <w:tcW w:w="3126" w:type="dxa"/>
-          </w:tcPr>
-          <w:p>
-            <w:pPr>
-              <w:spacing w:before="20" w:after="20"/>
-            </w:pPr>
-            <w:r>
-              <w:t>Chủ đề 1: Máy tính và cộng đồng</w:t>
-            </w:r>
-          </w:p>
-        </w:tc>
-        <w:tc>
-          <w:tcPr>
-            <w:tcW w:w="1134" w:type="dxa"/>
-          </w:tcPr>
-          <w:p>
-            <w:pPr>
-              <w:spacing w:before="20" w:after="20"/>
-              <w:jc w:val="center"/>
-            </w:pPr>
-            <w:r>
-              <w:t>1</w:t>
-            </w:r>
-          </w:p>
-        </w:tc>
-        <w:tc>
-          <w:tcPr>
-            <w:tcW w:w="4315" w:type="dxa"/>
-          </w:tcPr>
-          <w:p>
-            <w:pPr>
-              <w:spacing w:before="20" w:after="20"/>
-            </w:pPr>
+            <w:tcW w:type="dxa" w:w="838"/>
+          </w:tcPr>
+          <w:p>
+            <w:pPr>
+              <w:jc w:val="center"/>
+            </w:pPr>
+            <w:r>
+              <w:rPr>
+                <w:rFonts w:ascii="Times New Roman" w:hAnsi="Times New Roman"/>
+                <w:b w:val="0"/>
+                <w:sz w:val="26"/>
+                <w:rFonts w:ascii="Times New Roman" w:hAnsi="Times New Roman" w:cs="Times New Roman"/>
+                <w:rFonts w:ascii="Times New Roman" w:hAnsi="Times New Roman" w:cs="Times New Roman"/>
+              </w:rPr>
+              <w:t>0</w:t>
+            </w:r>
+          </w:p>
+        </w:tc>
+        <w:tc>
+          <w:tcPr>
+            <w:tcW w:type="dxa" w:w="3126"/>
+          </w:tcPr>
+          <w:p>
+            <w:r>
+              <w:rPr>
+                <w:rFonts w:ascii="Times New Roman" w:hAnsi="Times New Roman"/>
+                <w:b w:val="0"/>
+                <w:sz w:val="26"/>
+                <w:rFonts w:ascii="Times New Roman" w:hAnsi="Times New Roman" w:cs="Times New Roman"/>
+                <w:rFonts w:ascii="Times New Roman" w:hAnsi="Times New Roman" w:cs="Times New Roman"/>
+              </w:rPr>
+              <w:t>Tiết 0: Định hướng môn học</w:t>
+            </w:r>
+          </w:p>
+        </w:tc>
+        <w:tc>
+          <w:tcPr>
+            <w:tcW w:type="dxa" w:w="1134"/>
+          </w:tcPr>
+          <w:p>
+            <w:pPr>
+              <w:jc w:val="center"/>
+            </w:pPr>
+            <w:r>
+              <w:rPr>
+                <w:rFonts w:ascii="Times New Roman" w:hAnsi="Times New Roman"/>
+                <w:b w:val="0"/>
+                <w:sz w:val="26"/>
+                <w:rFonts w:ascii="Times New Roman" w:hAnsi="Times New Roman" w:cs="Times New Roman"/>
+                <w:rFonts w:ascii="Times New Roman" w:hAnsi="Times New Roman" w:cs="Times New Roman"/>
+              </w:rPr>
+              <w:t>0</w:t>
+            </w:r>
+          </w:p>
+        </w:tc>
+        <w:tc>
+          <w:tcPr>
+            <w:tcW w:type="dxa" w:w="4315"/>
+          </w:tcPr>
+          <w:p>
+            <w:r>
+              <w:rPr>
+                <w:rFonts w:ascii="Times New Roman" w:hAnsi="Times New Roman"/>
+                <w:b w:val="0"/>
+                <w:sz w:val="26"/>
+                <w:rFonts w:ascii="Times New Roman" w:hAnsi="Times New Roman" w:cs="Times New Roman"/>
+                <w:rFonts w:ascii="Times New Roman" w:hAnsi="Times New Roman" w:cs="Times New Roman"/>
+              </w:rPr>
+              <w:t>Giới thiệu tổng quan môn học Tin học, phương pháp học tập hiệu quả, các quy định an toàn và nội quy phòng học bộ môn.</w:t>
+            </w:r>
           </w:p>
         </w:tc>
       </w:tr>
@@ -1514,7 +1609,12 @@
               <w:jc w:val="center"/>
             </w:pPr>
             <w:r>
-              <w:t>2</w:t>
+              <w:rPr>
+                <w:rFonts w:ascii="Times New Roman" w:hAnsi="Times New Roman"/>
+                <w:sz w:val="26"/>
+                <w:rFonts w:ascii="Times New Roman" w:hAnsi="Times New Roman" w:cs="Times New Roman"/>
+              </w:rPr>
+              <w:t>1</w:t>
             </w:r>
           </w:p>
         </w:tc>
@@ -1527,7 +1627,12 @@
               <w:spacing w:before="20" w:after="20"/>
             </w:pPr>
             <w:r>
-              <w:t>Bài 1. Thông tin và dữ liệu</w:t>
+              <w:rPr>
+                <w:rFonts w:ascii="Times New Roman" w:hAnsi="Times New Roman"/>
+                <w:sz w:val="26"/>
+                <w:rFonts w:ascii="Times New Roman" w:hAnsi="Times New Roman" w:cs="Times New Roman"/>
+              </w:rPr>
+              <w:t>Chủ đề 1: Máy tính và cộng đồng</w:t>
             </w:r>
           </w:p>
         </w:tc>
@@ -1541,7 +1646,12 @@
               <w:jc w:val="center"/>
             </w:pPr>
             <w:r>
-              <w:t>2, 3</w:t>
+              <w:rPr>
+                <w:rFonts w:ascii="Times New Roman" w:hAnsi="Times New Roman"/>
+                <w:sz w:val="26"/>
+                <w:rFonts w:ascii="Times New Roman" w:hAnsi="Times New Roman" w:cs="Times New Roman"/>
+              </w:rPr>
+              <w:t>1</w:t>
             </w:r>
           </w:p>
         </w:tc>
@@ -1553,9 +1663,6 @@
             <w:pPr>
               <w:spacing w:before="20" w:after="20"/>
             </w:pPr>
-            <w:r>
-              <w:t>- Nhận biết được sự khác nhau giữa thông tin và dữ liệu.  - Phân biệt được thông tin và vật mang thông tin.  - Nêu được ví dụ minh họa tầm quan trọng của thông tin và ví dụ giữa thông tin và dữ liệu.</w:t>
-            </w:r>
           </w:p>
         </w:tc>
       </w:tr>
@@ -1570,7 +1677,12 @@
               <w:jc w:val="center"/>
             </w:pPr>
             <w:r>
-              <w:t>3</w:t>
+              <w:rPr>
+                <w:rFonts w:ascii="Times New Roman" w:hAnsi="Times New Roman"/>
+                <w:sz w:val="26"/>
+                <w:rFonts w:ascii="Times New Roman" w:hAnsi="Times New Roman" w:cs="Times New Roman"/>
+              </w:rPr>
+              <w:t>2</w:t>
             </w:r>
           </w:p>
         </w:tc>
@@ -1583,7 +1695,12 @@
               <w:spacing w:before="20" w:after="20"/>
             </w:pPr>
             <w:r>
-              <w:t>Bài 2. Xử lí thông tin</w:t>
+              <w:rPr>
+                <w:rFonts w:ascii="Times New Roman" w:hAnsi="Times New Roman"/>
+                <w:sz w:val="26"/>
+                <w:rFonts w:ascii="Times New Roman" w:hAnsi="Times New Roman" w:cs="Times New Roman"/>
+              </w:rPr>
+              <w:t>Bài 1. Thông tin và dữ liệu</w:t>
             </w:r>
           </w:p>
         </w:tc>
@@ -1597,7 +1714,12 @@
               <w:jc w:val="center"/>
             </w:pPr>
             <w:r>
-              <w:t>4, 5</w:t>
+              <w:rPr>
+                <w:rFonts w:ascii="Times New Roman" w:hAnsi="Times New Roman"/>
+                <w:sz w:val="26"/>
+                <w:rFonts w:ascii="Times New Roman" w:hAnsi="Times New Roman" w:cs="Times New Roman"/>
+              </w:rPr>
+              <w:t>2, 3</w:t>
             </w:r>
           </w:p>
         </w:tc>
@@ -1610,7 +1732,12 @@
               <w:spacing w:before="20" w:after="20"/>
             </w:pPr>
             <w:r>
-              <w:t>- Nêu được các bước cơ bản trong xử lí thông tin.  - Giải thích được máy tính là công cụ hiệu quả để xử lí thông tin, nêu ví dụ minh họa cụ thể.</w:t>
+              <w:rPr>
+                <w:rFonts w:ascii="Times New Roman" w:hAnsi="Times New Roman"/>
+                <w:sz w:val="26"/>
+                <w:rFonts w:ascii="Times New Roman" w:hAnsi="Times New Roman" w:cs="Times New Roman"/>
+              </w:rPr>
+              <w:t>- Nhận biết được sự khác nhau giữa thông tin và dữ liệu.  - Phân biệt được thông tin và vật mang thông tin.  - Nêu được ví dụ minh họa tầm quan trọng của thông tin và ví dụ giữa thông tin và dữ liệu.</w:t>
             </w:r>
           </w:p>
         </w:tc>
@@ -1626,7 +1753,12 @@
               <w:jc w:val="center"/>
             </w:pPr>
             <w:r>
-              <w:t>4</w:t>
+              <w:rPr>
+                <w:rFonts w:ascii="Times New Roman" w:hAnsi="Times New Roman"/>
+                <w:sz w:val="26"/>
+                <w:rFonts w:ascii="Times New Roman" w:hAnsi="Times New Roman" w:cs="Times New Roman"/>
+              </w:rPr>
+              <w:t>3</w:t>
             </w:r>
           </w:p>
         </w:tc>
@@ -1639,7 +1771,12 @@
               <w:spacing w:before="20" w:after="20"/>
             </w:pPr>
             <w:r>
-              <w:t>Bài 3. Thông tin trong máy tính</w:t>
+              <w:rPr>
+                <w:rFonts w:ascii="Times New Roman" w:hAnsi="Times New Roman"/>
+                <w:sz w:val="26"/>
+                <w:rFonts w:ascii="Times New Roman" w:hAnsi="Times New Roman" w:cs="Times New Roman"/>
+              </w:rPr>
+              <w:t>Bài 2. Xử lí thông tin</w:t>
             </w:r>
           </w:p>
         </w:tc>
@@ -1653,7 +1790,12 @@
               <w:jc w:val="center"/>
             </w:pPr>
             <w:r>
-              <w:t>6</w:t>
+              <w:rPr>
+                <w:rFonts w:ascii="Times New Roman" w:hAnsi="Times New Roman"/>
+                <w:sz w:val="26"/>
+                <w:rFonts w:ascii="Times New Roman" w:hAnsi="Times New Roman" w:cs="Times New Roman"/>
+              </w:rPr>
+              <w:t>4, 5</w:t>
             </w:r>
           </w:p>
         </w:tc>
@@ -1666,7 +1808,12 @@
               <w:spacing w:before="20" w:after="20"/>
             </w:pPr>
             <w:r>
-              <w:t>- Giải thích được việc có thể biểu diễn thông tin chỉ với hai kí hiệu 0 và 1.  - Biết bit là đơn vị nhỏ nhất trong lưu trữ thông tin.  - Nêu tên, độ lớn các đơn vị đo dung lượng thông tin (Byte, KB, MB, GB), quy đổi gần đúng giữa các đơn vị.  - Ước lượng khả năng lưu trữ của các thiết bị nhớ thông dụng (đĩa quang, đĩa từ, thẻ nhớ,...).</w:t>
+              <w:rPr>
+                <w:rFonts w:ascii="Times New Roman" w:hAnsi="Times New Roman"/>
+                <w:sz w:val="26"/>
+                <w:rFonts w:ascii="Times New Roman" w:hAnsi="Times New Roman" w:cs="Times New Roman"/>
+              </w:rPr>
+              <w:t>- Nêu được các bước cơ bản trong xử lí thông tin.  - Giải thích được máy tính là công cụ hiệu quả để xử lí thông tin, nêu ví dụ minh họa cụ thể.</w:t>
             </w:r>
           </w:p>
         </w:tc>
@@ -1682,7 +1829,12 @@
               <w:jc w:val="center"/>
             </w:pPr>
             <w:r>
-              <w:t>5</w:t>
+              <w:rPr>
+                <w:rFonts w:ascii="Times New Roman" w:hAnsi="Times New Roman"/>
+                <w:sz w:val="26"/>
+                <w:rFonts w:ascii="Times New Roman" w:hAnsi="Times New Roman" w:cs="Times New Roman"/>
+              </w:rPr>
+              <w:t>4</w:t>
             </w:r>
           </w:p>
         </w:tc>
@@ -1695,7 +1847,12 @@
               <w:spacing w:before="20" w:after="20"/>
             </w:pPr>
             <w:r>
-              <w:t>Chủ đề 2: Mạng máy tính và Internet</w:t>
+              <w:rPr>
+                <w:rFonts w:ascii="Times New Roman" w:hAnsi="Times New Roman"/>
+                <w:sz w:val="26"/>
+                <w:rFonts w:ascii="Times New Roman" w:hAnsi="Times New Roman" w:cs="Times New Roman"/>
+              </w:rPr>
+              <w:t>Bài 3. Thông tin trong máy tính</w:t>
             </w:r>
           </w:p>
         </w:tc>
@@ -1709,7 +1866,12 @@
               <w:jc w:val="center"/>
             </w:pPr>
             <w:r>
-              <w:t>7</w:t>
+              <w:rPr>
+                <w:rFonts w:ascii="Times New Roman" w:hAnsi="Times New Roman"/>
+                <w:sz w:val="26"/>
+                <w:rFonts w:ascii="Times New Roman" w:hAnsi="Times New Roman" w:cs="Times New Roman"/>
+              </w:rPr>
+              <w:t>6</w:t>
             </w:r>
           </w:p>
         </w:tc>
@@ -1721,6 +1883,14 @@
             <w:pPr>
               <w:spacing w:before="20" w:after="20"/>
             </w:pPr>
+            <w:r>
+              <w:rPr>
+                <w:rFonts w:ascii="Times New Roman" w:hAnsi="Times New Roman"/>
+                <w:sz w:val="26"/>
+                <w:rFonts w:ascii="Times New Roman" w:hAnsi="Times New Roman" w:cs="Times New Roman"/>
+              </w:rPr>
+              <w:t>- Giải thích được việc có thể biểu diễn thông tin chỉ với hai kí hiệu 0 và 1.  - Biết bit là đơn vị nhỏ nhất trong lưu trữ thông tin.  - Nêu tên, độ lớn các đơn vị đo dung lượng thông tin (Byte, KB, MB, GB), quy đổi gần đúng giữa các đơn vị.  - Ước lượng khả năng lưu trữ của các thiết bị nhớ thông dụng (đĩa quang, đĩa từ, thẻ nhớ,...).</w:t>
+            </w:r>
           </w:p>
         </w:tc>
       </w:tr>
@@ -1735,6 +1905,79 @@
               <w:jc w:val="center"/>
             </w:pPr>
             <w:r>
+              <w:rPr>
+                <w:rFonts w:ascii="Times New Roman" w:hAnsi="Times New Roman"/>
+                <w:sz w:val="26"/>
+                <w:rFonts w:ascii="Times New Roman" w:hAnsi="Times New Roman" w:cs="Times New Roman"/>
+              </w:rPr>
+              <w:t>5</w:t>
+            </w:r>
+          </w:p>
+        </w:tc>
+        <w:tc>
+          <w:tcPr>
+            <w:tcW w:w="3126" w:type="dxa"/>
+          </w:tcPr>
+          <w:p>
+            <w:pPr>
+              <w:spacing w:before="20" w:after="20"/>
+            </w:pPr>
+            <w:r>
+              <w:rPr>
+                <w:rFonts w:ascii="Times New Roman" w:hAnsi="Times New Roman"/>
+                <w:sz w:val="26"/>
+                <w:rFonts w:ascii="Times New Roman" w:hAnsi="Times New Roman" w:cs="Times New Roman"/>
+              </w:rPr>
+              <w:t>Chủ đề 2: Mạng máy tính và Internet</w:t>
+            </w:r>
+          </w:p>
+        </w:tc>
+        <w:tc>
+          <w:tcPr>
+            <w:tcW w:w="1134" w:type="dxa"/>
+          </w:tcPr>
+          <w:p>
+            <w:pPr>
+              <w:spacing w:before="20" w:after="20"/>
+              <w:jc w:val="center"/>
+            </w:pPr>
+            <w:r>
+              <w:rPr>
+                <w:rFonts w:ascii="Times New Roman" w:hAnsi="Times New Roman"/>
+                <w:sz w:val="26"/>
+                <w:rFonts w:ascii="Times New Roman" w:hAnsi="Times New Roman" w:cs="Times New Roman"/>
+              </w:rPr>
+              <w:t>7</w:t>
+            </w:r>
+          </w:p>
+        </w:tc>
+        <w:tc>
+          <w:tcPr>
+            <w:tcW w:w="4315" w:type="dxa"/>
+          </w:tcPr>
+          <w:p>
+            <w:pPr>
+              <w:spacing w:before="20" w:after="20"/>
+            </w:pPr>
+          </w:p>
+        </w:tc>
+      </w:tr>
+      <w:tr>
+        <w:tc>
+          <w:tcPr>
+            <w:tcW w:w="838" w:type="dxa"/>
+          </w:tcPr>
+          <w:p>
+            <w:pPr>
+              <w:spacing w:before="20" w:after="20"/>
+              <w:jc w:val="center"/>
+            </w:pPr>
+            <w:r>
+              <w:rPr>
+                <w:rFonts w:ascii="Times New Roman" w:hAnsi="Times New Roman"/>
+                <w:sz w:val="26"/>
+                <w:rFonts w:ascii="Times New Roman" w:hAnsi="Times New Roman" w:cs="Times New Roman"/>
+              </w:rPr>
               <w:t>6</w:t>
             </w:r>
           </w:p>
@@ -1748,6 +1991,11 @@
               <w:spacing w:before="20" w:after="20"/>
             </w:pPr>
             <w:r>
+              <w:rPr>
+                <w:rFonts w:ascii="Times New Roman" w:hAnsi="Times New Roman"/>
+                <w:sz w:val="26"/>
+                <w:rFonts w:ascii="Times New Roman" w:hAnsi="Times New Roman" w:cs="Times New Roman"/>
+              </w:rPr>
               <w:t>Bài 4. Mạng máy tính</w:t>
             </w:r>
           </w:p>
@@ -1762,6 +2010,11 @@
               <w:jc w:val="center"/>
             </w:pPr>
             <w:r>
+              <w:rPr>
+                <w:rFonts w:ascii="Times New Roman" w:hAnsi="Times New Roman"/>
+                <w:sz w:val="26"/>
+                <w:rFonts w:ascii="Times New Roman" w:hAnsi="Times New Roman" w:cs="Times New Roman"/>
+              </w:rPr>
               <w:t>8</w:t>
             </w:r>
           </w:p>
@@ -1775,9 +2028,19 @@
               <w:spacing w:before="20" w:after="20"/>
             </w:pPr>
             <w:r>
+              <w:rPr>
+                <w:rFonts w:ascii="Times New Roman" w:hAnsi="Times New Roman"/>
+                <w:sz w:val="26"/>
+                <w:rFonts w:ascii="Times New Roman" w:hAnsi="Times New Roman" w:cs="Times New Roman"/>
+              </w:rPr>
               <w:t xml:space="preserve">- Biết khái niệm mạng máy tính và lợi ích của nó trong cuộc sống.  - Kể tên các thành phần chính của một mạng máy </w:t>
             </w:r>
             <w:r>
+              <w:rPr>
+                <w:rFonts w:ascii="Times New Roman" w:hAnsi="Times New Roman"/>
+                <w:sz w:val="26"/>
+                <w:rFonts w:ascii="Times New Roman" w:hAnsi="Times New Roman" w:cs="Times New Roman"/>
+              </w:rPr>
               <w:lastRenderedPageBreak/>
               <w:t>tính.  - Nêu ví dụ về trường hợp mạng không dây tiện dụng hơn mạng có dây.</w:t>
             </w:r>
@@ -1796,7 +2059,10 @@
             </w:pPr>
             <w:r>
               <w:rPr>
-                <w:b/>
+                <w:rFonts w:ascii="Times New Roman" w:hAnsi="Times New Roman"/>
+                <w:b/>
+                <w:sz w:val="26"/>
+                <w:rFonts w:ascii="Times New Roman" w:hAnsi="Times New Roman" w:cs="Times New Roman"/>
               </w:rPr>
               <w:lastRenderedPageBreak/>
               <w:t>7</w:t>
@@ -1813,7 +2079,10 @@
             </w:pPr>
             <w:r>
               <w:rPr>
-                <w:b/>
+                <w:rFonts w:ascii="Times New Roman" w:hAnsi="Times New Roman"/>
+                <w:b/>
+                <w:sz w:val="26"/>
+                <w:rFonts w:ascii="Times New Roman" w:hAnsi="Times New Roman" w:cs="Times New Roman"/>
               </w:rPr>
               <w:t>Ôn tập Đánh giá định kỳ 1</w:t>
             </w:r>
@@ -1830,7 +2099,10 @@
             </w:pPr>
             <w:r>
               <w:rPr>
-                <w:b/>
+                <w:rFonts w:ascii="Times New Roman" w:hAnsi="Times New Roman"/>
+                <w:b/>
+                <w:sz w:val="26"/>
+                <w:rFonts w:ascii="Times New Roman" w:hAnsi="Times New Roman" w:cs="Times New Roman"/>
               </w:rPr>
               <w:t>9</w:t>
             </w:r>
@@ -1845,6 +2117,11 @@
               <w:spacing w:before="20" w:after="20"/>
             </w:pPr>
             <w:r>
+              <w:rPr>
+                <w:rFonts w:ascii="Times New Roman" w:hAnsi="Times New Roman"/>
+                <w:sz w:val="26"/>
+                <w:rFonts w:ascii="Times New Roman" w:hAnsi="Times New Roman" w:cs="Times New Roman"/>
+              </w:rPr>
               <w:t>Hệ thống hóa kiến thức chuẩn bị Đánh giá định kỳ 1.</w:t>
             </w:r>
           </w:p>
@@ -1862,7 +2139,10 @@
             </w:pPr>
             <w:r>
               <w:rPr>
-                <w:b/>
+                <w:rFonts w:ascii="Times New Roman" w:hAnsi="Times New Roman"/>
+                <w:b/>
+                <w:sz w:val="26"/>
+                <w:rFonts w:ascii="Times New Roman" w:hAnsi="Times New Roman" w:cs="Times New Roman"/>
               </w:rPr>
               <w:t>8</w:t>
             </w:r>
@@ -1878,7 +2158,10 @@
             </w:pPr>
             <w:r>
               <w:rPr>
-                <w:b/>
+                <w:rFonts w:ascii="Times New Roman" w:hAnsi="Times New Roman"/>
+                <w:b/>
+                <w:sz w:val="26"/>
+                <w:rFonts w:ascii="Times New Roman" w:hAnsi="Times New Roman" w:cs="Times New Roman"/>
               </w:rPr>
               <w:t>Đánh giá định kỳ 1</w:t>
             </w:r>
@@ -1895,7 +2178,10 @@
             </w:pPr>
             <w:r>
               <w:rPr>
-                <w:b/>
+                <w:rFonts w:ascii="Times New Roman" w:hAnsi="Times New Roman"/>
+                <w:b/>
+                <w:sz w:val="26"/>
+                <w:rFonts w:ascii="Times New Roman" w:hAnsi="Times New Roman" w:cs="Times New Roman"/>
               </w:rPr>
               <w:t>10</w:t>
             </w:r>
@@ -1910,6 +2196,11 @@
               <w:spacing w:before="20" w:after="20"/>
             </w:pPr>
             <w:r>
+              <w:rPr>
+                <w:rFonts w:ascii="Times New Roman" w:hAnsi="Times New Roman"/>
+                <w:sz w:val="26"/>
+                <w:rFonts w:ascii="Times New Roman" w:hAnsi="Times New Roman" w:cs="Times New Roman"/>
+              </w:rPr>
               <w:t>Kiểm tra đánh giá kết quả học tập.</w:t>
             </w:r>
           </w:p>
@@ -1926,6 +2217,11 @@
               <w:jc w:val="center"/>
             </w:pPr>
             <w:r>
+              <w:rPr>
+                <w:rFonts w:ascii="Times New Roman" w:hAnsi="Times New Roman"/>
+                <w:sz w:val="26"/>
+                <w:rFonts w:ascii="Times New Roman" w:hAnsi="Times New Roman" w:cs="Times New Roman"/>
+              </w:rPr>
               <w:t>9</w:t>
             </w:r>
           </w:p>
@@ -1939,6 +2235,11 @@
               <w:spacing w:before="20" w:after="20"/>
             </w:pPr>
             <w:r>
+              <w:rPr>
+                <w:rFonts w:ascii="Times New Roman" w:hAnsi="Times New Roman"/>
+                <w:sz w:val="26"/>
+                <w:rFonts w:ascii="Times New Roman" w:hAnsi="Times New Roman" w:cs="Times New Roman"/>
+              </w:rPr>
               <w:t>Bài 5. Internet</w:t>
             </w:r>
           </w:p>
@@ -1953,6 +2254,11 @@
               <w:jc w:val="center"/>
             </w:pPr>
             <w:r>
+              <w:rPr>
+                <w:rFonts w:ascii="Times New Roman" w:hAnsi="Times New Roman"/>
+                <w:sz w:val="26"/>
+                <w:rFonts w:ascii="Times New Roman" w:hAnsi="Times New Roman" w:cs="Times New Roman"/>
+              </w:rPr>
               <w:t>11</w:t>
             </w:r>
           </w:p>
@@ -1966,6 +2272,11 @@
               <w:spacing w:before="20" w:after="20"/>
             </w:pPr>
             <w:r>
+              <w:rPr>
+                <w:rFonts w:ascii="Times New Roman" w:hAnsi="Times New Roman"/>
+                <w:sz w:val="26"/>
+                <w:rFonts w:ascii="Times New Roman" w:hAnsi="Times New Roman" w:cs="Times New Roman"/>
+              </w:rPr>
               <w:t>- Biết Internet là gì.  - Biết một số đặc điểm chính và lợi ích chính của Internet.</w:t>
             </w:r>
           </w:p>
@@ -1982,6 +2293,11 @@
               <w:jc w:val="center"/>
             </w:pPr>
             <w:r>
+              <w:rPr>
+                <w:rFonts w:ascii="Times New Roman" w:hAnsi="Times New Roman"/>
+                <w:sz w:val="26"/>
+                <w:rFonts w:ascii="Times New Roman" w:hAnsi="Times New Roman" w:cs="Times New Roman"/>
+              </w:rPr>
               <w:t>10</w:t>
             </w:r>
           </w:p>
@@ -1995,6 +2311,11 @@
               <w:spacing w:before="20" w:after="20"/>
             </w:pPr>
             <w:r>
+              <w:rPr>
+                <w:rFonts w:ascii="Times New Roman" w:hAnsi="Times New Roman"/>
+                <w:sz w:val="26"/>
+                <w:rFonts w:ascii="Times New Roman" w:hAnsi="Times New Roman" w:cs="Times New Roman"/>
+              </w:rPr>
               <w:t>Chủ đề 3: Tổ chức lưu trữ, tìm kiếm và trao đổi thông tin</w:t>
             </w:r>
           </w:p>
@@ -2009,6 +2330,11 @@
               <w:jc w:val="center"/>
             </w:pPr>
             <w:r>
+              <w:rPr>
+                <w:rFonts w:ascii="Times New Roman" w:hAnsi="Times New Roman"/>
+                <w:sz w:val="26"/>
+                <w:rFonts w:ascii="Times New Roman" w:hAnsi="Times New Roman" w:cs="Times New Roman"/>
+              </w:rPr>
               <w:t>12</w:t>
             </w:r>
           </w:p>
@@ -2035,6 +2361,11 @@
               <w:jc w:val="center"/>
             </w:pPr>
             <w:r>
+              <w:rPr>
+                <w:rFonts w:ascii="Times New Roman" w:hAnsi="Times New Roman"/>
+                <w:sz w:val="26"/>
+                <w:rFonts w:ascii="Times New Roman" w:hAnsi="Times New Roman" w:cs="Times New Roman"/>
+              </w:rPr>
               <w:t>11</w:t>
             </w:r>
           </w:p>
@@ -2048,6 +2379,11 @@
               <w:spacing w:before="20" w:after="20"/>
             </w:pPr>
             <w:r>
+              <w:rPr>
+                <w:rFonts w:ascii="Times New Roman" w:hAnsi="Times New Roman"/>
+                <w:sz w:val="26"/>
+                <w:rFonts w:ascii="Times New Roman" w:hAnsi="Times New Roman" w:cs="Times New Roman"/>
+              </w:rPr>
               <w:t>Bài 6. Mạng thông tin toàn cầu</w:t>
             </w:r>
           </w:p>
@@ -2062,6 +2398,11 @@
               <w:jc w:val="center"/>
             </w:pPr>
             <w:r>
+              <w:rPr>
+                <w:rFonts w:ascii="Times New Roman" w:hAnsi="Times New Roman"/>
+                <w:sz w:val="26"/>
+                <w:rFonts w:ascii="Times New Roman" w:hAnsi="Times New Roman" w:cs="Times New Roman"/>
+              </w:rPr>
               <w:t>13, 14</w:t>
             </w:r>
           </w:p>
@@ -2075,6 +2416,11 @@
               <w:spacing w:before="20" w:after="20"/>
             </w:pPr>
             <w:r>
+              <w:rPr>
+                <w:rFonts w:ascii="Times New Roman" w:hAnsi="Times New Roman"/>
+                <w:sz w:val="26"/>
+                <w:rFonts w:ascii="Times New Roman" w:hAnsi="Times New Roman" w:cs="Times New Roman"/>
+              </w:rPr>
               <w:t>- Trình bày sơ lược các khái niệm World Wide Web (WWW), Website, địa chỉ Website, trình duyệt.  - Xem và nêu thông tin chính trên trang web cho trước.  - Khai thác thông tin trên các trang web thông dụng (tra từ điển, xem thời tiết, thời sự,...).</w:t>
             </w:r>
           </w:p>
@@ -2091,6 +2437,11 @@
               <w:jc w:val="center"/>
             </w:pPr>
             <w:r>
+              <w:rPr>
+                <w:rFonts w:ascii="Times New Roman" w:hAnsi="Times New Roman"/>
+                <w:sz w:val="26"/>
+                <w:rFonts w:ascii="Times New Roman" w:hAnsi="Times New Roman" w:cs="Times New Roman"/>
+              </w:rPr>
               <w:t>12</w:t>
             </w:r>
           </w:p>
@@ -2104,6 +2455,11 @@
               <w:spacing w:before="20" w:after="20"/>
             </w:pPr>
             <w:r>
+              <w:rPr>
+                <w:rFonts w:ascii="Times New Roman" w:hAnsi="Times New Roman"/>
+                <w:sz w:val="26"/>
+                <w:rFonts w:ascii="Times New Roman" w:hAnsi="Times New Roman" w:cs="Times New Roman"/>
+              </w:rPr>
               <w:t>Bài 7. Tìm kiếm thông tin trên Internet</w:t>
             </w:r>
           </w:p>
@@ -2118,6 +2474,11 @@
               <w:jc w:val="center"/>
             </w:pPr>
             <w:r>
+              <w:rPr>
+                <w:rFonts w:ascii="Times New Roman" w:hAnsi="Times New Roman"/>
+                <w:sz w:val="26"/>
+                <w:rFonts w:ascii="Times New Roman" w:hAnsi="Times New Roman" w:cs="Times New Roman"/>
+              </w:rPr>
               <w:t>15, 16</w:t>
             </w:r>
           </w:p>
@@ -2131,6 +2492,11 @@
               <w:spacing w:before="20" w:after="20"/>
             </w:pPr>
             <w:r>
+              <w:rPr>
+                <w:rFonts w:ascii="Times New Roman" w:hAnsi="Times New Roman"/>
+                <w:sz w:val="26"/>
+                <w:rFonts w:ascii="Times New Roman" w:hAnsi="Times New Roman" w:cs="Times New Roman"/>
+              </w:rPr>
               <w:t>- Nêu công dụng của máy tìm kiếm; xác định từ khóa ứng với mục đích tìm kiếm cho trước.  - Thực hiện việc tìm kiếm và khai thác thông tin trên Internet.</w:t>
             </w:r>
           </w:p>
@@ -2147,6 +2513,11 @@
               <w:jc w:val="center"/>
             </w:pPr>
             <w:r>
+              <w:rPr>
+                <w:rFonts w:ascii="Times New Roman" w:hAnsi="Times New Roman"/>
+                <w:sz w:val="26"/>
+                <w:rFonts w:ascii="Times New Roman" w:hAnsi="Times New Roman" w:cs="Times New Roman"/>
+              </w:rPr>
               <w:t>13</w:t>
             </w:r>
           </w:p>
@@ -2160,6 +2531,11 @@
               <w:spacing w:before="20" w:after="20"/>
             </w:pPr>
             <w:r>
+              <w:rPr>
+                <w:rFonts w:ascii="Times New Roman" w:hAnsi="Times New Roman"/>
+                <w:sz w:val="26"/>
+                <w:rFonts w:ascii="Times New Roman" w:hAnsi="Times New Roman" w:cs="Times New Roman"/>
+              </w:rPr>
               <w:t>Bài 8. Thư điện tử</w:t>
             </w:r>
           </w:p>
@@ -2174,6 +2550,11 @@
               <w:jc w:val="center"/>
             </w:pPr>
             <w:r>
+              <w:rPr>
+                <w:rFonts w:ascii="Times New Roman" w:hAnsi="Times New Roman"/>
+                <w:sz w:val="26"/>
+                <w:rFonts w:ascii="Times New Roman" w:hAnsi="Times New Roman" w:cs="Times New Roman"/>
+              </w:rPr>
               <w:t>17</w:t>
             </w:r>
           </w:p>
@@ -2187,6 +2568,11 @@
               <w:spacing w:before="20" w:after="20"/>
             </w:pPr>
             <w:r>
+              <w:rPr>
+                <w:rFonts w:ascii="Times New Roman" w:hAnsi="Times New Roman"/>
+                <w:sz w:val="26"/>
+                <w:rFonts w:ascii="Times New Roman" w:hAnsi="Times New Roman" w:cs="Times New Roman"/>
+              </w:rPr>
               <w:t>- Hiểu dịch vụ thư điện tử, ưu/nhược điểm so với các phương thức liên lạc khác.  - Biết tài khoản, hộp thư điện tử; đăng nhập, soạn, gửi, đăng xuất hộp thư điện tử.</w:t>
             </w:r>
           </w:p>
@@ -2204,7 +2590,10 @@
             </w:pPr>
             <w:r>
               <w:rPr>
-                <w:b/>
+                <w:rFonts w:ascii="Times New Roman" w:hAnsi="Times New Roman"/>
+                <w:b/>
+                <w:sz w:val="26"/>
+                <w:rFonts w:ascii="Times New Roman" w:hAnsi="Times New Roman" w:cs="Times New Roman"/>
               </w:rPr>
               <w:t>14</w:t>
             </w:r>
@@ -2220,7 +2609,10 @@
             </w:pPr>
             <w:r>
               <w:rPr>
-                <w:b/>
+                <w:rFonts w:ascii="Times New Roman" w:hAnsi="Times New Roman"/>
+                <w:b/>
+                <w:sz w:val="26"/>
+                <w:rFonts w:ascii="Times New Roman" w:hAnsi="Times New Roman" w:cs="Times New Roman"/>
               </w:rPr>
               <w:t>Ôn tập Đánh giá định kỳ 2</w:t>
             </w:r>
@@ -2237,7 +2629,10 @@
             </w:pPr>
             <w:r>
               <w:rPr>
-                <w:b/>
+                <w:rFonts w:ascii="Times New Roman" w:hAnsi="Times New Roman"/>
+                <w:b/>
+                <w:sz w:val="26"/>
+                <w:rFonts w:ascii="Times New Roman" w:hAnsi="Times New Roman" w:cs="Times New Roman"/>
               </w:rPr>
               <w:t>18</w:t>
             </w:r>
@@ -2252,6 +2647,11 @@
               <w:spacing w:before="20" w:after="20"/>
             </w:pPr>
             <w:r>
+              <w:rPr>
+                <w:rFonts w:ascii="Times New Roman" w:hAnsi="Times New Roman"/>
+                <w:sz w:val="26"/>
+                <w:rFonts w:ascii="Times New Roman" w:hAnsi="Times New Roman" w:cs="Times New Roman"/>
+              </w:rPr>
               <w:t>Hệ thống hóa kiến thức chuẩn bị Đánh giá định kỳ 2.</w:t>
             </w:r>
           </w:p>
@@ -2269,7 +2669,10 @@
             </w:pPr>
             <w:r>
               <w:rPr>
-                <w:b/>
+                <w:rFonts w:ascii="Times New Roman" w:hAnsi="Times New Roman"/>
+                <w:b/>
+                <w:sz w:val="26"/>
+                <w:rFonts w:ascii="Times New Roman" w:hAnsi="Times New Roman" w:cs="Times New Roman"/>
               </w:rPr>
               <w:t>15</w:t>
             </w:r>
@@ -2285,7 +2688,10 @@
             </w:pPr>
             <w:r>
               <w:rPr>
-                <w:b/>
+                <w:rFonts w:ascii="Times New Roman" w:hAnsi="Times New Roman"/>
+                <w:b/>
+                <w:sz w:val="26"/>
+                <w:rFonts w:ascii="Times New Roman" w:hAnsi="Times New Roman" w:cs="Times New Roman"/>
               </w:rPr>
               <w:t>Đánh giá định kỳ 2</w:t>
             </w:r>
@@ -2302,7 +2708,10 @@
             </w:pPr>
             <w:r>
               <w:rPr>
-                <w:b/>
+                <w:rFonts w:ascii="Times New Roman" w:hAnsi="Times New Roman"/>
+                <w:b/>
+                <w:sz w:val="26"/>
+                <w:rFonts w:ascii="Times New Roman" w:hAnsi="Times New Roman" w:cs="Times New Roman"/>
               </w:rPr>
               <w:t>19</w:t>
             </w:r>
@@ -2317,6 +2726,11 @@
               <w:spacing w:before="20" w:after="20"/>
             </w:pPr>
             <w:r>
+              <w:rPr>
+                <w:rFonts w:ascii="Times New Roman" w:hAnsi="Times New Roman"/>
+                <w:sz w:val="26"/>
+                <w:rFonts w:ascii="Times New Roman" w:hAnsi="Times New Roman" w:cs="Times New Roman"/>
+              </w:rPr>
               <w:t>Kiểm tra đánh giá kết quả học tập.</w:t>
             </w:r>
           </w:p>
@@ -2333,6 +2747,11 @@
               <w:jc w:val="center"/>
             </w:pPr>
             <w:r>
+              <w:rPr>
+                <w:rFonts w:ascii="Times New Roman" w:hAnsi="Times New Roman"/>
+                <w:sz w:val="26"/>
+                <w:rFonts w:ascii="Times New Roman" w:hAnsi="Times New Roman" w:cs="Times New Roman"/>
+              </w:rPr>
               <w:t>16</w:t>
             </w:r>
           </w:p>
@@ -2346,6 +2765,11 @@
               <w:spacing w:before="20" w:after="20"/>
             </w:pPr>
             <w:r>
+              <w:rPr>
+                <w:rFonts w:ascii="Times New Roman" w:hAnsi="Times New Roman"/>
+                <w:sz w:val="26"/>
+                <w:rFonts w:ascii="Times New Roman" w:hAnsi="Times New Roman" w:cs="Times New Roman"/>
+              </w:rPr>
               <w:t>Chủ đề 4: Đạo đức, pháp luật và văn hóa trong môi trường số</w:t>
             </w:r>
           </w:p>
@@ -2360,6 +2784,11 @@
               <w:jc w:val="center"/>
             </w:pPr>
             <w:r>
+              <w:rPr>
+                <w:rFonts w:ascii="Times New Roman" w:hAnsi="Times New Roman"/>
+                <w:sz w:val="26"/>
+                <w:rFonts w:ascii="Times New Roman" w:hAnsi="Times New Roman" w:cs="Times New Roman"/>
+              </w:rPr>
               <w:t>20</w:t>
             </w:r>
           </w:p>
@@ -2386,6 +2815,11 @@
               <w:jc w:val="center"/>
             </w:pPr>
             <w:r>
+              <w:rPr>
+                <w:rFonts w:ascii="Times New Roman" w:hAnsi="Times New Roman"/>
+                <w:sz w:val="26"/>
+                <w:rFonts w:ascii="Times New Roman" w:hAnsi="Times New Roman" w:cs="Times New Roman"/>
+              </w:rPr>
               <w:lastRenderedPageBreak/>
               <w:t>17</w:t>
             </w:r>
@@ -2400,6 +2834,11 @@
               <w:spacing w:before="20" w:after="20"/>
             </w:pPr>
             <w:r>
+              <w:rPr>
+                <w:rFonts w:ascii="Times New Roman" w:hAnsi="Times New Roman"/>
+                <w:sz w:val="26"/>
+                <w:rFonts w:ascii="Times New Roman" w:hAnsi="Times New Roman" w:cs="Times New Roman"/>
+              </w:rPr>
               <w:t>Bài 9. An toàn thông tin trên Internet</w:t>
             </w:r>
           </w:p>
@@ -2414,6 +2853,11 @@
               <w:jc w:val="center"/>
             </w:pPr>
             <w:r>
+              <w:rPr>
+                <w:rFonts w:ascii="Times New Roman" w:hAnsi="Times New Roman"/>
+                <w:sz w:val="26"/>
+                <w:rFonts w:ascii="Times New Roman" w:hAnsi="Times New Roman" w:cs="Times New Roman"/>
+              </w:rPr>
               <w:t>21</w:t>
             </w:r>
           </w:p>
@@ -2427,6 +2871,11 @@
               <w:spacing w:before="20" w:after="20"/>
             </w:pPr>
             <w:r>
+              <w:rPr>
+                <w:rFonts w:ascii="Times New Roman" w:hAnsi="Times New Roman"/>
+                <w:sz w:val="26"/>
+                <w:rFonts w:ascii="Times New Roman" w:hAnsi="Times New Roman" w:cs="Times New Roman"/>
+              </w:rPr>
               <w:t>- Biết tác hại/nguy cơ khi sử dụng Internet; nêu và thực hiện biện pháp phòng ngừa.  - Trình bày tầm quan trọng của sự an toàn và hợp pháp của thông tin cá nhân/tập thể.  - Bảo vệ thông tin/tài khoản cá nhân; nhận diện thông điệp lừa đảo hoặc nội dung xấu.</w:t>
             </w:r>
           </w:p>
@@ -2443,6 +2892,11 @@
               <w:jc w:val="center"/>
             </w:pPr>
             <w:r>
+              <w:rPr>
+                <w:rFonts w:ascii="Times New Roman" w:hAnsi="Times New Roman"/>
+                <w:sz w:val="26"/>
+                <w:rFonts w:ascii="Times New Roman" w:hAnsi="Times New Roman" w:cs="Times New Roman"/>
+              </w:rPr>
               <w:t>18</w:t>
             </w:r>
           </w:p>
@@ -2456,6 +2910,11 @@
               <w:spacing w:before="20" w:after="20"/>
             </w:pPr>
             <w:r>
+              <w:rPr>
+                <w:rFonts w:ascii="Times New Roman" w:hAnsi="Times New Roman"/>
+                <w:sz w:val="26"/>
+                <w:rFonts w:ascii="Times New Roman" w:hAnsi="Times New Roman" w:cs="Times New Roman"/>
+              </w:rPr>
               <w:t>Chủ đề 5: Ứng dụng tin học</w:t>
             </w:r>
           </w:p>
@@ -2470,6 +2929,11 @@
               <w:jc w:val="center"/>
             </w:pPr>
             <w:r>
+              <w:rPr>
+                <w:rFonts w:ascii="Times New Roman" w:hAnsi="Times New Roman"/>
+                <w:sz w:val="26"/>
+                <w:rFonts w:ascii="Times New Roman" w:hAnsi="Times New Roman" w:cs="Times New Roman"/>
+              </w:rPr>
               <w:t>22</w:t>
             </w:r>
           </w:p>
@@ -2496,6 +2960,11 @@
               <w:jc w:val="center"/>
             </w:pPr>
             <w:r>
+              <w:rPr>
+                <w:rFonts w:ascii="Times New Roman" w:hAnsi="Times New Roman"/>
+                <w:sz w:val="26"/>
+                <w:rFonts w:ascii="Times New Roman" w:hAnsi="Times New Roman" w:cs="Times New Roman"/>
+              </w:rPr>
               <w:t>19</w:t>
             </w:r>
           </w:p>
@@ -2509,6 +2978,11 @@
               <w:spacing w:before="20" w:after="20"/>
             </w:pPr>
             <w:r>
+              <w:rPr>
+                <w:rFonts w:ascii="Times New Roman" w:hAnsi="Times New Roman"/>
+                <w:sz w:val="26"/>
+                <w:rFonts w:ascii="Times New Roman" w:hAnsi="Times New Roman" w:cs="Times New Roman"/>
+              </w:rPr>
               <w:t>Bài 10. Sơ đồ tư duy</w:t>
             </w:r>
           </w:p>
@@ -2523,6 +2997,11 @@
               <w:jc w:val="center"/>
             </w:pPr>
             <w:r>
+              <w:rPr>
+                <w:rFonts w:ascii="Times New Roman" w:hAnsi="Times New Roman"/>
+                <w:sz w:val="26"/>
+                <w:rFonts w:ascii="Times New Roman" w:hAnsi="Times New Roman" w:cs="Times New Roman"/>
+              </w:rPr>
               <w:t>23</w:t>
             </w:r>
           </w:p>
@@ -2536,6 +3015,11 @@
               <w:spacing w:before="20" w:after="20"/>
             </w:pPr>
             <w:r>
+              <w:rPr>
+                <w:rFonts w:ascii="Times New Roman" w:hAnsi="Times New Roman"/>
+                <w:sz w:val="26"/>
+                <w:rFonts w:ascii="Times New Roman" w:hAnsi="Times New Roman" w:cs="Times New Roman"/>
+              </w:rPr>
               <w:t>- Sắp xếp logic và trình bày ý tưởng/khái niệm dưới dạng sơ đồ tư duy.  - Giải thích lợi ích và nhu cầu sử dụng phần mềm sơ đồ tư duy.  - Tạo được sơ đồ tư duy đơn giản bằng phần mềm.</w:t>
             </w:r>
           </w:p>
@@ -2552,6 +3036,11 @@
               <w:jc w:val="center"/>
             </w:pPr>
             <w:r>
+              <w:rPr>
+                <w:rFonts w:ascii="Times New Roman" w:hAnsi="Times New Roman"/>
+                <w:sz w:val="26"/>
+                <w:rFonts w:ascii="Times New Roman" w:hAnsi="Times New Roman" w:cs="Times New Roman"/>
+              </w:rPr>
               <w:t>20</w:t>
             </w:r>
           </w:p>
@@ -2565,6 +3054,11 @@
               <w:spacing w:before="20" w:after="20"/>
             </w:pPr>
             <w:r>
+              <w:rPr>
+                <w:rFonts w:ascii="Times New Roman" w:hAnsi="Times New Roman"/>
+                <w:sz w:val="26"/>
+                <w:rFonts w:ascii="Times New Roman" w:hAnsi="Times New Roman" w:cs="Times New Roman"/>
+              </w:rPr>
               <w:t>Bài 11. Định dạng văn bản</w:t>
             </w:r>
           </w:p>
@@ -2579,6 +3073,11 @@
               <w:jc w:val="center"/>
             </w:pPr>
             <w:r>
+              <w:rPr>
+                <w:rFonts w:ascii="Times New Roman" w:hAnsi="Times New Roman"/>
+                <w:sz w:val="26"/>
+                <w:rFonts w:ascii="Times New Roman" w:hAnsi="Times New Roman" w:cs="Times New Roman"/>
+              </w:rPr>
               <w:t>24, 25</w:t>
             </w:r>
           </w:p>
@@ -2592,6 +3091,11 @@
               <w:spacing w:before="20" w:after="20"/>
             </w:pPr>
             <w:r>
+              <w:rPr>
+                <w:rFonts w:ascii="Times New Roman" w:hAnsi="Times New Roman"/>
+                <w:sz w:val="26"/>
+                <w:rFonts w:ascii="Times New Roman" w:hAnsi="Times New Roman" w:cs="Times New Roman"/>
+              </w:rPr>
               <w:t>- Nêu chức năng đặc trưng của phần mềm soạn thảo văn bản.  - Trình bày tác dụng của công cụ căn lề, định dạng văn bản.  - Định dạng văn bản, trình bày trang văn bản và in.</w:t>
             </w:r>
           </w:p>
@@ -2608,6 +3112,11 @@
               <w:jc w:val="center"/>
             </w:pPr>
             <w:r>
+              <w:rPr>
+                <w:rFonts w:ascii="Times New Roman" w:hAnsi="Times New Roman"/>
+                <w:sz w:val="26"/>
+                <w:rFonts w:ascii="Times New Roman" w:hAnsi="Times New Roman" w:cs="Times New Roman"/>
+              </w:rPr>
               <w:t>21</w:t>
             </w:r>
           </w:p>
@@ -2621,6 +3130,11 @@
               <w:spacing w:before="20" w:after="20"/>
             </w:pPr>
             <w:r>
+              <w:rPr>
+                <w:rFonts w:ascii="Times New Roman" w:hAnsi="Times New Roman"/>
+                <w:sz w:val="26"/>
+                <w:rFonts w:ascii="Times New Roman" w:hAnsi="Times New Roman" w:cs="Times New Roman"/>
+              </w:rPr>
               <w:t>Bài 12. Trình bày thông tin ở dạng bảng</w:t>
             </w:r>
           </w:p>
@@ -2635,6 +3149,11 @@
               <w:jc w:val="center"/>
             </w:pPr>
             <w:r>
+              <w:rPr>
+                <w:rFonts w:ascii="Times New Roman" w:hAnsi="Times New Roman"/>
+                <w:sz w:val="26"/>
+                <w:rFonts w:ascii="Times New Roman" w:hAnsi="Times New Roman" w:cs="Times New Roman"/>
+              </w:rPr>
               <w:t>26</w:t>
             </w:r>
           </w:p>
@@ -2648,6 +3167,11 @@
               <w:spacing w:before="20" w:after="20"/>
             </w:pPr>
             <w:r>
+              <w:rPr>
+                <w:rFonts w:ascii="Times New Roman" w:hAnsi="Times New Roman"/>
+                <w:sz w:val="26"/>
+                <w:rFonts w:ascii="Times New Roman" w:hAnsi="Times New Roman" w:cs="Times New Roman"/>
+              </w:rPr>
               <w:t>- Biết ưu điểm của việc trình bày thông tin ở dạng bảng.  - Trình bày thông tin dạng bảng bằng phần mềm soạn thảo văn bản.</w:t>
             </w:r>
           </w:p>
@@ -2665,7 +3189,10 @@
             </w:pPr>
             <w:r>
               <w:rPr>
-                <w:b/>
+                <w:rFonts w:ascii="Times New Roman" w:hAnsi="Times New Roman"/>
+                <w:b/>
+                <w:sz w:val="26"/>
+                <w:rFonts w:ascii="Times New Roman" w:hAnsi="Times New Roman" w:cs="Times New Roman"/>
               </w:rPr>
               <w:t>22</w:t>
             </w:r>
@@ -2681,7 +3208,10 @@
             </w:pPr>
             <w:r>
               <w:rPr>
-                <w:b/>
+                <w:rFonts w:ascii="Times New Roman" w:hAnsi="Times New Roman"/>
+                <w:b/>
+                <w:sz w:val="26"/>
+                <w:rFonts w:ascii="Times New Roman" w:hAnsi="Times New Roman" w:cs="Times New Roman"/>
               </w:rPr>
               <w:t>Ôn tập Đánh giá định kỳ 3</w:t>
             </w:r>
@@ -2698,7 +3228,10 @@
             </w:pPr>
             <w:r>
               <w:rPr>
-                <w:b/>
+                <w:rFonts w:ascii="Times New Roman" w:hAnsi="Times New Roman"/>
+                <w:b/>
+                <w:sz w:val="26"/>
+                <w:rFonts w:ascii="Times New Roman" w:hAnsi="Times New Roman" w:cs="Times New Roman"/>
               </w:rPr>
               <w:t>27</w:t>
             </w:r>
@@ -2713,6 +3246,11 @@
               <w:spacing w:before="20" w:after="20"/>
             </w:pPr>
             <w:r>
+              <w:rPr>
+                <w:rFonts w:ascii="Times New Roman" w:hAnsi="Times New Roman"/>
+                <w:sz w:val="26"/>
+                <w:rFonts w:ascii="Times New Roman" w:hAnsi="Times New Roman" w:cs="Times New Roman"/>
+              </w:rPr>
               <w:t>Hệ thống hóa kiến thức chuẩn bị Đánh giá định kỳ 3.</w:t>
             </w:r>
           </w:p>
@@ -2730,7 +3268,10 @@
             </w:pPr>
             <w:r>
               <w:rPr>
-                <w:b/>
+                <w:rFonts w:ascii="Times New Roman" w:hAnsi="Times New Roman"/>
+                <w:b/>
+                <w:sz w:val="26"/>
+                <w:rFonts w:ascii="Times New Roman" w:hAnsi="Times New Roman" w:cs="Times New Roman"/>
               </w:rPr>
               <w:t>23</w:t>
             </w:r>
@@ -2746,7 +3287,10 @@
             </w:pPr>
             <w:r>
               <w:rPr>
-                <w:b/>
+                <w:rFonts w:ascii="Times New Roman" w:hAnsi="Times New Roman"/>
+                <w:b/>
+                <w:sz w:val="26"/>
+                <w:rFonts w:ascii="Times New Roman" w:hAnsi="Times New Roman" w:cs="Times New Roman"/>
               </w:rPr>
               <w:t>Đánh giá định kỳ 3</w:t>
             </w:r>
@@ -2763,7 +3307,10 @@
             </w:pPr>
             <w:r>
               <w:rPr>
-                <w:b/>
+                <w:rFonts w:ascii="Times New Roman" w:hAnsi="Times New Roman"/>
+                <w:b/>
+                <w:sz w:val="26"/>
+                <w:rFonts w:ascii="Times New Roman" w:hAnsi="Times New Roman" w:cs="Times New Roman"/>
               </w:rPr>
               <w:t>28</w:t>
             </w:r>
@@ -2778,6 +3325,11 @@
               <w:spacing w:before="20" w:after="20"/>
             </w:pPr>
             <w:r>
+              <w:rPr>
+                <w:rFonts w:ascii="Times New Roman" w:hAnsi="Times New Roman"/>
+                <w:sz w:val="26"/>
+                <w:rFonts w:ascii="Times New Roman" w:hAnsi="Times New Roman" w:cs="Times New Roman"/>
+              </w:rPr>
               <w:t>Kiểm tra đánh giá kết quả học tập.</w:t>
             </w:r>
           </w:p>
@@ -2794,6 +3346,11 @@
               <w:jc w:val="center"/>
             </w:pPr>
             <w:r>
+              <w:rPr>
+                <w:rFonts w:ascii="Times New Roman" w:hAnsi="Times New Roman"/>
+                <w:sz w:val="26"/>
+                <w:rFonts w:ascii="Times New Roman" w:hAnsi="Times New Roman" w:cs="Times New Roman"/>
+              </w:rPr>
               <w:t>24</w:t>
             </w:r>
           </w:p>
@@ -2807,6 +3364,11 @@
               <w:spacing w:before="20" w:after="20"/>
             </w:pPr>
             <w:r>
+              <w:rPr>
+                <w:rFonts w:ascii="Times New Roman" w:hAnsi="Times New Roman"/>
+                <w:sz w:val="26"/>
+                <w:rFonts w:ascii="Times New Roman" w:hAnsi="Times New Roman" w:cs="Times New Roman"/>
+              </w:rPr>
               <w:t>Bài 13. Tìm kiếm và thay thế</w:t>
             </w:r>
           </w:p>
@@ -2821,6 +3383,11 @@
               <w:jc w:val="center"/>
             </w:pPr>
             <w:r>
+              <w:rPr>
+                <w:rFonts w:ascii="Times New Roman" w:hAnsi="Times New Roman"/>
+                <w:sz w:val="26"/>
+                <w:rFonts w:ascii="Times New Roman" w:hAnsi="Times New Roman" w:cs="Times New Roman"/>
+              </w:rPr>
               <w:t>29</w:t>
             </w:r>
           </w:p>
@@ -2834,6 +3401,11 @@
               <w:spacing w:before="20" w:after="20"/>
             </w:pPr>
             <w:r>
+              <w:rPr>
+                <w:rFonts w:ascii="Times New Roman" w:hAnsi="Times New Roman"/>
+                <w:sz w:val="26"/>
+                <w:rFonts w:ascii="Times New Roman" w:hAnsi="Times New Roman" w:cs="Times New Roman"/>
+              </w:rPr>
               <w:t>- Trình bày tác dụng của công cụ tìm kiếm và thay thế.  - Sử dụng thành thạo công cụ tìm kiếm và thay thế của phần mềm.</w:t>
             </w:r>
           </w:p>
@@ -2850,6 +3422,11 @@
               <w:jc w:val="center"/>
             </w:pPr>
             <w:r>
+              <w:rPr>
+                <w:rFonts w:ascii="Times New Roman" w:hAnsi="Times New Roman"/>
+                <w:sz w:val="26"/>
+                <w:rFonts w:ascii="Times New Roman" w:hAnsi="Times New Roman" w:cs="Times New Roman"/>
+              </w:rPr>
               <w:t>25</w:t>
             </w:r>
           </w:p>
@@ -2863,6 +3440,11 @@
               <w:spacing w:before="20" w:after="20"/>
             </w:pPr>
             <w:r>
+              <w:rPr>
+                <w:rFonts w:ascii="Times New Roman" w:hAnsi="Times New Roman"/>
+                <w:sz w:val="26"/>
+                <w:rFonts w:ascii="Times New Roman" w:hAnsi="Times New Roman" w:cs="Times New Roman"/>
+              </w:rPr>
               <w:t>Ôn tập và luyện tập</w:t>
             </w:r>
           </w:p>
@@ -2877,6 +3459,11 @@
               <w:jc w:val="center"/>
             </w:pPr>
             <w:r>
+              <w:rPr>
+                <w:rFonts w:ascii="Times New Roman" w:hAnsi="Times New Roman"/>
+                <w:sz w:val="26"/>
+                <w:rFonts w:ascii="Times New Roman" w:hAnsi="Times New Roman" w:cs="Times New Roman"/>
+              </w:rPr>
               <w:t>30 - 32</w:t>
             </w:r>
           </w:p>
@@ -2890,6 +3477,11 @@
               <w:spacing w:before="20" w:after="20"/>
             </w:pPr>
             <w:r>
+              <w:rPr>
+                <w:rFonts w:ascii="Times New Roman" w:hAnsi="Times New Roman"/>
+                <w:sz w:val="26"/>
+                <w:rFonts w:ascii="Times New Roman" w:hAnsi="Times New Roman" w:cs="Times New Roman"/>
+              </w:rPr>
               <w:t>Ôn tập, luyện tập bổ sung kiến thức và kỹ năng.</w:t>
             </w:r>
           </w:p>
@@ -2907,7 +3499,10 @@
             </w:pPr>
             <w:r>
               <w:rPr>
-                <w:b/>
+                <w:rFonts w:ascii="Times New Roman" w:hAnsi="Times New Roman"/>
+                <w:b/>
+                <w:sz w:val="26"/>
+                <w:rFonts w:ascii="Times New Roman" w:hAnsi="Times New Roman" w:cs="Times New Roman"/>
               </w:rPr>
               <w:lastRenderedPageBreak/>
               <w:t>26</w:t>
@@ -2924,7 +3519,10 @@
             </w:pPr>
             <w:r>
               <w:rPr>
-                <w:b/>
+                <w:rFonts w:ascii="Times New Roman" w:hAnsi="Times New Roman"/>
+                <w:b/>
+                <w:sz w:val="26"/>
+                <w:rFonts w:ascii="Times New Roman" w:hAnsi="Times New Roman" w:cs="Times New Roman"/>
               </w:rPr>
               <w:t>Ôn tập Đánh giá định kỳ 4</w:t>
             </w:r>
@@ -2941,7 +3539,10 @@
             </w:pPr>
             <w:r>
               <w:rPr>
-                <w:b/>
+                <w:rFonts w:ascii="Times New Roman" w:hAnsi="Times New Roman"/>
+                <w:b/>
+                <w:sz w:val="26"/>
+                <w:rFonts w:ascii="Times New Roman" w:hAnsi="Times New Roman" w:cs="Times New Roman"/>
               </w:rPr>
               <w:t>33</w:t>
             </w:r>
@@ -2956,6 +3557,11 @@
               <w:spacing w:before="20" w:after="20"/>
             </w:pPr>
             <w:r>
+              <w:rPr>
+                <w:rFonts w:ascii="Times New Roman" w:hAnsi="Times New Roman"/>
+                <w:sz w:val="26"/>
+                <w:rFonts w:ascii="Times New Roman" w:hAnsi="Times New Roman" w:cs="Times New Roman"/>
+              </w:rPr>
               <w:t>Hệ thống hóa kiến thức chuẩn bị Đánh giá định kỳ 4.</w:t>
             </w:r>
           </w:p>
@@ -2973,7 +3579,10 @@
             </w:pPr>
             <w:r>
               <w:rPr>
-                <w:b/>
+                <w:rFonts w:ascii="Times New Roman" w:hAnsi="Times New Roman"/>
+                <w:b/>
+                <w:sz w:val="26"/>
+                <w:rFonts w:ascii="Times New Roman" w:hAnsi="Times New Roman" w:cs="Times New Roman"/>
               </w:rPr>
               <w:t>27</w:t>
             </w:r>
@@ -2989,7 +3598,10 @@
             </w:pPr>
             <w:r>
               <w:rPr>
-                <w:b/>
+                <w:rFonts w:ascii="Times New Roman" w:hAnsi="Times New Roman"/>
+                <w:b/>
+                <w:sz w:val="26"/>
+                <w:rFonts w:ascii="Times New Roman" w:hAnsi="Times New Roman" w:cs="Times New Roman"/>
               </w:rPr>
               <w:t>Đánh giá định kỳ 4</w:t>
             </w:r>
@@ -3006,7 +3618,10 @@
             </w:pPr>
             <w:r>
               <w:rPr>
-                <w:b/>
+                <w:rFonts w:ascii="Times New Roman" w:hAnsi="Times New Roman"/>
+                <w:b/>
+                <w:sz w:val="26"/>
+                <w:rFonts w:ascii="Times New Roman" w:hAnsi="Times New Roman" w:cs="Times New Roman"/>
               </w:rPr>
               <w:t>34</w:t>
             </w:r>
@@ -3021,6 +3636,11 @@
               <w:spacing w:before="20" w:after="20"/>
             </w:pPr>
             <w:r>
+              <w:rPr>
+                <w:rFonts w:ascii="Times New Roman" w:hAnsi="Times New Roman"/>
+                <w:sz w:val="26"/>
+                <w:rFonts w:ascii="Times New Roman" w:hAnsi="Times New Roman" w:cs="Times New Roman"/>
+              </w:rPr>
               <w:t>Kiểm tra đánh giá kết quả học tập.</w:t>
             </w:r>
           </w:p>
@@ -3037,6 +3657,11 @@
               <w:jc w:val="center"/>
             </w:pPr>
             <w:r>
+              <w:rPr>
+                <w:rFonts w:ascii="Times New Roman" w:hAnsi="Times New Roman"/>
+                <w:sz w:val="26"/>
+                <w:rFonts w:ascii="Times New Roman" w:hAnsi="Times New Roman" w:cs="Times New Roman"/>
+              </w:rPr>
               <w:t>28</w:t>
             </w:r>
           </w:p>
@@ -3050,6 +3675,11 @@
               <w:spacing w:before="20" w:after="20"/>
             </w:pPr>
             <w:r>
+              <w:rPr>
+                <w:rFonts w:ascii="Times New Roman" w:hAnsi="Times New Roman"/>
+                <w:sz w:val="26"/>
+                <w:rFonts w:ascii="Times New Roman" w:hAnsi="Times New Roman" w:cs="Times New Roman"/>
+              </w:rPr>
               <w:t>Tổng kết năm học</w:t>
             </w:r>
           </w:p>
@@ -3064,6 +3694,11 @@
               <w:jc w:val="center"/>
             </w:pPr>
             <w:r>
+              <w:rPr>
+                <w:rFonts w:ascii="Times New Roman" w:hAnsi="Times New Roman"/>
+                <w:sz w:val="26"/>
+                <w:rFonts w:ascii="Times New Roman" w:hAnsi="Times New Roman" w:cs="Times New Roman"/>
+              </w:rPr>
               <w:t>35</w:t>
             </w:r>
           </w:p>
@@ -3077,6 +3712,11 @@
               <w:spacing w:before="20" w:after="20"/>
             </w:pPr>
             <w:r>
+              <w:rPr>
+                <w:rFonts w:ascii="Times New Roman" w:hAnsi="Times New Roman"/>
+                <w:sz w:val="26"/>
+                <w:rFonts w:ascii="Times New Roman" w:hAnsi="Times New Roman" w:cs="Times New Roman"/>
+              </w:rPr>
               <w:t>Tổng kết đánh giá kết quả học tập cả năm.</w:t>
             </w:r>
           </w:p>
@@ -3098,6 +3738,7 @@
           <w:i/>
           <w:iCs/>
           <w:sz w:val="26"/>
+          <w:rFonts w:ascii="Times New Roman" w:hAnsi="Times New Roman" w:cs="Times New Roman"/>
         </w:rPr>
         <w:t xml:space="preserve">(1) </w:t>
       </w:r>
@@ -3107,6 +3748,7 @@
           <w:i/>
           <w:iCs/>
           <w:sz w:val="26"/>
+          <w:rFonts w:ascii="Times New Roman" w:hAnsi="Times New Roman" w:cs="Times New Roman"/>
         </w:rPr>
         <w:t>Tên bài học/chuyên đề được xây dựng từ nội dung/chủ đề/chuyên đề (được lấy nguyên hoặc thiết kế lại phù hợp với điều kiện thực tế của trường) theo chương trinh, sách giáo khoa môn học/hoạt động giáo dục</w:t>
       </w:r>
@@ -3124,6 +3766,7 @@
           <w:i/>
           <w:iCs/>
           <w:sz w:val="26"/>
+          <w:rFonts w:ascii="Times New Roman" w:hAnsi="Times New Roman" w:cs="Times New Roman"/>
         </w:rPr>
         <w:t>(2) Số tiết được sử dụng để thực hiện bài học, chuyên đề</w:t>
       </w:r>
@@ -3141,6 +3784,7 @@
           <w:i/>
           <w:iCs/>
           <w:sz w:val="26"/>
+          <w:rFonts w:ascii="Times New Roman" w:hAnsi="Times New Roman" w:cs="Times New Roman"/>
         </w:rPr>
         <w:t>(3) Yêu cầu cần đạt theo các đơn vị bài học, chủ đề và xác định yêu cầu cần đạt</w:t>
       </w:r>
@@ -3158,6 +3802,7 @@
           <w:b/>
           <w:bCs/>
           <w:sz w:val="26"/>
+          <w:rFonts w:ascii="Times New Roman" w:hAnsi="Times New Roman" w:cs="Times New Roman"/>
         </w:rPr>
         <w:t>2. Kiểm tra, đánh giá định kì</w:t>
       </w:r>
@@ -3175,6 +3820,7 @@
           <w:b/>
           <w:bCs/>
           <w:sz w:val="26"/>
+          <w:rFonts w:ascii="Times New Roman" w:hAnsi="Times New Roman" w:cs="Times New Roman"/>
         </w:rPr>
         <w:t>Môn Tin lớp 6</w:t>
       </w:r>
@@ -3215,7 +3861,10 @@
             </w:pPr>
             <w:r>
               <w:rPr>
-                <w:b/>
+                <w:rFonts w:ascii="Times New Roman" w:hAnsi="Times New Roman"/>
+                <w:b/>
+                <w:sz w:val="26"/>
+                <w:rFonts w:ascii="Times New Roman" w:hAnsi="Times New Roman" w:cs="Times New Roman"/>
               </w:rPr>
               <w:t>Bài kiểm tra, đánh giá</w:t>
             </w:r>
@@ -3232,7 +3881,10 @@
             </w:pPr>
             <w:r>
               <w:rPr>
-                <w:b/>
+                <w:rFonts w:ascii="Times New Roman" w:hAnsi="Times New Roman"/>
+                <w:b/>
+                <w:sz w:val="26"/>
+                <w:rFonts w:ascii="Times New Roman" w:hAnsi="Times New Roman" w:cs="Times New Roman"/>
               </w:rPr>
               <w:t>Thời gian (1)</w:t>
             </w:r>
@@ -3249,7 +3901,10 @@
             </w:pPr>
             <w:r>
               <w:rPr>
-                <w:b/>
+                <w:rFonts w:ascii="Times New Roman" w:hAnsi="Times New Roman"/>
+                <w:b/>
+                <w:sz w:val="26"/>
+                <w:rFonts w:ascii="Times New Roman" w:hAnsi="Times New Roman" w:cs="Times New Roman"/>
               </w:rPr>
               <w:t>Thời điểm (2)</w:t>
             </w:r>
@@ -3266,7 +3921,10 @@
             </w:pPr>
             <w:r>
               <w:rPr>
-                <w:b/>
+                <w:rFonts w:ascii="Times New Roman" w:hAnsi="Times New Roman"/>
+                <w:b/>
+                <w:sz w:val="26"/>
+                <w:rFonts w:ascii="Times New Roman" w:hAnsi="Times New Roman" w:cs="Times New Roman"/>
               </w:rPr>
               <w:t>Yêu cầu cần đạt (3)</w:t>
             </w:r>
@@ -3283,7 +3941,10 @@
             </w:pPr>
             <w:r>
               <w:rPr>
-                <w:b/>
+                <w:rFonts w:ascii="Times New Roman" w:hAnsi="Times New Roman"/>
+                <w:b/>
+                <w:sz w:val="26"/>
+                <w:rFonts w:ascii="Times New Roman" w:hAnsi="Times New Roman" w:cs="Times New Roman"/>
               </w:rPr>
               <w:t>Hình thức (4)</w:t>
             </w:r>
@@ -3304,7 +3965,10 @@
             </w:pPr>
             <w:r>
               <w:rPr>
-                <w:b/>
+                <w:rFonts w:ascii="Times New Roman" w:hAnsi="Times New Roman"/>
+                <w:b/>
+                <w:sz w:val="26"/>
+                <w:rFonts w:ascii="Times New Roman" w:hAnsi="Times New Roman" w:cs="Times New Roman"/>
               </w:rPr>
               <w:t>Đánh giá định kỳ 1</w:t>
             </w:r>
@@ -3320,6 +3984,11 @@
               <w:jc w:val="center"/>
             </w:pPr>
             <w:r>
+              <w:rPr>
+                <w:rFonts w:ascii="Times New Roman" w:hAnsi="Times New Roman"/>
+                <w:sz w:val="26"/>
+                <w:rFonts w:ascii="Times New Roman" w:hAnsi="Times New Roman" w:cs="Times New Roman"/>
+              </w:rPr>
               <w:t>45 phút</w:t>
             </w:r>
           </w:p>
@@ -3334,6 +4003,11 @@
               <w:jc w:val="center"/>
             </w:pPr>
             <w:r>
+              <w:rPr>
+                <w:rFonts w:ascii="Times New Roman" w:hAnsi="Times New Roman"/>
+                <w:sz w:val="26"/>
+                <w:rFonts w:ascii="Times New Roman" w:hAnsi="Times New Roman" w:cs="Times New Roman"/>
+              </w:rPr>
               <w:t>Tuần 10</w:t>
             </w:r>
           </w:p>
@@ -3351,6 +4025,11 @@
               </w:rPr>
             </w:pPr>
             <w:r>
+              <w:rPr>
+                <w:rFonts w:ascii="Times New Roman" w:hAnsi="Times New Roman"/>
+                <w:sz w:val="26"/>
+                <w:rFonts w:ascii="Times New Roman" w:hAnsi="Times New Roman" w:cs="Times New Roman"/>
+              </w:rPr>
               <w:t xml:space="preserve">Nắm được nội dung kiến thức đã học thuộc Chủ đề 1, 2. </w:t>
             </w:r>
           </w:p>
@@ -3368,6 +4047,11 @@
               </w:rPr>
             </w:pPr>
             <w:r>
+              <w:rPr>
+                <w:rFonts w:ascii="Times New Roman" w:hAnsi="Times New Roman"/>
+                <w:sz w:val="26"/>
+                <w:rFonts w:ascii="Times New Roman" w:hAnsi="Times New Roman" w:cs="Times New Roman"/>
+              </w:rPr>
               <w:t xml:space="preserve">Trên giấy </w:t>
             </w:r>
           </w:p>
@@ -3387,7 +4071,10 @@
             </w:pPr>
             <w:r>
               <w:rPr>
-                <w:b/>
+                <w:rFonts w:ascii="Times New Roman" w:hAnsi="Times New Roman"/>
+                <w:b/>
+                <w:sz w:val="26"/>
+                <w:rFonts w:ascii="Times New Roman" w:hAnsi="Times New Roman" w:cs="Times New Roman"/>
               </w:rPr>
               <w:t>Đánh giá định kỳ 2</w:t>
             </w:r>
@@ -3403,6 +4090,11 @@
               <w:jc w:val="center"/>
             </w:pPr>
             <w:r>
+              <w:rPr>
+                <w:rFonts w:ascii="Times New Roman" w:hAnsi="Times New Roman"/>
+                <w:sz w:val="26"/>
+                <w:rFonts w:ascii="Times New Roman" w:hAnsi="Times New Roman" w:cs="Times New Roman"/>
+              </w:rPr>
               <w:t>45 phút</w:t>
             </w:r>
           </w:p>
@@ -3417,6 +4109,11 @@
               <w:jc w:val="center"/>
             </w:pPr>
             <w:r>
+              <w:rPr>
+                <w:rFonts w:ascii="Times New Roman" w:hAnsi="Times New Roman"/>
+                <w:sz w:val="26"/>
+                <w:rFonts w:ascii="Times New Roman" w:hAnsi="Times New Roman" w:cs="Times New Roman"/>
+              </w:rPr>
               <w:t>Tuần 19</w:t>
             </w:r>
           </w:p>
@@ -3434,6 +4131,11 @@
               </w:rPr>
             </w:pPr>
             <w:r>
+              <w:rPr>
+                <w:rFonts w:ascii="Times New Roman" w:hAnsi="Times New Roman"/>
+                <w:sz w:val="26"/>
+                <w:rFonts w:ascii="Times New Roman" w:hAnsi="Times New Roman" w:cs="Times New Roman"/>
+              </w:rPr>
               <w:t xml:space="preserve">Nắm được nội dung kiến thức đã học thuộc Chủ đề 1, 2, 3. </w:t>
             </w:r>
           </w:p>
@@ -3451,6 +4153,11 @@
               </w:rPr>
             </w:pPr>
             <w:r>
+              <w:rPr>
+                <w:rFonts w:ascii="Times New Roman" w:hAnsi="Times New Roman"/>
+                <w:sz w:val="26"/>
+                <w:rFonts w:ascii="Times New Roman" w:hAnsi="Times New Roman" w:cs="Times New Roman"/>
+              </w:rPr>
               <w:t xml:space="preserve">Trên giấy </w:t>
             </w:r>
           </w:p>
@@ -3470,7 +4177,10 @@
             </w:pPr>
             <w:r>
               <w:rPr>
-                <w:b/>
+                <w:rFonts w:ascii="Times New Roman" w:hAnsi="Times New Roman"/>
+                <w:b/>
+                <w:sz w:val="26"/>
+                <w:rFonts w:ascii="Times New Roman" w:hAnsi="Times New Roman" w:cs="Times New Roman"/>
               </w:rPr>
               <w:t>Đánh giá định kỳ 3</w:t>
             </w:r>
@@ -3486,6 +4196,11 @@
               <w:jc w:val="center"/>
             </w:pPr>
             <w:r>
+              <w:rPr>
+                <w:rFonts w:ascii="Times New Roman" w:hAnsi="Times New Roman"/>
+                <w:sz w:val="26"/>
+                <w:rFonts w:ascii="Times New Roman" w:hAnsi="Times New Roman" w:cs="Times New Roman"/>
+              </w:rPr>
               <w:t>45 phút</w:t>
             </w:r>
           </w:p>
@@ -3500,6 +4215,11 @@
               <w:jc w:val="center"/>
             </w:pPr>
             <w:r>
+              <w:rPr>
+                <w:rFonts w:ascii="Times New Roman" w:hAnsi="Times New Roman"/>
+                <w:sz w:val="26"/>
+                <w:rFonts w:ascii="Times New Roman" w:hAnsi="Times New Roman" w:cs="Times New Roman"/>
+              </w:rPr>
               <w:t>Tuần 28</w:t>
             </w:r>
           </w:p>
@@ -3517,6 +4237,11 @@
               </w:rPr>
             </w:pPr>
             <w:r>
+              <w:rPr>
+                <w:rFonts w:ascii="Times New Roman" w:hAnsi="Times New Roman"/>
+                <w:sz w:val="26"/>
+                <w:rFonts w:ascii="Times New Roman" w:hAnsi="Times New Roman" w:cs="Times New Roman"/>
+              </w:rPr>
               <w:t xml:space="preserve">Thực hiện tổng hợp, sắp xếp các nội dung đã học để hoàn thành bài thực hành. </w:t>
             </w:r>
           </w:p>
@@ -3534,6 +4259,11 @@
               </w:rPr>
             </w:pPr>
             <w:r>
+              <w:rPr>
+                <w:rFonts w:ascii="Times New Roman" w:hAnsi="Times New Roman"/>
+                <w:sz w:val="26"/>
+                <w:rFonts w:ascii="Times New Roman" w:hAnsi="Times New Roman" w:cs="Times New Roman"/>
+              </w:rPr>
               <w:t xml:space="preserve">Trên giấy </w:t>
             </w:r>
           </w:p>
@@ -3553,7 +4283,10 @@
             </w:pPr>
             <w:r>
               <w:rPr>
-                <w:b/>
+                <w:rFonts w:ascii="Times New Roman" w:hAnsi="Times New Roman"/>
+                <w:b/>
+                <w:sz w:val="26"/>
+                <w:rFonts w:ascii="Times New Roman" w:hAnsi="Times New Roman" w:cs="Times New Roman"/>
               </w:rPr>
               <w:t>Đánh giá định kỳ 4</w:t>
             </w:r>
@@ -3569,6 +4302,11 @@
               <w:jc w:val="center"/>
             </w:pPr>
             <w:r>
+              <w:rPr>
+                <w:rFonts w:ascii="Times New Roman" w:hAnsi="Times New Roman"/>
+                <w:sz w:val="26"/>
+                <w:rFonts w:ascii="Times New Roman" w:hAnsi="Times New Roman" w:cs="Times New Roman"/>
+              </w:rPr>
               <w:t>45 phút</w:t>
             </w:r>
           </w:p>
@@ -3583,6 +4321,11 @@
               <w:jc w:val="center"/>
             </w:pPr>
             <w:r>
+              <w:rPr>
+                <w:rFonts w:ascii="Times New Roman" w:hAnsi="Times New Roman"/>
+                <w:sz w:val="26"/>
+                <w:rFonts w:ascii="Times New Roman" w:hAnsi="Times New Roman" w:cs="Times New Roman"/>
+              </w:rPr>
               <w:t>Tuần 34</w:t>
             </w:r>
           </w:p>
@@ -3600,6 +4343,11 @@
               </w:rPr>
             </w:pPr>
             <w:r>
+              <w:rPr>
+                <w:rFonts w:ascii="Times New Roman" w:hAnsi="Times New Roman"/>
+                <w:sz w:val="26"/>
+                <w:rFonts w:ascii="Times New Roman" w:hAnsi="Times New Roman" w:cs="Times New Roman"/>
+              </w:rPr>
               <w:t xml:space="preserve">Nắm được nội dung kiến thức đã học của cả năm học. </w:t>
             </w:r>
           </w:p>
@@ -3617,6 +4365,11 @@
               </w:rPr>
             </w:pPr>
             <w:r>
+              <w:rPr>
+                <w:rFonts w:ascii="Times New Roman" w:hAnsi="Times New Roman"/>
+                <w:sz w:val="26"/>
+                <w:rFonts w:ascii="Times New Roman" w:hAnsi="Times New Roman" w:cs="Times New Roman"/>
+              </w:rPr>
               <w:t xml:space="preserve">Trên giấy </w:t>
             </w:r>
           </w:p>
@@ -3650,6 +4403,7 @@
           <w:iCs/>
           <w:color w:val="000000"/>
           <w:sz w:val="26"/>
+          <w:rFonts w:ascii="Times New Roman" w:hAnsi="Times New Roman" w:cs="Times New Roman"/>
         </w:rPr>
         <w:t>Thời gian làm bài kiểm tra, đánh giá</w:t>
       </w:r>
@@ -3681,6 +4435,7 @@
           <w:iCs/>
           <w:color w:val="000000"/>
           <w:sz w:val="26"/>
+          <w:rFonts w:ascii="Times New Roman" w:hAnsi="Times New Roman" w:cs="Times New Roman"/>
         </w:rPr>
         <w:t>Tuần thứ, tháng, năm thực hiện bài kiểm tra đánh giá</w:t>
       </w:r>
@@ -3712,6 +4467,7 @@
           <w:iCs/>
           <w:color w:val="000000"/>
           <w:sz w:val="26"/>
+          <w:rFonts w:ascii="Times New Roman" w:hAnsi="Times New Roman" w:cs="Times New Roman"/>
         </w:rPr>
         <w:t>Yêu cầu cần đạt thời điểm kiểm tra đánh giá (Theo phân phối chương trình)</w:t>
       </w:r>
@@ -3742,6 +4498,7 @@
           <w:iCs/>
           <w:color w:val="000000"/>
           <w:sz w:val="26"/>
+          <w:rFonts w:ascii="Times New Roman" w:hAnsi="Times New Roman" w:cs="Times New Roman"/>
         </w:rPr>
         <w:lastRenderedPageBreak/>
         <w:t>Hình thức bài kiểm tra đánh giá: Viết (trên giấy hoặc máy tính); bài thực hành; dự án học tập</w:t>
@@ -3760,6 +4517,7 @@
           <w:b/>
           <w:bCs/>
           <w:sz w:val="26"/>
+          <w:rFonts w:ascii="Times New Roman" w:hAnsi="Times New Roman" w:cs="Times New Roman"/>
         </w:rPr>
         <w:t>III. Các nội dung khác (Nếu có)</w:t>
       </w:r>
@@ -3819,6 +4577,7 @@
                 <w:bCs/>
                 <w:sz w:val="26"/>
                 <w:szCs w:val="26"/>
+                <w:rFonts w:ascii="Times New Roman" w:hAnsi="Times New Roman" w:cs="Times New Roman"/>
               </w:rPr>
               <w:t>TỔ TRƯỞNG</w:t>
             </w:r>
@@ -3841,6 +4600,7 @@
                 <w:iCs/>
                 <w:sz w:val="26"/>
                 <w:szCs w:val="26"/>
+                <w:rFonts w:ascii="Times New Roman" w:hAnsi="Times New Roman" w:cs="Times New Roman"/>
               </w:rPr>
               <w:t>(Ký, ghi rõ họ tên)</w:t>
             </w:r>
@@ -3868,6 +4628,7 @@
                 <w:iCs/>
                 <w:sz w:val="26"/>
                 <w:szCs w:val="26"/>
+                <w:rFonts w:ascii="Times New Roman" w:hAnsi="Times New Roman" w:cs="Times New Roman"/>
               </w:rPr>
               <w:t>Hoài Đức, ngày    tháng     năm 2026</w:t>
             </w:r>
@@ -3890,6 +4651,7 @@
                 <w:bCs/>
                 <w:sz w:val="26"/>
                 <w:szCs w:val="26"/>
+                <w:rFonts w:ascii="Times New Roman" w:hAnsi="Times New Roman" w:cs="Times New Roman"/>
               </w:rPr>
               <w:t>HIỆU TRƯỞNG</w:t>
             </w:r>
@@ -3914,6 +4676,7 @@
                 <w:iCs/>
                 <w:sz w:val="26"/>
                 <w:szCs w:val="26"/>
+                <w:rFonts w:ascii="Times New Roman" w:hAnsi="Times New Roman" w:cs="Times New Roman"/>
               </w:rPr>
               <w:t>(</w:t>
             </w:r>
@@ -3924,6 +4687,7 @@
                 <w:iCs/>
                 <w:sz w:val="26"/>
                 <w:szCs w:val="26"/>
+                <w:rFonts w:ascii="Times New Roman" w:hAnsi="Times New Roman" w:cs="Times New Roman"/>
               </w:rPr>
               <w:t>Ký và ghi rõ họ tên)</w:t>
             </w:r>

--- a/Hệ thống mẫu văn bản/Nguyên đã làm/Kế hoạch dạy học Tin học từng lớp/Kế hoạch dạy học môn Tin học - Lớp 6 - 2026 - 2027.docx
+++ b/Hệ thống mẫu văn bản/Nguyên đã làm/Kế hoạch dạy học Tin học từng lớp/Kế hoạch dạy học môn Tin học - Lớp 6 - 2026 - 2027.docx
@@ -1365,6 +1365,2703 @@
         <w:t>Kế hoạch dạy học</w:t>
       </w:r>
     </w:p>
+    <w:tbl>
+      <w:tblPr>
+        <w:tblW w:type="auto" w:w="0"/>
+        <w:jc w:val="center"/>
+        <w:tblLook w:firstColumn="1" w:firstRow="1" w:lastColumn="0" w:lastRow="0" w:noHBand="0" w:noVBand="1" w:val="04A0"/>
+        <w:tblBorders>
+          <w:top w:val="single" w:sz="4" w:space="0" w:color="000000"/>
+          <w:left w:val="single" w:sz="4" w:space="0" w:color="000000"/>
+          <w:bottom w:val="single" w:sz="4" w:space="0" w:color="000000"/>
+          <w:right w:val="single" w:sz="4" w:space="0" w:color="000000"/>
+          <w:insideH w:val="single" w:sz="4" w:space="0" w:color="000000"/>
+          <w:insideV w:val="single" w:sz="4" w:space="0" w:color="000000"/>
+        </w:tblBorders>
+      </w:tblPr>
+      <w:tblGrid>
+        <w:gridCol w:w="1862"/>
+        <w:gridCol w:w="1862"/>
+        <w:gridCol w:w="1862"/>
+        <w:gridCol w:w="1862"/>
+        <w:gridCol w:w="1862"/>
+      </w:tblGrid>
+      <w:tr>
+        <w:tc>
+          <w:tcPr>
+            <w:tcW w:type="dxa" w:w="680"/>
+            <w:vAlign w:val="center"/>
+          </w:tcPr>
+          <w:p>
+            <w:pPr>
+              <w:spacing w:before="40" w:after="40" w:line="276" w:lineRule="auto"/>
+              <w:jc w:val="center"/>
+            </w:pPr>
+            <w:r>
+              <w:rPr>
+                <w:rFonts w:ascii="Times New Roman" w:hAnsi="Times New Roman"/>
+                <w:b/>
+                <w:sz w:val="26"/>
+                <w:rFonts w:ascii="Times New Roman" w:hAnsi="Times New Roman" w:cs="Times New Roman"/>
+              </w:rPr>
+              <w:t>STT</w:t>
+            </w:r>
+          </w:p>
+        </w:tc>
+        <w:tc>
+          <w:tcPr>
+            <w:tcW w:type="dxa" w:w="3118"/>
+            <w:vAlign w:val="center"/>
+          </w:tcPr>
+          <w:p>
+            <w:pPr>
+              <w:spacing w:before="40" w:after="40" w:line="276" w:lineRule="auto"/>
+              <w:jc w:val="left"/>
+            </w:pPr>
+            <w:r>
+              <w:rPr>
+                <w:rFonts w:ascii="Times New Roman" w:hAnsi="Times New Roman"/>
+                <w:b/>
+                <w:sz w:val="26"/>
+                <w:rFonts w:ascii="Times New Roman" w:hAnsi="Times New Roman" w:cs="Times New Roman"/>
+              </w:rPr>
+              <w:t>Bài học (1)</w:t>
+            </w:r>
+          </w:p>
+        </w:tc>
+        <w:tc>
+          <w:tcPr>
+            <w:tcW w:type="dxa" w:w="850"/>
+            <w:vAlign w:val="center"/>
+          </w:tcPr>
+          <w:p>
+            <w:pPr>
+              <w:spacing w:before="40" w:after="40" w:line="276" w:lineRule="auto"/>
+              <w:jc w:val="center"/>
+            </w:pPr>
+            <w:r>
+              <w:rPr>
+                <w:rFonts w:ascii="Times New Roman" w:hAnsi="Times New Roman"/>
+                <w:b/>
+                <w:sz w:val="26"/>
+                <w:rFonts w:ascii="Times New Roman" w:hAnsi="Times New Roman" w:cs="Times New Roman"/>
+              </w:rPr>
+              <w:t>Số tiết (2)</w:t>
+            </w:r>
+          </w:p>
+        </w:tc>
+        <w:tc>
+          <w:tcPr>
+            <w:tcW w:type="dxa" w:w="1247"/>
+            <w:vAlign w:val="center"/>
+          </w:tcPr>
+          <w:p>
+            <w:pPr>
+              <w:spacing w:before="40" w:after="40" w:line="276" w:lineRule="auto"/>
+              <w:jc w:val="center"/>
+            </w:pPr>
+            <w:r>
+              <w:rPr>
+                <w:rFonts w:ascii="Times New Roman" w:hAnsi="Times New Roman"/>
+                <w:b/>
+                <w:sz w:val="26"/>
+                <w:rFonts w:ascii="Times New Roman" w:hAnsi="Times New Roman" w:cs="Times New Roman"/>
+              </w:rPr>
+              <w:t>Tiết theo PPCT</w:t>
+            </w:r>
+          </w:p>
+        </w:tc>
+        <w:tc>
+          <w:tcPr>
+            <w:tcW w:type="dxa" w:w="3402"/>
+            <w:vAlign w:val="center"/>
+          </w:tcPr>
+          <w:p>
+            <w:pPr>
+              <w:spacing w:before="40" w:after="40" w:line="276" w:lineRule="auto"/>
+              <w:jc w:val="left"/>
+            </w:pPr>
+            <w:r>
+              <w:rPr>
+                <w:rFonts w:ascii="Times New Roman" w:hAnsi="Times New Roman"/>
+                <w:b/>
+                <w:sz w:val="26"/>
+                <w:rFonts w:ascii="Times New Roman" w:hAnsi="Times New Roman" w:cs="Times New Roman"/>
+              </w:rPr>
+              <w:t>Yêu cầu cần đạt (3)</w:t>
+            </w:r>
+          </w:p>
+        </w:tc>
+      </w:tr>
+      <w:tr>
+        <w:tc>
+          <w:tcPr>
+            <w:tcW w:type="dxa" w:w="680"/>
+            <w:vAlign w:val="center"/>
+          </w:tcPr>
+          <w:p>
+            <w:pPr>
+              <w:spacing w:before="40" w:after="40" w:line="276" w:lineRule="auto"/>
+              <w:jc w:val="center"/>
+            </w:pPr>
+            <w:r>
+              <w:rPr>
+                <w:rFonts w:ascii="Times New Roman" w:hAnsi="Times New Roman"/>
+                <w:sz w:val="26"/>
+                <w:rFonts w:ascii="Times New Roman" w:hAnsi="Times New Roman" w:cs="Times New Roman"/>
+              </w:rPr>
+              <w:t>1</w:t>
+            </w:r>
+          </w:p>
+        </w:tc>
+        <w:tc>
+          <w:tcPr>
+            <w:tcW w:type="dxa" w:w="3118"/>
+            <w:vAlign w:val="center"/>
+          </w:tcPr>
+          <w:p>
+            <w:pPr>
+              <w:spacing w:before="40" w:after="40" w:line="276" w:lineRule="auto"/>
+              <w:jc w:val="both"/>
+            </w:pPr>
+            <w:r>
+              <w:rPr>
+                <w:rFonts w:ascii="Times New Roman" w:hAnsi="Times New Roman"/>
+                <w:sz w:val="26"/>
+                <w:rFonts w:ascii="Times New Roman" w:hAnsi="Times New Roman" w:cs="Times New Roman"/>
+              </w:rPr>
+              <w:t>Tiết 0: Định hướng môn học</w:t>
+            </w:r>
+          </w:p>
+        </w:tc>
+        <w:tc>
+          <w:tcPr>
+            <w:tcW w:type="dxa" w:w="850"/>
+            <w:vAlign w:val="center"/>
+          </w:tcPr>
+          <w:p>
+            <w:pPr>
+              <w:spacing w:before="40" w:after="40" w:line="276" w:lineRule="auto"/>
+              <w:jc w:val="center"/>
+            </w:pPr>
+            <w:r>
+              <w:rPr>
+                <w:rFonts w:ascii="Times New Roman" w:hAnsi="Times New Roman"/>
+                <w:sz w:val="26"/>
+                <w:rFonts w:ascii="Times New Roman" w:hAnsi="Times New Roman" w:cs="Times New Roman"/>
+              </w:rPr>
+              <w:t>1</w:t>
+            </w:r>
+          </w:p>
+        </w:tc>
+        <w:tc>
+          <w:tcPr>
+            <w:tcW w:type="dxa" w:w="1247"/>
+            <w:vAlign w:val="center"/>
+          </w:tcPr>
+          <w:p>
+            <w:pPr>
+              <w:spacing w:before="40" w:after="40" w:line="276" w:lineRule="auto"/>
+              <w:jc w:val="center"/>
+            </w:pPr>
+            <w:r>
+              <w:rPr>
+                <w:rFonts w:ascii="Times New Roman" w:hAnsi="Times New Roman"/>
+                <w:sz w:val="26"/>
+                <w:rFonts w:ascii="Times New Roman" w:hAnsi="Times New Roman" w:cs="Times New Roman"/>
+              </w:rPr>
+              <w:t>1</w:t>
+            </w:r>
+          </w:p>
+        </w:tc>
+        <w:tc>
+          <w:tcPr>
+            <w:tcW w:type="dxa" w:w="3402"/>
+            <w:vAlign w:val="center"/>
+          </w:tcPr>
+          <w:p>
+            <w:pPr>
+              <w:spacing w:before="40" w:after="40" w:line="276" w:lineRule="auto"/>
+              <w:jc w:val="both"/>
+            </w:pPr>
+            <w:r>
+              <w:rPr>
+                <w:rFonts w:ascii="Times New Roman" w:hAnsi="Times New Roman"/>
+                <w:sz w:val="26"/>
+                <w:rFonts w:ascii="Times New Roman" w:hAnsi="Times New Roman" w:cs="Times New Roman"/>
+              </w:rPr>
+              <w:t>Giới thiệu tổng quan môn học Tin học, phương pháp học tập hiệu quả, các quy định an toàn và nội quy phòng học bộ môn.</w:t>
+            </w:r>
+          </w:p>
+        </w:tc>
+      </w:tr>
+      <w:tr>
+        <w:tc>
+          <w:tcPr>
+            <w:tcW w:type="dxa" w:w="9310"/>
+            <w:gridSpan w:val="5"/>
+            <w:vAlign w:val="center"/>
+          </w:tcPr>
+          <w:p>
+            <w:pPr>
+              <w:spacing w:before="40" w:after="40" w:line="276" w:lineRule="auto"/>
+              <w:jc w:val="both"/>
+            </w:pPr>
+            <w:r>
+              <w:rPr>
+                <w:rFonts w:ascii="Times New Roman" w:hAnsi="Times New Roman"/>
+                <w:b/>
+                <w:sz w:val="26"/>
+                <w:rFonts w:ascii="Times New Roman" w:hAnsi="Times New Roman" w:cs="Times New Roman"/>
+              </w:rPr>
+              <w:t>Chủ đề 1: Máy tính và cộng đồng</w:t>
+            </w:r>
+          </w:p>
+        </w:tc>
+      </w:tr>
+      <w:tr>
+        <w:tc>
+          <w:tcPr>
+            <w:tcW w:type="dxa" w:w="680"/>
+            <w:vAlign w:val="center"/>
+          </w:tcPr>
+          <w:p>
+            <w:pPr>
+              <w:spacing w:before="40" w:after="40" w:line="276" w:lineRule="auto"/>
+              <w:jc w:val="center"/>
+            </w:pPr>
+            <w:r>
+              <w:rPr>
+                <w:rFonts w:ascii="Times New Roman" w:hAnsi="Times New Roman"/>
+                <w:sz w:val="26"/>
+                <w:rFonts w:ascii="Times New Roman" w:hAnsi="Times New Roman" w:cs="Times New Roman"/>
+              </w:rPr>
+              <w:t>2</w:t>
+            </w:r>
+          </w:p>
+        </w:tc>
+        <w:tc>
+          <w:tcPr>
+            <w:tcW w:type="dxa" w:w="3118"/>
+            <w:vAlign w:val="center"/>
+          </w:tcPr>
+          <w:p>
+            <w:pPr>
+              <w:spacing w:before="40" w:after="40" w:line="276" w:lineRule="auto"/>
+              <w:jc w:val="both"/>
+            </w:pPr>
+            <w:r>
+              <w:rPr>
+                <w:rFonts w:ascii="Times New Roman" w:hAnsi="Times New Roman"/>
+                <w:sz w:val="26"/>
+                <w:rFonts w:ascii="Times New Roman" w:hAnsi="Times New Roman" w:cs="Times New Roman"/>
+              </w:rPr>
+              <w:t>Bài 1. Thông tin và dữ liệu</w:t>
+            </w:r>
+          </w:p>
+        </w:tc>
+        <w:tc>
+          <w:tcPr>
+            <w:tcW w:type="dxa" w:w="850"/>
+            <w:vAlign w:val="center"/>
+          </w:tcPr>
+          <w:p>
+            <w:pPr>
+              <w:spacing w:before="40" w:after="40" w:line="276" w:lineRule="auto"/>
+              <w:jc w:val="center"/>
+            </w:pPr>
+            <w:r>
+              <w:rPr>
+                <w:rFonts w:ascii="Times New Roman" w:hAnsi="Times New Roman"/>
+                <w:sz w:val="26"/>
+                <w:rFonts w:ascii="Times New Roman" w:hAnsi="Times New Roman" w:cs="Times New Roman"/>
+              </w:rPr>
+              <w:t>1</w:t>
+            </w:r>
+          </w:p>
+        </w:tc>
+        <w:tc>
+          <w:tcPr>
+            <w:tcW w:type="dxa" w:w="1247"/>
+            <w:vAlign w:val="center"/>
+          </w:tcPr>
+          <w:p>
+            <w:pPr>
+              <w:spacing w:before="40" w:after="40" w:line="276" w:lineRule="auto"/>
+              <w:jc w:val="center"/>
+            </w:pPr>
+            <w:r>
+              <w:rPr>
+                <w:rFonts w:ascii="Times New Roman" w:hAnsi="Times New Roman"/>
+                <w:sz w:val="26"/>
+                <w:rFonts w:ascii="Times New Roman" w:hAnsi="Times New Roman" w:cs="Times New Roman"/>
+              </w:rPr>
+              <w:t>2</w:t>
+            </w:r>
+          </w:p>
+        </w:tc>
+        <w:tc>
+          <w:tcPr>
+            <w:tcW w:type="dxa" w:w="3402"/>
+            <w:vAlign w:val="center"/>
+          </w:tcPr>
+          <w:p>
+            <w:pPr>
+              <w:spacing w:before="40" w:after="40" w:line="276" w:lineRule="auto"/>
+              <w:jc w:val="both"/>
+            </w:pPr>
+            <w:r>
+              <w:rPr>
+                <w:rFonts w:ascii="Times New Roman" w:hAnsi="Times New Roman"/>
+                <w:sz w:val="26"/>
+                <w:rFonts w:ascii="Times New Roman" w:hAnsi="Times New Roman" w:cs="Times New Roman"/>
+              </w:rPr>
+              <w:t>- Nhận biết được sự khác nhau giữa thông tin và dữ liệu.  - Phân biệt được thông tin và vật mang thông tin.  - Nêu được ví dụ minh họa tầm quan trọng của thông tin và ví dụ giữa thông tin và dữ liệu.</w:t>
+            </w:r>
+          </w:p>
+        </w:tc>
+      </w:tr>
+      <w:tr>
+        <w:tc>
+          <w:tcPr>
+            <w:tcW w:type="dxa" w:w="680"/>
+            <w:vAlign w:val="center"/>
+          </w:tcPr>
+          <w:p>
+            <w:pPr>
+              <w:spacing w:before="40" w:after="40" w:line="276" w:lineRule="auto"/>
+              <w:jc w:val="center"/>
+            </w:pPr>
+            <w:r>
+              <w:rPr>
+                <w:rFonts w:ascii="Times New Roman" w:hAnsi="Times New Roman"/>
+                <w:sz w:val="26"/>
+                <w:rFonts w:ascii="Times New Roman" w:hAnsi="Times New Roman" w:cs="Times New Roman"/>
+              </w:rPr>
+              <w:t>3</w:t>
+            </w:r>
+          </w:p>
+        </w:tc>
+        <w:tc>
+          <w:tcPr>
+            <w:tcW w:type="dxa" w:w="3118"/>
+            <w:vAlign w:val="center"/>
+          </w:tcPr>
+          <w:p>
+            <w:pPr>
+              <w:spacing w:before="40" w:after="40" w:line="276" w:lineRule="auto"/>
+              <w:jc w:val="both"/>
+            </w:pPr>
+            <w:r>
+              <w:rPr>
+                <w:rFonts w:ascii="Times New Roman" w:hAnsi="Times New Roman"/>
+                <w:sz w:val="26"/>
+                <w:rFonts w:ascii="Times New Roman" w:hAnsi="Times New Roman" w:cs="Times New Roman"/>
+              </w:rPr>
+              <w:t>Bài 2. Xử lí thông tin</w:t>
+            </w:r>
+          </w:p>
+        </w:tc>
+        <w:tc>
+          <w:tcPr>
+            <w:tcW w:type="dxa" w:w="850"/>
+            <w:vAlign w:val="center"/>
+          </w:tcPr>
+          <w:p>
+            <w:pPr>
+              <w:spacing w:before="40" w:after="40" w:line="276" w:lineRule="auto"/>
+              <w:jc w:val="center"/>
+            </w:pPr>
+            <w:r>
+              <w:rPr>
+                <w:rFonts w:ascii="Times New Roman" w:hAnsi="Times New Roman"/>
+                <w:sz w:val="26"/>
+                <w:rFonts w:ascii="Times New Roman" w:hAnsi="Times New Roman" w:cs="Times New Roman"/>
+              </w:rPr>
+              <w:t>1</w:t>
+            </w:r>
+          </w:p>
+        </w:tc>
+        <w:tc>
+          <w:tcPr>
+            <w:tcW w:type="dxa" w:w="1247"/>
+            <w:vAlign w:val="center"/>
+          </w:tcPr>
+          <w:p>
+            <w:pPr>
+              <w:spacing w:before="40" w:after="40" w:line="276" w:lineRule="auto"/>
+              <w:jc w:val="center"/>
+            </w:pPr>
+            <w:r>
+              <w:rPr>
+                <w:rFonts w:ascii="Times New Roman" w:hAnsi="Times New Roman"/>
+                <w:sz w:val="26"/>
+                <w:rFonts w:ascii="Times New Roman" w:hAnsi="Times New Roman" w:cs="Times New Roman"/>
+              </w:rPr>
+              <w:t>3</w:t>
+            </w:r>
+          </w:p>
+        </w:tc>
+        <w:tc>
+          <w:tcPr>
+            <w:tcW w:type="dxa" w:w="3402"/>
+            <w:vAlign w:val="center"/>
+          </w:tcPr>
+          <w:p>
+            <w:pPr>
+              <w:spacing w:before="40" w:after="40" w:line="276" w:lineRule="auto"/>
+              <w:jc w:val="both"/>
+            </w:pPr>
+            <w:r>
+              <w:rPr>
+                <w:rFonts w:ascii="Times New Roman" w:hAnsi="Times New Roman"/>
+                <w:sz w:val="26"/>
+                <w:rFonts w:ascii="Times New Roman" w:hAnsi="Times New Roman" w:cs="Times New Roman"/>
+              </w:rPr>
+              <w:t>- Nêu được các bước cơ bản trong xử lí thông tin.  - Giải thích được máy tính là công cụ hiệu quả để xử lí thông tin, nêu ví dụ minh họa cụ thể.</w:t>
+            </w:r>
+          </w:p>
+        </w:tc>
+      </w:tr>
+      <w:tr>
+        <w:tc>
+          <w:tcPr>
+            <w:tcW w:type="dxa" w:w="680"/>
+            <w:vAlign w:val="center"/>
+          </w:tcPr>
+          <w:p>
+            <w:pPr>
+              <w:spacing w:before="40" w:after="40" w:line="276" w:lineRule="auto"/>
+              <w:jc w:val="center"/>
+            </w:pPr>
+            <w:r>
+              <w:rPr>
+                <w:rFonts w:ascii="Times New Roman" w:hAnsi="Times New Roman"/>
+                <w:sz w:val="26"/>
+                <w:rFonts w:ascii="Times New Roman" w:hAnsi="Times New Roman" w:cs="Times New Roman"/>
+              </w:rPr>
+              <w:t>4</w:t>
+            </w:r>
+          </w:p>
+        </w:tc>
+        <w:tc>
+          <w:tcPr>
+            <w:tcW w:type="dxa" w:w="3118"/>
+            <w:vAlign w:val="center"/>
+          </w:tcPr>
+          <w:p>
+            <w:pPr>
+              <w:spacing w:before="40" w:after="40" w:line="276" w:lineRule="auto"/>
+              <w:jc w:val="both"/>
+            </w:pPr>
+            <w:r>
+              <w:rPr>
+                <w:rFonts w:ascii="Times New Roman" w:hAnsi="Times New Roman"/>
+                <w:sz w:val="26"/>
+                <w:rFonts w:ascii="Times New Roman" w:hAnsi="Times New Roman" w:cs="Times New Roman"/>
+              </w:rPr>
+              <w:t>Bài 3. Thông tin trong máy tính</w:t>
+            </w:r>
+          </w:p>
+        </w:tc>
+        <w:tc>
+          <w:tcPr>
+            <w:tcW w:type="dxa" w:w="850"/>
+            <w:vAlign w:val="center"/>
+          </w:tcPr>
+          <w:p>
+            <w:pPr>
+              <w:spacing w:before="40" w:after="40" w:line="276" w:lineRule="auto"/>
+              <w:jc w:val="center"/>
+            </w:pPr>
+            <w:r>
+              <w:rPr>
+                <w:rFonts w:ascii="Times New Roman" w:hAnsi="Times New Roman"/>
+                <w:sz w:val="26"/>
+                <w:rFonts w:ascii="Times New Roman" w:hAnsi="Times New Roman" w:cs="Times New Roman"/>
+              </w:rPr>
+              <w:t>1</w:t>
+            </w:r>
+          </w:p>
+        </w:tc>
+        <w:tc>
+          <w:tcPr>
+            <w:tcW w:type="dxa" w:w="1247"/>
+            <w:vAlign w:val="center"/>
+          </w:tcPr>
+          <w:p>
+            <w:pPr>
+              <w:spacing w:before="40" w:after="40" w:line="276" w:lineRule="auto"/>
+              <w:jc w:val="center"/>
+            </w:pPr>
+            <w:r>
+              <w:rPr>
+                <w:rFonts w:ascii="Times New Roman" w:hAnsi="Times New Roman"/>
+                <w:sz w:val="26"/>
+                <w:rFonts w:ascii="Times New Roman" w:hAnsi="Times New Roman" w:cs="Times New Roman"/>
+              </w:rPr>
+              <w:t>4</w:t>
+            </w:r>
+          </w:p>
+        </w:tc>
+        <w:tc>
+          <w:tcPr>
+            <w:tcW w:type="dxa" w:w="3402"/>
+            <w:vAlign w:val="center"/>
+          </w:tcPr>
+          <w:p>
+            <w:pPr>
+              <w:spacing w:before="40" w:after="40" w:line="276" w:lineRule="auto"/>
+              <w:jc w:val="both"/>
+            </w:pPr>
+            <w:r>
+              <w:rPr>
+                <w:rFonts w:ascii="Times New Roman" w:hAnsi="Times New Roman"/>
+                <w:sz w:val="26"/>
+                <w:rFonts w:ascii="Times New Roman" w:hAnsi="Times New Roman" w:cs="Times New Roman"/>
+              </w:rPr>
+              <w:t>- Giải thích được việc có thể biểu diễn thông tin chỉ với hai kí hiệu 0 và 1.  - Biết bit là đơn vị nhỏ nhất trong lưu trữ thông tin.  - Nêu tên, độ lớn các đơn vị đo dung lượng thông tin (Byte, KB, MB, GB), quy đổi gần đúng giữa các đơn vị.  - Ước lượng khả năng lưu trữ của các thiết bị nhớ thông dụng (đĩa quang, đĩa từ, thẻ nhớ,...).</w:t>
+            </w:r>
+          </w:p>
+        </w:tc>
+      </w:tr>
+      <w:tr>
+        <w:tc>
+          <w:tcPr>
+            <w:tcW w:type="dxa" w:w="9310"/>
+            <w:gridSpan w:val="5"/>
+            <w:vAlign w:val="center"/>
+          </w:tcPr>
+          <w:p>
+            <w:pPr>
+              <w:spacing w:before="40" w:after="40" w:line="276" w:lineRule="auto"/>
+              <w:jc w:val="both"/>
+            </w:pPr>
+            <w:r>
+              <w:rPr>
+                <w:rFonts w:ascii="Times New Roman" w:hAnsi="Times New Roman"/>
+                <w:b/>
+                <w:sz w:val="26"/>
+                <w:rFonts w:ascii="Times New Roman" w:hAnsi="Times New Roman" w:cs="Times New Roman"/>
+              </w:rPr>
+              <w:t>Chủ đề 2: Mạng máy tính và Internet</w:t>
+            </w:r>
+          </w:p>
+        </w:tc>
+      </w:tr>
+      <w:tr>
+        <w:tc>
+          <w:tcPr>
+            <w:tcW w:type="dxa" w:w="680"/>
+            <w:vAlign w:val="center"/>
+          </w:tcPr>
+          <w:p>
+            <w:pPr>
+              <w:spacing w:before="40" w:after="40" w:line="276" w:lineRule="auto"/>
+              <w:jc w:val="center"/>
+            </w:pPr>
+            <w:r>
+              <w:rPr>
+                <w:rFonts w:ascii="Times New Roman" w:hAnsi="Times New Roman"/>
+                <w:sz w:val="26"/>
+                <w:rFonts w:ascii="Times New Roman" w:hAnsi="Times New Roman" w:cs="Times New Roman"/>
+              </w:rPr>
+              <w:t>5</w:t>
+            </w:r>
+          </w:p>
+        </w:tc>
+        <w:tc>
+          <w:tcPr>
+            <w:tcW w:type="dxa" w:w="3118"/>
+            <w:vAlign w:val="center"/>
+          </w:tcPr>
+          <w:p>
+            <w:pPr>
+              <w:spacing w:before="40" w:after="40" w:line="276" w:lineRule="auto"/>
+              <w:jc w:val="both"/>
+            </w:pPr>
+            <w:r>
+              <w:rPr>
+                <w:rFonts w:ascii="Times New Roman" w:hAnsi="Times New Roman"/>
+                <w:sz w:val="26"/>
+                <w:rFonts w:ascii="Times New Roman" w:hAnsi="Times New Roman" w:cs="Times New Roman"/>
+              </w:rPr>
+              <w:t>Bài 4. Mạng máy tính</w:t>
+            </w:r>
+          </w:p>
+        </w:tc>
+        <w:tc>
+          <w:tcPr>
+            <w:tcW w:type="dxa" w:w="850"/>
+            <w:vAlign w:val="center"/>
+          </w:tcPr>
+          <w:p>
+            <w:pPr>
+              <w:spacing w:before="40" w:after="40" w:line="276" w:lineRule="auto"/>
+              <w:jc w:val="center"/>
+            </w:pPr>
+            <w:r>
+              <w:rPr>
+                <w:rFonts w:ascii="Times New Roman" w:hAnsi="Times New Roman"/>
+                <w:sz w:val="26"/>
+                <w:rFonts w:ascii="Times New Roman" w:hAnsi="Times New Roman" w:cs="Times New Roman"/>
+              </w:rPr>
+              <w:t>1</w:t>
+            </w:r>
+          </w:p>
+        </w:tc>
+        <w:tc>
+          <w:tcPr>
+            <w:tcW w:type="dxa" w:w="1247"/>
+            <w:vAlign w:val="center"/>
+          </w:tcPr>
+          <w:p>
+            <w:pPr>
+              <w:spacing w:before="40" w:after="40" w:line="276" w:lineRule="auto"/>
+              <w:jc w:val="center"/>
+            </w:pPr>
+            <w:r>
+              <w:rPr>
+                <w:rFonts w:ascii="Times New Roman" w:hAnsi="Times New Roman"/>
+                <w:sz w:val="26"/>
+                <w:rFonts w:ascii="Times New Roman" w:hAnsi="Times New Roman" w:cs="Times New Roman"/>
+              </w:rPr>
+              <w:t>5</w:t>
+            </w:r>
+          </w:p>
+        </w:tc>
+        <w:tc>
+          <w:tcPr>
+            <w:tcW w:type="dxa" w:w="3402"/>
+            <w:vAlign w:val="center"/>
+          </w:tcPr>
+          <w:p>
+            <w:pPr>
+              <w:spacing w:before="40" w:after="40" w:line="276" w:lineRule="auto"/>
+              <w:jc w:val="both"/>
+            </w:pPr>
+            <w:r>
+              <w:rPr>
+                <w:rFonts w:ascii="Times New Roman" w:hAnsi="Times New Roman"/>
+                <w:sz w:val="26"/>
+                <w:rFonts w:ascii="Times New Roman" w:hAnsi="Times New Roman" w:cs="Times New Roman"/>
+              </w:rPr>
+              <w:t>- Biết khái niệm mạng máy tính và lợi ích của nó trong cuộc sống.  - Kể tên các thành phần chính của một mạng máy tính.  - Nêu ví dụ về trường hợp mạng không dây tiện dụng hơn mạng có dây.</w:t>
+            </w:r>
+          </w:p>
+        </w:tc>
+      </w:tr>
+      <w:tr>
+        <w:tc>
+          <w:tcPr>
+            <w:tcW w:type="dxa" w:w="680"/>
+            <w:vAlign w:val="center"/>
+          </w:tcPr>
+          <w:p>
+            <w:pPr>
+              <w:spacing w:before="40" w:after="40" w:line="276" w:lineRule="auto"/>
+              <w:jc w:val="center"/>
+            </w:pPr>
+            <w:r>
+              <w:rPr>
+                <w:rFonts w:ascii="Times New Roman" w:hAnsi="Times New Roman"/>
+                <w:sz w:val="26"/>
+                <w:rFonts w:ascii="Times New Roman" w:hAnsi="Times New Roman" w:cs="Times New Roman"/>
+              </w:rPr>
+              <w:t>6</w:t>
+            </w:r>
+          </w:p>
+        </w:tc>
+        <w:tc>
+          <w:tcPr>
+            <w:tcW w:type="dxa" w:w="3118"/>
+            <w:vAlign w:val="center"/>
+          </w:tcPr>
+          <w:p>
+            <w:pPr>
+              <w:spacing w:before="40" w:after="40" w:line="276" w:lineRule="auto"/>
+              <w:jc w:val="both"/>
+            </w:pPr>
+            <w:r>
+              <w:rPr>
+                <w:rFonts w:ascii="Times New Roman" w:hAnsi="Times New Roman"/>
+                <w:sz w:val="26"/>
+                <w:rFonts w:ascii="Times New Roman" w:hAnsi="Times New Roman" w:cs="Times New Roman"/>
+              </w:rPr>
+              <w:t>Ôn tập Đánh giá định kỳ 1</w:t>
+            </w:r>
+          </w:p>
+        </w:tc>
+        <w:tc>
+          <w:tcPr>
+            <w:tcW w:type="dxa" w:w="850"/>
+            <w:vAlign w:val="center"/>
+          </w:tcPr>
+          <w:p>
+            <w:pPr>
+              <w:spacing w:before="40" w:after="40" w:line="276" w:lineRule="auto"/>
+              <w:jc w:val="center"/>
+            </w:pPr>
+            <w:r>
+              <w:rPr>
+                <w:rFonts w:ascii="Times New Roman" w:hAnsi="Times New Roman"/>
+                <w:sz w:val="26"/>
+                <w:rFonts w:ascii="Times New Roman" w:hAnsi="Times New Roman" w:cs="Times New Roman"/>
+              </w:rPr>
+              <w:t>1</w:t>
+            </w:r>
+          </w:p>
+        </w:tc>
+        <w:tc>
+          <w:tcPr>
+            <w:tcW w:type="dxa" w:w="1247"/>
+            <w:vAlign w:val="center"/>
+          </w:tcPr>
+          <w:p>
+            <w:pPr>
+              <w:spacing w:before="40" w:after="40" w:line="276" w:lineRule="auto"/>
+              <w:jc w:val="center"/>
+            </w:pPr>
+            <w:r>
+              <w:rPr>
+                <w:rFonts w:ascii="Times New Roman" w:hAnsi="Times New Roman"/>
+                <w:sz w:val="26"/>
+                <w:rFonts w:ascii="Times New Roman" w:hAnsi="Times New Roman" w:cs="Times New Roman"/>
+              </w:rPr>
+              <w:t>6</w:t>
+            </w:r>
+          </w:p>
+        </w:tc>
+        <w:tc>
+          <w:tcPr>
+            <w:tcW w:type="dxa" w:w="3402"/>
+            <w:vAlign w:val="center"/>
+          </w:tcPr>
+          <w:p>
+            <w:pPr>
+              <w:spacing w:before="40" w:after="40" w:line="276" w:lineRule="auto"/>
+              <w:jc w:val="both"/>
+            </w:pPr>
+            <w:r>
+              <w:rPr>
+                <w:rFonts w:ascii="Times New Roman" w:hAnsi="Times New Roman"/>
+                <w:sz w:val="26"/>
+                <w:rFonts w:ascii="Times New Roman" w:hAnsi="Times New Roman" w:cs="Times New Roman"/>
+              </w:rPr>
+              <w:t>Hệ thống hóa kiến thức chuẩn bị Đánh giá định kỳ 1.</w:t>
+            </w:r>
+          </w:p>
+        </w:tc>
+      </w:tr>
+      <w:tr>
+        <w:tc>
+          <w:tcPr>
+            <w:tcW w:type="dxa" w:w="680"/>
+            <w:vAlign w:val="center"/>
+          </w:tcPr>
+          <w:p>
+            <w:pPr>
+              <w:spacing w:before="40" w:after="40" w:line="276" w:lineRule="auto"/>
+              <w:jc w:val="center"/>
+            </w:pPr>
+            <w:r>
+              <w:rPr>
+                <w:rFonts w:ascii="Times New Roman" w:hAnsi="Times New Roman"/>
+                <w:sz w:val="26"/>
+                <w:rFonts w:ascii="Times New Roman" w:hAnsi="Times New Roman" w:cs="Times New Roman"/>
+              </w:rPr>
+              <w:t>7</w:t>
+            </w:r>
+          </w:p>
+        </w:tc>
+        <w:tc>
+          <w:tcPr>
+            <w:tcW w:type="dxa" w:w="3118"/>
+            <w:vAlign w:val="center"/>
+          </w:tcPr>
+          <w:p>
+            <w:pPr>
+              <w:spacing w:before="40" w:after="40" w:line="276" w:lineRule="auto"/>
+              <w:jc w:val="both"/>
+            </w:pPr>
+            <w:r>
+              <w:rPr>
+                <w:rFonts w:ascii="Times New Roman" w:hAnsi="Times New Roman"/>
+                <w:sz w:val="26"/>
+                <w:rFonts w:ascii="Times New Roman" w:hAnsi="Times New Roman" w:cs="Times New Roman"/>
+              </w:rPr>
+              <w:t>Đánh giá định kỳ 1</w:t>
+            </w:r>
+          </w:p>
+        </w:tc>
+        <w:tc>
+          <w:tcPr>
+            <w:tcW w:type="dxa" w:w="850"/>
+            <w:vAlign w:val="center"/>
+          </w:tcPr>
+          <w:p>
+            <w:pPr>
+              <w:spacing w:before="40" w:after="40" w:line="276" w:lineRule="auto"/>
+              <w:jc w:val="center"/>
+            </w:pPr>
+            <w:r>
+              <w:rPr>
+                <w:rFonts w:ascii="Times New Roman" w:hAnsi="Times New Roman"/>
+                <w:sz w:val="26"/>
+                <w:rFonts w:ascii="Times New Roman" w:hAnsi="Times New Roman" w:cs="Times New Roman"/>
+              </w:rPr>
+              <w:t>1</w:t>
+            </w:r>
+          </w:p>
+        </w:tc>
+        <w:tc>
+          <w:tcPr>
+            <w:tcW w:type="dxa" w:w="1247"/>
+            <w:vAlign w:val="center"/>
+          </w:tcPr>
+          <w:p>
+            <w:pPr>
+              <w:spacing w:before="40" w:after="40" w:line="276" w:lineRule="auto"/>
+              <w:jc w:val="center"/>
+            </w:pPr>
+            <w:r>
+              <w:rPr>
+                <w:rFonts w:ascii="Times New Roman" w:hAnsi="Times New Roman"/>
+                <w:sz w:val="26"/>
+                <w:rFonts w:ascii="Times New Roman" w:hAnsi="Times New Roman" w:cs="Times New Roman"/>
+              </w:rPr>
+              <w:t>7</w:t>
+            </w:r>
+          </w:p>
+        </w:tc>
+        <w:tc>
+          <w:tcPr>
+            <w:tcW w:type="dxa" w:w="3402"/>
+            <w:vAlign w:val="center"/>
+          </w:tcPr>
+          <w:p>
+            <w:pPr>
+              <w:spacing w:before="40" w:after="40" w:line="276" w:lineRule="auto"/>
+              <w:jc w:val="both"/>
+            </w:pPr>
+            <w:r>
+              <w:rPr>
+                <w:rFonts w:ascii="Times New Roman" w:hAnsi="Times New Roman"/>
+                <w:sz w:val="26"/>
+                <w:rFonts w:ascii="Times New Roman" w:hAnsi="Times New Roman" w:cs="Times New Roman"/>
+              </w:rPr>
+              <w:t>Kiểm tra đánh giá kết quả học tập.</w:t>
+            </w:r>
+          </w:p>
+        </w:tc>
+      </w:tr>
+      <w:tr>
+        <w:tc>
+          <w:tcPr>
+            <w:tcW w:type="dxa" w:w="680"/>
+            <w:vAlign w:val="center"/>
+          </w:tcPr>
+          <w:p>
+            <w:pPr>
+              <w:spacing w:before="40" w:after="40" w:line="276" w:lineRule="auto"/>
+              <w:jc w:val="center"/>
+            </w:pPr>
+            <w:r>
+              <w:rPr>
+                <w:rFonts w:ascii="Times New Roman" w:hAnsi="Times New Roman"/>
+                <w:sz w:val="26"/>
+                <w:rFonts w:ascii="Times New Roman" w:hAnsi="Times New Roman" w:cs="Times New Roman"/>
+              </w:rPr>
+              <w:t>8</w:t>
+            </w:r>
+          </w:p>
+        </w:tc>
+        <w:tc>
+          <w:tcPr>
+            <w:tcW w:type="dxa" w:w="3118"/>
+            <w:vAlign w:val="center"/>
+          </w:tcPr>
+          <w:p>
+            <w:pPr>
+              <w:spacing w:before="40" w:after="40" w:line="276" w:lineRule="auto"/>
+              <w:jc w:val="both"/>
+            </w:pPr>
+            <w:r>
+              <w:rPr>
+                <w:rFonts w:ascii="Times New Roman" w:hAnsi="Times New Roman"/>
+                <w:sz w:val="26"/>
+                <w:rFonts w:ascii="Times New Roman" w:hAnsi="Times New Roman" w:cs="Times New Roman"/>
+              </w:rPr>
+              <w:t>Bài 5. Internet</w:t>
+            </w:r>
+          </w:p>
+        </w:tc>
+        <w:tc>
+          <w:tcPr>
+            <w:tcW w:type="dxa" w:w="850"/>
+            <w:vAlign w:val="center"/>
+          </w:tcPr>
+          <w:p>
+            <w:pPr>
+              <w:spacing w:before="40" w:after="40" w:line="276" w:lineRule="auto"/>
+              <w:jc w:val="center"/>
+            </w:pPr>
+            <w:r>
+              <w:rPr>
+                <w:rFonts w:ascii="Times New Roman" w:hAnsi="Times New Roman"/>
+                <w:sz w:val="26"/>
+                <w:rFonts w:ascii="Times New Roman" w:hAnsi="Times New Roman" w:cs="Times New Roman"/>
+              </w:rPr>
+              <w:t>1</w:t>
+            </w:r>
+          </w:p>
+        </w:tc>
+        <w:tc>
+          <w:tcPr>
+            <w:tcW w:type="dxa" w:w="1247"/>
+            <w:vAlign w:val="center"/>
+          </w:tcPr>
+          <w:p>
+            <w:pPr>
+              <w:spacing w:before="40" w:after="40" w:line="276" w:lineRule="auto"/>
+              <w:jc w:val="center"/>
+            </w:pPr>
+            <w:r>
+              <w:rPr>
+                <w:rFonts w:ascii="Times New Roman" w:hAnsi="Times New Roman"/>
+                <w:sz w:val="26"/>
+                <w:rFonts w:ascii="Times New Roman" w:hAnsi="Times New Roman" w:cs="Times New Roman"/>
+              </w:rPr>
+              <w:t>8</w:t>
+            </w:r>
+          </w:p>
+        </w:tc>
+        <w:tc>
+          <w:tcPr>
+            <w:tcW w:type="dxa" w:w="3402"/>
+            <w:vAlign w:val="center"/>
+          </w:tcPr>
+          <w:p>
+            <w:pPr>
+              <w:spacing w:before="40" w:after="40" w:line="276" w:lineRule="auto"/>
+              <w:jc w:val="both"/>
+            </w:pPr>
+            <w:r>
+              <w:rPr>
+                <w:rFonts w:ascii="Times New Roman" w:hAnsi="Times New Roman"/>
+                <w:sz w:val="26"/>
+                <w:rFonts w:ascii="Times New Roman" w:hAnsi="Times New Roman" w:cs="Times New Roman"/>
+              </w:rPr>
+              <w:t>- Biết Internet là gì.  - Biết một số đặc điểm chính và lợi ích chính của Internet.</w:t>
+            </w:r>
+          </w:p>
+        </w:tc>
+      </w:tr>
+      <w:tr>
+        <w:tc>
+          <w:tcPr>
+            <w:tcW w:type="dxa" w:w="9310"/>
+            <w:gridSpan w:val="5"/>
+            <w:vAlign w:val="center"/>
+          </w:tcPr>
+          <w:p>
+            <w:pPr>
+              <w:spacing w:before="40" w:after="40" w:line="276" w:lineRule="auto"/>
+              <w:jc w:val="both"/>
+            </w:pPr>
+            <w:r>
+              <w:rPr>
+                <w:rFonts w:ascii="Times New Roman" w:hAnsi="Times New Roman"/>
+                <w:b/>
+                <w:sz w:val="26"/>
+                <w:rFonts w:ascii="Times New Roman" w:hAnsi="Times New Roman" w:cs="Times New Roman"/>
+              </w:rPr>
+              <w:t>Chủ đề 3: Tổ chức lưu trữ, tìm kiếm và trao đổi thông tin</w:t>
+            </w:r>
+          </w:p>
+        </w:tc>
+      </w:tr>
+      <w:tr>
+        <w:tc>
+          <w:tcPr>
+            <w:tcW w:type="dxa" w:w="680"/>
+            <w:vAlign w:val="center"/>
+          </w:tcPr>
+          <w:p>
+            <w:pPr>
+              <w:spacing w:before="40" w:after="40" w:line="276" w:lineRule="auto"/>
+              <w:jc w:val="center"/>
+            </w:pPr>
+            <w:r>
+              <w:rPr>
+                <w:rFonts w:ascii="Times New Roman" w:hAnsi="Times New Roman"/>
+                <w:sz w:val="26"/>
+                <w:rFonts w:ascii="Times New Roman" w:hAnsi="Times New Roman" w:cs="Times New Roman"/>
+              </w:rPr>
+              <w:t>9</w:t>
+            </w:r>
+          </w:p>
+        </w:tc>
+        <w:tc>
+          <w:tcPr>
+            <w:tcW w:type="dxa" w:w="3118"/>
+            <w:vAlign w:val="center"/>
+          </w:tcPr>
+          <w:p>
+            <w:pPr>
+              <w:spacing w:before="40" w:after="40" w:line="276" w:lineRule="auto"/>
+              <w:jc w:val="both"/>
+            </w:pPr>
+            <w:r>
+              <w:rPr>
+                <w:rFonts w:ascii="Times New Roman" w:hAnsi="Times New Roman"/>
+                <w:sz w:val="26"/>
+                <w:rFonts w:ascii="Times New Roman" w:hAnsi="Times New Roman" w:cs="Times New Roman"/>
+              </w:rPr>
+              <w:t>Bài 6. Mạng thông tin toàn cầu</w:t>
+            </w:r>
+          </w:p>
+        </w:tc>
+        <w:tc>
+          <w:tcPr>
+            <w:tcW w:type="dxa" w:w="850"/>
+            <w:vAlign w:val="center"/>
+          </w:tcPr>
+          <w:p>
+            <w:pPr>
+              <w:spacing w:before="40" w:after="40" w:line="276" w:lineRule="auto"/>
+              <w:jc w:val="center"/>
+            </w:pPr>
+            <w:r>
+              <w:rPr>
+                <w:rFonts w:ascii="Times New Roman" w:hAnsi="Times New Roman"/>
+                <w:sz w:val="26"/>
+                <w:rFonts w:ascii="Times New Roman" w:hAnsi="Times New Roman" w:cs="Times New Roman"/>
+              </w:rPr>
+              <w:t>1</w:t>
+            </w:r>
+          </w:p>
+        </w:tc>
+        <w:tc>
+          <w:tcPr>
+            <w:tcW w:type="dxa" w:w="1247"/>
+            <w:vAlign w:val="center"/>
+          </w:tcPr>
+          <w:p>
+            <w:pPr>
+              <w:spacing w:before="40" w:after="40" w:line="276" w:lineRule="auto"/>
+              <w:jc w:val="center"/>
+            </w:pPr>
+            <w:r>
+              <w:rPr>
+                <w:rFonts w:ascii="Times New Roman" w:hAnsi="Times New Roman"/>
+                <w:sz w:val="26"/>
+                <w:rFonts w:ascii="Times New Roman" w:hAnsi="Times New Roman" w:cs="Times New Roman"/>
+              </w:rPr>
+              <w:t>9</w:t>
+            </w:r>
+          </w:p>
+        </w:tc>
+        <w:tc>
+          <w:tcPr>
+            <w:tcW w:type="dxa" w:w="3402"/>
+            <w:vAlign w:val="center"/>
+          </w:tcPr>
+          <w:p>
+            <w:pPr>
+              <w:spacing w:before="40" w:after="40" w:line="276" w:lineRule="auto"/>
+              <w:jc w:val="both"/>
+            </w:pPr>
+            <w:r>
+              <w:rPr>
+                <w:rFonts w:ascii="Times New Roman" w:hAnsi="Times New Roman"/>
+                <w:sz w:val="26"/>
+                <w:rFonts w:ascii="Times New Roman" w:hAnsi="Times New Roman" w:cs="Times New Roman"/>
+              </w:rPr>
+              <w:t>- Trình bày sơ lược các khái niệm World Wide Web (WWW), Website, địa chỉ Website, trình duyệt.  - Xem và nêu thông tin chính trên trang web cho trước.  - Khai thác thông tin trên các trang web thông dụng (tra từ điển, xem thời tiết, thời sự,...).</w:t>
+            </w:r>
+          </w:p>
+        </w:tc>
+      </w:tr>
+      <w:tr>
+        <w:tc>
+          <w:tcPr>
+            <w:tcW w:type="dxa" w:w="680"/>
+            <w:vAlign w:val="center"/>
+          </w:tcPr>
+          <w:p>
+            <w:pPr>
+              <w:spacing w:before="40" w:after="40" w:line="276" w:lineRule="auto"/>
+              <w:jc w:val="center"/>
+            </w:pPr>
+            <w:r>
+              <w:rPr>
+                <w:rFonts w:ascii="Times New Roman" w:hAnsi="Times New Roman"/>
+                <w:sz w:val="26"/>
+                <w:rFonts w:ascii="Times New Roman" w:hAnsi="Times New Roman" w:cs="Times New Roman"/>
+              </w:rPr>
+              <w:t>10</w:t>
+            </w:r>
+          </w:p>
+        </w:tc>
+        <w:tc>
+          <w:tcPr>
+            <w:tcW w:type="dxa" w:w="3118"/>
+            <w:vAlign w:val="center"/>
+          </w:tcPr>
+          <w:p>
+            <w:pPr>
+              <w:spacing w:before="40" w:after="40" w:line="276" w:lineRule="auto"/>
+              <w:jc w:val="both"/>
+            </w:pPr>
+            <w:r>
+              <w:rPr>
+                <w:rFonts w:ascii="Times New Roman" w:hAnsi="Times New Roman"/>
+                <w:sz w:val="26"/>
+                <w:rFonts w:ascii="Times New Roman" w:hAnsi="Times New Roman" w:cs="Times New Roman"/>
+              </w:rPr>
+              <w:t>Bài 7. Tìm kiếm thông tin trên Internet</w:t>
+            </w:r>
+          </w:p>
+        </w:tc>
+        <w:tc>
+          <w:tcPr>
+            <w:tcW w:type="dxa" w:w="850"/>
+            <w:vAlign w:val="center"/>
+          </w:tcPr>
+          <w:p>
+            <w:pPr>
+              <w:spacing w:before="40" w:after="40" w:line="276" w:lineRule="auto"/>
+              <w:jc w:val="center"/>
+            </w:pPr>
+            <w:r>
+              <w:rPr>
+                <w:rFonts w:ascii="Times New Roman" w:hAnsi="Times New Roman"/>
+                <w:sz w:val="26"/>
+                <w:rFonts w:ascii="Times New Roman" w:hAnsi="Times New Roman" w:cs="Times New Roman"/>
+              </w:rPr>
+              <w:t>1</w:t>
+            </w:r>
+          </w:p>
+        </w:tc>
+        <w:tc>
+          <w:tcPr>
+            <w:tcW w:type="dxa" w:w="1247"/>
+            <w:vAlign w:val="center"/>
+          </w:tcPr>
+          <w:p>
+            <w:pPr>
+              <w:spacing w:before="40" w:after="40" w:line="276" w:lineRule="auto"/>
+              <w:jc w:val="center"/>
+            </w:pPr>
+            <w:r>
+              <w:rPr>
+                <w:rFonts w:ascii="Times New Roman" w:hAnsi="Times New Roman"/>
+                <w:sz w:val="26"/>
+                <w:rFonts w:ascii="Times New Roman" w:hAnsi="Times New Roman" w:cs="Times New Roman"/>
+              </w:rPr>
+              <w:t>10</w:t>
+            </w:r>
+          </w:p>
+        </w:tc>
+        <w:tc>
+          <w:tcPr>
+            <w:tcW w:type="dxa" w:w="3402"/>
+            <w:vAlign w:val="center"/>
+          </w:tcPr>
+          <w:p>
+            <w:pPr>
+              <w:spacing w:before="40" w:after="40" w:line="276" w:lineRule="auto"/>
+              <w:jc w:val="both"/>
+            </w:pPr>
+            <w:r>
+              <w:rPr>
+                <w:rFonts w:ascii="Times New Roman" w:hAnsi="Times New Roman"/>
+                <w:sz w:val="26"/>
+                <w:rFonts w:ascii="Times New Roman" w:hAnsi="Times New Roman" w:cs="Times New Roman"/>
+              </w:rPr>
+              <w:t>- Nêu công dụng của máy tìm kiếm; xác định từ khóa ứng với mục đích tìm kiếm cho trước.  - Thực hiện việc tìm kiếm và khai thác thông tin trên Internet.</w:t>
+            </w:r>
+          </w:p>
+        </w:tc>
+      </w:tr>
+      <w:tr>
+        <w:tc>
+          <w:tcPr>
+            <w:tcW w:type="dxa" w:w="680"/>
+            <w:vAlign w:val="center"/>
+          </w:tcPr>
+          <w:p>
+            <w:pPr>
+              <w:spacing w:before="40" w:after="40" w:line="276" w:lineRule="auto"/>
+              <w:jc w:val="center"/>
+            </w:pPr>
+            <w:r>
+              <w:rPr>
+                <w:rFonts w:ascii="Times New Roman" w:hAnsi="Times New Roman"/>
+                <w:sz w:val="26"/>
+                <w:rFonts w:ascii="Times New Roman" w:hAnsi="Times New Roman" w:cs="Times New Roman"/>
+              </w:rPr>
+              <w:t>11</w:t>
+            </w:r>
+          </w:p>
+        </w:tc>
+        <w:tc>
+          <w:tcPr>
+            <w:tcW w:type="dxa" w:w="3118"/>
+            <w:vAlign w:val="center"/>
+          </w:tcPr>
+          <w:p>
+            <w:pPr>
+              <w:spacing w:before="40" w:after="40" w:line="276" w:lineRule="auto"/>
+              <w:jc w:val="both"/>
+            </w:pPr>
+            <w:r>
+              <w:rPr>
+                <w:rFonts w:ascii="Times New Roman" w:hAnsi="Times New Roman"/>
+                <w:sz w:val="26"/>
+                <w:rFonts w:ascii="Times New Roman" w:hAnsi="Times New Roman" w:cs="Times New Roman"/>
+              </w:rPr>
+              <w:t>Bài 8. Thư điện tử</w:t>
+            </w:r>
+          </w:p>
+        </w:tc>
+        <w:tc>
+          <w:tcPr>
+            <w:tcW w:type="dxa" w:w="850"/>
+            <w:vAlign w:val="center"/>
+          </w:tcPr>
+          <w:p>
+            <w:pPr>
+              <w:spacing w:before="40" w:after="40" w:line="276" w:lineRule="auto"/>
+              <w:jc w:val="center"/>
+            </w:pPr>
+            <w:r>
+              <w:rPr>
+                <w:rFonts w:ascii="Times New Roman" w:hAnsi="Times New Roman"/>
+                <w:sz w:val="26"/>
+                <w:rFonts w:ascii="Times New Roman" w:hAnsi="Times New Roman" w:cs="Times New Roman"/>
+              </w:rPr>
+              <w:t>1</w:t>
+            </w:r>
+          </w:p>
+        </w:tc>
+        <w:tc>
+          <w:tcPr>
+            <w:tcW w:type="dxa" w:w="1247"/>
+            <w:vAlign w:val="center"/>
+          </w:tcPr>
+          <w:p>
+            <w:pPr>
+              <w:spacing w:before="40" w:after="40" w:line="276" w:lineRule="auto"/>
+              <w:jc w:val="center"/>
+            </w:pPr>
+            <w:r>
+              <w:rPr>
+                <w:rFonts w:ascii="Times New Roman" w:hAnsi="Times New Roman"/>
+                <w:sz w:val="26"/>
+                <w:rFonts w:ascii="Times New Roman" w:hAnsi="Times New Roman" w:cs="Times New Roman"/>
+              </w:rPr>
+              <w:t>11</w:t>
+            </w:r>
+          </w:p>
+        </w:tc>
+        <w:tc>
+          <w:tcPr>
+            <w:tcW w:type="dxa" w:w="3402"/>
+            <w:vAlign w:val="center"/>
+          </w:tcPr>
+          <w:p>
+            <w:pPr>
+              <w:spacing w:before="40" w:after="40" w:line="276" w:lineRule="auto"/>
+              <w:jc w:val="both"/>
+            </w:pPr>
+            <w:r>
+              <w:rPr>
+                <w:rFonts w:ascii="Times New Roman" w:hAnsi="Times New Roman"/>
+                <w:sz w:val="26"/>
+                <w:rFonts w:ascii="Times New Roman" w:hAnsi="Times New Roman" w:cs="Times New Roman"/>
+              </w:rPr>
+              <w:t>- Hiểu dịch vụ thư điện tử, ưu/nhược điểm so với các phương thức liên lạc khác.  - Biết tài khoản, hộp thư điện tử; đăng nhập, soạn, gửi, đăng xuất hộp thư điện tử.</w:t>
+            </w:r>
+          </w:p>
+        </w:tc>
+      </w:tr>
+      <w:tr>
+        <w:tc>
+          <w:tcPr>
+            <w:tcW w:type="dxa" w:w="680"/>
+            <w:vAlign w:val="center"/>
+          </w:tcPr>
+          <w:p>
+            <w:pPr>
+              <w:spacing w:before="40" w:after="40" w:line="276" w:lineRule="auto"/>
+              <w:jc w:val="center"/>
+            </w:pPr>
+            <w:r>
+              <w:rPr>
+                <w:rFonts w:ascii="Times New Roman" w:hAnsi="Times New Roman"/>
+                <w:sz w:val="26"/>
+                <w:rFonts w:ascii="Times New Roman" w:hAnsi="Times New Roman" w:cs="Times New Roman"/>
+              </w:rPr>
+              <w:t>12</w:t>
+            </w:r>
+          </w:p>
+        </w:tc>
+        <w:tc>
+          <w:tcPr>
+            <w:tcW w:type="dxa" w:w="3118"/>
+            <w:vAlign w:val="center"/>
+          </w:tcPr>
+          <w:p>
+            <w:pPr>
+              <w:spacing w:before="40" w:after="40" w:line="276" w:lineRule="auto"/>
+              <w:jc w:val="both"/>
+            </w:pPr>
+            <w:r>
+              <w:rPr>
+                <w:rFonts w:ascii="Times New Roman" w:hAnsi="Times New Roman"/>
+                <w:sz w:val="26"/>
+                <w:rFonts w:ascii="Times New Roman" w:hAnsi="Times New Roman" w:cs="Times New Roman"/>
+              </w:rPr>
+              <w:t>Ôn tập Đánh giá định kỳ 2</w:t>
+            </w:r>
+          </w:p>
+        </w:tc>
+        <w:tc>
+          <w:tcPr>
+            <w:tcW w:type="dxa" w:w="850"/>
+            <w:vAlign w:val="center"/>
+          </w:tcPr>
+          <w:p>
+            <w:pPr>
+              <w:spacing w:before="40" w:after="40" w:line="276" w:lineRule="auto"/>
+              <w:jc w:val="center"/>
+            </w:pPr>
+            <w:r>
+              <w:rPr>
+                <w:rFonts w:ascii="Times New Roman" w:hAnsi="Times New Roman"/>
+                <w:sz w:val="26"/>
+                <w:rFonts w:ascii="Times New Roman" w:hAnsi="Times New Roman" w:cs="Times New Roman"/>
+              </w:rPr>
+              <w:t>1</w:t>
+            </w:r>
+          </w:p>
+        </w:tc>
+        <w:tc>
+          <w:tcPr>
+            <w:tcW w:type="dxa" w:w="1247"/>
+            <w:vAlign w:val="center"/>
+          </w:tcPr>
+          <w:p>
+            <w:pPr>
+              <w:spacing w:before="40" w:after="40" w:line="276" w:lineRule="auto"/>
+              <w:jc w:val="center"/>
+            </w:pPr>
+            <w:r>
+              <w:rPr>
+                <w:rFonts w:ascii="Times New Roman" w:hAnsi="Times New Roman"/>
+                <w:sz w:val="26"/>
+                <w:rFonts w:ascii="Times New Roman" w:hAnsi="Times New Roman" w:cs="Times New Roman"/>
+              </w:rPr>
+              <w:t>12</w:t>
+            </w:r>
+          </w:p>
+        </w:tc>
+        <w:tc>
+          <w:tcPr>
+            <w:tcW w:type="dxa" w:w="3402"/>
+            <w:vAlign w:val="center"/>
+          </w:tcPr>
+          <w:p>
+            <w:pPr>
+              <w:spacing w:before="40" w:after="40" w:line="276" w:lineRule="auto"/>
+              <w:jc w:val="both"/>
+            </w:pPr>
+            <w:r>
+              <w:rPr>
+                <w:rFonts w:ascii="Times New Roman" w:hAnsi="Times New Roman"/>
+                <w:sz w:val="26"/>
+                <w:rFonts w:ascii="Times New Roman" w:hAnsi="Times New Roman" w:cs="Times New Roman"/>
+              </w:rPr>
+              <w:t>Hệ thống hóa kiến thức chuẩn bị Đánh giá định kỳ 2.</w:t>
+            </w:r>
+          </w:p>
+        </w:tc>
+      </w:tr>
+      <w:tr>
+        <w:tc>
+          <w:tcPr>
+            <w:tcW w:type="dxa" w:w="680"/>
+            <w:vAlign w:val="center"/>
+          </w:tcPr>
+          <w:p>
+            <w:pPr>
+              <w:spacing w:before="40" w:after="40" w:line="276" w:lineRule="auto"/>
+              <w:jc w:val="center"/>
+            </w:pPr>
+            <w:r>
+              <w:rPr>
+                <w:rFonts w:ascii="Times New Roman" w:hAnsi="Times New Roman"/>
+                <w:sz w:val="26"/>
+                <w:rFonts w:ascii="Times New Roman" w:hAnsi="Times New Roman" w:cs="Times New Roman"/>
+              </w:rPr>
+              <w:t>13</w:t>
+            </w:r>
+          </w:p>
+        </w:tc>
+        <w:tc>
+          <w:tcPr>
+            <w:tcW w:type="dxa" w:w="3118"/>
+            <w:vAlign w:val="center"/>
+          </w:tcPr>
+          <w:p>
+            <w:pPr>
+              <w:spacing w:before="40" w:after="40" w:line="276" w:lineRule="auto"/>
+              <w:jc w:val="both"/>
+            </w:pPr>
+            <w:r>
+              <w:rPr>
+                <w:rFonts w:ascii="Times New Roman" w:hAnsi="Times New Roman"/>
+                <w:sz w:val="26"/>
+                <w:rFonts w:ascii="Times New Roman" w:hAnsi="Times New Roman" w:cs="Times New Roman"/>
+              </w:rPr>
+              <w:t>Đánh giá định kỳ 2</w:t>
+            </w:r>
+          </w:p>
+        </w:tc>
+        <w:tc>
+          <w:tcPr>
+            <w:tcW w:type="dxa" w:w="850"/>
+            <w:vAlign w:val="center"/>
+          </w:tcPr>
+          <w:p>
+            <w:pPr>
+              <w:spacing w:before="40" w:after="40" w:line="276" w:lineRule="auto"/>
+              <w:jc w:val="center"/>
+            </w:pPr>
+            <w:r>
+              <w:rPr>
+                <w:rFonts w:ascii="Times New Roman" w:hAnsi="Times New Roman"/>
+                <w:sz w:val="26"/>
+                <w:rFonts w:ascii="Times New Roman" w:hAnsi="Times New Roman" w:cs="Times New Roman"/>
+              </w:rPr>
+              <w:t>1</w:t>
+            </w:r>
+          </w:p>
+        </w:tc>
+        <w:tc>
+          <w:tcPr>
+            <w:tcW w:type="dxa" w:w="1247"/>
+            <w:vAlign w:val="center"/>
+          </w:tcPr>
+          <w:p>
+            <w:pPr>
+              <w:spacing w:before="40" w:after="40" w:line="276" w:lineRule="auto"/>
+              <w:jc w:val="center"/>
+            </w:pPr>
+            <w:r>
+              <w:rPr>
+                <w:rFonts w:ascii="Times New Roman" w:hAnsi="Times New Roman"/>
+                <w:sz w:val="26"/>
+                <w:rFonts w:ascii="Times New Roman" w:hAnsi="Times New Roman" w:cs="Times New Roman"/>
+              </w:rPr>
+              <w:t>13</w:t>
+            </w:r>
+          </w:p>
+        </w:tc>
+        <w:tc>
+          <w:tcPr>
+            <w:tcW w:type="dxa" w:w="3402"/>
+            <w:vAlign w:val="center"/>
+          </w:tcPr>
+          <w:p>
+            <w:pPr>
+              <w:spacing w:before="40" w:after="40" w:line="276" w:lineRule="auto"/>
+              <w:jc w:val="both"/>
+            </w:pPr>
+            <w:r>
+              <w:rPr>
+                <w:rFonts w:ascii="Times New Roman" w:hAnsi="Times New Roman"/>
+                <w:sz w:val="26"/>
+                <w:rFonts w:ascii="Times New Roman" w:hAnsi="Times New Roman" w:cs="Times New Roman"/>
+              </w:rPr>
+              <w:t>Kiểm tra đánh giá kết quả học tập.</w:t>
+            </w:r>
+          </w:p>
+        </w:tc>
+      </w:tr>
+      <w:tr>
+        <w:tc>
+          <w:tcPr>
+            <w:tcW w:type="dxa" w:w="9310"/>
+            <w:gridSpan w:val="5"/>
+            <w:vAlign w:val="center"/>
+          </w:tcPr>
+          <w:p>
+            <w:pPr>
+              <w:spacing w:before="40" w:after="40" w:line="276" w:lineRule="auto"/>
+              <w:jc w:val="both"/>
+            </w:pPr>
+            <w:r>
+              <w:rPr>
+                <w:rFonts w:ascii="Times New Roman" w:hAnsi="Times New Roman"/>
+                <w:b/>
+                <w:sz w:val="26"/>
+                <w:rFonts w:ascii="Times New Roman" w:hAnsi="Times New Roman" w:cs="Times New Roman"/>
+              </w:rPr>
+              <w:t>Chủ đề 4: Đạo đức, pháp luật và văn hóa trong môi trường số</w:t>
+            </w:r>
+          </w:p>
+        </w:tc>
+      </w:tr>
+      <w:tr>
+        <w:tc>
+          <w:tcPr>
+            <w:tcW w:type="dxa" w:w="680"/>
+            <w:vAlign w:val="center"/>
+          </w:tcPr>
+          <w:p>
+            <w:pPr>
+              <w:spacing w:before="40" w:after="40" w:line="276" w:lineRule="auto"/>
+              <w:jc w:val="center"/>
+            </w:pPr>
+            <w:r>
+              <w:rPr>
+                <w:rFonts w:ascii="Times New Roman" w:hAnsi="Times New Roman"/>
+                <w:sz w:val="26"/>
+                <w:rFonts w:ascii="Times New Roman" w:hAnsi="Times New Roman" w:cs="Times New Roman"/>
+              </w:rPr>
+              <w:t>14</w:t>
+            </w:r>
+          </w:p>
+        </w:tc>
+        <w:tc>
+          <w:tcPr>
+            <w:tcW w:type="dxa" w:w="3118"/>
+            <w:vAlign w:val="center"/>
+          </w:tcPr>
+          <w:p>
+            <w:pPr>
+              <w:spacing w:before="40" w:after="40" w:line="276" w:lineRule="auto"/>
+              <w:jc w:val="both"/>
+            </w:pPr>
+            <w:r>
+              <w:rPr>
+                <w:rFonts w:ascii="Times New Roman" w:hAnsi="Times New Roman"/>
+                <w:sz w:val="26"/>
+                <w:rFonts w:ascii="Times New Roman" w:hAnsi="Times New Roman" w:cs="Times New Roman"/>
+              </w:rPr>
+              <w:t>Bài 9. An toàn thông tin trên Internet</w:t>
+            </w:r>
+          </w:p>
+        </w:tc>
+        <w:tc>
+          <w:tcPr>
+            <w:tcW w:type="dxa" w:w="850"/>
+            <w:vAlign w:val="center"/>
+          </w:tcPr>
+          <w:p>
+            <w:pPr>
+              <w:spacing w:before="40" w:after="40" w:line="276" w:lineRule="auto"/>
+              <w:jc w:val="center"/>
+            </w:pPr>
+            <w:r>
+              <w:rPr>
+                <w:rFonts w:ascii="Times New Roman" w:hAnsi="Times New Roman"/>
+                <w:sz w:val="26"/>
+                <w:rFonts w:ascii="Times New Roman" w:hAnsi="Times New Roman" w:cs="Times New Roman"/>
+              </w:rPr>
+              <w:t>1</w:t>
+            </w:r>
+          </w:p>
+        </w:tc>
+        <w:tc>
+          <w:tcPr>
+            <w:tcW w:type="dxa" w:w="1247"/>
+            <w:vAlign w:val="center"/>
+          </w:tcPr>
+          <w:p>
+            <w:pPr>
+              <w:spacing w:before="40" w:after="40" w:line="276" w:lineRule="auto"/>
+              <w:jc w:val="center"/>
+            </w:pPr>
+            <w:r>
+              <w:rPr>
+                <w:rFonts w:ascii="Times New Roman" w:hAnsi="Times New Roman"/>
+                <w:sz w:val="26"/>
+                <w:rFonts w:ascii="Times New Roman" w:hAnsi="Times New Roman" w:cs="Times New Roman"/>
+              </w:rPr>
+              <w:t>14</w:t>
+            </w:r>
+          </w:p>
+        </w:tc>
+        <w:tc>
+          <w:tcPr>
+            <w:tcW w:type="dxa" w:w="3402"/>
+            <w:vAlign w:val="center"/>
+          </w:tcPr>
+          <w:p>
+            <w:pPr>
+              <w:spacing w:before="40" w:after="40" w:line="276" w:lineRule="auto"/>
+              <w:jc w:val="both"/>
+            </w:pPr>
+            <w:r>
+              <w:rPr>
+                <w:rFonts w:ascii="Times New Roman" w:hAnsi="Times New Roman"/>
+                <w:sz w:val="26"/>
+                <w:rFonts w:ascii="Times New Roman" w:hAnsi="Times New Roman" w:cs="Times New Roman"/>
+              </w:rPr>
+              <w:t>- Biết tác hại/nguy cơ khi sử dụng Internet; nêu và thực hiện biện pháp phòng ngừa.  - Trình bày tầm quan trọng của sự an toàn và hợp pháp của thông tin cá nhân/tập thể.  - Bảo vệ thông tin/tài khoản cá nhân; nhận diện thông điệp lừa đảo hoặc nội dung xấu.</w:t>
+            </w:r>
+          </w:p>
+        </w:tc>
+      </w:tr>
+      <w:tr>
+        <w:tc>
+          <w:tcPr>
+            <w:tcW w:type="dxa" w:w="9310"/>
+            <w:gridSpan w:val="5"/>
+            <w:vAlign w:val="center"/>
+          </w:tcPr>
+          <w:p>
+            <w:pPr>
+              <w:spacing w:before="40" w:after="40" w:line="276" w:lineRule="auto"/>
+              <w:jc w:val="both"/>
+            </w:pPr>
+            <w:r>
+              <w:rPr>
+                <w:rFonts w:ascii="Times New Roman" w:hAnsi="Times New Roman"/>
+                <w:b/>
+                <w:sz w:val="26"/>
+                <w:rFonts w:ascii="Times New Roman" w:hAnsi="Times New Roman" w:cs="Times New Roman"/>
+              </w:rPr>
+              <w:t>Chủ đề 5: Ứng dụng tin học</w:t>
+            </w:r>
+          </w:p>
+        </w:tc>
+      </w:tr>
+      <w:tr>
+        <w:tc>
+          <w:tcPr>
+            <w:tcW w:type="dxa" w:w="680"/>
+            <w:vAlign w:val="center"/>
+          </w:tcPr>
+          <w:p>
+            <w:pPr>
+              <w:spacing w:before="40" w:after="40" w:line="276" w:lineRule="auto"/>
+              <w:jc w:val="center"/>
+            </w:pPr>
+            <w:r>
+              <w:rPr>
+                <w:rFonts w:ascii="Times New Roman" w:hAnsi="Times New Roman"/>
+                <w:sz w:val="26"/>
+                <w:rFonts w:ascii="Times New Roman" w:hAnsi="Times New Roman" w:cs="Times New Roman"/>
+              </w:rPr>
+              <w:t>15</w:t>
+            </w:r>
+          </w:p>
+        </w:tc>
+        <w:tc>
+          <w:tcPr>
+            <w:tcW w:type="dxa" w:w="3118"/>
+            <w:vAlign w:val="center"/>
+          </w:tcPr>
+          <w:p>
+            <w:pPr>
+              <w:spacing w:before="40" w:after="40" w:line="276" w:lineRule="auto"/>
+              <w:jc w:val="both"/>
+            </w:pPr>
+            <w:r>
+              <w:rPr>
+                <w:rFonts w:ascii="Times New Roman" w:hAnsi="Times New Roman"/>
+                <w:sz w:val="26"/>
+                <w:rFonts w:ascii="Times New Roman" w:hAnsi="Times New Roman" w:cs="Times New Roman"/>
+              </w:rPr>
+              <w:t>Bài 10. Sơ đồ tư duy</w:t>
+            </w:r>
+          </w:p>
+        </w:tc>
+        <w:tc>
+          <w:tcPr>
+            <w:tcW w:type="dxa" w:w="850"/>
+            <w:vAlign w:val="center"/>
+          </w:tcPr>
+          <w:p>
+            <w:pPr>
+              <w:spacing w:before="40" w:after="40" w:line="276" w:lineRule="auto"/>
+              <w:jc w:val="center"/>
+            </w:pPr>
+            <w:r>
+              <w:rPr>
+                <w:rFonts w:ascii="Times New Roman" w:hAnsi="Times New Roman"/>
+                <w:sz w:val="26"/>
+                <w:rFonts w:ascii="Times New Roman" w:hAnsi="Times New Roman" w:cs="Times New Roman"/>
+              </w:rPr>
+              <w:t>1</w:t>
+            </w:r>
+          </w:p>
+        </w:tc>
+        <w:tc>
+          <w:tcPr>
+            <w:tcW w:type="dxa" w:w="1247"/>
+            <w:vAlign w:val="center"/>
+          </w:tcPr>
+          <w:p>
+            <w:pPr>
+              <w:spacing w:before="40" w:after="40" w:line="276" w:lineRule="auto"/>
+              <w:jc w:val="center"/>
+            </w:pPr>
+            <w:r>
+              <w:rPr>
+                <w:rFonts w:ascii="Times New Roman" w:hAnsi="Times New Roman"/>
+                <w:sz w:val="26"/>
+                <w:rFonts w:ascii="Times New Roman" w:hAnsi="Times New Roman" w:cs="Times New Roman"/>
+              </w:rPr>
+              <w:t>15</w:t>
+            </w:r>
+          </w:p>
+        </w:tc>
+        <w:tc>
+          <w:tcPr>
+            <w:tcW w:type="dxa" w:w="3402"/>
+            <w:vAlign w:val="center"/>
+          </w:tcPr>
+          <w:p>
+            <w:pPr>
+              <w:spacing w:before="40" w:after="40" w:line="276" w:lineRule="auto"/>
+              <w:jc w:val="both"/>
+            </w:pPr>
+            <w:r>
+              <w:rPr>
+                <w:rFonts w:ascii="Times New Roman" w:hAnsi="Times New Roman"/>
+                <w:sz w:val="26"/>
+                <w:rFonts w:ascii="Times New Roman" w:hAnsi="Times New Roman" w:cs="Times New Roman"/>
+              </w:rPr>
+              <w:t>- Sắp xếp logic và trình bày ý tưởng/khái niệm dưới dạng sơ đồ tư duy.  - Giải thích lợi ích và nhu cầu sử dụng phần mềm sơ đồ tư duy.  - Tạo được sơ đồ tư duy đơn giản bằng phần mềm.</w:t>
+            </w:r>
+          </w:p>
+        </w:tc>
+      </w:tr>
+      <w:tr>
+        <w:tc>
+          <w:tcPr>
+            <w:tcW w:type="dxa" w:w="680"/>
+            <w:vAlign w:val="center"/>
+          </w:tcPr>
+          <w:p>
+            <w:pPr>
+              <w:spacing w:before="40" w:after="40" w:line="276" w:lineRule="auto"/>
+              <w:jc w:val="center"/>
+            </w:pPr>
+            <w:r>
+              <w:rPr>
+                <w:rFonts w:ascii="Times New Roman" w:hAnsi="Times New Roman"/>
+                <w:sz w:val="26"/>
+                <w:rFonts w:ascii="Times New Roman" w:hAnsi="Times New Roman" w:cs="Times New Roman"/>
+              </w:rPr>
+              <w:t>16</w:t>
+            </w:r>
+          </w:p>
+        </w:tc>
+        <w:tc>
+          <w:tcPr>
+            <w:tcW w:type="dxa" w:w="3118"/>
+            <w:vAlign w:val="center"/>
+          </w:tcPr>
+          <w:p>
+            <w:pPr>
+              <w:spacing w:before="40" w:after="40" w:line="276" w:lineRule="auto"/>
+              <w:jc w:val="both"/>
+            </w:pPr>
+            <w:r>
+              <w:rPr>
+                <w:rFonts w:ascii="Times New Roman" w:hAnsi="Times New Roman"/>
+                <w:sz w:val="26"/>
+                <w:rFonts w:ascii="Times New Roman" w:hAnsi="Times New Roman" w:cs="Times New Roman"/>
+              </w:rPr>
+              <w:t>Bài 11. Định dạng văn bản</w:t>
+            </w:r>
+          </w:p>
+        </w:tc>
+        <w:tc>
+          <w:tcPr>
+            <w:tcW w:type="dxa" w:w="850"/>
+            <w:vAlign w:val="center"/>
+          </w:tcPr>
+          <w:p>
+            <w:pPr>
+              <w:spacing w:before="40" w:after="40" w:line="276" w:lineRule="auto"/>
+              <w:jc w:val="center"/>
+            </w:pPr>
+            <w:r>
+              <w:rPr>
+                <w:rFonts w:ascii="Times New Roman" w:hAnsi="Times New Roman"/>
+                <w:sz w:val="26"/>
+                <w:rFonts w:ascii="Times New Roman" w:hAnsi="Times New Roman" w:cs="Times New Roman"/>
+              </w:rPr>
+              <w:t>1</w:t>
+            </w:r>
+          </w:p>
+        </w:tc>
+        <w:tc>
+          <w:tcPr>
+            <w:tcW w:type="dxa" w:w="1247"/>
+            <w:vAlign w:val="center"/>
+          </w:tcPr>
+          <w:p>
+            <w:pPr>
+              <w:spacing w:before="40" w:after="40" w:line="276" w:lineRule="auto"/>
+              <w:jc w:val="center"/>
+            </w:pPr>
+            <w:r>
+              <w:rPr>
+                <w:rFonts w:ascii="Times New Roman" w:hAnsi="Times New Roman"/>
+                <w:sz w:val="26"/>
+                <w:rFonts w:ascii="Times New Roman" w:hAnsi="Times New Roman" w:cs="Times New Roman"/>
+              </w:rPr>
+              <w:t>16</w:t>
+            </w:r>
+          </w:p>
+        </w:tc>
+        <w:tc>
+          <w:tcPr>
+            <w:tcW w:type="dxa" w:w="3402"/>
+            <w:vAlign w:val="center"/>
+          </w:tcPr>
+          <w:p>
+            <w:pPr>
+              <w:spacing w:before="40" w:after="40" w:line="276" w:lineRule="auto"/>
+              <w:jc w:val="both"/>
+            </w:pPr>
+            <w:r>
+              <w:rPr>
+                <w:rFonts w:ascii="Times New Roman" w:hAnsi="Times New Roman"/>
+                <w:sz w:val="26"/>
+                <w:rFonts w:ascii="Times New Roman" w:hAnsi="Times New Roman" w:cs="Times New Roman"/>
+              </w:rPr>
+              <w:t>- Nêu chức năng đặc trưng của phần mềm soạn thảo văn bản.  - Trình bày tác dụng của công cụ căn lề, định dạng văn bản.  - Định dạng văn bản, trình bày trang văn bản và in.</w:t>
+            </w:r>
+          </w:p>
+        </w:tc>
+      </w:tr>
+      <w:tr>
+        <w:tc>
+          <w:tcPr>
+            <w:tcW w:type="dxa" w:w="680"/>
+            <w:vAlign w:val="center"/>
+          </w:tcPr>
+          <w:p>
+            <w:pPr>
+              <w:spacing w:before="40" w:after="40" w:line="276" w:lineRule="auto"/>
+              <w:jc w:val="center"/>
+            </w:pPr>
+            <w:r>
+              <w:rPr>
+                <w:rFonts w:ascii="Times New Roman" w:hAnsi="Times New Roman"/>
+                <w:sz w:val="26"/>
+                <w:rFonts w:ascii="Times New Roman" w:hAnsi="Times New Roman" w:cs="Times New Roman"/>
+              </w:rPr>
+              <w:t>17</w:t>
+            </w:r>
+          </w:p>
+        </w:tc>
+        <w:tc>
+          <w:tcPr>
+            <w:tcW w:type="dxa" w:w="3118"/>
+            <w:vAlign w:val="center"/>
+          </w:tcPr>
+          <w:p>
+            <w:pPr>
+              <w:spacing w:before="40" w:after="40" w:line="276" w:lineRule="auto"/>
+              <w:jc w:val="both"/>
+            </w:pPr>
+            <w:r>
+              <w:rPr>
+                <w:rFonts w:ascii="Times New Roman" w:hAnsi="Times New Roman"/>
+                <w:sz w:val="26"/>
+                <w:rFonts w:ascii="Times New Roman" w:hAnsi="Times New Roman" w:cs="Times New Roman"/>
+              </w:rPr>
+              <w:t>Bài 12. Trình bày thông tin ở dạng bảng</w:t>
+            </w:r>
+          </w:p>
+        </w:tc>
+        <w:tc>
+          <w:tcPr>
+            <w:tcW w:type="dxa" w:w="850"/>
+            <w:vAlign w:val="center"/>
+          </w:tcPr>
+          <w:p>
+            <w:pPr>
+              <w:spacing w:before="40" w:after="40" w:line="276" w:lineRule="auto"/>
+              <w:jc w:val="center"/>
+            </w:pPr>
+            <w:r>
+              <w:rPr>
+                <w:rFonts w:ascii="Times New Roman" w:hAnsi="Times New Roman"/>
+                <w:sz w:val="26"/>
+                <w:rFonts w:ascii="Times New Roman" w:hAnsi="Times New Roman" w:cs="Times New Roman"/>
+              </w:rPr>
+              <w:t>1</w:t>
+            </w:r>
+          </w:p>
+        </w:tc>
+        <w:tc>
+          <w:tcPr>
+            <w:tcW w:type="dxa" w:w="1247"/>
+            <w:vAlign w:val="center"/>
+          </w:tcPr>
+          <w:p>
+            <w:pPr>
+              <w:spacing w:before="40" w:after="40" w:line="276" w:lineRule="auto"/>
+              <w:jc w:val="center"/>
+            </w:pPr>
+            <w:r>
+              <w:rPr>
+                <w:rFonts w:ascii="Times New Roman" w:hAnsi="Times New Roman"/>
+                <w:sz w:val="26"/>
+                <w:rFonts w:ascii="Times New Roman" w:hAnsi="Times New Roman" w:cs="Times New Roman"/>
+              </w:rPr>
+              <w:t>17</w:t>
+            </w:r>
+          </w:p>
+        </w:tc>
+        <w:tc>
+          <w:tcPr>
+            <w:tcW w:type="dxa" w:w="3402"/>
+            <w:vAlign w:val="center"/>
+          </w:tcPr>
+          <w:p>
+            <w:pPr>
+              <w:spacing w:before="40" w:after="40" w:line="276" w:lineRule="auto"/>
+              <w:jc w:val="both"/>
+            </w:pPr>
+            <w:r>
+              <w:rPr>
+                <w:rFonts w:ascii="Times New Roman" w:hAnsi="Times New Roman"/>
+                <w:sz w:val="26"/>
+                <w:rFonts w:ascii="Times New Roman" w:hAnsi="Times New Roman" w:cs="Times New Roman"/>
+              </w:rPr>
+              <w:t>- Biết ưu điểm của việc trình bày thông tin ở dạng bảng.  - Trình bày thông tin dạng bảng bằng phần mềm soạn thảo văn bản.</w:t>
+            </w:r>
+          </w:p>
+        </w:tc>
+      </w:tr>
+      <w:tr>
+        <w:tc>
+          <w:tcPr>
+            <w:tcW w:type="dxa" w:w="680"/>
+            <w:vAlign w:val="center"/>
+          </w:tcPr>
+          <w:p>
+            <w:pPr>
+              <w:spacing w:before="40" w:after="40" w:line="276" w:lineRule="auto"/>
+              <w:jc w:val="center"/>
+            </w:pPr>
+            <w:r>
+              <w:rPr>
+                <w:rFonts w:ascii="Times New Roman" w:hAnsi="Times New Roman"/>
+                <w:sz w:val="26"/>
+                <w:rFonts w:ascii="Times New Roman" w:hAnsi="Times New Roman" w:cs="Times New Roman"/>
+              </w:rPr>
+              <w:t>18</w:t>
+            </w:r>
+          </w:p>
+        </w:tc>
+        <w:tc>
+          <w:tcPr>
+            <w:tcW w:type="dxa" w:w="3118"/>
+            <w:vAlign w:val="center"/>
+          </w:tcPr>
+          <w:p>
+            <w:pPr>
+              <w:spacing w:before="40" w:after="40" w:line="276" w:lineRule="auto"/>
+              <w:jc w:val="both"/>
+            </w:pPr>
+            <w:r>
+              <w:rPr>
+                <w:rFonts w:ascii="Times New Roman" w:hAnsi="Times New Roman"/>
+                <w:sz w:val="26"/>
+                <w:rFonts w:ascii="Times New Roman" w:hAnsi="Times New Roman" w:cs="Times New Roman"/>
+              </w:rPr>
+              <w:t>Ôn tập Đánh giá định kỳ 3</w:t>
+            </w:r>
+          </w:p>
+        </w:tc>
+        <w:tc>
+          <w:tcPr>
+            <w:tcW w:type="dxa" w:w="850"/>
+            <w:vAlign w:val="center"/>
+          </w:tcPr>
+          <w:p>
+            <w:pPr>
+              <w:spacing w:before="40" w:after="40" w:line="276" w:lineRule="auto"/>
+              <w:jc w:val="center"/>
+            </w:pPr>
+            <w:r>
+              <w:rPr>
+                <w:rFonts w:ascii="Times New Roman" w:hAnsi="Times New Roman"/>
+                <w:sz w:val="26"/>
+                <w:rFonts w:ascii="Times New Roman" w:hAnsi="Times New Roman" w:cs="Times New Roman"/>
+              </w:rPr>
+              <w:t>1</w:t>
+            </w:r>
+          </w:p>
+        </w:tc>
+        <w:tc>
+          <w:tcPr>
+            <w:tcW w:type="dxa" w:w="1247"/>
+            <w:vAlign w:val="center"/>
+          </w:tcPr>
+          <w:p>
+            <w:pPr>
+              <w:spacing w:before="40" w:after="40" w:line="276" w:lineRule="auto"/>
+              <w:jc w:val="center"/>
+            </w:pPr>
+            <w:r>
+              <w:rPr>
+                <w:rFonts w:ascii="Times New Roman" w:hAnsi="Times New Roman"/>
+                <w:sz w:val="26"/>
+                <w:rFonts w:ascii="Times New Roman" w:hAnsi="Times New Roman" w:cs="Times New Roman"/>
+              </w:rPr>
+              <w:t>18</w:t>
+            </w:r>
+          </w:p>
+        </w:tc>
+        <w:tc>
+          <w:tcPr>
+            <w:tcW w:type="dxa" w:w="3402"/>
+            <w:vAlign w:val="center"/>
+          </w:tcPr>
+          <w:p>
+            <w:pPr>
+              <w:spacing w:before="40" w:after="40" w:line="276" w:lineRule="auto"/>
+              <w:jc w:val="both"/>
+            </w:pPr>
+            <w:r>
+              <w:rPr>
+                <w:rFonts w:ascii="Times New Roman" w:hAnsi="Times New Roman"/>
+                <w:sz w:val="26"/>
+                <w:rFonts w:ascii="Times New Roman" w:hAnsi="Times New Roman" w:cs="Times New Roman"/>
+              </w:rPr>
+              <w:t>Hệ thống hóa kiến thức chuẩn bị Đánh giá định kỳ 3.</w:t>
+            </w:r>
+          </w:p>
+        </w:tc>
+      </w:tr>
+      <w:tr>
+        <w:tc>
+          <w:tcPr>
+            <w:tcW w:type="dxa" w:w="680"/>
+            <w:vAlign w:val="center"/>
+          </w:tcPr>
+          <w:p>
+            <w:pPr>
+              <w:spacing w:before="40" w:after="40" w:line="276" w:lineRule="auto"/>
+              <w:jc w:val="center"/>
+            </w:pPr>
+            <w:r>
+              <w:rPr>
+                <w:rFonts w:ascii="Times New Roman" w:hAnsi="Times New Roman"/>
+                <w:sz w:val="26"/>
+                <w:rFonts w:ascii="Times New Roman" w:hAnsi="Times New Roman" w:cs="Times New Roman"/>
+              </w:rPr>
+              <w:t>19</w:t>
+            </w:r>
+          </w:p>
+        </w:tc>
+        <w:tc>
+          <w:tcPr>
+            <w:tcW w:type="dxa" w:w="3118"/>
+            <w:vAlign w:val="center"/>
+          </w:tcPr>
+          <w:p>
+            <w:pPr>
+              <w:spacing w:before="40" w:after="40" w:line="276" w:lineRule="auto"/>
+              <w:jc w:val="both"/>
+            </w:pPr>
+            <w:r>
+              <w:rPr>
+                <w:rFonts w:ascii="Times New Roman" w:hAnsi="Times New Roman"/>
+                <w:sz w:val="26"/>
+                <w:rFonts w:ascii="Times New Roman" w:hAnsi="Times New Roman" w:cs="Times New Roman"/>
+              </w:rPr>
+              <w:t>Đánh giá định kỳ 3</w:t>
+            </w:r>
+          </w:p>
+        </w:tc>
+        <w:tc>
+          <w:tcPr>
+            <w:tcW w:type="dxa" w:w="850"/>
+            <w:vAlign w:val="center"/>
+          </w:tcPr>
+          <w:p>
+            <w:pPr>
+              <w:spacing w:before="40" w:after="40" w:line="276" w:lineRule="auto"/>
+              <w:jc w:val="center"/>
+            </w:pPr>
+            <w:r>
+              <w:rPr>
+                <w:rFonts w:ascii="Times New Roman" w:hAnsi="Times New Roman"/>
+                <w:sz w:val="26"/>
+                <w:rFonts w:ascii="Times New Roman" w:hAnsi="Times New Roman" w:cs="Times New Roman"/>
+              </w:rPr>
+              <w:t>1</w:t>
+            </w:r>
+          </w:p>
+        </w:tc>
+        <w:tc>
+          <w:tcPr>
+            <w:tcW w:type="dxa" w:w="1247"/>
+            <w:vAlign w:val="center"/>
+          </w:tcPr>
+          <w:p>
+            <w:pPr>
+              <w:spacing w:before="40" w:after="40" w:line="276" w:lineRule="auto"/>
+              <w:jc w:val="center"/>
+            </w:pPr>
+            <w:r>
+              <w:rPr>
+                <w:rFonts w:ascii="Times New Roman" w:hAnsi="Times New Roman"/>
+                <w:sz w:val="26"/>
+                <w:rFonts w:ascii="Times New Roman" w:hAnsi="Times New Roman" w:cs="Times New Roman"/>
+              </w:rPr>
+              <w:t>19</w:t>
+            </w:r>
+          </w:p>
+        </w:tc>
+        <w:tc>
+          <w:tcPr>
+            <w:tcW w:type="dxa" w:w="3402"/>
+            <w:vAlign w:val="center"/>
+          </w:tcPr>
+          <w:p>
+            <w:pPr>
+              <w:spacing w:before="40" w:after="40" w:line="276" w:lineRule="auto"/>
+              <w:jc w:val="both"/>
+            </w:pPr>
+            <w:r>
+              <w:rPr>
+                <w:rFonts w:ascii="Times New Roman" w:hAnsi="Times New Roman"/>
+                <w:sz w:val="26"/>
+                <w:rFonts w:ascii="Times New Roman" w:hAnsi="Times New Roman" w:cs="Times New Roman"/>
+              </w:rPr>
+              <w:t>Kiểm tra đánh giá kết quả học tập.</w:t>
+            </w:r>
+          </w:p>
+        </w:tc>
+      </w:tr>
+      <w:tr>
+        <w:tc>
+          <w:tcPr>
+            <w:tcW w:type="dxa" w:w="680"/>
+            <w:vAlign w:val="center"/>
+          </w:tcPr>
+          <w:p>
+            <w:pPr>
+              <w:spacing w:before="40" w:after="40" w:line="276" w:lineRule="auto"/>
+              <w:jc w:val="center"/>
+            </w:pPr>
+            <w:r>
+              <w:rPr>
+                <w:rFonts w:ascii="Times New Roman" w:hAnsi="Times New Roman"/>
+                <w:sz w:val="26"/>
+                <w:rFonts w:ascii="Times New Roman" w:hAnsi="Times New Roman" w:cs="Times New Roman"/>
+              </w:rPr>
+              <w:t>20</w:t>
+            </w:r>
+          </w:p>
+        </w:tc>
+        <w:tc>
+          <w:tcPr>
+            <w:tcW w:type="dxa" w:w="3118"/>
+            <w:vAlign w:val="center"/>
+          </w:tcPr>
+          <w:p>
+            <w:pPr>
+              <w:spacing w:before="40" w:after="40" w:line="276" w:lineRule="auto"/>
+              <w:jc w:val="both"/>
+            </w:pPr>
+            <w:r>
+              <w:rPr>
+                <w:rFonts w:ascii="Times New Roman" w:hAnsi="Times New Roman"/>
+                <w:sz w:val="26"/>
+                <w:rFonts w:ascii="Times New Roman" w:hAnsi="Times New Roman" w:cs="Times New Roman"/>
+              </w:rPr>
+              <w:t>Bài 13. Tìm kiếm và thay thế</w:t>
+            </w:r>
+          </w:p>
+        </w:tc>
+        <w:tc>
+          <w:tcPr>
+            <w:tcW w:type="dxa" w:w="850"/>
+            <w:vAlign w:val="center"/>
+          </w:tcPr>
+          <w:p>
+            <w:pPr>
+              <w:spacing w:before="40" w:after="40" w:line="276" w:lineRule="auto"/>
+              <w:jc w:val="center"/>
+            </w:pPr>
+            <w:r>
+              <w:rPr>
+                <w:rFonts w:ascii="Times New Roman" w:hAnsi="Times New Roman"/>
+                <w:sz w:val="26"/>
+                <w:rFonts w:ascii="Times New Roman" w:hAnsi="Times New Roman" w:cs="Times New Roman"/>
+              </w:rPr>
+              <w:t>1</w:t>
+            </w:r>
+          </w:p>
+        </w:tc>
+        <w:tc>
+          <w:tcPr>
+            <w:tcW w:type="dxa" w:w="1247"/>
+            <w:vAlign w:val="center"/>
+          </w:tcPr>
+          <w:p>
+            <w:pPr>
+              <w:spacing w:before="40" w:after="40" w:line="276" w:lineRule="auto"/>
+              <w:jc w:val="center"/>
+            </w:pPr>
+            <w:r>
+              <w:rPr>
+                <w:rFonts w:ascii="Times New Roman" w:hAnsi="Times New Roman"/>
+                <w:sz w:val="26"/>
+                <w:rFonts w:ascii="Times New Roman" w:hAnsi="Times New Roman" w:cs="Times New Roman"/>
+              </w:rPr>
+              <w:t>20</w:t>
+            </w:r>
+          </w:p>
+        </w:tc>
+        <w:tc>
+          <w:tcPr>
+            <w:tcW w:type="dxa" w:w="3402"/>
+            <w:vAlign w:val="center"/>
+          </w:tcPr>
+          <w:p>
+            <w:pPr>
+              <w:spacing w:before="40" w:after="40" w:line="276" w:lineRule="auto"/>
+              <w:jc w:val="both"/>
+            </w:pPr>
+            <w:r>
+              <w:rPr>
+                <w:rFonts w:ascii="Times New Roman" w:hAnsi="Times New Roman"/>
+                <w:sz w:val="26"/>
+                <w:rFonts w:ascii="Times New Roman" w:hAnsi="Times New Roman" w:cs="Times New Roman"/>
+              </w:rPr>
+              <w:t>- Trình bày tác dụng của công cụ tìm kiếm và thay thế.  - Sử dụng thành thạo công cụ tìm kiếm và thay thế của phần mềm.</w:t>
+            </w:r>
+          </w:p>
+        </w:tc>
+      </w:tr>
+      <w:tr>
+        <w:tc>
+          <w:tcPr>
+            <w:tcW w:type="dxa" w:w="680"/>
+            <w:vAlign w:val="center"/>
+          </w:tcPr>
+          <w:p>
+            <w:pPr>
+              <w:spacing w:before="40" w:after="40" w:line="276" w:lineRule="auto"/>
+              <w:jc w:val="center"/>
+            </w:pPr>
+            <w:r>
+              <w:rPr>
+                <w:rFonts w:ascii="Times New Roman" w:hAnsi="Times New Roman"/>
+                <w:sz w:val="26"/>
+                <w:rFonts w:ascii="Times New Roman" w:hAnsi="Times New Roman" w:cs="Times New Roman"/>
+              </w:rPr>
+              <w:t>21</w:t>
+            </w:r>
+          </w:p>
+        </w:tc>
+        <w:tc>
+          <w:tcPr>
+            <w:tcW w:type="dxa" w:w="3118"/>
+            <w:vAlign w:val="center"/>
+          </w:tcPr>
+          <w:p>
+            <w:pPr>
+              <w:spacing w:before="40" w:after="40" w:line="276" w:lineRule="auto"/>
+              <w:jc w:val="both"/>
+            </w:pPr>
+            <w:r>
+              <w:rPr>
+                <w:rFonts w:ascii="Times New Roman" w:hAnsi="Times New Roman"/>
+                <w:sz w:val="26"/>
+                <w:rFonts w:ascii="Times New Roman" w:hAnsi="Times New Roman" w:cs="Times New Roman"/>
+              </w:rPr>
+              <w:t>Ôn tập và luyện tập</w:t>
+            </w:r>
+          </w:p>
+        </w:tc>
+        <w:tc>
+          <w:tcPr>
+            <w:tcW w:type="dxa" w:w="850"/>
+            <w:vAlign w:val="center"/>
+          </w:tcPr>
+          <w:p>
+            <w:pPr>
+              <w:spacing w:before="40" w:after="40" w:line="276" w:lineRule="auto"/>
+              <w:jc w:val="center"/>
+            </w:pPr>
+            <w:r>
+              <w:rPr>
+                <w:rFonts w:ascii="Times New Roman" w:hAnsi="Times New Roman"/>
+                <w:sz w:val="26"/>
+                <w:rFonts w:ascii="Times New Roman" w:hAnsi="Times New Roman" w:cs="Times New Roman"/>
+              </w:rPr>
+              <w:t>1</w:t>
+            </w:r>
+          </w:p>
+        </w:tc>
+        <w:tc>
+          <w:tcPr>
+            <w:tcW w:type="dxa" w:w="1247"/>
+            <w:vAlign w:val="center"/>
+          </w:tcPr>
+          <w:p>
+            <w:pPr>
+              <w:spacing w:before="40" w:after="40" w:line="276" w:lineRule="auto"/>
+              <w:jc w:val="center"/>
+            </w:pPr>
+            <w:r>
+              <w:rPr>
+                <w:rFonts w:ascii="Times New Roman" w:hAnsi="Times New Roman"/>
+                <w:sz w:val="26"/>
+                <w:rFonts w:ascii="Times New Roman" w:hAnsi="Times New Roman" w:cs="Times New Roman"/>
+              </w:rPr>
+              <w:t>21</w:t>
+            </w:r>
+          </w:p>
+        </w:tc>
+        <w:tc>
+          <w:tcPr>
+            <w:tcW w:type="dxa" w:w="3402"/>
+            <w:vAlign w:val="center"/>
+          </w:tcPr>
+          <w:p>
+            <w:pPr>
+              <w:spacing w:before="40" w:after="40" w:line="276" w:lineRule="auto"/>
+              <w:jc w:val="both"/>
+            </w:pPr>
+            <w:r>
+              <w:rPr>
+                <w:rFonts w:ascii="Times New Roman" w:hAnsi="Times New Roman"/>
+                <w:sz w:val="26"/>
+                <w:rFonts w:ascii="Times New Roman" w:hAnsi="Times New Roman" w:cs="Times New Roman"/>
+              </w:rPr>
+              <w:t>Ôn tập, luyện tập bổ sung kiến thức và kỹ năng.</w:t>
+            </w:r>
+          </w:p>
+        </w:tc>
+      </w:tr>
+      <w:tr>
+        <w:tc>
+          <w:tcPr>
+            <w:tcW w:type="dxa" w:w="680"/>
+            <w:vAlign w:val="center"/>
+          </w:tcPr>
+          <w:p>
+            <w:pPr>
+              <w:spacing w:before="40" w:after="40" w:line="276" w:lineRule="auto"/>
+              <w:jc w:val="center"/>
+            </w:pPr>
+            <w:r>
+              <w:rPr>
+                <w:rFonts w:ascii="Times New Roman" w:hAnsi="Times New Roman"/>
+                <w:sz w:val="26"/>
+                <w:rFonts w:ascii="Times New Roman" w:hAnsi="Times New Roman" w:cs="Times New Roman"/>
+              </w:rPr>
+              <w:t>22</w:t>
+            </w:r>
+          </w:p>
+        </w:tc>
+        <w:tc>
+          <w:tcPr>
+            <w:tcW w:type="dxa" w:w="3118"/>
+            <w:vAlign w:val="center"/>
+          </w:tcPr>
+          <w:p>
+            <w:pPr>
+              <w:spacing w:before="40" w:after="40" w:line="276" w:lineRule="auto"/>
+              <w:jc w:val="both"/>
+            </w:pPr>
+            <w:r>
+              <w:rPr>
+                <w:rFonts w:ascii="Times New Roman" w:hAnsi="Times New Roman"/>
+                <w:sz w:val="26"/>
+                <w:rFonts w:ascii="Times New Roman" w:hAnsi="Times New Roman" w:cs="Times New Roman"/>
+              </w:rPr>
+              <w:t>Ôn tập Đánh giá định kỳ 4</w:t>
+            </w:r>
+          </w:p>
+        </w:tc>
+        <w:tc>
+          <w:tcPr>
+            <w:tcW w:type="dxa" w:w="850"/>
+            <w:vAlign w:val="center"/>
+          </w:tcPr>
+          <w:p>
+            <w:pPr>
+              <w:spacing w:before="40" w:after="40" w:line="276" w:lineRule="auto"/>
+              <w:jc w:val="center"/>
+            </w:pPr>
+            <w:r>
+              <w:rPr>
+                <w:rFonts w:ascii="Times New Roman" w:hAnsi="Times New Roman"/>
+                <w:sz w:val="26"/>
+                <w:rFonts w:ascii="Times New Roman" w:hAnsi="Times New Roman" w:cs="Times New Roman"/>
+              </w:rPr>
+              <w:t>1</w:t>
+            </w:r>
+          </w:p>
+        </w:tc>
+        <w:tc>
+          <w:tcPr>
+            <w:tcW w:type="dxa" w:w="1247"/>
+            <w:vAlign w:val="center"/>
+          </w:tcPr>
+          <w:p>
+            <w:pPr>
+              <w:spacing w:before="40" w:after="40" w:line="276" w:lineRule="auto"/>
+              <w:jc w:val="center"/>
+            </w:pPr>
+            <w:r>
+              <w:rPr>
+                <w:rFonts w:ascii="Times New Roman" w:hAnsi="Times New Roman"/>
+                <w:sz w:val="26"/>
+                <w:rFonts w:ascii="Times New Roman" w:hAnsi="Times New Roman" w:cs="Times New Roman"/>
+              </w:rPr>
+              <w:t>22</w:t>
+            </w:r>
+          </w:p>
+        </w:tc>
+        <w:tc>
+          <w:tcPr>
+            <w:tcW w:type="dxa" w:w="3402"/>
+            <w:vAlign w:val="center"/>
+          </w:tcPr>
+          <w:p>
+            <w:pPr>
+              <w:spacing w:before="40" w:after="40" w:line="276" w:lineRule="auto"/>
+              <w:jc w:val="both"/>
+            </w:pPr>
+            <w:r>
+              <w:rPr>
+                <w:rFonts w:ascii="Times New Roman" w:hAnsi="Times New Roman"/>
+                <w:sz w:val="26"/>
+                <w:rFonts w:ascii="Times New Roman" w:hAnsi="Times New Roman" w:cs="Times New Roman"/>
+              </w:rPr>
+              <w:t>Hệ thống hóa kiến thức chuẩn bị Đánh giá định kỳ 4.</w:t>
+            </w:r>
+          </w:p>
+        </w:tc>
+      </w:tr>
+      <w:tr>
+        <w:tc>
+          <w:tcPr>
+            <w:tcW w:type="dxa" w:w="680"/>
+            <w:vAlign w:val="center"/>
+          </w:tcPr>
+          <w:p>
+            <w:pPr>
+              <w:spacing w:before="40" w:after="40" w:line="276" w:lineRule="auto"/>
+              <w:jc w:val="center"/>
+            </w:pPr>
+            <w:r>
+              <w:rPr>
+                <w:rFonts w:ascii="Times New Roman" w:hAnsi="Times New Roman"/>
+                <w:sz w:val="26"/>
+                <w:rFonts w:ascii="Times New Roman" w:hAnsi="Times New Roman" w:cs="Times New Roman"/>
+              </w:rPr>
+              <w:t>23</w:t>
+            </w:r>
+          </w:p>
+        </w:tc>
+        <w:tc>
+          <w:tcPr>
+            <w:tcW w:type="dxa" w:w="3118"/>
+            <w:vAlign w:val="center"/>
+          </w:tcPr>
+          <w:p>
+            <w:pPr>
+              <w:spacing w:before="40" w:after="40" w:line="276" w:lineRule="auto"/>
+              <w:jc w:val="both"/>
+            </w:pPr>
+            <w:r>
+              <w:rPr>
+                <w:rFonts w:ascii="Times New Roman" w:hAnsi="Times New Roman"/>
+                <w:sz w:val="26"/>
+                <w:rFonts w:ascii="Times New Roman" w:hAnsi="Times New Roman" w:cs="Times New Roman"/>
+              </w:rPr>
+              <w:t>Đánh giá định kỳ 4</w:t>
+            </w:r>
+          </w:p>
+        </w:tc>
+        <w:tc>
+          <w:tcPr>
+            <w:tcW w:type="dxa" w:w="850"/>
+            <w:vAlign w:val="center"/>
+          </w:tcPr>
+          <w:p>
+            <w:pPr>
+              <w:spacing w:before="40" w:after="40" w:line="276" w:lineRule="auto"/>
+              <w:jc w:val="center"/>
+            </w:pPr>
+            <w:r>
+              <w:rPr>
+                <w:rFonts w:ascii="Times New Roman" w:hAnsi="Times New Roman"/>
+                <w:sz w:val="26"/>
+                <w:rFonts w:ascii="Times New Roman" w:hAnsi="Times New Roman" w:cs="Times New Roman"/>
+              </w:rPr>
+              <w:t>1</w:t>
+            </w:r>
+          </w:p>
+        </w:tc>
+        <w:tc>
+          <w:tcPr>
+            <w:tcW w:type="dxa" w:w="1247"/>
+            <w:vAlign w:val="center"/>
+          </w:tcPr>
+          <w:p>
+            <w:pPr>
+              <w:spacing w:before="40" w:after="40" w:line="276" w:lineRule="auto"/>
+              <w:jc w:val="center"/>
+            </w:pPr>
+            <w:r>
+              <w:rPr>
+                <w:rFonts w:ascii="Times New Roman" w:hAnsi="Times New Roman"/>
+                <w:sz w:val="26"/>
+                <w:rFonts w:ascii="Times New Roman" w:hAnsi="Times New Roman" w:cs="Times New Roman"/>
+              </w:rPr>
+              <w:t>23</w:t>
+            </w:r>
+          </w:p>
+        </w:tc>
+        <w:tc>
+          <w:tcPr>
+            <w:tcW w:type="dxa" w:w="3402"/>
+            <w:vAlign w:val="center"/>
+          </w:tcPr>
+          <w:p>
+            <w:pPr>
+              <w:spacing w:before="40" w:after="40" w:line="276" w:lineRule="auto"/>
+              <w:jc w:val="both"/>
+            </w:pPr>
+            <w:r>
+              <w:rPr>
+                <w:rFonts w:ascii="Times New Roman" w:hAnsi="Times New Roman"/>
+                <w:sz w:val="26"/>
+                <w:rFonts w:ascii="Times New Roman" w:hAnsi="Times New Roman" w:cs="Times New Roman"/>
+              </w:rPr>
+              <w:t>Kiểm tra đánh giá kết quả học tập.</w:t>
+            </w:r>
+          </w:p>
+        </w:tc>
+      </w:tr>
+      <w:tr>
+        <w:tc>
+          <w:tcPr>
+            <w:tcW w:type="dxa" w:w="680"/>
+            <w:vAlign w:val="center"/>
+          </w:tcPr>
+          <w:p>
+            <w:pPr>
+              <w:spacing w:before="40" w:after="40" w:line="276" w:lineRule="auto"/>
+              <w:jc w:val="center"/>
+            </w:pPr>
+            <w:r>
+              <w:rPr>
+                <w:rFonts w:ascii="Times New Roman" w:hAnsi="Times New Roman"/>
+                <w:sz w:val="26"/>
+                <w:rFonts w:ascii="Times New Roman" w:hAnsi="Times New Roman" w:cs="Times New Roman"/>
+              </w:rPr>
+              <w:t>24</w:t>
+            </w:r>
+          </w:p>
+        </w:tc>
+        <w:tc>
+          <w:tcPr>
+            <w:tcW w:type="dxa" w:w="3118"/>
+            <w:vAlign w:val="center"/>
+          </w:tcPr>
+          <w:p>
+            <w:pPr>
+              <w:spacing w:before="40" w:after="40" w:line="276" w:lineRule="auto"/>
+              <w:jc w:val="both"/>
+            </w:pPr>
+            <w:r>
+              <w:rPr>
+                <w:rFonts w:ascii="Times New Roman" w:hAnsi="Times New Roman"/>
+                <w:sz w:val="26"/>
+                <w:rFonts w:ascii="Times New Roman" w:hAnsi="Times New Roman" w:cs="Times New Roman"/>
+              </w:rPr>
+              <w:t>Tổng kết năm học</w:t>
+            </w:r>
+          </w:p>
+        </w:tc>
+        <w:tc>
+          <w:tcPr>
+            <w:tcW w:type="dxa" w:w="850"/>
+            <w:vAlign w:val="center"/>
+          </w:tcPr>
+          <w:p>
+            <w:pPr>
+              <w:spacing w:before="40" w:after="40" w:line="276" w:lineRule="auto"/>
+              <w:jc w:val="center"/>
+            </w:pPr>
+            <w:r>
+              <w:rPr>
+                <w:rFonts w:ascii="Times New Roman" w:hAnsi="Times New Roman"/>
+                <w:sz w:val="26"/>
+                <w:rFonts w:ascii="Times New Roman" w:hAnsi="Times New Roman" w:cs="Times New Roman"/>
+              </w:rPr>
+              <w:t>1</w:t>
+            </w:r>
+          </w:p>
+        </w:tc>
+        <w:tc>
+          <w:tcPr>
+            <w:tcW w:type="dxa" w:w="1247"/>
+            <w:vAlign w:val="center"/>
+          </w:tcPr>
+          <w:p>
+            <w:pPr>
+              <w:spacing w:before="40" w:after="40" w:line="276" w:lineRule="auto"/>
+              <w:jc w:val="center"/>
+            </w:pPr>
+            <w:r>
+              <w:rPr>
+                <w:rFonts w:ascii="Times New Roman" w:hAnsi="Times New Roman"/>
+                <w:sz w:val="26"/>
+                <w:rFonts w:ascii="Times New Roman" w:hAnsi="Times New Roman" w:cs="Times New Roman"/>
+              </w:rPr>
+              <w:t>24</w:t>
+            </w:r>
+          </w:p>
+        </w:tc>
+        <w:tc>
+          <w:tcPr>
+            <w:tcW w:type="dxa" w:w="3402"/>
+            <w:vAlign w:val="center"/>
+          </w:tcPr>
+          <w:p>
+            <w:pPr>
+              <w:spacing w:before="40" w:after="40" w:line="276" w:lineRule="auto"/>
+              <w:jc w:val="both"/>
+            </w:pPr>
+            <w:r>
+              <w:rPr>
+                <w:rFonts w:ascii="Times New Roman" w:hAnsi="Times New Roman"/>
+                <w:sz w:val="26"/>
+                <w:rFonts w:ascii="Times New Roman" w:hAnsi="Times New Roman" w:cs="Times New Roman"/>
+              </w:rPr>
+              <w:t>Tổng kết đánh giá kết quả học tập cả năm.</w:t>
+            </w:r>
+          </w:p>
+        </w:tc>
+      </w:tr>
+    </w:tbl>
     <w:p>
       <w:pPr>
         <w:rPr>
@@ -1420,2309 +4117,6 @@
         <w:t>6</w:t>
       </w:r>
     </w:p>
-    <w:tbl>
-      <w:tblPr>
-        <w:tblW w:w="9413" w:type="dxa"/>
-        <w:tblBorders>
-          <w:top w:val="single" w:sz="4" w:space="0" w:color="000000"/>
-          <w:left w:val="single" w:sz="4" w:space="0" w:color="000000"/>
-          <w:bottom w:val="single" w:sz="4" w:space="0" w:color="000000"/>
-          <w:right w:val="single" w:sz="4" w:space="0" w:color="000000"/>
-          <w:insideH w:val="single" w:sz="4" w:space="0" w:color="000000"/>
-          <w:insideV w:val="single" w:sz="4" w:space="0" w:color="000000"/>
-        </w:tblBorders>
-        <w:tblLayout w:type="fixed"/>
-        <w:tblLook w:val="0400" w:firstRow="0" w:lastRow="0" w:firstColumn="0" w:lastColumn="0" w:noHBand="0" w:noVBand="1"/>
-      </w:tblPr>
-      <w:tblGrid>
-        <w:gridCol w:w="838"/>
-        <w:gridCol w:w="3126"/>
-        <w:gridCol w:w="1134"/>
-        <w:gridCol w:w="4315"/>
-      </w:tblGrid>
-      <w:tr>
-        <w:tc>
-          <w:tcPr>
-            <w:tcW w:w="838" w:type="dxa"/>
-          </w:tcPr>
-          <w:p>
-            <w:pPr>
-              <w:spacing w:before="20" w:after="20"/>
-              <w:jc w:val="center"/>
-            </w:pPr>
-            <w:r>
-              <w:rPr>
-                <w:rFonts w:ascii="Times New Roman" w:hAnsi="Times New Roman"/>
-                <w:b/>
-                <w:sz w:val="26"/>
-                <w:rFonts w:ascii="Times New Roman" w:hAnsi="Times New Roman" w:cs="Times New Roman"/>
-              </w:rPr>
-              <w:t>STT</w:t>
-            </w:r>
-          </w:p>
-        </w:tc>
-        <w:tc>
-          <w:tcPr>
-            <w:tcW w:w="3126" w:type="dxa"/>
-          </w:tcPr>
-          <w:p>
-            <w:pPr>
-              <w:spacing w:before="20" w:after="20"/>
-              <w:jc w:val="center"/>
-            </w:pPr>
-            <w:r>
-              <w:rPr>
-                <w:rFonts w:ascii="Times New Roman" w:hAnsi="Times New Roman"/>
-                <w:b/>
-                <w:sz w:val="26"/>
-                <w:rFonts w:ascii="Times New Roman" w:hAnsi="Times New Roman" w:cs="Times New Roman"/>
-              </w:rPr>
-              <w:t>Bài học (1)</w:t>
-            </w:r>
-          </w:p>
-        </w:tc>
-        <w:tc>
-          <w:tcPr>
-            <w:tcW w:w="1134" w:type="dxa"/>
-          </w:tcPr>
-          <w:p>
-            <w:pPr>
-              <w:spacing w:before="20" w:after="20"/>
-              <w:jc w:val="center"/>
-            </w:pPr>
-            <w:r>
-              <w:rPr>
-                <w:rFonts w:ascii="Times New Roman" w:hAnsi="Times New Roman"/>
-                <w:b/>
-                <w:sz w:val="26"/>
-                <w:rFonts w:ascii="Times New Roman" w:hAnsi="Times New Roman" w:cs="Times New Roman"/>
-              </w:rPr>
-              <w:t>Số tiết (2)</w:t>
-            </w:r>
-          </w:p>
-        </w:tc>
-        <w:tc>
-          <w:tcPr>
-            <w:tcW w:w="4315" w:type="dxa"/>
-          </w:tcPr>
-          <w:p>
-            <w:pPr>
-              <w:spacing w:before="20" w:after="20"/>
-              <w:jc w:val="center"/>
-            </w:pPr>
-            <w:r>
-              <w:rPr>
-                <w:rFonts w:ascii="Times New Roman" w:hAnsi="Times New Roman"/>
-                <w:b/>
-                <w:sz w:val="26"/>
-                <w:rFonts w:ascii="Times New Roman" w:hAnsi="Times New Roman" w:cs="Times New Roman"/>
-              </w:rPr>
-              <w:t>Yêu cầu cần đạt (3)</w:t>
-            </w:r>
-          </w:p>
-        </w:tc>
-      </w:tr>
-      <w:tr>
-        <w:tc>
-          <w:tcPr>
-            <w:tcW w:type="dxa" w:w="838"/>
-          </w:tcPr>
-          <w:p>
-            <w:pPr>
-              <w:jc w:val="center"/>
-            </w:pPr>
-            <w:r>
-              <w:rPr>
-                <w:rFonts w:ascii="Times New Roman" w:hAnsi="Times New Roman"/>
-                <w:b w:val="0"/>
-                <w:sz w:val="26"/>
-                <w:rFonts w:ascii="Times New Roman" w:hAnsi="Times New Roman" w:cs="Times New Roman"/>
-                <w:rFonts w:ascii="Times New Roman" w:hAnsi="Times New Roman" w:cs="Times New Roman"/>
-              </w:rPr>
-              <w:t>0</w:t>
-            </w:r>
-          </w:p>
-        </w:tc>
-        <w:tc>
-          <w:tcPr>
-            <w:tcW w:type="dxa" w:w="3126"/>
-          </w:tcPr>
-          <w:p>
-            <w:r>
-              <w:rPr>
-                <w:rFonts w:ascii="Times New Roman" w:hAnsi="Times New Roman"/>
-                <w:b w:val="0"/>
-                <w:sz w:val="26"/>
-                <w:rFonts w:ascii="Times New Roman" w:hAnsi="Times New Roman" w:cs="Times New Roman"/>
-                <w:rFonts w:ascii="Times New Roman" w:hAnsi="Times New Roman" w:cs="Times New Roman"/>
-              </w:rPr>
-              <w:t>Tiết 0: Định hướng môn học</w:t>
-            </w:r>
-          </w:p>
-        </w:tc>
-        <w:tc>
-          <w:tcPr>
-            <w:tcW w:type="dxa" w:w="1134"/>
-          </w:tcPr>
-          <w:p>
-            <w:pPr>
-              <w:jc w:val="center"/>
-            </w:pPr>
-            <w:r>
-              <w:rPr>
-                <w:rFonts w:ascii="Times New Roman" w:hAnsi="Times New Roman"/>
-                <w:b w:val="0"/>
-                <w:sz w:val="26"/>
-                <w:rFonts w:ascii="Times New Roman" w:hAnsi="Times New Roman" w:cs="Times New Roman"/>
-                <w:rFonts w:ascii="Times New Roman" w:hAnsi="Times New Roman" w:cs="Times New Roman"/>
-              </w:rPr>
-              <w:t>0</w:t>
-            </w:r>
-          </w:p>
-        </w:tc>
-        <w:tc>
-          <w:tcPr>
-            <w:tcW w:type="dxa" w:w="4315"/>
-          </w:tcPr>
-          <w:p>
-            <w:r>
-              <w:rPr>
-                <w:rFonts w:ascii="Times New Roman" w:hAnsi="Times New Roman"/>
-                <w:b w:val="0"/>
-                <w:sz w:val="26"/>
-                <w:rFonts w:ascii="Times New Roman" w:hAnsi="Times New Roman" w:cs="Times New Roman"/>
-                <w:rFonts w:ascii="Times New Roman" w:hAnsi="Times New Roman" w:cs="Times New Roman"/>
-              </w:rPr>
-              <w:t>Giới thiệu tổng quan môn học Tin học, phương pháp học tập hiệu quả, các quy định an toàn và nội quy phòng học bộ môn.</w:t>
-            </w:r>
-          </w:p>
-        </w:tc>
-      </w:tr>
-      <w:tr>
-        <w:tc>
-          <w:tcPr>
-            <w:tcW w:w="838" w:type="dxa"/>
-          </w:tcPr>
-          <w:p>
-            <w:pPr>
-              <w:spacing w:before="20" w:after="20"/>
-              <w:jc w:val="center"/>
-            </w:pPr>
-            <w:r>
-              <w:rPr>
-                <w:rFonts w:ascii="Times New Roman" w:hAnsi="Times New Roman"/>
-                <w:sz w:val="26"/>
-                <w:rFonts w:ascii="Times New Roman" w:hAnsi="Times New Roman" w:cs="Times New Roman"/>
-              </w:rPr>
-              <w:t>1</w:t>
-            </w:r>
-          </w:p>
-        </w:tc>
-        <w:tc>
-          <w:tcPr>
-            <w:tcW w:w="3126" w:type="dxa"/>
-          </w:tcPr>
-          <w:p>
-            <w:pPr>
-              <w:spacing w:before="20" w:after="20"/>
-            </w:pPr>
-            <w:r>
-              <w:rPr>
-                <w:rFonts w:ascii="Times New Roman" w:hAnsi="Times New Roman"/>
-                <w:sz w:val="26"/>
-                <w:rFonts w:ascii="Times New Roman" w:hAnsi="Times New Roman" w:cs="Times New Roman"/>
-              </w:rPr>
-              <w:t>Chủ đề 1: Máy tính và cộng đồng</w:t>
-            </w:r>
-          </w:p>
-        </w:tc>
-        <w:tc>
-          <w:tcPr>
-            <w:tcW w:w="1134" w:type="dxa"/>
-          </w:tcPr>
-          <w:p>
-            <w:pPr>
-              <w:spacing w:before="20" w:after="20"/>
-              <w:jc w:val="center"/>
-            </w:pPr>
-            <w:r>
-              <w:rPr>
-                <w:rFonts w:ascii="Times New Roman" w:hAnsi="Times New Roman"/>
-                <w:sz w:val="26"/>
-                <w:rFonts w:ascii="Times New Roman" w:hAnsi="Times New Roman" w:cs="Times New Roman"/>
-              </w:rPr>
-              <w:t>1</w:t>
-            </w:r>
-          </w:p>
-        </w:tc>
-        <w:tc>
-          <w:tcPr>
-            <w:tcW w:w="4315" w:type="dxa"/>
-          </w:tcPr>
-          <w:p>
-            <w:pPr>
-              <w:spacing w:before="20" w:after="20"/>
-            </w:pPr>
-          </w:p>
-        </w:tc>
-      </w:tr>
-      <w:tr>
-        <w:tc>
-          <w:tcPr>
-            <w:tcW w:w="838" w:type="dxa"/>
-          </w:tcPr>
-          <w:p>
-            <w:pPr>
-              <w:spacing w:before="20" w:after="20"/>
-              <w:jc w:val="center"/>
-            </w:pPr>
-            <w:r>
-              <w:rPr>
-                <w:rFonts w:ascii="Times New Roman" w:hAnsi="Times New Roman"/>
-                <w:sz w:val="26"/>
-                <w:rFonts w:ascii="Times New Roman" w:hAnsi="Times New Roman" w:cs="Times New Roman"/>
-              </w:rPr>
-              <w:t>2</w:t>
-            </w:r>
-          </w:p>
-        </w:tc>
-        <w:tc>
-          <w:tcPr>
-            <w:tcW w:w="3126" w:type="dxa"/>
-          </w:tcPr>
-          <w:p>
-            <w:pPr>
-              <w:spacing w:before="20" w:after="20"/>
-            </w:pPr>
-            <w:r>
-              <w:rPr>
-                <w:rFonts w:ascii="Times New Roman" w:hAnsi="Times New Roman"/>
-                <w:sz w:val="26"/>
-                <w:rFonts w:ascii="Times New Roman" w:hAnsi="Times New Roman" w:cs="Times New Roman"/>
-              </w:rPr>
-              <w:t>Bài 1. Thông tin và dữ liệu</w:t>
-            </w:r>
-          </w:p>
-        </w:tc>
-        <w:tc>
-          <w:tcPr>
-            <w:tcW w:w="1134" w:type="dxa"/>
-          </w:tcPr>
-          <w:p>
-            <w:pPr>
-              <w:spacing w:before="20" w:after="20"/>
-              <w:jc w:val="center"/>
-            </w:pPr>
-            <w:r>
-              <w:rPr>
-                <w:rFonts w:ascii="Times New Roman" w:hAnsi="Times New Roman"/>
-                <w:sz w:val="26"/>
-                <w:rFonts w:ascii="Times New Roman" w:hAnsi="Times New Roman" w:cs="Times New Roman"/>
-              </w:rPr>
-              <w:t>2, 3</w:t>
-            </w:r>
-          </w:p>
-        </w:tc>
-        <w:tc>
-          <w:tcPr>
-            <w:tcW w:w="4315" w:type="dxa"/>
-          </w:tcPr>
-          <w:p>
-            <w:pPr>
-              <w:spacing w:before="20" w:after="20"/>
-            </w:pPr>
-            <w:r>
-              <w:rPr>
-                <w:rFonts w:ascii="Times New Roman" w:hAnsi="Times New Roman"/>
-                <w:sz w:val="26"/>
-                <w:rFonts w:ascii="Times New Roman" w:hAnsi="Times New Roman" w:cs="Times New Roman"/>
-              </w:rPr>
-              <w:t>- Nhận biết được sự khác nhau giữa thông tin và dữ liệu.  - Phân biệt được thông tin và vật mang thông tin.  - Nêu được ví dụ minh họa tầm quan trọng của thông tin và ví dụ giữa thông tin và dữ liệu.</w:t>
-            </w:r>
-          </w:p>
-        </w:tc>
-      </w:tr>
-      <w:tr>
-        <w:tc>
-          <w:tcPr>
-            <w:tcW w:w="838" w:type="dxa"/>
-          </w:tcPr>
-          <w:p>
-            <w:pPr>
-              <w:spacing w:before="20" w:after="20"/>
-              <w:jc w:val="center"/>
-            </w:pPr>
-            <w:r>
-              <w:rPr>
-                <w:rFonts w:ascii="Times New Roman" w:hAnsi="Times New Roman"/>
-                <w:sz w:val="26"/>
-                <w:rFonts w:ascii="Times New Roman" w:hAnsi="Times New Roman" w:cs="Times New Roman"/>
-              </w:rPr>
-              <w:t>3</w:t>
-            </w:r>
-          </w:p>
-        </w:tc>
-        <w:tc>
-          <w:tcPr>
-            <w:tcW w:w="3126" w:type="dxa"/>
-          </w:tcPr>
-          <w:p>
-            <w:pPr>
-              <w:spacing w:before="20" w:after="20"/>
-            </w:pPr>
-            <w:r>
-              <w:rPr>
-                <w:rFonts w:ascii="Times New Roman" w:hAnsi="Times New Roman"/>
-                <w:sz w:val="26"/>
-                <w:rFonts w:ascii="Times New Roman" w:hAnsi="Times New Roman" w:cs="Times New Roman"/>
-              </w:rPr>
-              <w:t>Bài 2. Xử lí thông tin</w:t>
-            </w:r>
-          </w:p>
-        </w:tc>
-        <w:tc>
-          <w:tcPr>
-            <w:tcW w:w="1134" w:type="dxa"/>
-          </w:tcPr>
-          <w:p>
-            <w:pPr>
-              <w:spacing w:before="20" w:after="20"/>
-              <w:jc w:val="center"/>
-            </w:pPr>
-            <w:r>
-              <w:rPr>
-                <w:rFonts w:ascii="Times New Roman" w:hAnsi="Times New Roman"/>
-                <w:sz w:val="26"/>
-                <w:rFonts w:ascii="Times New Roman" w:hAnsi="Times New Roman" w:cs="Times New Roman"/>
-              </w:rPr>
-              <w:t>4, 5</w:t>
-            </w:r>
-          </w:p>
-        </w:tc>
-        <w:tc>
-          <w:tcPr>
-            <w:tcW w:w="4315" w:type="dxa"/>
-          </w:tcPr>
-          <w:p>
-            <w:pPr>
-              <w:spacing w:before="20" w:after="20"/>
-            </w:pPr>
-            <w:r>
-              <w:rPr>
-                <w:rFonts w:ascii="Times New Roman" w:hAnsi="Times New Roman"/>
-                <w:sz w:val="26"/>
-                <w:rFonts w:ascii="Times New Roman" w:hAnsi="Times New Roman" w:cs="Times New Roman"/>
-              </w:rPr>
-              <w:t>- Nêu được các bước cơ bản trong xử lí thông tin.  - Giải thích được máy tính là công cụ hiệu quả để xử lí thông tin, nêu ví dụ minh họa cụ thể.</w:t>
-            </w:r>
-          </w:p>
-        </w:tc>
-      </w:tr>
-      <w:tr>
-        <w:tc>
-          <w:tcPr>
-            <w:tcW w:w="838" w:type="dxa"/>
-          </w:tcPr>
-          <w:p>
-            <w:pPr>
-              <w:spacing w:before="20" w:after="20"/>
-              <w:jc w:val="center"/>
-            </w:pPr>
-            <w:r>
-              <w:rPr>
-                <w:rFonts w:ascii="Times New Roman" w:hAnsi="Times New Roman"/>
-                <w:sz w:val="26"/>
-                <w:rFonts w:ascii="Times New Roman" w:hAnsi="Times New Roman" w:cs="Times New Roman"/>
-              </w:rPr>
-              <w:t>4</w:t>
-            </w:r>
-          </w:p>
-        </w:tc>
-        <w:tc>
-          <w:tcPr>
-            <w:tcW w:w="3126" w:type="dxa"/>
-          </w:tcPr>
-          <w:p>
-            <w:pPr>
-              <w:spacing w:before="20" w:after="20"/>
-            </w:pPr>
-            <w:r>
-              <w:rPr>
-                <w:rFonts w:ascii="Times New Roman" w:hAnsi="Times New Roman"/>
-                <w:sz w:val="26"/>
-                <w:rFonts w:ascii="Times New Roman" w:hAnsi="Times New Roman" w:cs="Times New Roman"/>
-              </w:rPr>
-              <w:t>Bài 3. Thông tin trong máy tính</w:t>
-            </w:r>
-          </w:p>
-        </w:tc>
-        <w:tc>
-          <w:tcPr>
-            <w:tcW w:w="1134" w:type="dxa"/>
-          </w:tcPr>
-          <w:p>
-            <w:pPr>
-              <w:spacing w:before="20" w:after="20"/>
-              <w:jc w:val="center"/>
-            </w:pPr>
-            <w:r>
-              <w:rPr>
-                <w:rFonts w:ascii="Times New Roman" w:hAnsi="Times New Roman"/>
-                <w:sz w:val="26"/>
-                <w:rFonts w:ascii="Times New Roman" w:hAnsi="Times New Roman" w:cs="Times New Roman"/>
-              </w:rPr>
-              <w:t>6</w:t>
-            </w:r>
-          </w:p>
-        </w:tc>
-        <w:tc>
-          <w:tcPr>
-            <w:tcW w:w="4315" w:type="dxa"/>
-          </w:tcPr>
-          <w:p>
-            <w:pPr>
-              <w:spacing w:before="20" w:after="20"/>
-            </w:pPr>
-            <w:r>
-              <w:rPr>
-                <w:rFonts w:ascii="Times New Roman" w:hAnsi="Times New Roman"/>
-                <w:sz w:val="26"/>
-                <w:rFonts w:ascii="Times New Roman" w:hAnsi="Times New Roman" w:cs="Times New Roman"/>
-              </w:rPr>
-              <w:t>- Giải thích được việc có thể biểu diễn thông tin chỉ với hai kí hiệu 0 và 1.  - Biết bit là đơn vị nhỏ nhất trong lưu trữ thông tin.  - Nêu tên, độ lớn các đơn vị đo dung lượng thông tin (Byte, KB, MB, GB), quy đổi gần đúng giữa các đơn vị.  - Ước lượng khả năng lưu trữ của các thiết bị nhớ thông dụng (đĩa quang, đĩa từ, thẻ nhớ,...).</w:t>
-            </w:r>
-          </w:p>
-        </w:tc>
-      </w:tr>
-      <w:tr>
-        <w:tc>
-          <w:tcPr>
-            <w:tcW w:w="838" w:type="dxa"/>
-          </w:tcPr>
-          <w:p>
-            <w:pPr>
-              <w:spacing w:before="20" w:after="20"/>
-              <w:jc w:val="center"/>
-            </w:pPr>
-            <w:r>
-              <w:rPr>
-                <w:rFonts w:ascii="Times New Roman" w:hAnsi="Times New Roman"/>
-                <w:sz w:val="26"/>
-                <w:rFonts w:ascii="Times New Roman" w:hAnsi="Times New Roman" w:cs="Times New Roman"/>
-              </w:rPr>
-              <w:t>5</w:t>
-            </w:r>
-          </w:p>
-        </w:tc>
-        <w:tc>
-          <w:tcPr>
-            <w:tcW w:w="3126" w:type="dxa"/>
-          </w:tcPr>
-          <w:p>
-            <w:pPr>
-              <w:spacing w:before="20" w:after="20"/>
-            </w:pPr>
-            <w:r>
-              <w:rPr>
-                <w:rFonts w:ascii="Times New Roman" w:hAnsi="Times New Roman"/>
-                <w:sz w:val="26"/>
-                <w:rFonts w:ascii="Times New Roman" w:hAnsi="Times New Roman" w:cs="Times New Roman"/>
-              </w:rPr>
-              <w:t>Chủ đề 2: Mạng máy tính và Internet</w:t>
-            </w:r>
-          </w:p>
-        </w:tc>
-        <w:tc>
-          <w:tcPr>
-            <w:tcW w:w="1134" w:type="dxa"/>
-          </w:tcPr>
-          <w:p>
-            <w:pPr>
-              <w:spacing w:before="20" w:after="20"/>
-              <w:jc w:val="center"/>
-            </w:pPr>
-            <w:r>
-              <w:rPr>
-                <w:rFonts w:ascii="Times New Roman" w:hAnsi="Times New Roman"/>
-                <w:sz w:val="26"/>
-                <w:rFonts w:ascii="Times New Roman" w:hAnsi="Times New Roman" w:cs="Times New Roman"/>
-              </w:rPr>
-              <w:t>7</w:t>
-            </w:r>
-          </w:p>
-        </w:tc>
-        <w:tc>
-          <w:tcPr>
-            <w:tcW w:w="4315" w:type="dxa"/>
-          </w:tcPr>
-          <w:p>
-            <w:pPr>
-              <w:spacing w:before="20" w:after="20"/>
-            </w:pPr>
-          </w:p>
-        </w:tc>
-      </w:tr>
-      <w:tr>
-        <w:tc>
-          <w:tcPr>
-            <w:tcW w:w="838" w:type="dxa"/>
-          </w:tcPr>
-          <w:p>
-            <w:pPr>
-              <w:spacing w:before="20" w:after="20"/>
-              <w:jc w:val="center"/>
-            </w:pPr>
-            <w:r>
-              <w:rPr>
-                <w:rFonts w:ascii="Times New Roman" w:hAnsi="Times New Roman"/>
-                <w:sz w:val="26"/>
-                <w:rFonts w:ascii="Times New Roman" w:hAnsi="Times New Roman" w:cs="Times New Roman"/>
-              </w:rPr>
-              <w:t>6</w:t>
-            </w:r>
-          </w:p>
-        </w:tc>
-        <w:tc>
-          <w:tcPr>
-            <w:tcW w:w="3126" w:type="dxa"/>
-          </w:tcPr>
-          <w:p>
-            <w:pPr>
-              <w:spacing w:before="20" w:after="20"/>
-            </w:pPr>
-            <w:r>
-              <w:rPr>
-                <w:rFonts w:ascii="Times New Roman" w:hAnsi="Times New Roman"/>
-                <w:sz w:val="26"/>
-                <w:rFonts w:ascii="Times New Roman" w:hAnsi="Times New Roman" w:cs="Times New Roman"/>
-              </w:rPr>
-              <w:t>Bài 4. Mạng máy tính</w:t>
-            </w:r>
-          </w:p>
-        </w:tc>
-        <w:tc>
-          <w:tcPr>
-            <w:tcW w:w="1134" w:type="dxa"/>
-          </w:tcPr>
-          <w:p>
-            <w:pPr>
-              <w:spacing w:before="20" w:after="20"/>
-              <w:jc w:val="center"/>
-            </w:pPr>
-            <w:r>
-              <w:rPr>
-                <w:rFonts w:ascii="Times New Roman" w:hAnsi="Times New Roman"/>
-                <w:sz w:val="26"/>
-                <w:rFonts w:ascii="Times New Roman" w:hAnsi="Times New Roman" w:cs="Times New Roman"/>
-              </w:rPr>
-              <w:t>8</w:t>
-            </w:r>
-          </w:p>
-        </w:tc>
-        <w:tc>
-          <w:tcPr>
-            <w:tcW w:w="4315" w:type="dxa"/>
-          </w:tcPr>
-          <w:p>
-            <w:pPr>
-              <w:spacing w:before="20" w:after="20"/>
-            </w:pPr>
-            <w:r>
-              <w:rPr>
-                <w:rFonts w:ascii="Times New Roman" w:hAnsi="Times New Roman"/>
-                <w:sz w:val="26"/>
-                <w:rFonts w:ascii="Times New Roman" w:hAnsi="Times New Roman" w:cs="Times New Roman"/>
-              </w:rPr>
-              <w:t xml:space="preserve">- Biết khái niệm mạng máy tính và lợi ích của nó trong cuộc sống.  - Kể tên các thành phần chính của một mạng máy </w:t>
-            </w:r>
-            <w:r>
-              <w:rPr>
-                <w:rFonts w:ascii="Times New Roman" w:hAnsi="Times New Roman"/>
-                <w:sz w:val="26"/>
-                <w:rFonts w:ascii="Times New Roman" w:hAnsi="Times New Roman" w:cs="Times New Roman"/>
-              </w:rPr>
-              <w:lastRenderedPageBreak/>
-              <w:t>tính.  - Nêu ví dụ về trường hợp mạng không dây tiện dụng hơn mạng có dây.</w:t>
-            </w:r>
-          </w:p>
-        </w:tc>
-      </w:tr>
-      <w:tr>
-        <w:tc>
-          <w:tcPr>
-            <w:tcW w:w="838" w:type="dxa"/>
-          </w:tcPr>
-          <w:p>
-            <w:pPr>
-              <w:spacing w:before="20" w:after="20"/>
-              <w:jc w:val="center"/>
-            </w:pPr>
-            <w:r>
-              <w:rPr>
-                <w:rFonts w:ascii="Times New Roman" w:hAnsi="Times New Roman"/>
-                <w:b/>
-                <w:sz w:val="26"/>
-                <w:rFonts w:ascii="Times New Roman" w:hAnsi="Times New Roman" w:cs="Times New Roman"/>
-              </w:rPr>
-              <w:lastRenderedPageBreak/>
-              <w:t>7</w:t>
-            </w:r>
-          </w:p>
-        </w:tc>
-        <w:tc>
-          <w:tcPr>
-            <w:tcW w:w="3126" w:type="dxa"/>
-          </w:tcPr>
-          <w:p>
-            <w:pPr>
-              <w:spacing w:before="20" w:after="20"/>
-            </w:pPr>
-            <w:r>
-              <w:rPr>
-                <w:rFonts w:ascii="Times New Roman" w:hAnsi="Times New Roman"/>
-                <w:b/>
-                <w:sz w:val="26"/>
-                <w:rFonts w:ascii="Times New Roman" w:hAnsi="Times New Roman" w:cs="Times New Roman"/>
-              </w:rPr>
-              <w:t>Ôn tập Đánh giá định kỳ 1</w:t>
-            </w:r>
-          </w:p>
-        </w:tc>
-        <w:tc>
-          <w:tcPr>
-            <w:tcW w:w="1134" w:type="dxa"/>
-          </w:tcPr>
-          <w:p>
-            <w:pPr>
-              <w:spacing w:before="20" w:after="20"/>
-              <w:jc w:val="center"/>
-            </w:pPr>
-            <w:r>
-              <w:rPr>
-                <w:rFonts w:ascii="Times New Roman" w:hAnsi="Times New Roman"/>
-                <w:b/>
-                <w:sz w:val="26"/>
-                <w:rFonts w:ascii="Times New Roman" w:hAnsi="Times New Roman" w:cs="Times New Roman"/>
-              </w:rPr>
-              <w:t>9</w:t>
-            </w:r>
-          </w:p>
-        </w:tc>
-        <w:tc>
-          <w:tcPr>
-            <w:tcW w:w="4315" w:type="dxa"/>
-          </w:tcPr>
-          <w:p>
-            <w:pPr>
-              <w:spacing w:before="20" w:after="20"/>
-            </w:pPr>
-            <w:r>
-              <w:rPr>
-                <w:rFonts w:ascii="Times New Roman" w:hAnsi="Times New Roman"/>
-                <w:sz w:val="26"/>
-                <w:rFonts w:ascii="Times New Roman" w:hAnsi="Times New Roman" w:cs="Times New Roman"/>
-              </w:rPr>
-              <w:t>Hệ thống hóa kiến thức chuẩn bị Đánh giá định kỳ 1.</w:t>
-            </w:r>
-          </w:p>
-        </w:tc>
-      </w:tr>
-      <w:tr>
-        <w:tc>
-          <w:tcPr>
-            <w:tcW w:w="838" w:type="dxa"/>
-          </w:tcPr>
-          <w:p>
-            <w:pPr>
-              <w:spacing w:before="20" w:after="20"/>
-              <w:jc w:val="center"/>
-            </w:pPr>
-            <w:r>
-              <w:rPr>
-                <w:rFonts w:ascii="Times New Roman" w:hAnsi="Times New Roman"/>
-                <w:b/>
-                <w:sz w:val="26"/>
-                <w:rFonts w:ascii="Times New Roman" w:hAnsi="Times New Roman" w:cs="Times New Roman"/>
-              </w:rPr>
-              <w:t>8</w:t>
-            </w:r>
-          </w:p>
-        </w:tc>
-        <w:tc>
-          <w:tcPr>
-            <w:tcW w:w="3126" w:type="dxa"/>
-          </w:tcPr>
-          <w:p>
-            <w:pPr>
-              <w:spacing w:before="20" w:after="20"/>
-            </w:pPr>
-            <w:r>
-              <w:rPr>
-                <w:rFonts w:ascii="Times New Roman" w:hAnsi="Times New Roman"/>
-                <w:b/>
-                <w:sz w:val="26"/>
-                <w:rFonts w:ascii="Times New Roman" w:hAnsi="Times New Roman" w:cs="Times New Roman"/>
-              </w:rPr>
-              <w:t>Đánh giá định kỳ 1</w:t>
-            </w:r>
-          </w:p>
-        </w:tc>
-        <w:tc>
-          <w:tcPr>
-            <w:tcW w:w="1134" w:type="dxa"/>
-          </w:tcPr>
-          <w:p>
-            <w:pPr>
-              <w:spacing w:before="20" w:after="20"/>
-              <w:jc w:val="center"/>
-            </w:pPr>
-            <w:r>
-              <w:rPr>
-                <w:rFonts w:ascii="Times New Roman" w:hAnsi="Times New Roman"/>
-                <w:b/>
-                <w:sz w:val="26"/>
-                <w:rFonts w:ascii="Times New Roman" w:hAnsi="Times New Roman" w:cs="Times New Roman"/>
-              </w:rPr>
-              <w:t>10</w:t>
-            </w:r>
-          </w:p>
-        </w:tc>
-        <w:tc>
-          <w:tcPr>
-            <w:tcW w:w="4315" w:type="dxa"/>
-          </w:tcPr>
-          <w:p>
-            <w:pPr>
-              <w:spacing w:before="20" w:after="20"/>
-            </w:pPr>
-            <w:r>
-              <w:rPr>
-                <w:rFonts w:ascii="Times New Roman" w:hAnsi="Times New Roman"/>
-                <w:sz w:val="26"/>
-                <w:rFonts w:ascii="Times New Roman" w:hAnsi="Times New Roman" w:cs="Times New Roman"/>
-              </w:rPr>
-              <w:t>Kiểm tra đánh giá kết quả học tập.</w:t>
-            </w:r>
-          </w:p>
-        </w:tc>
-      </w:tr>
-      <w:tr>
-        <w:tc>
-          <w:tcPr>
-            <w:tcW w:w="838" w:type="dxa"/>
-          </w:tcPr>
-          <w:p>
-            <w:pPr>
-              <w:spacing w:before="20" w:after="20"/>
-              <w:jc w:val="center"/>
-            </w:pPr>
-            <w:r>
-              <w:rPr>
-                <w:rFonts w:ascii="Times New Roman" w:hAnsi="Times New Roman"/>
-                <w:sz w:val="26"/>
-                <w:rFonts w:ascii="Times New Roman" w:hAnsi="Times New Roman" w:cs="Times New Roman"/>
-              </w:rPr>
-              <w:t>9</w:t>
-            </w:r>
-          </w:p>
-        </w:tc>
-        <w:tc>
-          <w:tcPr>
-            <w:tcW w:w="3126" w:type="dxa"/>
-          </w:tcPr>
-          <w:p>
-            <w:pPr>
-              <w:spacing w:before="20" w:after="20"/>
-            </w:pPr>
-            <w:r>
-              <w:rPr>
-                <w:rFonts w:ascii="Times New Roman" w:hAnsi="Times New Roman"/>
-                <w:sz w:val="26"/>
-                <w:rFonts w:ascii="Times New Roman" w:hAnsi="Times New Roman" w:cs="Times New Roman"/>
-              </w:rPr>
-              <w:t>Bài 5. Internet</w:t>
-            </w:r>
-          </w:p>
-        </w:tc>
-        <w:tc>
-          <w:tcPr>
-            <w:tcW w:w="1134" w:type="dxa"/>
-          </w:tcPr>
-          <w:p>
-            <w:pPr>
-              <w:spacing w:before="20" w:after="20"/>
-              <w:jc w:val="center"/>
-            </w:pPr>
-            <w:r>
-              <w:rPr>
-                <w:rFonts w:ascii="Times New Roman" w:hAnsi="Times New Roman"/>
-                <w:sz w:val="26"/>
-                <w:rFonts w:ascii="Times New Roman" w:hAnsi="Times New Roman" w:cs="Times New Roman"/>
-              </w:rPr>
-              <w:t>11</w:t>
-            </w:r>
-          </w:p>
-        </w:tc>
-        <w:tc>
-          <w:tcPr>
-            <w:tcW w:w="4315" w:type="dxa"/>
-          </w:tcPr>
-          <w:p>
-            <w:pPr>
-              <w:spacing w:before="20" w:after="20"/>
-            </w:pPr>
-            <w:r>
-              <w:rPr>
-                <w:rFonts w:ascii="Times New Roman" w:hAnsi="Times New Roman"/>
-                <w:sz w:val="26"/>
-                <w:rFonts w:ascii="Times New Roman" w:hAnsi="Times New Roman" w:cs="Times New Roman"/>
-              </w:rPr>
-              <w:t>- Biết Internet là gì.  - Biết một số đặc điểm chính và lợi ích chính của Internet.</w:t>
-            </w:r>
-          </w:p>
-        </w:tc>
-      </w:tr>
-      <w:tr>
-        <w:tc>
-          <w:tcPr>
-            <w:tcW w:w="838" w:type="dxa"/>
-          </w:tcPr>
-          <w:p>
-            <w:pPr>
-              <w:spacing w:before="20" w:after="20"/>
-              <w:jc w:val="center"/>
-            </w:pPr>
-            <w:r>
-              <w:rPr>
-                <w:rFonts w:ascii="Times New Roman" w:hAnsi="Times New Roman"/>
-                <w:sz w:val="26"/>
-                <w:rFonts w:ascii="Times New Roman" w:hAnsi="Times New Roman" w:cs="Times New Roman"/>
-              </w:rPr>
-              <w:t>10</w:t>
-            </w:r>
-          </w:p>
-        </w:tc>
-        <w:tc>
-          <w:tcPr>
-            <w:tcW w:w="3126" w:type="dxa"/>
-          </w:tcPr>
-          <w:p>
-            <w:pPr>
-              <w:spacing w:before="20" w:after="20"/>
-            </w:pPr>
-            <w:r>
-              <w:rPr>
-                <w:rFonts w:ascii="Times New Roman" w:hAnsi="Times New Roman"/>
-                <w:sz w:val="26"/>
-                <w:rFonts w:ascii="Times New Roman" w:hAnsi="Times New Roman" w:cs="Times New Roman"/>
-              </w:rPr>
-              <w:t>Chủ đề 3: Tổ chức lưu trữ, tìm kiếm và trao đổi thông tin</w:t>
-            </w:r>
-          </w:p>
-        </w:tc>
-        <w:tc>
-          <w:tcPr>
-            <w:tcW w:w="1134" w:type="dxa"/>
-          </w:tcPr>
-          <w:p>
-            <w:pPr>
-              <w:spacing w:before="20" w:after="20"/>
-              <w:jc w:val="center"/>
-            </w:pPr>
-            <w:r>
-              <w:rPr>
-                <w:rFonts w:ascii="Times New Roman" w:hAnsi="Times New Roman"/>
-                <w:sz w:val="26"/>
-                <w:rFonts w:ascii="Times New Roman" w:hAnsi="Times New Roman" w:cs="Times New Roman"/>
-              </w:rPr>
-              <w:t>12</w:t>
-            </w:r>
-          </w:p>
-        </w:tc>
-        <w:tc>
-          <w:tcPr>
-            <w:tcW w:w="4315" w:type="dxa"/>
-          </w:tcPr>
-          <w:p>
-            <w:pPr>
-              <w:spacing w:before="20" w:after="20"/>
-            </w:pPr>
-          </w:p>
-        </w:tc>
-      </w:tr>
-      <w:tr>
-        <w:tc>
-          <w:tcPr>
-            <w:tcW w:w="838" w:type="dxa"/>
-          </w:tcPr>
-          <w:p>
-            <w:pPr>
-              <w:spacing w:before="20" w:after="20"/>
-              <w:jc w:val="center"/>
-            </w:pPr>
-            <w:r>
-              <w:rPr>
-                <w:rFonts w:ascii="Times New Roman" w:hAnsi="Times New Roman"/>
-                <w:sz w:val="26"/>
-                <w:rFonts w:ascii="Times New Roman" w:hAnsi="Times New Roman" w:cs="Times New Roman"/>
-              </w:rPr>
-              <w:t>11</w:t>
-            </w:r>
-          </w:p>
-        </w:tc>
-        <w:tc>
-          <w:tcPr>
-            <w:tcW w:w="3126" w:type="dxa"/>
-          </w:tcPr>
-          <w:p>
-            <w:pPr>
-              <w:spacing w:before="20" w:after="20"/>
-            </w:pPr>
-            <w:r>
-              <w:rPr>
-                <w:rFonts w:ascii="Times New Roman" w:hAnsi="Times New Roman"/>
-                <w:sz w:val="26"/>
-                <w:rFonts w:ascii="Times New Roman" w:hAnsi="Times New Roman" w:cs="Times New Roman"/>
-              </w:rPr>
-              <w:t>Bài 6. Mạng thông tin toàn cầu</w:t>
-            </w:r>
-          </w:p>
-        </w:tc>
-        <w:tc>
-          <w:tcPr>
-            <w:tcW w:w="1134" w:type="dxa"/>
-          </w:tcPr>
-          <w:p>
-            <w:pPr>
-              <w:spacing w:before="20" w:after="20"/>
-              <w:jc w:val="center"/>
-            </w:pPr>
-            <w:r>
-              <w:rPr>
-                <w:rFonts w:ascii="Times New Roman" w:hAnsi="Times New Roman"/>
-                <w:sz w:val="26"/>
-                <w:rFonts w:ascii="Times New Roman" w:hAnsi="Times New Roman" w:cs="Times New Roman"/>
-              </w:rPr>
-              <w:t>13, 14</w:t>
-            </w:r>
-          </w:p>
-        </w:tc>
-        <w:tc>
-          <w:tcPr>
-            <w:tcW w:w="4315" w:type="dxa"/>
-          </w:tcPr>
-          <w:p>
-            <w:pPr>
-              <w:spacing w:before="20" w:after="20"/>
-            </w:pPr>
-            <w:r>
-              <w:rPr>
-                <w:rFonts w:ascii="Times New Roman" w:hAnsi="Times New Roman"/>
-                <w:sz w:val="26"/>
-                <w:rFonts w:ascii="Times New Roman" w:hAnsi="Times New Roman" w:cs="Times New Roman"/>
-              </w:rPr>
-              <w:t>- Trình bày sơ lược các khái niệm World Wide Web (WWW), Website, địa chỉ Website, trình duyệt.  - Xem và nêu thông tin chính trên trang web cho trước.  - Khai thác thông tin trên các trang web thông dụng (tra từ điển, xem thời tiết, thời sự,...).</w:t>
-            </w:r>
-          </w:p>
-        </w:tc>
-      </w:tr>
-      <w:tr>
-        <w:tc>
-          <w:tcPr>
-            <w:tcW w:w="838" w:type="dxa"/>
-          </w:tcPr>
-          <w:p>
-            <w:pPr>
-              <w:spacing w:before="20" w:after="20"/>
-              <w:jc w:val="center"/>
-            </w:pPr>
-            <w:r>
-              <w:rPr>
-                <w:rFonts w:ascii="Times New Roman" w:hAnsi="Times New Roman"/>
-                <w:sz w:val="26"/>
-                <w:rFonts w:ascii="Times New Roman" w:hAnsi="Times New Roman" w:cs="Times New Roman"/>
-              </w:rPr>
-              <w:t>12</w:t>
-            </w:r>
-          </w:p>
-        </w:tc>
-        <w:tc>
-          <w:tcPr>
-            <w:tcW w:w="3126" w:type="dxa"/>
-          </w:tcPr>
-          <w:p>
-            <w:pPr>
-              <w:spacing w:before="20" w:after="20"/>
-            </w:pPr>
-            <w:r>
-              <w:rPr>
-                <w:rFonts w:ascii="Times New Roman" w:hAnsi="Times New Roman"/>
-                <w:sz w:val="26"/>
-                <w:rFonts w:ascii="Times New Roman" w:hAnsi="Times New Roman" w:cs="Times New Roman"/>
-              </w:rPr>
-              <w:t>Bài 7. Tìm kiếm thông tin trên Internet</w:t>
-            </w:r>
-          </w:p>
-        </w:tc>
-        <w:tc>
-          <w:tcPr>
-            <w:tcW w:w="1134" w:type="dxa"/>
-          </w:tcPr>
-          <w:p>
-            <w:pPr>
-              <w:spacing w:before="20" w:after="20"/>
-              <w:jc w:val="center"/>
-            </w:pPr>
-            <w:r>
-              <w:rPr>
-                <w:rFonts w:ascii="Times New Roman" w:hAnsi="Times New Roman"/>
-                <w:sz w:val="26"/>
-                <w:rFonts w:ascii="Times New Roman" w:hAnsi="Times New Roman" w:cs="Times New Roman"/>
-              </w:rPr>
-              <w:t>15, 16</w:t>
-            </w:r>
-          </w:p>
-        </w:tc>
-        <w:tc>
-          <w:tcPr>
-            <w:tcW w:w="4315" w:type="dxa"/>
-          </w:tcPr>
-          <w:p>
-            <w:pPr>
-              <w:spacing w:before="20" w:after="20"/>
-            </w:pPr>
-            <w:r>
-              <w:rPr>
-                <w:rFonts w:ascii="Times New Roman" w:hAnsi="Times New Roman"/>
-                <w:sz w:val="26"/>
-                <w:rFonts w:ascii="Times New Roman" w:hAnsi="Times New Roman" w:cs="Times New Roman"/>
-              </w:rPr>
-              <w:t>- Nêu công dụng của máy tìm kiếm; xác định từ khóa ứng với mục đích tìm kiếm cho trước.  - Thực hiện việc tìm kiếm và khai thác thông tin trên Internet.</w:t>
-            </w:r>
-          </w:p>
-        </w:tc>
-      </w:tr>
-      <w:tr>
-        <w:tc>
-          <w:tcPr>
-            <w:tcW w:w="838" w:type="dxa"/>
-          </w:tcPr>
-          <w:p>
-            <w:pPr>
-              <w:spacing w:before="20" w:after="20"/>
-              <w:jc w:val="center"/>
-            </w:pPr>
-            <w:r>
-              <w:rPr>
-                <w:rFonts w:ascii="Times New Roman" w:hAnsi="Times New Roman"/>
-                <w:sz w:val="26"/>
-                <w:rFonts w:ascii="Times New Roman" w:hAnsi="Times New Roman" w:cs="Times New Roman"/>
-              </w:rPr>
-              <w:t>13</w:t>
-            </w:r>
-          </w:p>
-        </w:tc>
-        <w:tc>
-          <w:tcPr>
-            <w:tcW w:w="3126" w:type="dxa"/>
-          </w:tcPr>
-          <w:p>
-            <w:pPr>
-              <w:spacing w:before="20" w:after="20"/>
-            </w:pPr>
-            <w:r>
-              <w:rPr>
-                <w:rFonts w:ascii="Times New Roman" w:hAnsi="Times New Roman"/>
-                <w:sz w:val="26"/>
-                <w:rFonts w:ascii="Times New Roman" w:hAnsi="Times New Roman" w:cs="Times New Roman"/>
-              </w:rPr>
-              <w:t>Bài 8. Thư điện tử</w:t>
-            </w:r>
-          </w:p>
-        </w:tc>
-        <w:tc>
-          <w:tcPr>
-            <w:tcW w:w="1134" w:type="dxa"/>
-          </w:tcPr>
-          <w:p>
-            <w:pPr>
-              <w:spacing w:before="20" w:after="20"/>
-              <w:jc w:val="center"/>
-            </w:pPr>
-            <w:r>
-              <w:rPr>
-                <w:rFonts w:ascii="Times New Roman" w:hAnsi="Times New Roman"/>
-                <w:sz w:val="26"/>
-                <w:rFonts w:ascii="Times New Roman" w:hAnsi="Times New Roman" w:cs="Times New Roman"/>
-              </w:rPr>
-              <w:t>17</w:t>
-            </w:r>
-          </w:p>
-        </w:tc>
-        <w:tc>
-          <w:tcPr>
-            <w:tcW w:w="4315" w:type="dxa"/>
-          </w:tcPr>
-          <w:p>
-            <w:pPr>
-              <w:spacing w:before="20" w:after="20"/>
-            </w:pPr>
-            <w:r>
-              <w:rPr>
-                <w:rFonts w:ascii="Times New Roman" w:hAnsi="Times New Roman"/>
-                <w:sz w:val="26"/>
-                <w:rFonts w:ascii="Times New Roman" w:hAnsi="Times New Roman" w:cs="Times New Roman"/>
-              </w:rPr>
-              <w:t>- Hiểu dịch vụ thư điện tử, ưu/nhược điểm so với các phương thức liên lạc khác.  - Biết tài khoản, hộp thư điện tử; đăng nhập, soạn, gửi, đăng xuất hộp thư điện tử.</w:t>
-            </w:r>
-          </w:p>
-        </w:tc>
-      </w:tr>
-      <w:tr>
-        <w:tc>
-          <w:tcPr>
-            <w:tcW w:w="838" w:type="dxa"/>
-          </w:tcPr>
-          <w:p>
-            <w:pPr>
-              <w:spacing w:before="20" w:after="20"/>
-              <w:jc w:val="center"/>
-            </w:pPr>
-            <w:r>
-              <w:rPr>
-                <w:rFonts w:ascii="Times New Roman" w:hAnsi="Times New Roman"/>
-                <w:b/>
-                <w:sz w:val="26"/>
-                <w:rFonts w:ascii="Times New Roman" w:hAnsi="Times New Roman" w:cs="Times New Roman"/>
-              </w:rPr>
-              <w:t>14</w:t>
-            </w:r>
-          </w:p>
-        </w:tc>
-        <w:tc>
-          <w:tcPr>
-            <w:tcW w:w="3126" w:type="dxa"/>
-          </w:tcPr>
-          <w:p>
-            <w:pPr>
-              <w:spacing w:before="20" w:after="20"/>
-            </w:pPr>
-            <w:r>
-              <w:rPr>
-                <w:rFonts w:ascii="Times New Roman" w:hAnsi="Times New Roman"/>
-                <w:b/>
-                <w:sz w:val="26"/>
-                <w:rFonts w:ascii="Times New Roman" w:hAnsi="Times New Roman" w:cs="Times New Roman"/>
-              </w:rPr>
-              <w:t>Ôn tập Đánh giá định kỳ 2</w:t>
-            </w:r>
-          </w:p>
-        </w:tc>
-        <w:tc>
-          <w:tcPr>
-            <w:tcW w:w="1134" w:type="dxa"/>
-          </w:tcPr>
-          <w:p>
-            <w:pPr>
-              <w:spacing w:before="20" w:after="20"/>
-              <w:jc w:val="center"/>
-            </w:pPr>
-            <w:r>
-              <w:rPr>
-                <w:rFonts w:ascii="Times New Roman" w:hAnsi="Times New Roman"/>
-                <w:b/>
-                <w:sz w:val="26"/>
-                <w:rFonts w:ascii="Times New Roman" w:hAnsi="Times New Roman" w:cs="Times New Roman"/>
-              </w:rPr>
-              <w:t>18</w:t>
-            </w:r>
-          </w:p>
-        </w:tc>
-        <w:tc>
-          <w:tcPr>
-            <w:tcW w:w="4315" w:type="dxa"/>
-          </w:tcPr>
-          <w:p>
-            <w:pPr>
-              <w:spacing w:before="20" w:after="20"/>
-            </w:pPr>
-            <w:r>
-              <w:rPr>
-                <w:rFonts w:ascii="Times New Roman" w:hAnsi="Times New Roman"/>
-                <w:sz w:val="26"/>
-                <w:rFonts w:ascii="Times New Roman" w:hAnsi="Times New Roman" w:cs="Times New Roman"/>
-              </w:rPr>
-              <w:t>Hệ thống hóa kiến thức chuẩn bị Đánh giá định kỳ 2.</w:t>
-            </w:r>
-          </w:p>
-        </w:tc>
-      </w:tr>
-      <w:tr>
-        <w:tc>
-          <w:tcPr>
-            <w:tcW w:w="838" w:type="dxa"/>
-          </w:tcPr>
-          <w:p>
-            <w:pPr>
-              <w:spacing w:before="20" w:after="20"/>
-              <w:jc w:val="center"/>
-            </w:pPr>
-            <w:r>
-              <w:rPr>
-                <w:rFonts w:ascii="Times New Roman" w:hAnsi="Times New Roman"/>
-                <w:b/>
-                <w:sz w:val="26"/>
-                <w:rFonts w:ascii="Times New Roman" w:hAnsi="Times New Roman" w:cs="Times New Roman"/>
-              </w:rPr>
-              <w:t>15</w:t>
-            </w:r>
-          </w:p>
-        </w:tc>
-        <w:tc>
-          <w:tcPr>
-            <w:tcW w:w="3126" w:type="dxa"/>
-          </w:tcPr>
-          <w:p>
-            <w:pPr>
-              <w:spacing w:before="20" w:after="20"/>
-            </w:pPr>
-            <w:r>
-              <w:rPr>
-                <w:rFonts w:ascii="Times New Roman" w:hAnsi="Times New Roman"/>
-                <w:b/>
-                <w:sz w:val="26"/>
-                <w:rFonts w:ascii="Times New Roman" w:hAnsi="Times New Roman" w:cs="Times New Roman"/>
-              </w:rPr>
-              <w:t>Đánh giá định kỳ 2</w:t>
-            </w:r>
-          </w:p>
-        </w:tc>
-        <w:tc>
-          <w:tcPr>
-            <w:tcW w:w="1134" w:type="dxa"/>
-          </w:tcPr>
-          <w:p>
-            <w:pPr>
-              <w:spacing w:before="20" w:after="20"/>
-              <w:jc w:val="center"/>
-            </w:pPr>
-            <w:r>
-              <w:rPr>
-                <w:rFonts w:ascii="Times New Roman" w:hAnsi="Times New Roman"/>
-                <w:b/>
-                <w:sz w:val="26"/>
-                <w:rFonts w:ascii="Times New Roman" w:hAnsi="Times New Roman" w:cs="Times New Roman"/>
-              </w:rPr>
-              <w:t>19</w:t>
-            </w:r>
-          </w:p>
-        </w:tc>
-        <w:tc>
-          <w:tcPr>
-            <w:tcW w:w="4315" w:type="dxa"/>
-          </w:tcPr>
-          <w:p>
-            <w:pPr>
-              <w:spacing w:before="20" w:after="20"/>
-            </w:pPr>
-            <w:r>
-              <w:rPr>
-                <w:rFonts w:ascii="Times New Roman" w:hAnsi="Times New Roman"/>
-                <w:sz w:val="26"/>
-                <w:rFonts w:ascii="Times New Roman" w:hAnsi="Times New Roman" w:cs="Times New Roman"/>
-              </w:rPr>
-              <w:t>Kiểm tra đánh giá kết quả học tập.</w:t>
-            </w:r>
-          </w:p>
-        </w:tc>
-      </w:tr>
-      <w:tr>
-        <w:tc>
-          <w:tcPr>
-            <w:tcW w:w="838" w:type="dxa"/>
-          </w:tcPr>
-          <w:p>
-            <w:pPr>
-              <w:spacing w:before="20" w:after="20"/>
-              <w:jc w:val="center"/>
-            </w:pPr>
-            <w:r>
-              <w:rPr>
-                <w:rFonts w:ascii="Times New Roman" w:hAnsi="Times New Roman"/>
-                <w:sz w:val="26"/>
-                <w:rFonts w:ascii="Times New Roman" w:hAnsi="Times New Roman" w:cs="Times New Roman"/>
-              </w:rPr>
-              <w:t>16</w:t>
-            </w:r>
-          </w:p>
-        </w:tc>
-        <w:tc>
-          <w:tcPr>
-            <w:tcW w:w="3126" w:type="dxa"/>
-          </w:tcPr>
-          <w:p>
-            <w:pPr>
-              <w:spacing w:before="20" w:after="20"/>
-            </w:pPr>
-            <w:r>
-              <w:rPr>
-                <w:rFonts w:ascii="Times New Roman" w:hAnsi="Times New Roman"/>
-                <w:sz w:val="26"/>
-                <w:rFonts w:ascii="Times New Roman" w:hAnsi="Times New Roman" w:cs="Times New Roman"/>
-              </w:rPr>
-              <w:t>Chủ đề 4: Đạo đức, pháp luật và văn hóa trong môi trường số</w:t>
-            </w:r>
-          </w:p>
-        </w:tc>
-        <w:tc>
-          <w:tcPr>
-            <w:tcW w:w="1134" w:type="dxa"/>
-          </w:tcPr>
-          <w:p>
-            <w:pPr>
-              <w:spacing w:before="20" w:after="20"/>
-              <w:jc w:val="center"/>
-            </w:pPr>
-            <w:r>
-              <w:rPr>
-                <w:rFonts w:ascii="Times New Roman" w:hAnsi="Times New Roman"/>
-                <w:sz w:val="26"/>
-                <w:rFonts w:ascii="Times New Roman" w:hAnsi="Times New Roman" w:cs="Times New Roman"/>
-              </w:rPr>
-              <w:t>20</w:t>
-            </w:r>
-          </w:p>
-        </w:tc>
-        <w:tc>
-          <w:tcPr>
-            <w:tcW w:w="4315" w:type="dxa"/>
-          </w:tcPr>
-          <w:p>
-            <w:pPr>
-              <w:spacing w:before="20" w:after="20"/>
-            </w:pPr>
-          </w:p>
-        </w:tc>
-      </w:tr>
-      <w:tr>
-        <w:tc>
-          <w:tcPr>
-            <w:tcW w:w="838" w:type="dxa"/>
-          </w:tcPr>
-          <w:p>
-            <w:pPr>
-              <w:spacing w:before="20" w:after="20"/>
-              <w:jc w:val="center"/>
-            </w:pPr>
-            <w:r>
-              <w:rPr>
-                <w:rFonts w:ascii="Times New Roman" w:hAnsi="Times New Roman"/>
-                <w:sz w:val="26"/>
-                <w:rFonts w:ascii="Times New Roman" w:hAnsi="Times New Roman" w:cs="Times New Roman"/>
-              </w:rPr>
-              <w:lastRenderedPageBreak/>
-              <w:t>17</w:t>
-            </w:r>
-          </w:p>
-        </w:tc>
-        <w:tc>
-          <w:tcPr>
-            <w:tcW w:w="3126" w:type="dxa"/>
-          </w:tcPr>
-          <w:p>
-            <w:pPr>
-              <w:spacing w:before="20" w:after="20"/>
-            </w:pPr>
-            <w:r>
-              <w:rPr>
-                <w:rFonts w:ascii="Times New Roman" w:hAnsi="Times New Roman"/>
-                <w:sz w:val="26"/>
-                <w:rFonts w:ascii="Times New Roman" w:hAnsi="Times New Roman" w:cs="Times New Roman"/>
-              </w:rPr>
-              <w:t>Bài 9. An toàn thông tin trên Internet</w:t>
-            </w:r>
-          </w:p>
-        </w:tc>
-        <w:tc>
-          <w:tcPr>
-            <w:tcW w:w="1134" w:type="dxa"/>
-          </w:tcPr>
-          <w:p>
-            <w:pPr>
-              <w:spacing w:before="20" w:after="20"/>
-              <w:jc w:val="center"/>
-            </w:pPr>
-            <w:r>
-              <w:rPr>
-                <w:rFonts w:ascii="Times New Roman" w:hAnsi="Times New Roman"/>
-                <w:sz w:val="26"/>
-                <w:rFonts w:ascii="Times New Roman" w:hAnsi="Times New Roman" w:cs="Times New Roman"/>
-              </w:rPr>
-              <w:t>21</w:t>
-            </w:r>
-          </w:p>
-        </w:tc>
-        <w:tc>
-          <w:tcPr>
-            <w:tcW w:w="4315" w:type="dxa"/>
-          </w:tcPr>
-          <w:p>
-            <w:pPr>
-              <w:spacing w:before="20" w:after="20"/>
-            </w:pPr>
-            <w:r>
-              <w:rPr>
-                <w:rFonts w:ascii="Times New Roman" w:hAnsi="Times New Roman"/>
-                <w:sz w:val="26"/>
-                <w:rFonts w:ascii="Times New Roman" w:hAnsi="Times New Roman" w:cs="Times New Roman"/>
-              </w:rPr>
-              <w:t>- Biết tác hại/nguy cơ khi sử dụng Internet; nêu và thực hiện biện pháp phòng ngừa.  - Trình bày tầm quan trọng của sự an toàn và hợp pháp của thông tin cá nhân/tập thể.  - Bảo vệ thông tin/tài khoản cá nhân; nhận diện thông điệp lừa đảo hoặc nội dung xấu.</w:t>
-            </w:r>
-          </w:p>
-        </w:tc>
-      </w:tr>
-      <w:tr>
-        <w:tc>
-          <w:tcPr>
-            <w:tcW w:w="838" w:type="dxa"/>
-          </w:tcPr>
-          <w:p>
-            <w:pPr>
-              <w:spacing w:before="20" w:after="20"/>
-              <w:jc w:val="center"/>
-            </w:pPr>
-            <w:r>
-              <w:rPr>
-                <w:rFonts w:ascii="Times New Roman" w:hAnsi="Times New Roman"/>
-                <w:sz w:val="26"/>
-                <w:rFonts w:ascii="Times New Roman" w:hAnsi="Times New Roman" w:cs="Times New Roman"/>
-              </w:rPr>
-              <w:t>18</w:t>
-            </w:r>
-          </w:p>
-        </w:tc>
-        <w:tc>
-          <w:tcPr>
-            <w:tcW w:w="3126" w:type="dxa"/>
-          </w:tcPr>
-          <w:p>
-            <w:pPr>
-              <w:spacing w:before="20" w:after="20"/>
-            </w:pPr>
-            <w:r>
-              <w:rPr>
-                <w:rFonts w:ascii="Times New Roman" w:hAnsi="Times New Roman"/>
-                <w:sz w:val="26"/>
-                <w:rFonts w:ascii="Times New Roman" w:hAnsi="Times New Roman" w:cs="Times New Roman"/>
-              </w:rPr>
-              <w:t>Chủ đề 5: Ứng dụng tin học</w:t>
-            </w:r>
-          </w:p>
-        </w:tc>
-        <w:tc>
-          <w:tcPr>
-            <w:tcW w:w="1134" w:type="dxa"/>
-          </w:tcPr>
-          <w:p>
-            <w:pPr>
-              <w:spacing w:before="20" w:after="20"/>
-              <w:jc w:val="center"/>
-            </w:pPr>
-            <w:r>
-              <w:rPr>
-                <w:rFonts w:ascii="Times New Roman" w:hAnsi="Times New Roman"/>
-                <w:sz w:val="26"/>
-                <w:rFonts w:ascii="Times New Roman" w:hAnsi="Times New Roman" w:cs="Times New Roman"/>
-              </w:rPr>
-              <w:t>22</w:t>
-            </w:r>
-          </w:p>
-        </w:tc>
-        <w:tc>
-          <w:tcPr>
-            <w:tcW w:w="4315" w:type="dxa"/>
-          </w:tcPr>
-          <w:p>
-            <w:pPr>
-              <w:spacing w:before="20" w:after="20"/>
-            </w:pPr>
-          </w:p>
-        </w:tc>
-      </w:tr>
-      <w:tr>
-        <w:tc>
-          <w:tcPr>
-            <w:tcW w:w="838" w:type="dxa"/>
-          </w:tcPr>
-          <w:p>
-            <w:pPr>
-              <w:spacing w:before="20" w:after="20"/>
-              <w:jc w:val="center"/>
-            </w:pPr>
-            <w:r>
-              <w:rPr>
-                <w:rFonts w:ascii="Times New Roman" w:hAnsi="Times New Roman"/>
-                <w:sz w:val="26"/>
-                <w:rFonts w:ascii="Times New Roman" w:hAnsi="Times New Roman" w:cs="Times New Roman"/>
-              </w:rPr>
-              <w:t>19</w:t>
-            </w:r>
-          </w:p>
-        </w:tc>
-        <w:tc>
-          <w:tcPr>
-            <w:tcW w:w="3126" w:type="dxa"/>
-          </w:tcPr>
-          <w:p>
-            <w:pPr>
-              <w:spacing w:before="20" w:after="20"/>
-            </w:pPr>
-            <w:r>
-              <w:rPr>
-                <w:rFonts w:ascii="Times New Roman" w:hAnsi="Times New Roman"/>
-                <w:sz w:val="26"/>
-                <w:rFonts w:ascii="Times New Roman" w:hAnsi="Times New Roman" w:cs="Times New Roman"/>
-              </w:rPr>
-              <w:t>Bài 10. Sơ đồ tư duy</w:t>
-            </w:r>
-          </w:p>
-        </w:tc>
-        <w:tc>
-          <w:tcPr>
-            <w:tcW w:w="1134" w:type="dxa"/>
-          </w:tcPr>
-          <w:p>
-            <w:pPr>
-              <w:spacing w:before="20" w:after="20"/>
-              <w:jc w:val="center"/>
-            </w:pPr>
-            <w:r>
-              <w:rPr>
-                <w:rFonts w:ascii="Times New Roman" w:hAnsi="Times New Roman"/>
-                <w:sz w:val="26"/>
-                <w:rFonts w:ascii="Times New Roman" w:hAnsi="Times New Roman" w:cs="Times New Roman"/>
-              </w:rPr>
-              <w:t>23</w:t>
-            </w:r>
-          </w:p>
-        </w:tc>
-        <w:tc>
-          <w:tcPr>
-            <w:tcW w:w="4315" w:type="dxa"/>
-          </w:tcPr>
-          <w:p>
-            <w:pPr>
-              <w:spacing w:before="20" w:after="20"/>
-            </w:pPr>
-            <w:r>
-              <w:rPr>
-                <w:rFonts w:ascii="Times New Roman" w:hAnsi="Times New Roman"/>
-                <w:sz w:val="26"/>
-                <w:rFonts w:ascii="Times New Roman" w:hAnsi="Times New Roman" w:cs="Times New Roman"/>
-              </w:rPr>
-              <w:t>- Sắp xếp logic và trình bày ý tưởng/khái niệm dưới dạng sơ đồ tư duy.  - Giải thích lợi ích và nhu cầu sử dụng phần mềm sơ đồ tư duy.  - Tạo được sơ đồ tư duy đơn giản bằng phần mềm.</w:t>
-            </w:r>
-          </w:p>
-        </w:tc>
-      </w:tr>
-      <w:tr>
-        <w:tc>
-          <w:tcPr>
-            <w:tcW w:w="838" w:type="dxa"/>
-          </w:tcPr>
-          <w:p>
-            <w:pPr>
-              <w:spacing w:before="20" w:after="20"/>
-              <w:jc w:val="center"/>
-            </w:pPr>
-            <w:r>
-              <w:rPr>
-                <w:rFonts w:ascii="Times New Roman" w:hAnsi="Times New Roman"/>
-                <w:sz w:val="26"/>
-                <w:rFonts w:ascii="Times New Roman" w:hAnsi="Times New Roman" w:cs="Times New Roman"/>
-              </w:rPr>
-              <w:t>20</w:t>
-            </w:r>
-          </w:p>
-        </w:tc>
-        <w:tc>
-          <w:tcPr>
-            <w:tcW w:w="3126" w:type="dxa"/>
-          </w:tcPr>
-          <w:p>
-            <w:pPr>
-              <w:spacing w:before="20" w:after="20"/>
-            </w:pPr>
-            <w:r>
-              <w:rPr>
-                <w:rFonts w:ascii="Times New Roman" w:hAnsi="Times New Roman"/>
-                <w:sz w:val="26"/>
-                <w:rFonts w:ascii="Times New Roman" w:hAnsi="Times New Roman" w:cs="Times New Roman"/>
-              </w:rPr>
-              <w:t>Bài 11. Định dạng văn bản</w:t>
-            </w:r>
-          </w:p>
-        </w:tc>
-        <w:tc>
-          <w:tcPr>
-            <w:tcW w:w="1134" w:type="dxa"/>
-          </w:tcPr>
-          <w:p>
-            <w:pPr>
-              <w:spacing w:before="20" w:after="20"/>
-              <w:jc w:val="center"/>
-            </w:pPr>
-            <w:r>
-              <w:rPr>
-                <w:rFonts w:ascii="Times New Roman" w:hAnsi="Times New Roman"/>
-                <w:sz w:val="26"/>
-                <w:rFonts w:ascii="Times New Roman" w:hAnsi="Times New Roman" w:cs="Times New Roman"/>
-              </w:rPr>
-              <w:t>24, 25</w:t>
-            </w:r>
-          </w:p>
-        </w:tc>
-        <w:tc>
-          <w:tcPr>
-            <w:tcW w:w="4315" w:type="dxa"/>
-          </w:tcPr>
-          <w:p>
-            <w:pPr>
-              <w:spacing w:before="20" w:after="20"/>
-            </w:pPr>
-            <w:r>
-              <w:rPr>
-                <w:rFonts w:ascii="Times New Roman" w:hAnsi="Times New Roman"/>
-                <w:sz w:val="26"/>
-                <w:rFonts w:ascii="Times New Roman" w:hAnsi="Times New Roman" w:cs="Times New Roman"/>
-              </w:rPr>
-              <w:t>- Nêu chức năng đặc trưng của phần mềm soạn thảo văn bản.  - Trình bày tác dụng của công cụ căn lề, định dạng văn bản.  - Định dạng văn bản, trình bày trang văn bản và in.</w:t>
-            </w:r>
-          </w:p>
-        </w:tc>
-      </w:tr>
-      <w:tr>
-        <w:tc>
-          <w:tcPr>
-            <w:tcW w:w="838" w:type="dxa"/>
-          </w:tcPr>
-          <w:p>
-            <w:pPr>
-              <w:spacing w:before="20" w:after="20"/>
-              <w:jc w:val="center"/>
-            </w:pPr>
-            <w:r>
-              <w:rPr>
-                <w:rFonts w:ascii="Times New Roman" w:hAnsi="Times New Roman"/>
-                <w:sz w:val="26"/>
-                <w:rFonts w:ascii="Times New Roman" w:hAnsi="Times New Roman" w:cs="Times New Roman"/>
-              </w:rPr>
-              <w:t>21</w:t>
-            </w:r>
-          </w:p>
-        </w:tc>
-        <w:tc>
-          <w:tcPr>
-            <w:tcW w:w="3126" w:type="dxa"/>
-          </w:tcPr>
-          <w:p>
-            <w:pPr>
-              <w:spacing w:before="20" w:after="20"/>
-            </w:pPr>
-            <w:r>
-              <w:rPr>
-                <w:rFonts w:ascii="Times New Roman" w:hAnsi="Times New Roman"/>
-                <w:sz w:val="26"/>
-                <w:rFonts w:ascii="Times New Roman" w:hAnsi="Times New Roman" w:cs="Times New Roman"/>
-              </w:rPr>
-              <w:t>Bài 12. Trình bày thông tin ở dạng bảng</w:t>
-            </w:r>
-          </w:p>
-        </w:tc>
-        <w:tc>
-          <w:tcPr>
-            <w:tcW w:w="1134" w:type="dxa"/>
-          </w:tcPr>
-          <w:p>
-            <w:pPr>
-              <w:spacing w:before="20" w:after="20"/>
-              <w:jc w:val="center"/>
-            </w:pPr>
-            <w:r>
-              <w:rPr>
-                <w:rFonts w:ascii="Times New Roman" w:hAnsi="Times New Roman"/>
-                <w:sz w:val="26"/>
-                <w:rFonts w:ascii="Times New Roman" w:hAnsi="Times New Roman" w:cs="Times New Roman"/>
-              </w:rPr>
-              <w:t>26</w:t>
-            </w:r>
-          </w:p>
-        </w:tc>
-        <w:tc>
-          <w:tcPr>
-            <w:tcW w:w="4315" w:type="dxa"/>
-          </w:tcPr>
-          <w:p>
-            <w:pPr>
-              <w:spacing w:before="20" w:after="20"/>
-            </w:pPr>
-            <w:r>
-              <w:rPr>
-                <w:rFonts w:ascii="Times New Roman" w:hAnsi="Times New Roman"/>
-                <w:sz w:val="26"/>
-                <w:rFonts w:ascii="Times New Roman" w:hAnsi="Times New Roman" w:cs="Times New Roman"/>
-              </w:rPr>
-              <w:t>- Biết ưu điểm của việc trình bày thông tin ở dạng bảng.  - Trình bày thông tin dạng bảng bằng phần mềm soạn thảo văn bản.</w:t>
-            </w:r>
-          </w:p>
-        </w:tc>
-      </w:tr>
-      <w:tr>
-        <w:tc>
-          <w:tcPr>
-            <w:tcW w:w="838" w:type="dxa"/>
-          </w:tcPr>
-          <w:p>
-            <w:pPr>
-              <w:spacing w:before="20" w:after="20"/>
-              <w:jc w:val="center"/>
-            </w:pPr>
-            <w:r>
-              <w:rPr>
-                <w:rFonts w:ascii="Times New Roman" w:hAnsi="Times New Roman"/>
-                <w:b/>
-                <w:sz w:val="26"/>
-                <w:rFonts w:ascii="Times New Roman" w:hAnsi="Times New Roman" w:cs="Times New Roman"/>
-              </w:rPr>
-              <w:t>22</w:t>
-            </w:r>
-          </w:p>
-        </w:tc>
-        <w:tc>
-          <w:tcPr>
-            <w:tcW w:w="3126" w:type="dxa"/>
-          </w:tcPr>
-          <w:p>
-            <w:pPr>
-              <w:spacing w:before="20" w:after="20"/>
-            </w:pPr>
-            <w:r>
-              <w:rPr>
-                <w:rFonts w:ascii="Times New Roman" w:hAnsi="Times New Roman"/>
-                <w:b/>
-                <w:sz w:val="26"/>
-                <w:rFonts w:ascii="Times New Roman" w:hAnsi="Times New Roman" w:cs="Times New Roman"/>
-              </w:rPr>
-              <w:t>Ôn tập Đánh giá định kỳ 3</w:t>
-            </w:r>
-          </w:p>
-        </w:tc>
-        <w:tc>
-          <w:tcPr>
-            <w:tcW w:w="1134" w:type="dxa"/>
-          </w:tcPr>
-          <w:p>
-            <w:pPr>
-              <w:spacing w:before="20" w:after="20"/>
-              <w:jc w:val="center"/>
-            </w:pPr>
-            <w:r>
-              <w:rPr>
-                <w:rFonts w:ascii="Times New Roman" w:hAnsi="Times New Roman"/>
-                <w:b/>
-                <w:sz w:val="26"/>
-                <w:rFonts w:ascii="Times New Roman" w:hAnsi="Times New Roman" w:cs="Times New Roman"/>
-              </w:rPr>
-              <w:t>27</w:t>
-            </w:r>
-          </w:p>
-        </w:tc>
-        <w:tc>
-          <w:tcPr>
-            <w:tcW w:w="4315" w:type="dxa"/>
-          </w:tcPr>
-          <w:p>
-            <w:pPr>
-              <w:spacing w:before="20" w:after="20"/>
-            </w:pPr>
-            <w:r>
-              <w:rPr>
-                <w:rFonts w:ascii="Times New Roman" w:hAnsi="Times New Roman"/>
-                <w:sz w:val="26"/>
-                <w:rFonts w:ascii="Times New Roman" w:hAnsi="Times New Roman" w:cs="Times New Roman"/>
-              </w:rPr>
-              <w:t>Hệ thống hóa kiến thức chuẩn bị Đánh giá định kỳ 3.</w:t>
-            </w:r>
-          </w:p>
-        </w:tc>
-      </w:tr>
-      <w:tr>
-        <w:tc>
-          <w:tcPr>
-            <w:tcW w:w="838" w:type="dxa"/>
-          </w:tcPr>
-          <w:p>
-            <w:pPr>
-              <w:spacing w:before="20" w:after="20"/>
-              <w:jc w:val="center"/>
-            </w:pPr>
-            <w:r>
-              <w:rPr>
-                <w:rFonts w:ascii="Times New Roman" w:hAnsi="Times New Roman"/>
-                <w:b/>
-                <w:sz w:val="26"/>
-                <w:rFonts w:ascii="Times New Roman" w:hAnsi="Times New Roman" w:cs="Times New Roman"/>
-              </w:rPr>
-              <w:t>23</w:t>
-            </w:r>
-          </w:p>
-        </w:tc>
-        <w:tc>
-          <w:tcPr>
-            <w:tcW w:w="3126" w:type="dxa"/>
-          </w:tcPr>
-          <w:p>
-            <w:pPr>
-              <w:spacing w:before="20" w:after="20"/>
-            </w:pPr>
-            <w:r>
-              <w:rPr>
-                <w:rFonts w:ascii="Times New Roman" w:hAnsi="Times New Roman"/>
-                <w:b/>
-                <w:sz w:val="26"/>
-                <w:rFonts w:ascii="Times New Roman" w:hAnsi="Times New Roman" w:cs="Times New Roman"/>
-              </w:rPr>
-              <w:t>Đánh giá định kỳ 3</w:t>
-            </w:r>
-          </w:p>
-        </w:tc>
-        <w:tc>
-          <w:tcPr>
-            <w:tcW w:w="1134" w:type="dxa"/>
-          </w:tcPr>
-          <w:p>
-            <w:pPr>
-              <w:spacing w:before="20" w:after="20"/>
-              <w:jc w:val="center"/>
-            </w:pPr>
-            <w:r>
-              <w:rPr>
-                <w:rFonts w:ascii="Times New Roman" w:hAnsi="Times New Roman"/>
-                <w:b/>
-                <w:sz w:val="26"/>
-                <w:rFonts w:ascii="Times New Roman" w:hAnsi="Times New Roman" w:cs="Times New Roman"/>
-              </w:rPr>
-              <w:t>28</w:t>
-            </w:r>
-          </w:p>
-        </w:tc>
-        <w:tc>
-          <w:tcPr>
-            <w:tcW w:w="4315" w:type="dxa"/>
-          </w:tcPr>
-          <w:p>
-            <w:pPr>
-              <w:spacing w:before="20" w:after="20"/>
-            </w:pPr>
-            <w:r>
-              <w:rPr>
-                <w:rFonts w:ascii="Times New Roman" w:hAnsi="Times New Roman"/>
-                <w:sz w:val="26"/>
-                <w:rFonts w:ascii="Times New Roman" w:hAnsi="Times New Roman" w:cs="Times New Roman"/>
-              </w:rPr>
-              <w:t>Kiểm tra đánh giá kết quả học tập.</w:t>
-            </w:r>
-          </w:p>
-        </w:tc>
-      </w:tr>
-      <w:tr>
-        <w:tc>
-          <w:tcPr>
-            <w:tcW w:w="838" w:type="dxa"/>
-          </w:tcPr>
-          <w:p>
-            <w:pPr>
-              <w:spacing w:before="20" w:after="20"/>
-              <w:jc w:val="center"/>
-            </w:pPr>
-            <w:r>
-              <w:rPr>
-                <w:rFonts w:ascii="Times New Roman" w:hAnsi="Times New Roman"/>
-                <w:sz w:val="26"/>
-                <w:rFonts w:ascii="Times New Roman" w:hAnsi="Times New Roman" w:cs="Times New Roman"/>
-              </w:rPr>
-              <w:t>24</w:t>
-            </w:r>
-          </w:p>
-        </w:tc>
-        <w:tc>
-          <w:tcPr>
-            <w:tcW w:w="3126" w:type="dxa"/>
-          </w:tcPr>
-          <w:p>
-            <w:pPr>
-              <w:spacing w:before="20" w:after="20"/>
-            </w:pPr>
-            <w:r>
-              <w:rPr>
-                <w:rFonts w:ascii="Times New Roman" w:hAnsi="Times New Roman"/>
-                <w:sz w:val="26"/>
-                <w:rFonts w:ascii="Times New Roman" w:hAnsi="Times New Roman" w:cs="Times New Roman"/>
-              </w:rPr>
-              <w:t>Bài 13. Tìm kiếm và thay thế</w:t>
-            </w:r>
-          </w:p>
-        </w:tc>
-        <w:tc>
-          <w:tcPr>
-            <w:tcW w:w="1134" w:type="dxa"/>
-          </w:tcPr>
-          <w:p>
-            <w:pPr>
-              <w:spacing w:before="20" w:after="20"/>
-              <w:jc w:val="center"/>
-            </w:pPr>
-            <w:r>
-              <w:rPr>
-                <w:rFonts w:ascii="Times New Roman" w:hAnsi="Times New Roman"/>
-                <w:sz w:val="26"/>
-                <w:rFonts w:ascii="Times New Roman" w:hAnsi="Times New Roman" w:cs="Times New Roman"/>
-              </w:rPr>
-              <w:t>29</w:t>
-            </w:r>
-          </w:p>
-        </w:tc>
-        <w:tc>
-          <w:tcPr>
-            <w:tcW w:w="4315" w:type="dxa"/>
-          </w:tcPr>
-          <w:p>
-            <w:pPr>
-              <w:spacing w:before="20" w:after="20"/>
-            </w:pPr>
-            <w:r>
-              <w:rPr>
-                <w:rFonts w:ascii="Times New Roman" w:hAnsi="Times New Roman"/>
-                <w:sz w:val="26"/>
-                <w:rFonts w:ascii="Times New Roman" w:hAnsi="Times New Roman" w:cs="Times New Roman"/>
-              </w:rPr>
-              <w:t>- Trình bày tác dụng của công cụ tìm kiếm và thay thế.  - Sử dụng thành thạo công cụ tìm kiếm và thay thế của phần mềm.</w:t>
-            </w:r>
-          </w:p>
-        </w:tc>
-      </w:tr>
-      <w:tr>
-        <w:tc>
-          <w:tcPr>
-            <w:tcW w:w="838" w:type="dxa"/>
-          </w:tcPr>
-          <w:p>
-            <w:pPr>
-              <w:spacing w:before="20" w:after="20"/>
-              <w:jc w:val="center"/>
-            </w:pPr>
-            <w:r>
-              <w:rPr>
-                <w:rFonts w:ascii="Times New Roman" w:hAnsi="Times New Roman"/>
-                <w:sz w:val="26"/>
-                <w:rFonts w:ascii="Times New Roman" w:hAnsi="Times New Roman" w:cs="Times New Roman"/>
-              </w:rPr>
-              <w:t>25</w:t>
-            </w:r>
-          </w:p>
-        </w:tc>
-        <w:tc>
-          <w:tcPr>
-            <w:tcW w:w="3126" w:type="dxa"/>
-          </w:tcPr>
-          <w:p>
-            <w:pPr>
-              <w:spacing w:before="20" w:after="20"/>
-            </w:pPr>
-            <w:r>
-              <w:rPr>
-                <w:rFonts w:ascii="Times New Roman" w:hAnsi="Times New Roman"/>
-                <w:sz w:val="26"/>
-                <w:rFonts w:ascii="Times New Roman" w:hAnsi="Times New Roman" w:cs="Times New Roman"/>
-              </w:rPr>
-              <w:t>Ôn tập và luyện tập</w:t>
-            </w:r>
-          </w:p>
-        </w:tc>
-        <w:tc>
-          <w:tcPr>
-            <w:tcW w:w="1134" w:type="dxa"/>
-          </w:tcPr>
-          <w:p>
-            <w:pPr>
-              <w:spacing w:before="20" w:after="20"/>
-              <w:jc w:val="center"/>
-            </w:pPr>
-            <w:r>
-              <w:rPr>
-                <w:rFonts w:ascii="Times New Roman" w:hAnsi="Times New Roman"/>
-                <w:sz w:val="26"/>
-                <w:rFonts w:ascii="Times New Roman" w:hAnsi="Times New Roman" w:cs="Times New Roman"/>
-              </w:rPr>
-              <w:t>30 - 32</w:t>
-            </w:r>
-          </w:p>
-        </w:tc>
-        <w:tc>
-          <w:tcPr>
-            <w:tcW w:w="4315" w:type="dxa"/>
-          </w:tcPr>
-          <w:p>
-            <w:pPr>
-              <w:spacing w:before="20" w:after="20"/>
-            </w:pPr>
-            <w:r>
-              <w:rPr>
-                <w:rFonts w:ascii="Times New Roman" w:hAnsi="Times New Roman"/>
-                <w:sz w:val="26"/>
-                <w:rFonts w:ascii="Times New Roman" w:hAnsi="Times New Roman" w:cs="Times New Roman"/>
-              </w:rPr>
-              <w:t>Ôn tập, luyện tập bổ sung kiến thức và kỹ năng.</w:t>
-            </w:r>
-          </w:p>
-        </w:tc>
-      </w:tr>
-      <w:tr>
-        <w:tc>
-          <w:tcPr>
-            <w:tcW w:w="838" w:type="dxa"/>
-          </w:tcPr>
-          <w:p>
-            <w:pPr>
-              <w:spacing w:before="20" w:after="20"/>
-              <w:jc w:val="center"/>
-            </w:pPr>
-            <w:r>
-              <w:rPr>
-                <w:rFonts w:ascii="Times New Roman" w:hAnsi="Times New Roman"/>
-                <w:b/>
-                <w:sz w:val="26"/>
-                <w:rFonts w:ascii="Times New Roman" w:hAnsi="Times New Roman" w:cs="Times New Roman"/>
-              </w:rPr>
-              <w:lastRenderedPageBreak/>
-              <w:t>26</w:t>
-            </w:r>
-          </w:p>
-        </w:tc>
-        <w:tc>
-          <w:tcPr>
-            <w:tcW w:w="3126" w:type="dxa"/>
-          </w:tcPr>
-          <w:p>
-            <w:pPr>
-              <w:spacing w:before="20" w:after="20"/>
-            </w:pPr>
-            <w:r>
-              <w:rPr>
-                <w:rFonts w:ascii="Times New Roman" w:hAnsi="Times New Roman"/>
-                <w:b/>
-                <w:sz w:val="26"/>
-                <w:rFonts w:ascii="Times New Roman" w:hAnsi="Times New Roman" w:cs="Times New Roman"/>
-              </w:rPr>
-              <w:t>Ôn tập Đánh giá định kỳ 4</w:t>
-            </w:r>
-          </w:p>
-        </w:tc>
-        <w:tc>
-          <w:tcPr>
-            <w:tcW w:w="1134" w:type="dxa"/>
-          </w:tcPr>
-          <w:p>
-            <w:pPr>
-              <w:spacing w:before="20" w:after="20"/>
-              <w:jc w:val="center"/>
-            </w:pPr>
-            <w:r>
-              <w:rPr>
-                <w:rFonts w:ascii="Times New Roman" w:hAnsi="Times New Roman"/>
-                <w:b/>
-                <w:sz w:val="26"/>
-                <w:rFonts w:ascii="Times New Roman" w:hAnsi="Times New Roman" w:cs="Times New Roman"/>
-              </w:rPr>
-              <w:t>33</w:t>
-            </w:r>
-          </w:p>
-        </w:tc>
-        <w:tc>
-          <w:tcPr>
-            <w:tcW w:w="4315" w:type="dxa"/>
-          </w:tcPr>
-          <w:p>
-            <w:pPr>
-              <w:spacing w:before="20" w:after="20"/>
-            </w:pPr>
-            <w:r>
-              <w:rPr>
-                <w:rFonts w:ascii="Times New Roman" w:hAnsi="Times New Roman"/>
-                <w:sz w:val="26"/>
-                <w:rFonts w:ascii="Times New Roman" w:hAnsi="Times New Roman" w:cs="Times New Roman"/>
-              </w:rPr>
-              <w:t>Hệ thống hóa kiến thức chuẩn bị Đánh giá định kỳ 4.</w:t>
-            </w:r>
-          </w:p>
-        </w:tc>
-      </w:tr>
-      <w:tr>
-        <w:tc>
-          <w:tcPr>
-            <w:tcW w:w="838" w:type="dxa"/>
-          </w:tcPr>
-          <w:p>
-            <w:pPr>
-              <w:spacing w:before="20" w:after="20"/>
-              <w:jc w:val="center"/>
-            </w:pPr>
-            <w:r>
-              <w:rPr>
-                <w:rFonts w:ascii="Times New Roman" w:hAnsi="Times New Roman"/>
-                <w:b/>
-                <w:sz w:val="26"/>
-                <w:rFonts w:ascii="Times New Roman" w:hAnsi="Times New Roman" w:cs="Times New Roman"/>
-              </w:rPr>
-              <w:t>27</w:t>
-            </w:r>
-          </w:p>
-        </w:tc>
-        <w:tc>
-          <w:tcPr>
-            <w:tcW w:w="3126" w:type="dxa"/>
-          </w:tcPr>
-          <w:p>
-            <w:pPr>
-              <w:spacing w:before="20" w:after="20"/>
-            </w:pPr>
-            <w:r>
-              <w:rPr>
-                <w:rFonts w:ascii="Times New Roman" w:hAnsi="Times New Roman"/>
-                <w:b/>
-                <w:sz w:val="26"/>
-                <w:rFonts w:ascii="Times New Roman" w:hAnsi="Times New Roman" w:cs="Times New Roman"/>
-              </w:rPr>
-              <w:t>Đánh giá định kỳ 4</w:t>
-            </w:r>
-          </w:p>
-        </w:tc>
-        <w:tc>
-          <w:tcPr>
-            <w:tcW w:w="1134" w:type="dxa"/>
-          </w:tcPr>
-          <w:p>
-            <w:pPr>
-              <w:spacing w:before="20" w:after="20"/>
-              <w:jc w:val="center"/>
-            </w:pPr>
-            <w:r>
-              <w:rPr>
-                <w:rFonts w:ascii="Times New Roman" w:hAnsi="Times New Roman"/>
-                <w:b/>
-                <w:sz w:val="26"/>
-                <w:rFonts w:ascii="Times New Roman" w:hAnsi="Times New Roman" w:cs="Times New Roman"/>
-              </w:rPr>
-              <w:t>34</w:t>
-            </w:r>
-          </w:p>
-        </w:tc>
-        <w:tc>
-          <w:tcPr>
-            <w:tcW w:w="4315" w:type="dxa"/>
-          </w:tcPr>
-          <w:p>
-            <w:pPr>
-              <w:spacing w:before="20" w:after="20"/>
-            </w:pPr>
-            <w:r>
-              <w:rPr>
-                <w:rFonts w:ascii="Times New Roman" w:hAnsi="Times New Roman"/>
-                <w:sz w:val="26"/>
-                <w:rFonts w:ascii="Times New Roman" w:hAnsi="Times New Roman" w:cs="Times New Roman"/>
-              </w:rPr>
-              <w:t>Kiểm tra đánh giá kết quả học tập.</w:t>
-            </w:r>
-          </w:p>
-        </w:tc>
-      </w:tr>
-      <w:tr>
-        <w:tc>
-          <w:tcPr>
-            <w:tcW w:w="838" w:type="dxa"/>
-          </w:tcPr>
-          <w:p>
-            <w:pPr>
-              <w:spacing w:before="20" w:after="20"/>
-              <w:jc w:val="center"/>
-            </w:pPr>
-            <w:r>
-              <w:rPr>
-                <w:rFonts w:ascii="Times New Roman" w:hAnsi="Times New Roman"/>
-                <w:sz w:val="26"/>
-                <w:rFonts w:ascii="Times New Roman" w:hAnsi="Times New Roman" w:cs="Times New Roman"/>
-              </w:rPr>
-              <w:t>28</w:t>
-            </w:r>
-          </w:p>
-        </w:tc>
-        <w:tc>
-          <w:tcPr>
-            <w:tcW w:w="3126" w:type="dxa"/>
-          </w:tcPr>
-          <w:p>
-            <w:pPr>
-              <w:spacing w:before="20" w:after="20"/>
-            </w:pPr>
-            <w:r>
-              <w:rPr>
-                <w:rFonts w:ascii="Times New Roman" w:hAnsi="Times New Roman"/>
-                <w:sz w:val="26"/>
-                <w:rFonts w:ascii="Times New Roman" w:hAnsi="Times New Roman" w:cs="Times New Roman"/>
-              </w:rPr>
-              <w:t>Tổng kết năm học</w:t>
-            </w:r>
-          </w:p>
-        </w:tc>
-        <w:tc>
-          <w:tcPr>
-            <w:tcW w:w="1134" w:type="dxa"/>
-          </w:tcPr>
-          <w:p>
-            <w:pPr>
-              <w:spacing w:before="20" w:after="20"/>
-              <w:jc w:val="center"/>
-            </w:pPr>
-            <w:r>
-              <w:rPr>
-                <w:rFonts w:ascii="Times New Roman" w:hAnsi="Times New Roman"/>
-                <w:sz w:val="26"/>
-                <w:rFonts w:ascii="Times New Roman" w:hAnsi="Times New Roman" w:cs="Times New Roman"/>
-              </w:rPr>
-              <w:t>35</w:t>
-            </w:r>
-          </w:p>
-        </w:tc>
-        <w:tc>
-          <w:tcPr>
-            <w:tcW w:w="4315" w:type="dxa"/>
-          </w:tcPr>
-          <w:p>
-            <w:pPr>
-              <w:spacing w:before="20" w:after="20"/>
-            </w:pPr>
-            <w:r>
-              <w:rPr>
-                <w:rFonts w:ascii="Times New Roman" w:hAnsi="Times New Roman"/>
-                <w:sz w:val="26"/>
-                <w:rFonts w:ascii="Times New Roman" w:hAnsi="Times New Roman" w:cs="Times New Roman"/>
-              </w:rPr>
-              <w:t>Tổng kết đánh giá kết quả học tập cả năm.</w:t>
-            </w:r>
-          </w:p>
-        </w:tc>
-      </w:tr>
-    </w:tbl>
     <w:p>
       <w:pPr>
         <w:rPr>

--- a/Hệ thống mẫu văn bản/Nguyên đã làm/Kế hoạch dạy học Tin học từng lớp/Kế hoạch dạy học môn Tin học - Lớp 6 - 2026 - 2027.docx
+++ b/Hệ thống mẫu văn bản/Nguyên đã làm/Kế hoạch dạy học Tin học từng lớp/Kế hoạch dạy học môn Tin học - Lớp 6 - 2026 - 2027.docx
@@ -83,16 +83,16 @@
         <w:tblStyle w:val="a"/>
         <w:tblW w:w="9310" w:type="dxa"/>
         <w:tblInd w:w="0" w:type="dxa"/>
-        <w:tblBorders>
-          <w:top w:val="nil"/>
-          <w:left w:val="nil"/>
-          <w:bottom w:val="nil"/>
-          <w:right w:val="nil"/>
-          <w:insideH w:val="nil"/>
-          <w:insideV w:val="nil"/>
-        </w:tblBorders>
         <w:tblLayout w:type="fixed"/>
         <w:tblLook w:val="0400" w:firstRow="0" w:lastRow="0" w:firstColumn="0" w:lastColumn="0" w:noHBand="0" w:noVBand="1"/>
+        <w:tblBorders>
+          <w:top w:val="single" w:sz="4" w:space="0" w:color="000000"/>
+          <w:left w:val="single" w:sz="4" w:space="0" w:color="000000"/>
+          <w:bottom w:val="single" w:sz="4" w:space="0" w:color="000000"/>
+          <w:right w:val="single" w:sz="4" w:space="0" w:color="000000"/>
+          <w:insideH w:val="single" w:sz="4" w:space="0" w:color="000000"/>
+          <w:insideV w:val="single" w:sz="4" w:space="0" w:color="000000"/>
+        </w:tblBorders>
       </w:tblPr>
       <w:tblGrid>
         <w:gridCol w:w="3828"/>
@@ -510,6 +510,8 @@
         <w:tblStyle w:val="a0"/>
         <w:tblW w:w="9631" w:type="dxa"/>
         <w:tblInd w:w="0" w:type="dxa"/>
+        <w:tblLayout w:type="fixed"/>
+        <w:tblLook w:val="0400" w:firstRow="0" w:lastRow="0" w:firstColumn="0" w:lastColumn="0" w:noHBand="0" w:noVBand="1"/>
         <w:tblBorders>
           <w:top w:val="single" w:sz="4" w:space="0" w:color="000000"/>
           <w:left w:val="single" w:sz="4" w:space="0" w:color="000000"/>
@@ -518,8 +520,6 @@
           <w:insideH w:val="single" w:sz="4" w:space="0" w:color="000000"/>
           <w:insideV w:val="single" w:sz="4" w:space="0" w:color="000000"/>
         </w:tblBorders>
-        <w:tblLayout w:type="fixed"/>
-        <w:tblLook w:val="0400" w:firstRow="0" w:lastRow="0" w:firstColumn="0" w:lastColumn="0" w:noHBand="0" w:noVBand="1"/>
       </w:tblPr>
       <w:tblGrid>
         <w:gridCol w:w="733"/>
@@ -954,6 +954,8 @@
         <w:tblStyle w:val="a1"/>
         <w:tblW w:w="9631" w:type="dxa"/>
         <w:tblInd w:w="0" w:type="dxa"/>
+        <w:tblLayout w:type="fixed"/>
+        <w:tblLook w:val="0400" w:firstRow="0" w:lastRow="0" w:firstColumn="0" w:lastColumn="0" w:noHBand="0" w:noVBand="1"/>
         <w:tblBorders>
           <w:top w:val="single" w:sz="4" w:space="0" w:color="000000"/>
           <w:left w:val="single" w:sz="4" w:space="0" w:color="000000"/>
@@ -962,8 +964,6 @@
           <w:insideH w:val="single" w:sz="4" w:space="0" w:color="000000"/>
           <w:insideV w:val="single" w:sz="4" w:space="0" w:color="000000"/>
         </w:tblBorders>
-        <w:tblLayout w:type="fixed"/>
-        <w:tblLook w:val="0400" w:firstRow="0" w:lastRow="0" w:firstColumn="0" w:lastColumn="0" w:noHBand="0" w:noVBand="1"/>
       </w:tblPr>
       <w:tblGrid>
         <w:gridCol w:w="733"/>
@@ -1389,8 +1389,9 @@
       <w:tr>
         <w:tc>
           <w:tcPr>
-            <w:tcW w:type="dxa" w:w="680"/>
-            <w:vAlign w:val="center"/>
+            <w:tcW w:type="dxa" w:w="510"/>
+            <w:vAlign w:val="center"/>
+            <w:tcW w:w="510" w:type="dxa"/>
           </w:tcPr>
           <w:p>
             <w:pPr>
@@ -1410,13 +1411,14 @@
         </w:tc>
         <w:tc>
           <w:tcPr>
-            <w:tcW w:type="dxa" w:w="3118"/>
-            <w:vAlign w:val="center"/>
-          </w:tcPr>
-          <w:p>
-            <w:pPr>
-              <w:spacing w:before="40" w:after="40" w:line="276" w:lineRule="auto"/>
-              <w:jc w:val="left"/>
+            <w:tcW w:type="dxa" w:w="2154"/>
+            <w:vAlign w:val="center"/>
+            <w:tcW w:w="2154" w:type="dxa"/>
+          </w:tcPr>
+          <w:p>
+            <w:pPr>
+              <w:spacing w:before="40" w:after="40" w:line="276" w:lineRule="auto"/>
+              <w:jc w:val="center"/>
             </w:pPr>
             <w:r>
               <w:rPr>
@@ -1431,8 +1433,9 @@
         </w:tc>
         <w:tc>
           <w:tcPr>
-            <w:tcW w:type="dxa" w:w="850"/>
-            <w:vAlign w:val="center"/>
+            <w:tcW w:type="dxa" w:w="624"/>
+            <w:vAlign w:val="center"/>
+            <w:tcW w:w="623" w:type="dxa"/>
           </w:tcPr>
           <w:p>
             <w:pPr>
@@ -1452,8 +1455,9 @@
         </w:tc>
         <w:tc>
           <w:tcPr>
-            <w:tcW w:type="dxa" w:w="1247"/>
-            <w:vAlign w:val="center"/>
+            <w:tcW w:type="dxa" w:w="794"/>
+            <w:vAlign w:val="center"/>
+            <w:tcW w:w="793" w:type="dxa"/>
           </w:tcPr>
           <w:p>
             <w:pPr>
@@ -1473,13 +1477,14 @@
         </w:tc>
         <w:tc>
           <w:tcPr>
-            <w:tcW w:type="dxa" w:w="3402"/>
-            <w:vAlign w:val="center"/>
-          </w:tcPr>
-          <w:p>
-            <w:pPr>
-              <w:spacing w:before="40" w:after="40" w:line="276" w:lineRule="auto"/>
-              <w:jc w:val="left"/>
+            <w:tcW w:type="dxa" w:w="5272"/>
+            <w:vAlign w:val="center"/>
+            <w:tcW w:w="5273" w:type="dxa"/>
+          </w:tcPr>
+          <w:p>
+            <w:pPr>
+              <w:spacing w:before="40" w:after="40" w:line="276" w:lineRule="auto"/>
+              <w:jc w:val="center"/>
             </w:pPr>
             <w:r>
               <w:rPr>
@@ -1496,101 +1501,23 @@
       <w:tr>
         <w:tc>
           <w:tcPr>
-            <w:tcW w:type="dxa" w:w="680"/>
-            <w:vAlign w:val="center"/>
-          </w:tcPr>
-          <w:p>
-            <w:pPr>
-              <w:spacing w:before="40" w:after="40" w:line="276" w:lineRule="auto"/>
-              <w:jc w:val="center"/>
-            </w:pPr>
-            <w:r>
-              <w:rPr>
-                <w:rFonts w:ascii="Times New Roman" w:hAnsi="Times New Roman"/>
-                <w:sz w:val="26"/>
-                <w:rFonts w:ascii="Times New Roman" w:hAnsi="Times New Roman" w:cs="Times New Roman"/>
-              </w:rPr>
-              <w:t>1</w:t>
-            </w:r>
-          </w:p>
-        </w:tc>
-        <w:tc>
-          <w:tcPr>
-            <w:tcW w:type="dxa" w:w="3118"/>
-            <w:vAlign w:val="center"/>
-          </w:tcPr>
-          <w:p>
-            <w:pPr>
-              <w:spacing w:before="40" w:after="40" w:line="276" w:lineRule="auto"/>
-              <w:jc w:val="both"/>
-            </w:pPr>
-            <w:r>
-              <w:rPr>
-                <w:rFonts w:ascii="Times New Roman" w:hAnsi="Times New Roman"/>
-                <w:sz w:val="26"/>
-                <w:rFonts w:ascii="Times New Roman" w:hAnsi="Times New Roman" w:cs="Times New Roman"/>
-              </w:rPr>
-              <w:t>Tiết 0: Định hướng môn học</w:t>
-            </w:r>
-          </w:p>
-        </w:tc>
-        <w:tc>
-          <w:tcPr>
-            <w:tcW w:type="dxa" w:w="850"/>
-            <w:vAlign w:val="center"/>
-          </w:tcPr>
-          <w:p>
-            <w:pPr>
-              <w:spacing w:before="40" w:after="40" w:line="276" w:lineRule="auto"/>
-              <w:jc w:val="center"/>
-            </w:pPr>
-            <w:r>
-              <w:rPr>
-                <w:rFonts w:ascii="Times New Roman" w:hAnsi="Times New Roman"/>
-                <w:sz w:val="26"/>
-                <w:rFonts w:ascii="Times New Roman" w:hAnsi="Times New Roman" w:cs="Times New Roman"/>
-              </w:rPr>
-              <w:t>1</w:t>
-            </w:r>
-          </w:p>
-        </w:tc>
-        <w:tc>
-          <w:tcPr>
-            <w:tcW w:type="dxa" w:w="1247"/>
-            <w:vAlign w:val="center"/>
-          </w:tcPr>
-          <w:p>
-            <w:pPr>
-              <w:spacing w:before="40" w:after="40" w:line="276" w:lineRule="auto"/>
-              <w:jc w:val="center"/>
-            </w:pPr>
-            <w:r>
-              <w:rPr>
-                <w:rFonts w:ascii="Times New Roman" w:hAnsi="Times New Roman"/>
-                <w:sz w:val="26"/>
-                <w:rFonts w:ascii="Times New Roman" w:hAnsi="Times New Roman" w:cs="Times New Roman"/>
-              </w:rPr>
-              <w:t>1</w:t>
-            </w:r>
-          </w:p>
-        </w:tc>
-        <w:tc>
-          <w:tcPr>
-            <w:tcW w:type="dxa" w:w="3402"/>
-            <w:vAlign w:val="center"/>
-          </w:tcPr>
-          <w:p>
-            <w:pPr>
-              <w:spacing w:before="40" w:after="40" w:line="276" w:lineRule="auto"/>
-              <w:jc w:val="both"/>
-            </w:pPr>
-            <w:r>
-              <w:rPr>
-                <w:rFonts w:ascii="Times New Roman" w:hAnsi="Times New Roman"/>
-                <w:sz w:val="26"/>
-                <w:rFonts w:ascii="Times New Roman" w:hAnsi="Times New Roman" w:cs="Times New Roman"/>
-              </w:rPr>
-              <w:t>Giới thiệu tổng quan môn học Tin học, phương pháp học tập hiệu quả, các quy định an toàn và nội quy phòng học bộ môn.</w:t>
+            <w:tcW w:type="dxa" w:w="9310"/>
+            <w:gridSpan w:val="5"/>
+            <w:vAlign w:val="center"/>
+          </w:tcPr>
+          <w:p>
+            <w:pPr>
+              <w:spacing w:before="40" w:after="40" w:line="276" w:lineRule="auto"/>
+              <w:jc w:val="left"/>
+            </w:pPr>
+            <w:r>
+              <w:rPr>
+                <w:rFonts w:ascii="Times New Roman" w:hAnsi="Times New Roman"/>
+                <w:b/>
+                <w:sz w:val="26"/>
+                <w:rFonts w:ascii="Times New Roman" w:hAnsi="Times New Roman" w:cs="Times New Roman"/>
+              </w:rPr>
+              <w:t>Chủ đề 1: Máy tính và cộng đồng</w:t>
             </w:r>
           </w:p>
         </w:tc>
@@ -1598,6 +1525,315 @@
       <w:tr>
         <w:tc>
           <w:tcPr>
+            <w:tcW w:type="dxa" w:w="510"/>
+            <w:vAlign w:val="center"/>
+            <w:tcW w:w="510" w:type="dxa"/>
+          </w:tcPr>
+          <w:p>
+            <w:pPr>
+              <w:jc w:val="center"/>
+            </w:pPr>
+            <w:r>
+              <w:rPr>
+                <w:rFonts w:ascii="Times New Roman" w:hAnsi="Times New Roman"/>
+                <w:sz w:val="26"/>
+              </w:rPr>
+              <w:t>1</w:t>
+            </w:r>
+          </w:p>
+        </w:tc>
+        <w:tc>
+          <w:tcPr>
+            <w:tcW w:type="dxa" w:w="2154"/>
+            <w:vAlign w:val="center"/>
+            <w:tcW w:w="2154" w:type="dxa"/>
+          </w:tcPr>
+          <w:p>
+            <w:pPr>
+              <w:spacing w:before="40" w:after="40" w:line="276" w:lineRule="auto"/>
+              <w:jc w:val="both"/>
+            </w:pPr>
+            <w:r>
+              <w:rPr>
+                <w:rFonts w:ascii="Times New Roman" w:hAnsi="Times New Roman"/>
+                <w:sz w:val="26"/>
+                <w:rFonts w:ascii="Times New Roman" w:hAnsi="Times New Roman" w:cs="Times New Roman"/>
+              </w:rPr>
+              <w:t>Bài 1. Thông tin và dữ liệu</w:t>
+            </w:r>
+          </w:p>
+        </w:tc>
+        <w:tc>
+          <w:tcPr>
+            <w:tcW w:type="dxa" w:w="624"/>
+            <w:vAlign w:val="center"/>
+            <w:tcW w:w="623" w:type="dxa"/>
+          </w:tcPr>
+          <w:p>
+            <w:pPr>
+              <w:spacing w:before="40" w:after="40" w:line="276" w:lineRule="auto"/>
+              <w:jc w:val="center"/>
+            </w:pPr>
+            <w:r>
+              <w:rPr>
+                <w:rFonts w:ascii="Times New Roman" w:hAnsi="Times New Roman"/>
+                <w:sz w:val="26"/>
+                <w:rFonts w:ascii="Times New Roman" w:hAnsi="Times New Roman" w:cs="Times New Roman"/>
+              </w:rPr>
+              <w:t>1</w:t>
+            </w:r>
+          </w:p>
+        </w:tc>
+        <w:tc>
+          <w:tcPr>
+            <w:tcW w:type="dxa" w:w="794"/>
+            <w:vAlign w:val="center"/>
+            <w:tcW w:w="793" w:type="dxa"/>
+          </w:tcPr>
+          <w:p>
+            <w:pPr>
+              <w:jc w:val="center"/>
+            </w:pPr>
+            <w:r>
+              <w:rPr>
+                <w:rFonts w:ascii="Times New Roman" w:hAnsi="Times New Roman"/>
+                <w:sz w:val="26"/>
+              </w:rPr>
+              <w:t>1</w:t>
+            </w:r>
+          </w:p>
+        </w:tc>
+        <w:tc>
+          <w:tcPr>
+            <w:tcW w:type="dxa" w:w="5272"/>
+            <w:vAlign w:val="center"/>
+            <w:tcW w:w="5273" w:type="dxa"/>
+          </w:tcPr>
+          <w:p>
+            <w:pPr>
+              <w:spacing w:before="40" w:after="40" w:line="276" w:lineRule="auto"/>
+              <w:jc w:val="both"/>
+            </w:pPr>
+            <w:r>
+              <w:rPr>
+                <w:rFonts w:ascii="Times New Roman" w:hAnsi="Times New Roman"/>
+                <w:sz w:val="26"/>
+                <w:rFonts w:ascii="Times New Roman" w:hAnsi="Times New Roman" w:cs="Times New Roman"/>
+              </w:rPr>
+              <w:t>- Nhận biết được sự khác nhau giữa thông tin và dữ liệu.  - Phân biệt được thông tin và vật mang thông tin.  - Nêu được ví dụ minh họa tầm quan trọng của thông tin và ví dụ giữa thông tin và dữ liệu.</w:t>
+            </w:r>
+          </w:p>
+        </w:tc>
+      </w:tr>
+      <w:tr>
+        <w:tc>
+          <w:tcPr>
+            <w:tcW w:type="dxa" w:w="510"/>
+            <w:vAlign w:val="center"/>
+            <w:tcW w:w="510" w:type="dxa"/>
+          </w:tcPr>
+          <w:p>
+            <w:pPr>
+              <w:jc w:val="center"/>
+            </w:pPr>
+            <w:r>
+              <w:rPr>
+                <w:rFonts w:ascii="Times New Roman" w:hAnsi="Times New Roman"/>
+                <w:sz w:val="26"/>
+              </w:rPr>
+              <w:t>2</w:t>
+            </w:r>
+          </w:p>
+        </w:tc>
+        <w:tc>
+          <w:tcPr>
+            <w:tcW w:type="dxa" w:w="2154"/>
+            <w:vAlign w:val="center"/>
+            <w:tcW w:w="2154" w:type="dxa"/>
+          </w:tcPr>
+          <w:p>
+            <w:pPr>
+              <w:spacing w:before="40" w:after="40" w:line="276" w:lineRule="auto"/>
+              <w:jc w:val="both"/>
+            </w:pPr>
+            <w:r>
+              <w:rPr>
+                <w:rFonts w:ascii="Times New Roman" w:hAnsi="Times New Roman"/>
+                <w:sz w:val="26"/>
+                <w:rFonts w:ascii="Times New Roman" w:hAnsi="Times New Roman" w:cs="Times New Roman"/>
+              </w:rPr>
+              <w:t>Bài 2. Xử lí thông tin</w:t>
+            </w:r>
+          </w:p>
+        </w:tc>
+        <w:tc>
+          <w:tcPr>
+            <w:tcW w:type="dxa" w:w="624"/>
+            <w:vAlign w:val="center"/>
+            <w:tcW w:w="623" w:type="dxa"/>
+          </w:tcPr>
+          <w:p>
+            <w:pPr>
+              <w:spacing w:before="40" w:after="40" w:line="276" w:lineRule="auto"/>
+              <w:jc w:val="center"/>
+            </w:pPr>
+            <w:r>
+              <w:rPr>
+                <w:rFonts w:ascii="Times New Roman" w:hAnsi="Times New Roman"/>
+                <w:sz w:val="26"/>
+                <w:rFonts w:ascii="Times New Roman" w:hAnsi="Times New Roman" w:cs="Times New Roman"/>
+              </w:rPr>
+              <w:t>1</w:t>
+            </w:r>
+          </w:p>
+        </w:tc>
+        <w:tc>
+          <w:tcPr>
+            <w:tcW w:type="dxa" w:w="794"/>
+            <w:vAlign w:val="center"/>
+            <w:tcW w:w="793" w:type="dxa"/>
+          </w:tcPr>
+          <w:p>
+            <w:pPr>
+              <w:jc w:val="center"/>
+            </w:pPr>
+            <w:r>
+              <w:rPr>
+                <w:rFonts w:ascii="Times New Roman" w:hAnsi="Times New Roman"/>
+                <w:sz w:val="26"/>
+              </w:rPr>
+              <w:t>2</w:t>
+            </w:r>
+          </w:p>
+        </w:tc>
+        <w:tc>
+          <w:tcPr>
+            <w:tcW w:type="dxa" w:w="5272"/>
+            <w:vAlign w:val="center"/>
+            <w:tcW w:w="5273" w:type="dxa"/>
+          </w:tcPr>
+          <w:p>
+            <w:pPr>
+              <w:spacing w:before="40" w:after="40" w:line="276" w:lineRule="auto"/>
+              <w:jc w:val="both"/>
+            </w:pPr>
+            <w:r>
+              <w:rPr>
+                <w:rFonts w:ascii="Times New Roman" w:hAnsi="Times New Roman"/>
+                <w:sz w:val="26"/>
+                <w:rFonts w:ascii="Times New Roman" w:hAnsi="Times New Roman" w:cs="Times New Roman"/>
+              </w:rPr>
+              <w:t>- Nêu được các bước cơ bản trong xử lí thông tin.  - Giải thích được máy tính là công cụ hiệu quả để xử lí thông tin, nêu ví dụ minh họa cụ thể.</w:t>
+            </w:r>
+          </w:p>
+        </w:tc>
+      </w:tr>
+      <w:tr>
+        <w:tc>
+          <w:tcPr>
+            <w:tcW w:type="dxa" w:w="510"/>
+            <w:vAlign w:val="center"/>
+            <w:tcW w:w="510" w:type="dxa"/>
+          </w:tcPr>
+          <w:p>
+            <w:pPr>
+              <w:jc w:val="center"/>
+            </w:pPr>
+            <w:r>
+              <w:rPr>
+                <w:rFonts w:ascii="Times New Roman" w:hAnsi="Times New Roman"/>
+                <w:sz w:val="26"/>
+              </w:rPr>
+              <w:t>3</w:t>
+            </w:r>
+          </w:p>
+        </w:tc>
+        <w:tc>
+          <w:tcPr>
+            <w:tcW w:type="dxa" w:w="2154"/>
+            <w:vAlign w:val="center"/>
+            <w:tcW w:w="2154" w:type="dxa"/>
+          </w:tcPr>
+          <w:p>
+            <w:pPr>
+              <w:spacing w:before="40" w:after="40" w:line="276" w:lineRule="auto"/>
+              <w:jc w:val="both"/>
+            </w:pPr>
+            <w:r>
+              <w:rPr>
+                <w:rFonts w:ascii="Times New Roman" w:hAnsi="Times New Roman"/>
+                <w:sz w:val="26"/>
+                <w:rFonts w:ascii="Times New Roman" w:hAnsi="Times New Roman" w:cs="Times New Roman"/>
+              </w:rPr>
+              <w:t>Bài 3. Thông tin trong máy tính</w:t>
+            </w:r>
+          </w:p>
+        </w:tc>
+        <w:tc>
+          <w:tcPr>
+            <w:tcW w:type="dxa" w:w="624"/>
+            <w:vAlign w:val="center"/>
+            <w:tcW w:w="623" w:type="dxa"/>
+          </w:tcPr>
+          <w:p>
+            <w:pPr>
+              <w:spacing w:before="40" w:after="40" w:line="276" w:lineRule="auto"/>
+              <w:jc w:val="center"/>
+            </w:pPr>
+            <w:r>
+              <w:rPr>
+                <w:rFonts w:ascii="Times New Roman" w:hAnsi="Times New Roman"/>
+                <w:sz w:val="26"/>
+                <w:rFonts w:ascii="Times New Roman" w:hAnsi="Times New Roman" w:cs="Times New Roman"/>
+              </w:rPr>
+              <w:t>1</w:t>
+            </w:r>
+          </w:p>
+        </w:tc>
+        <w:tc>
+          <w:tcPr>
+            <w:tcW w:type="dxa" w:w="794"/>
+            <w:vAlign w:val="center"/>
+            <w:tcW w:w="793" w:type="dxa"/>
+          </w:tcPr>
+          <w:p>
+            <w:pPr>
+              <w:jc w:val="center"/>
+            </w:pPr>
+            <w:r>
+              <w:rPr>
+                <w:rFonts w:ascii="Times New Roman" w:hAnsi="Times New Roman"/>
+                <w:sz w:val="26"/>
+              </w:rPr>
+              <w:t>3</w:t>
+            </w:r>
+          </w:p>
+        </w:tc>
+        <w:tc>
+          <w:tcPr>
+            <w:tcW w:type="dxa" w:w="5272"/>
+            <w:vAlign w:val="center"/>
+            <w:tcW w:w="5273" w:type="dxa"/>
+          </w:tcPr>
+          <w:p>
+            <w:pPr>
+              <w:spacing w:before="40" w:after="40" w:line="276" w:lineRule="auto"/>
+              <w:jc w:val="both"/>
+            </w:pPr>
+            <w:r>
+              <w:rPr>
+                <w:rFonts w:ascii="Times New Roman" w:hAnsi="Times New Roman"/>
+                <w:sz w:val="26"/>
+                <w:rFonts w:ascii="Times New Roman" w:hAnsi="Times New Roman" w:cs="Times New Roman"/>
+              </w:rPr>
+              <w:t>- Giải thích được việc có thể biểu diễn thông tin chỉ với hai kí hiệu 0 và 1.  - Biết bit là đơn vị nhỏ nhất trong lưu trữ thông tin.  - Nêu tên, độ lớn các đơn vị đo dung lượng thông tin (Byte, KB, MB, GB), quy đổi gần đúng giữa các đơn vị.  - Ước lượng khả năng lưu trữ của các thiết bị nhớ thông dụng (đĩa quang, đĩa từ, thẻ nhớ,...).</w:t>
+            </w:r>
+          </w:p>
+        </w:tc>
+      </w:tr>
+      <w:tr>
+        <w:tc>
+          <w:tcPr>
             <w:tcW w:type="dxa" w:w="9310"/>
             <w:gridSpan w:val="5"/>
             <w:vAlign w:val="center"/>
@@ -1605,7 +1841,7 @@
           <w:p>
             <w:pPr>
               <w:spacing w:before="40" w:after="40" w:line="276" w:lineRule="auto"/>
-              <w:jc w:val="both"/>
+              <w:jc w:val="left"/>
             </w:pPr>
             <w:r>
               <w:rPr>
@@ -1614,7 +1850,7 @@
                 <w:sz w:val="26"/>
                 <w:rFonts w:ascii="Times New Roman" w:hAnsi="Times New Roman" w:cs="Times New Roman"/>
               </w:rPr>
-              <w:t>Chủ đề 1: Máy tính và cộng đồng</w:t>
+              <w:t>Chủ đề 2: Mạng máy tính và Internet</w:t>
             </w:r>
           </w:p>
         </w:tc>
@@ -1622,28 +1858,28 @@
       <w:tr>
         <w:tc>
           <w:tcPr>
-            <w:tcW w:type="dxa" w:w="680"/>
-            <w:vAlign w:val="center"/>
-          </w:tcPr>
-          <w:p>
-            <w:pPr>
-              <w:spacing w:before="40" w:after="40" w:line="276" w:lineRule="auto"/>
-              <w:jc w:val="center"/>
-            </w:pPr>
-            <w:r>
-              <w:rPr>
-                <w:rFonts w:ascii="Times New Roman" w:hAnsi="Times New Roman"/>
-                <w:sz w:val="26"/>
-                <w:rFonts w:ascii="Times New Roman" w:hAnsi="Times New Roman" w:cs="Times New Roman"/>
-              </w:rPr>
-              <w:t>2</w:t>
-            </w:r>
-          </w:p>
-        </w:tc>
-        <w:tc>
-          <w:tcPr>
-            <w:tcW w:type="dxa" w:w="3118"/>
-            <w:vAlign w:val="center"/>
+            <w:tcW w:type="dxa" w:w="510"/>
+            <w:vAlign w:val="center"/>
+            <w:tcW w:w="510" w:type="dxa"/>
+          </w:tcPr>
+          <w:p>
+            <w:pPr>
+              <w:jc w:val="center"/>
+            </w:pPr>
+            <w:r>
+              <w:rPr>
+                <w:rFonts w:ascii="Times New Roman" w:hAnsi="Times New Roman"/>
+                <w:sz w:val="26"/>
+              </w:rPr>
+              <w:t>4</w:t>
+            </w:r>
+          </w:p>
+        </w:tc>
+        <w:tc>
+          <w:tcPr>
+            <w:tcW w:type="dxa" w:w="2154"/>
+            <w:vAlign w:val="center"/>
+            <w:tcW w:w="2154" w:type="dxa"/>
           </w:tcPr>
           <w:p>
             <w:pPr>
@@ -1656,14 +1892,15 @@
                 <w:sz w:val="26"/>
                 <w:rFonts w:ascii="Times New Roman" w:hAnsi="Times New Roman" w:cs="Times New Roman"/>
               </w:rPr>
-              <w:t>Bài 1. Thông tin và dữ liệu</w:t>
-            </w:r>
-          </w:p>
-        </w:tc>
-        <w:tc>
-          <w:tcPr>
-            <w:tcW w:type="dxa" w:w="850"/>
-            <w:vAlign w:val="center"/>
+              <w:t>Bài 4. Mạng máy tính</w:t>
+            </w:r>
+          </w:p>
+        </w:tc>
+        <w:tc>
+          <w:tcPr>
+            <w:tcW w:type="dxa" w:w="624"/>
+            <w:vAlign w:val="center"/>
+            <w:tcW w:w="623" w:type="dxa"/>
           </w:tcPr>
           <w:p>
             <w:pPr>
@@ -1682,28 +1919,28 @@
         </w:tc>
         <w:tc>
           <w:tcPr>
-            <w:tcW w:type="dxa" w:w="1247"/>
-            <w:vAlign w:val="center"/>
-          </w:tcPr>
-          <w:p>
-            <w:pPr>
-              <w:spacing w:before="40" w:after="40" w:line="276" w:lineRule="auto"/>
-              <w:jc w:val="center"/>
-            </w:pPr>
-            <w:r>
-              <w:rPr>
-                <w:rFonts w:ascii="Times New Roman" w:hAnsi="Times New Roman"/>
-                <w:sz w:val="26"/>
-                <w:rFonts w:ascii="Times New Roman" w:hAnsi="Times New Roman" w:cs="Times New Roman"/>
-              </w:rPr>
-              <w:t>2</w:t>
-            </w:r>
-          </w:p>
-        </w:tc>
-        <w:tc>
-          <w:tcPr>
-            <w:tcW w:type="dxa" w:w="3402"/>
-            <w:vAlign w:val="center"/>
+            <w:tcW w:type="dxa" w:w="794"/>
+            <w:vAlign w:val="center"/>
+            <w:tcW w:w="793" w:type="dxa"/>
+          </w:tcPr>
+          <w:p>
+            <w:pPr>
+              <w:jc w:val="center"/>
+            </w:pPr>
+            <w:r>
+              <w:rPr>
+                <w:rFonts w:ascii="Times New Roman" w:hAnsi="Times New Roman"/>
+                <w:sz w:val="26"/>
+              </w:rPr>
+              <w:t>4</w:t>
+            </w:r>
+          </w:p>
+        </w:tc>
+        <w:tc>
+          <w:tcPr>
+            <w:tcW w:type="dxa" w:w="5272"/>
+            <w:vAlign w:val="center"/>
+            <w:tcW w:w="5273" w:type="dxa"/>
           </w:tcPr>
           <w:p>
             <w:pPr>
@@ -1716,7 +1953,7 @@
                 <w:sz w:val="26"/>
                 <w:rFonts w:ascii="Times New Roman" w:hAnsi="Times New Roman" w:cs="Times New Roman"/>
               </w:rPr>
-              <w:t>- Nhận biết được sự khác nhau giữa thông tin và dữ liệu.  - Phân biệt được thông tin và vật mang thông tin.  - Nêu được ví dụ minh họa tầm quan trọng của thông tin và ví dụ giữa thông tin và dữ liệu.</w:t>
+              <w:t>- Biết khái niệm mạng máy tính và lợi ích của nó trong cuộc sống.  - Kể tên các thành phần chính của một mạng máy tính.  - Nêu ví dụ về trường hợp mạng không dây tiện dụng hơn mạng có dây.</w:t>
             </w:r>
           </w:p>
         </w:tc>
@@ -1724,28 +1961,28 @@
       <w:tr>
         <w:tc>
           <w:tcPr>
-            <w:tcW w:type="dxa" w:w="680"/>
-            <w:vAlign w:val="center"/>
-          </w:tcPr>
-          <w:p>
-            <w:pPr>
-              <w:spacing w:before="40" w:after="40" w:line="276" w:lineRule="auto"/>
-              <w:jc w:val="center"/>
-            </w:pPr>
-            <w:r>
-              <w:rPr>
-                <w:rFonts w:ascii="Times New Roman" w:hAnsi="Times New Roman"/>
-                <w:sz w:val="26"/>
-                <w:rFonts w:ascii="Times New Roman" w:hAnsi="Times New Roman" w:cs="Times New Roman"/>
-              </w:rPr>
-              <w:t>3</w:t>
-            </w:r>
-          </w:p>
-        </w:tc>
-        <w:tc>
-          <w:tcPr>
-            <w:tcW w:type="dxa" w:w="3118"/>
-            <w:vAlign w:val="center"/>
+            <w:tcW w:type="dxa" w:w="510"/>
+            <w:vAlign w:val="center"/>
+            <w:tcW w:w="510" w:type="dxa"/>
+          </w:tcPr>
+          <w:p>
+            <w:pPr>
+              <w:jc w:val="center"/>
+            </w:pPr>
+            <w:r>
+              <w:rPr>
+                <w:rFonts w:ascii="Times New Roman" w:hAnsi="Times New Roman"/>
+                <w:sz w:val="26"/>
+              </w:rPr>
+              <w:t>5</w:t>
+            </w:r>
+          </w:p>
+        </w:tc>
+        <w:tc>
+          <w:tcPr>
+            <w:tcW w:type="dxa" w:w="2154"/>
+            <w:vAlign w:val="center"/>
+            <w:tcW w:w="2154" w:type="dxa"/>
           </w:tcPr>
           <w:p>
             <w:pPr>
@@ -1758,14 +1995,15 @@
                 <w:sz w:val="26"/>
                 <w:rFonts w:ascii="Times New Roman" w:hAnsi="Times New Roman" w:cs="Times New Roman"/>
               </w:rPr>
-              <w:t>Bài 2. Xử lí thông tin</w:t>
-            </w:r>
-          </w:p>
-        </w:tc>
-        <w:tc>
-          <w:tcPr>
-            <w:tcW w:type="dxa" w:w="850"/>
-            <w:vAlign w:val="center"/>
+              <w:t>Ôn tập Đánh giá định kỳ 1</w:t>
+            </w:r>
+          </w:p>
+        </w:tc>
+        <w:tc>
+          <w:tcPr>
+            <w:tcW w:type="dxa" w:w="624"/>
+            <w:vAlign w:val="center"/>
+            <w:tcW w:w="623" w:type="dxa"/>
           </w:tcPr>
           <w:p>
             <w:pPr>
@@ -1784,28 +2022,28 @@
         </w:tc>
         <w:tc>
           <w:tcPr>
-            <w:tcW w:type="dxa" w:w="1247"/>
-            <w:vAlign w:val="center"/>
-          </w:tcPr>
-          <w:p>
-            <w:pPr>
-              <w:spacing w:before="40" w:after="40" w:line="276" w:lineRule="auto"/>
-              <w:jc w:val="center"/>
-            </w:pPr>
-            <w:r>
-              <w:rPr>
-                <w:rFonts w:ascii="Times New Roman" w:hAnsi="Times New Roman"/>
-                <w:sz w:val="26"/>
-                <w:rFonts w:ascii="Times New Roman" w:hAnsi="Times New Roman" w:cs="Times New Roman"/>
-              </w:rPr>
-              <w:t>3</w:t>
-            </w:r>
-          </w:p>
-        </w:tc>
-        <w:tc>
-          <w:tcPr>
-            <w:tcW w:type="dxa" w:w="3402"/>
-            <w:vAlign w:val="center"/>
+            <w:tcW w:type="dxa" w:w="794"/>
+            <w:vAlign w:val="center"/>
+            <w:tcW w:w="793" w:type="dxa"/>
+          </w:tcPr>
+          <w:p>
+            <w:pPr>
+              <w:jc w:val="center"/>
+            </w:pPr>
+            <w:r>
+              <w:rPr>
+                <w:rFonts w:ascii="Times New Roman" w:hAnsi="Times New Roman"/>
+                <w:sz w:val="26"/>
+              </w:rPr>
+              <w:t>5</w:t>
+            </w:r>
+          </w:p>
+        </w:tc>
+        <w:tc>
+          <w:tcPr>
+            <w:tcW w:type="dxa" w:w="5272"/>
+            <w:vAlign w:val="center"/>
+            <w:tcW w:w="5273" w:type="dxa"/>
           </w:tcPr>
           <w:p>
             <w:pPr>
@@ -1818,7 +2056,7 @@
                 <w:sz w:val="26"/>
                 <w:rFonts w:ascii="Times New Roman" w:hAnsi="Times New Roman" w:cs="Times New Roman"/>
               </w:rPr>
-              <w:t>- Nêu được các bước cơ bản trong xử lí thông tin.  - Giải thích được máy tính là công cụ hiệu quả để xử lí thông tin, nêu ví dụ minh họa cụ thể.</w:t>
+              <w:t>Hệ thống hóa kiến thức chuẩn bị Đánh giá định kỳ 1.</w:t>
             </w:r>
           </w:p>
         </w:tc>
@@ -1826,28 +2064,28 @@
       <w:tr>
         <w:tc>
           <w:tcPr>
-            <w:tcW w:type="dxa" w:w="680"/>
-            <w:vAlign w:val="center"/>
-          </w:tcPr>
-          <w:p>
-            <w:pPr>
-              <w:spacing w:before="40" w:after="40" w:line="276" w:lineRule="auto"/>
-              <w:jc w:val="center"/>
-            </w:pPr>
-            <w:r>
-              <w:rPr>
-                <w:rFonts w:ascii="Times New Roman" w:hAnsi="Times New Roman"/>
-                <w:sz w:val="26"/>
-                <w:rFonts w:ascii="Times New Roman" w:hAnsi="Times New Roman" w:cs="Times New Roman"/>
-              </w:rPr>
-              <w:t>4</w:t>
-            </w:r>
-          </w:p>
-        </w:tc>
-        <w:tc>
-          <w:tcPr>
-            <w:tcW w:type="dxa" w:w="3118"/>
-            <w:vAlign w:val="center"/>
+            <w:tcW w:type="dxa" w:w="510"/>
+            <w:vAlign w:val="center"/>
+            <w:tcW w:w="510" w:type="dxa"/>
+          </w:tcPr>
+          <w:p>
+            <w:pPr>
+              <w:jc w:val="center"/>
+            </w:pPr>
+            <w:r>
+              <w:rPr>
+                <w:rFonts w:ascii="Times New Roman" w:hAnsi="Times New Roman"/>
+                <w:sz w:val="26"/>
+              </w:rPr>
+              <w:t>6</w:t>
+            </w:r>
+          </w:p>
+        </w:tc>
+        <w:tc>
+          <w:tcPr>
+            <w:tcW w:type="dxa" w:w="2154"/>
+            <w:vAlign w:val="center"/>
+            <w:tcW w:w="2154" w:type="dxa"/>
           </w:tcPr>
           <w:p>
             <w:pPr>
@@ -1860,14 +2098,15 @@
                 <w:sz w:val="26"/>
                 <w:rFonts w:ascii="Times New Roman" w:hAnsi="Times New Roman" w:cs="Times New Roman"/>
               </w:rPr>
-              <w:t>Bài 3. Thông tin trong máy tính</w:t>
-            </w:r>
-          </w:p>
-        </w:tc>
-        <w:tc>
-          <w:tcPr>
-            <w:tcW w:type="dxa" w:w="850"/>
-            <w:vAlign w:val="center"/>
+              <w:t>Đánh giá định kỳ 1</w:t>
+            </w:r>
+          </w:p>
+        </w:tc>
+        <w:tc>
+          <w:tcPr>
+            <w:tcW w:type="dxa" w:w="624"/>
+            <w:vAlign w:val="center"/>
+            <w:tcW w:w="623" w:type="dxa"/>
           </w:tcPr>
           <w:p>
             <w:pPr>
@@ -1886,28 +2125,28 @@
         </w:tc>
         <w:tc>
           <w:tcPr>
-            <w:tcW w:type="dxa" w:w="1247"/>
-            <w:vAlign w:val="center"/>
-          </w:tcPr>
-          <w:p>
-            <w:pPr>
-              <w:spacing w:before="40" w:after="40" w:line="276" w:lineRule="auto"/>
-              <w:jc w:val="center"/>
-            </w:pPr>
-            <w:r>
-              <w:rPr>
-                <w:rFonts w:ascii="Times New Roman" w:hAnsi="Times New Roman"/>
-                <w:sz w:val="26"/>
-                <w:rFonts w:ascii="Times New Roman" w:hAnsi="Times New Roman" w:cs="Times New Roman"/>
-              </w:rPr>
-              <w:t>4</w:t>
-            </w:r>
-          </w:p>
-        </w:tc>
-        <w:tc>
-          <w:tcPr>
-            <w:tcW w:type="dxa" w:w="3402"/>
-            <w:vAlign w:val="center"/>
+            <w:tcW w:type="dxa" w:w="794"/>
+            <w:vAlign w:val="center"/>
+            <w:tcW w:w="793" w:type="dxa"/>
+          </w:tcPr>
+          <w:p>
+            <w:pPr>
+              <w:jc w:val="center"/>
+            </w:pPr>
+            <w:r>
+              <w:rPr>
+                <w:rFonts w:ascii="Times New Roman" w:hAnsi="Times New Roman"/>
+                <w:sz w:val="26"/>
+              </w:rPr>
+              <w:t>6</w:t>
+            </w:r>
+          </w:p>
+        </w:tc>
+        <w:tc>
+          <w:tcPr>
+            <w:tcW w:type="dxa" w:w="5272"/>
+            <w:vAlign w:val="center"/>
+            <w:tcW w:w="5273" w:type="dxa"/>
           </w:tcPr>
           <w:p>
             <w:pPr>
@@ -1920,7 +2159,7 @@
                 <w:sz w:val="26"/>
                 <w:rFonts w:ascii="Times New Roman" w:hAnsi="Times New Roman" w:cs="Times New Roman"/>
               </w:rPr>
-              <w:t>- Giải thích được việc có thể biểu diễn thông tin chỉ với hai kí hiệu 0 và 1.  - Biết bit là đơn vị nhỏ nhất trong lưu trữ thông tin.  - Nêu tên, độ lớn các đơn vị đo dung lượng thông tin (Byte, KB, MB, GB), quy đổi gần đúng giữa các đơn vị.  - Ước lượng khả năng lưu trữ của các thiết bị nhớ thông dụng (đĩa quang, đĩa từ, thẻ nhớ,...).</w:t>
+              <w:t>Kiểm tra đánh giá kết quả học tập.</w:t>
             </w:r>
           </w:p>
         </w:tc>
@@ -1928,6 +2167,109 @@
       <w:tr>
         <w:tc>
           <w:tcPr>
+            <w:tcW w:type="dxa" w:w="510"/>
+            <w:vAlign w:val="center"/>
+            <w:tcW w:w="510" w:type="dxa"/>
+          </w:tcPr>
+          <w:p>
+            <w:pPr>
+              <w:jc w:val="center"/>
+            </w:pPr>
+            <w:r>
+              <w:rPr>
+                <w:rFonts w:ascii="Times New Roman" w:hAnsi="Times New Roman"/>
+                <w:sz w:val="26"/>
+              </w:rPr>
+              <w:t>7</w:t>
+            </w:r>
+          </w:p>
+        </w:tc>
+        <w:tc>
+          <w:tcPr>
+            <w:tcW w:type="dxa" w:w="2154"/>
+            <w:vAlign w:val="center"/>
+            <w:tcW w:w="2154" w:type="dxa"/>
+          </w:tcPr>
+          <w:p>
+            <w:pPr>
+              <w:spacing w:before="40" w:after="40" w:line="276" w:lineRule="auto"/>
+              <w:jc w:val="both"/>
+            </w:pPr>
+            <w:r>
+              <w:rPr>
+                <w:rFonts w:ascii="Times New Roman" w:hAnsi="Times New Roman"/>
+                <w:sz w:val="26"/>
+                <w:rFonts w:ascii="Times New Roman" w:hAnsi="Times New Roman" w:cs="Times New Roman"/>
+              </w:rPr>
+              <w:t>Bài 5. Internet</w:t>
+            </w:r>
+          </w:p>
+        </w:tc>
+        <w:tc>
+          <w:tcPr>
+            <w:tcW w:type="dxa" w:w="624"/>
+            <w:vAlign w:val="center"/>
+            <w:tcW w:w="623" w:type="dxa"/>
+          </w:tcPr>
+          <w:p>
+            <w:pPr>
+              <w:spacing w:before="40" w:after="40" w:line="276" w:lineRule="auto"/>
+              <w:jc w:val="center"/>
+            </w:pPr>
+            <w:r>
+              <w:rPr>
+                <w:rFonts w:ascii="Times New Roman" w:hAnsi="Times New Roman"/>
+                <w:sz w:val="26"/>
+                <w:rFonts w:ascii="Times New Roman" w:hAnsi="Times New Roman" w:cs="Times New Roman"/>
+              </w:rPr>
+              <w:t>1</w:t>
+            </w:r>
+          </w:p>
+        </w:tc>
+        <w:tc>
+          <w:tcPr>
+            <w:tcW w:type="dxa" w:w="794"/>
+            <w:vAlign w:val="center"/>
+            <w:tcW w:w="793" w:type="dxa"/>
+          </w:tcPr>
+          <w:p>
+            <w:pPr>
+              <w:jc w:val="center"/>
+            </w:pPr>
+            <w:r>
+              <w:rPr>
+                <w:rFonts w:ascii="Times New Roman" w:hAnsi="Times New Roman"/>
+                <w:sz w:val="26"/>
+              </w:rPr>
+              <w:t>7</w:t>
+            </w:r>
+          </w:p>
+        </w:tc>
+        <w:tc>
+          <w:tcPr>
+            <w:tcW w:type="dxa" w:w="5272"/>
+            <w:vAlign w:val="center"/>
+            <w:tcW w:w="5273" w:type="dxa"/>
+          </w:tcPr>
+          <w:p>
+            <w:pPr>
+              <w:spacing w:before="40" w:after="40" w:line="276" w:lineRule="auto"/>
+              <w:jc w:val="both"/>
+            </w:pPr>
+            <w:r>
+              <w:rPr>
+                <w:rFonts w:ascii="Times New Roman" w:hAnsi="Times New Roman"/>
+                <w:sz w:val="26"/>
+                <w:rFonts w:ascii="Times New Roman" w:hAnsi="Times New Roman" w:cs="Times New Roman"/>
+              </w:rPr>
+              <w:t>- Biết Internet là gì.  - Biết một số đặc điểm chính và lợi ích chính của Internet.</w:t>
+            </w:r>
+          </w:p>
+        </w:tc>
+      </w:tr>
+      <w:tr>
+        <w:tc>
+          <w:tcPr>
             <w:tcW w:type="dxa" w:w="9310"/>
             <w:gridSpan w:val="5"/>
             <w:vAlign w:val="center"/>
@@ -1935,7 +2277,7 @@
           <w:p>
             <w:pPr>
               <w:spacing w:before="40" w:after="40" w:line="276" w:lineRule="auto"/>
-              <w:jc w:val="both"/>
+              <w:jc w:val="left"/>
             </w:pPr>
             <w:r>
               <w:rPr>
@@ -1944,7 +2286,7 @@
                 <w:sz w:val="26"/>
                 <w:rFonts w:ascii="Times New Roman" w:hAnsi="Times New Roman" w:cs="Times New Roman"/>
               </w:rPr>
-              <w:t>Chủ đề 2: Mạng máy tính và Internet</w:t>
+              <w:t>Chủ đề 3: Tổ chức lưu trữ, tìm kiếm và trao đổi thông tin</w:t>
             </w:r>
           </w:p>
         </w:tc>
@@ -1952,28 +2294,28 @@
       <w:tr>
         <w:tc>
           <w:tcPr>
-            <w:tcW w:type="dxa" w:w="680"/>
-            <w:vAlign w:val="center"/>
-          </w:tcPr>
-          <w:p>
-            <w:pPr>
-              <w:spacing w:before="40" w:after="40" w:line="276" w:lineRule="auto"/>
-              <w:jc w:val="center"/>
-            </w:pPr>
-            <w:r>
-              <w:rPr>
-                <w:rFonts w:ascii="Times New Roman" w:hAnsi="Times New Roman"/>
-                <w:sz w:val="26"/>
-                <w:rFonts w:ascii="Times New Roman" w:hAnsi="Times New Roman" w:cs="Times New Roman"/>
-              </w:rPr>
-              <w:t>5</w:t>
-            </w:r>
-          </w:p>
-        </w:tc>
-        <w:tc>
-          <w:tcPr>
-            <w:tcW w:type="dxa" w:w="3118"/>
-            <w:vAlign w:val="center"/>
+            <w:tcW w:type="dxa" w:w="510"/>
+            <w:vAlign w:val="center"/>
+            <w:tcW w:w="510" w:type="dxa"/>
+          </w:tcPr>
+          <w:p>
+            <w:pPr>
+              <w:jc w:val="center"/>
+            </w:pPr>
+            <w:r>
+              <w:rPr>
+                <w:rFonts w:ascii="Times New Roman" w:hAnsi="Times New Roman"/>
+                <w:sz w:val="26"/>
+              </w:rPr>
+              <w:t>8</w:t>
+            </w:r>
+          </w:p>
+        </w:tc>
+        <w:tc>
+          <w:tcPr>
+            <w:tcW w:type="dxa" w:w="2154"/>
+            <w:vAlign w:val="center"/>
+            <w:tcW w:w="2154" w:type="dxa"/>
           </w:tcPr>
           <w:p>
             <w:pPr>
@@ -1986,14 +2328,15 @@
                 <w:sz w:val="26"/>
                 <w:rFonts w:ascii="Times New Roman" w:hAnsi="Times New Roman" w:cs="Times New Roman"/>
               </w:rPr>
-              <w:t>Bài 4. Mạng máy tính</w:t>
-            </w:r>
-          </w:p>
-        </w:tc>
-        <w:tc>
-          <w:tcPr>
-            <w:tcW w:type="dxa" w:w="850"/>
-            <w:vAlign w:val="center"/>
+              <w:t>Bài 6. Mạng thông tin toàn cầu</w:t>
+            </w:r>
+          </w:p>
+        </w:tc>
+        <w:tc>
+          <w:tcPr>
+            <w:tcW w:type="dxa" w:w="624"/>
+            <w:vAlign w:val="center"/>
+            <w:tcW w:w="623" w:type="dxa"/>
           </w:tcPr>
           <w:p>
             <w:pPr>
@@ -2012,28 +2355,28 @@
         </w:tc>
         <w:tc>
           <w:tcPr>
-            <w:tcW w:type="dxa" w:w="1247"/>
-            <w:vAlign w:val="center"/>
-          </w:tcPr>
-          <w:p>
-            <w:pPr>
-              <w:spacing w:before="40" w:after="40" w:line="276" w:lineRule="auto"/>
-              <w:jc w:val="center"/>
-            </w:pPr>
-            <w:r>
-              <w:rPr>
-                <w:rFonts w:ascii="Times New Roman" w:hAnsi="Times New Roman"/>
-                <w:sz w:val="26"/>
-                <w:rFonts w:ascii="Times New Roman" w:hAnsi="Times New Roman" w:cs="Times New Roman"/>
-              </w:rPr>
-              <w:t>5</w:t>
-            </w:r>
-          </w:p>
-        </w:tc>
-        <w:tc>
-          <w:tcPr>
-            <w:tcW w:type="dxa" w:w="3402"/>
-            <w:vAlign w:val="center"/>
+            <w:tcW w:type="dxa" w:w="794"/>
+            <w:vAlign w:val="center"/>
+            <w:tcW w:w="793" w:type="dxa"/>
+          </w:tcPr>
+          <w:p>
+            <w:pPr>
+              <w:jc w:val="center"/>
+            </w:pPr>
+            <w:r>
+              <w:rPr>
+                <w:rFonts w:ascii="Times New Roman" w:hAnsi="Times New Roman"/>
+                <w:sz w:val="26"/>
+              </w:rPr>
+              <w:t>8</w:t>
+            </w:r>
+          </w:p>
+        </w:tc>
+        <w:tc>
+          <w:tcPr>
+            <w:tcW w:type="dxa" w:w="5272"/>
+            <w:vAlign w:val="center"/>
+            <w:tcW w:w="5273" w:type="dxa"/>
           </w:tcPr>
           <w:p>
             <w:pPr>
@@ -2046,7 +2389,7 @@
                 <w:sz w:val="26"/>
                 <w:rFonts w:ascii="Times New Roman" w:hAnsi="Times New Roman" w:cs="Times New Roman"/>
               </w:rPr>
-              <w:t>- Biết khái niệm mạng máy tính và lợi ích của nó trong cuộc sống.  - Kể tên các thành phần chính của một mạng máy tính.  - Nêu ví dụ về trường hợp mạng không dây tiện dụng hơn mạng có dây.</w:t>
+              <w:t>- Trình bày sơ lược các khái niệm World Wide Web (WWW), Website, địa chỉ Website, trình duyệt.  - Xem và nêu thông tin chính trên trang web cho trước.  - Khai thác thông tin trên các trang web thông dụng (tra từ điển, xem thời tiết, thời sự,...).</w:t>
             </w:r>
           </w:p>
         </w:tc>
@@ -2054,28 +2397,28 @@
       <w:tr>
         <w:tc>
           <w:tcPr>
-            <w:tcW w:type="dxa" w:w="680"/>
-            <w:vAlign w:val="center"/>
-          </w:tcPr>
-          <w:p>
-            <w:pPr>
-              <w:spacing w:before="40" w:after="40" w:line="276" w:lineRule="auto"/>
-              <w:jc w:val="center"/>
-            </w:pPr>
-            <w:r>
-              <w:rPr>
-                <w:rFonts w:ascii="Times New Roman" w:hAnsi="Times New Roman"/>
-                <w:sz w:val="26"/>
-                <w:rFonts w:ascii="Times New Roman" w:hAnsi="Times New Roman" w:cs="Times New Roman"/>
-              </w:rPr>
-              <w:t>6</w:t>
-            </w:r>
-          </w:p>
-        </w:tc>
-        <w:tc>
-          <w:tcPr>
-            <w:tcW w:type="dxa" w:w="3118"/>
-            <w:vAlign w:val="center"/>
+            <w:tcW w:type="dxa" w:w="510"/>
+            <w:vAlign w:val="center"/>
+            <w:tcW w:w="510" w:type="dxa"/>
+          </w:tcPr>
+          <w:p>
+            <w:pPr>
+              <w:jc w:val="center"/>
+            </w:pPr>
+            <w:r>
+              <w:rPr>
+                <w:rFonts w:ascii="Times New Roman" w:hAnsi="Times New Roman"/>
+                <w:sz w:val="26"/>
+              </w:rPr>
+              <w:t>9</w:t>
+            </w:r>
+          </w:p>
+        </w:tc>
+        <w:tc>
+          <w:tcPr>
+            <w:tcW w:type="dxa" w:w="2154"/>
+            <w:vAlign w:val="center"/>
+            <w:tcW w:w="2154" w:type="dxa"/>
           </w:tcPr>
           <w:p>
             <w:pPr>
@@ -2088,14 +2431,15 @@
                 <w:sz w:val="26"/>
                 <w:rFonts w:ascii="Times New Roman" w:hAnsi="Times New Roman" w:cs="Times New Roman"/>
               </w:rPr>
-              <w:t>Ôn tập Đánh giá định kỳ 1</w:t>
-            </w:r>
-          </w:p>
-        </w:tc>
-        <w:tc>
-          <w:tcPr>
-            <w:tcW w:type="dxa" w:w="850"/>
-            <w:vAlign w:val="center"/>
+              <w:t>Bài 7. Tìm kiếm thông tin trên Internet</w:t>
+            </w:r>
+          </w:p>
+        </w:tc>
+        <w:tc>
+          <w:tcPr>
+            <w:tcW w:type="dxa" w:w="624"/>
+            <w:vAlign w:val="center"/>
+            <w:tcW w:w="623" w:type="dxa"/>
           </w:tcPr>
           <w:p>
             <w:pPr>
@@ -2114,28 +2458,28 @@
         </w:tc>
         <w:tc>
           <w:tcPr>
-            <w:tcW w:type="dxa" w:w="1247"/>
-            <w:vAlign w:val="center"/>
-          </w:tcPr>
-          <w:p>
-            <w:pPr>
-              <w:spacing w:before="40" w:after="40" w:line="276" w:lineRule="auto"/>
-              <w:jc w:val="center"/>
-            </w:pPr>
-            <w:r>
-              <w:rPr>
-                <w:rFonts w:ascii="Times New Roman" w:hAnsi="Times New Roman"/>
-                <w:sz w:val="26"/>
-                <w:rFonts w:ascii="Times New Roman" w:hAnsi="Times New Roman" w:cs="Times New Roman"/>
-              </w:rPr>
-              <w:t>6</w:t>
-            </w:r>
-          </w:p>
-        </w:tc>
-        <w:tc>
-          <w:tcPr>
-            <w:tcW w:type="dxa" w:w="3402"/>
-            <w:vAlign w:val="center"/>
+            <w:tcW w:type="dxa" w:w="794"/>
+            <w:vAlign w:val="center"/>
+            <w:tcW w:w="793" w:type="dxa"/>
+          </w:tcPr>
+          <w:p>
+            <w:pPr>
+              <w:jc w:val="center"/>
+            </w:pPr>
+            <w:r>
+              <w:rPr>
+                <w:rFonts w:ascii="Times New Roman" w:hAnsi="Times New Roman"/>
+                <w:sz w:val="26"/>
+              </w:rPr>
+              <w:t>9</w:t>
+            </w:r>
+          </w:p>
+        </w:tc>
+        <w:tc>
+          <w:tcPr>
+            <w:tcW w:type="dxa" w:w="5272"/>
+            <w:vAlign w:val="center"/>
+            <w:tcW w:w="5273" w:type="dxa"/>
           </w:tcPr>
           <w:p>
             <w:pPr>
@@ -2148,7 +2492,7 @@
                 <w:sz w:val="26"/>
                 <w:rFonts w:ascii="Times New Roman" w:hAnsi="Times New Roman" w:cs="Times New Roman"/>
               </w:rPr>
-              <w:t>Hệ thống hóa kiến thức chuẩn bị Đánh giá định kỳ 1.</w:t>
+              <w:t>- Nêu công dụng của máy tìm kiếm; xác định từ khóa ứng với mục đích tìm kiếm cho trước.  - Thực hiện việc tìm kiếm và khai thác thông tin trên Internet.</w:t>
             </w:r>
           </w:p>
         </w:tc>
@@ -2156,28 +2500,28 @@
       <w:tr>
         <w:tc>
           <w:tcPr>
-            <w:tcW w:type="dxa" w:w="680"/>
-            <w:vAlign w:val="center"/>
-          </w:tcPr>
-          <w:p>
-            <w:pPr>
-              <w:spacing w:before="40" w:after="40" w:line="276" w:lineRule="auto"/>
-              <w:jc w:val="center"/>
-            </w:pPr>
-            <w:r>
-              <w:rPr>
-                <w:rFonts w:ascii="Times New Roman" w:hAnsi="Times New Roman"/>
-                <w:sz w:val="26"/>
-                <w:rFonts w:ascii="Times New Roman" w:hAnsi="Times New Roman" w:cs="Times New Roman"/>
-              </w:rPr>
-              <w:t>7</w:t>
-            </w:r>
-          </w:p>
-        </w:tc>
-        <w:tc>
-          <w:tcPr>
-            <w:tcW w:type="dxa" w:w="3118"/>
-            <w:vAlign w:val="center"/>
+            <w:tcW w:type="dxa" w:w="510"/>
+            <w:vAlign w:val="center"/>
+            <w:tcW w:w="510" w:type="dxa"/>
+          </w:tcPr>
+          <w:p>
+            <w:pPr>
+              <w:jc w:val="center"/>
+            </w:pPr>
+            <w:r>
+              <w:rPr>
+                <w:rFonts w:ascii="Times New Roman" w:hAnsi="Times New Roman"/>
+                <w:sz w:val="26"/>
+              </w:rPr>
+              <w:t>10</w:t>
+            </w:r>
+          </w:p>
+        </w:tc>
+        <w:tc>
+          <w:tcPr>
+            <w:tcW w:type="dxa" w:w="2154"/>
+            <w:vAlign w:val="center"/>
+            <w:tcW w:w="2154" w:type="dxa"/>
           </w:tcPr>
           <w:p>
             <w:pPr>
@@ -2190,14 +2534,15 @@
                 <w:sz w:val="26"/>
                 <w:rFonts w:ascii="Times New Roman" w:hAnsi="Times New Roman" w:cs="Times New Roman"/>
               </w:rPr>
-              <w:t>Đánh giá định kỳ 1</w:t>
-            </w:r>
-          </w:p>
-        </w:tc>
-        <w:tc>
-          <w:tcPr>
-            <w:tcW w:type="dxa" w:w="850"/>
-            <w:vAlign w:val="center"/>
+              <w:t>Bài 8. Thư điện tử</w:t>
+            </w:r>
+          </w:p>
+        </w:tc>
+        <w:tc>
+          <w:tcPr>
+            <w:tcW w:type="dxa" w:w="624"/>
+            <w:vAlign w:val="center"/>
+            <w:tcW w:w="623" w:type="dxa"/>
           </w:tcPr>
           <w:p>
             <w:pPr>
@@ -2216,28 +2561,28 @@
         </w:tc>
         <w:tc>
           <w:tcPr>
-            <w:tcW w:type="dxa" w:w="1247"/>
-            <w:vAlign w:val="center"/>
-          </w:tcPr>
-          <w:p>
-            <w:pPr>
-              <w:spacing w:before="40" w:after="40" w:line="276" w:lineRule="auto"/>
-              <w:jc w:val="center"/>
-            </w:pPr>
-            <w:r>
-              <w:rPr>
-                <w:rFonts w:ascii="Times New Roman" w:hAnsi="Times New Roman"/>
-                <w:sz w:val="26"/>
-                <w:rFonts w:ascii="Times New Roman" w:hAnsi="Times New Roman" w:cs="Times New Roman"/>
-              </w:rPr>
-              <w:t>7</w:t>
-            </w:r>
-          </w:p>
-        </w:tc>
-        <w:tc>
-          <w:tcPr>
-            <w:tcW w:type="dxa" w:w="3402"/>
-            <w:vAlign w:val="center"/>
+            <w:tcW w:type="dxa" w:w="794"/>
+            <w:vAlign w:val="center"/>
+            <w:tcW w:w="793" w:type="dxa"/>
+          </w:tcPr>
+          <w:p>
+            <w:pPr>
+              <w:jc w:val="center"/>
+            </w:pPr>
+            <w:r>
+              <w:rPr>
+                <w:rFonts w:ascii="Times New Roman" w:hAnsi="Times New Roman"/>
+                <w:sz w:val="26"/>
+              </w:rPr>
+              <w:t>10</w:t>
+            </w:r>
+          </w:p>
+        </w:tc>
+        <w:tc>
+          <w:tcPr>
+            <w:tcW w:type="dxa" w:w="5272"/>
+            <w:vAlign w:val="center"/>
+            <w:tcW w:w="5273" w:type="dxa"/>
           </w:tcPr>
           <w:p>
             <w:pPr>
@@ -2250,7 +2595,7 @@
                 <w:sz w:val="26"/>
                 <w:rFonts w:ascii="Times New Roman" w:hAnsi="Times New Roman" w:cs="Times New Roman"/>
               </w:rPr>
-              <w:t>Kiểm tra đánh giá kết quả học tập.</w:t>
+              <w:t>- Hiểu dịch vụ thư điện tử, ưu/nhược điểm so với các phương thức liên lạc khác.  - Biết tài khoản, hộp thư điện tử; đăng nhập, soạn, gửi, đăng xuất hộp thư điện tử.</w:t>
             </w:r>
           </w:p>
         </w:tc>
@@ -2258,28 +2603,28 @@
       <w:tr>
         <w:tc>
           <w:tcPr>
-            <w:tcW w:type="dxa" w:w="680"/>
-            <w:vAlign w:val="center"/>
-          </w:tcPr>
-          <w:p>
-            <w:pPr>
-              <w:spacing w:before="40" w:after="40" w:line="276" w:lineRule="auto"/>
-              <w:jc w:val="center"/>
-            </w:pPr>
-            <w:r>
-              <w:rPr>
-                <w:rFonts w:ascii="Times New Roman" w:hAnsi="Times New Roman"/>
-                <w:sz w:val="26"/>
-                <w:rFonts w:ascii="Times New Roman" w:hAnsi="Times New Roman" w:cs="Times New Roman"/>
-              </w:rPr>
-              <w:t>8</w:t>
-            </w:r>
-          </w:p>
-        </w:tc>
-        <w:tc>
-          <w:tcPr>
-            <w:tcW w:type="dxa" w:w="3118"/>
-            <w:vAlign w:val="center"/>
+            <w:tcW w:type="dxa" w:w="510"/>
+            <w:vAlign w:val="center"/>
+            <w:tcW w:w="510" w:type="dxa"/>
+          </w:tcPr>
+          <w:p>
+            <w:pPr>
+              <w:jc w:val="center"/>
+            </w:pPr>
+            <w:r>
+              <w:rPr>
+                <w:rFonts w:ascii="Times New Roman" w:hAnsi="Times New Roman"/>
+                <w:sz w:val="26"/>
+              </w:rPr>
+              <w:t>11</w:t>
+            </w:r>
+          </w:p>
+        </w:tc>
+        <w:tc>
+          <w:tcPr>
+            <w:tcW w:type="dxa" w:w="2154"/>
+            <w:vAlign w:val="center"/>
+            <w:tcW w:w="2154" w:type="dxa"/>
           </w:tcPr>
           <w:p>
             <w:pPr>
@@ -2292,14 +2637,15 @@
                 <w:sz w:val="26"/>
                 <w:rFonts w:ascii="Times New Roman" w:hAnsi="Times New Roman" w:cs="Times New Roman"/>
               </w:rPr>
-              <w:t>Bài 5. Internet</w:t>
-            </w:r>
-          </w:p>
-        </w:tc>
-        <w:tc>
-          <w:tcPr>
-            <w:tcW w:type="dxa" w:w="850"/>
-            <w:vAlign w:val="center"/>
+              <w:t>Ôn tập Đánh giá định kỳ 2</w:t>
+            </w:r>
+          </w:p>
+        </w:tc>
+        <w:tc>
+          <w:tcPr>
+            <w:tcW w:type="dxa" w:w="624"/>
+            <w:vAlign w:val="center"/>
+            <w:tcW w:w="623" w:type="dxa"/>
           </w:tcPr>
           <w:p>
             <w:pPr>
@@ -2318,28 +2664,28 @@
         </w:tc>
         <w:tc>
           <w:tcPr>
-            <w:tcW w:type="dxa" w:w="1247"/>
-            <w:vAlign w:val="center"/>
-          </w:tcPr>
-          <w:p>
-            <w:pPr>
-              <w:spacing w:before="40" w:after="40" w:line="276" w:lineRule="auto"/>
-              <w:jc w:val="center"/>
-            </w:pPr>
-            <w:r>
-              <w:rPr>
-                <w:rFonts w:ascii="Times New Roman" w:hAnsi="Times New Roman"/>
-                <w:sz w:val="26"/>
-                <w:rFonts w:ascii="Times New Roman" w:hAnsi="Times New Roman" w:cs="Times New Roman"/>
-              </w:rPr>
-              <w:t>8</w:t>
-            </w:r>
-          </w:p>
-        </w:tc>
-        <w:tc>
-          <w:tcPr>
-            <w:tcW w:type="dxa" w:w="3402"/>
-            <w:vAlign w:val="center"/>
+            <w:tcW w:type="dxa" w:w="794"/>
+            <w:vAlign w:val="center"/>
+            <w:tcW w:w="793" w:type="dxa"/>
+          </w:tcPr>
+          <w:p>
+            <w:pPr>
+              <w:jc w:val="center"/>
+            </w:pPr>
+            <w:r>
+              <w:rPr>
+                <w:rFonts w:ascii="Times New Roman" w:hAnsi="Times New Roman"/>
+                <w:sz w:val="26"/>
+              </w:rPr>
+              <w:t>11</w:t>
+            </w:r>
+          </w:p>
+        </w:tc>
+        <w:tc>
+          <w:tcPr>
+            <w:tcW w:type="dxa" w:w="5272"/>
+            <w:vAlign w:val="center"/>
+            <w:tcW w:w="5273" w:type="dxa"/>
           </w:tcPr>
           <w:p>
             <w:pPr>
@@ -2352,7 +2698,7 @@
                 <w:sz w:val="26"/>
                 <w:rFonts w:ascii="Times New Roman" w:hAnsi="Times New Roman" w:cs="Times New Roman"/>
               </w:rPr>
-              <w:t>- Biết Internet là gì.  - Biết một số đặc điểm chính và lợi ích chính của Internet.</w:t>
+              <w:t>Hệ thống hóa kiến thức chuẩn bị Đánh giá định kỳ 2.</w:t>
             </w:r>
           </w:p>
         </w:tc>
@@ -2360,6 +2706,109 @@
       <w:tr>
         <w:tc>
           <w:tcPr>
+            <w:tcW w:type="dxa" w:w="510"/>
+            <w:vAlign w:val="center"/>
+            <w:tcW w:w="510" w:type="dxa"/>
+          </w:tcPr>
+          <w:p>
+            <w:pPr>
+              <w:jc w:val="center"/>
+            </w:pPr>
+            <w:r>
+              <w:rPr>
+                <w:rFonts w:ascii="Times New Roman" w:hAnsi="Times New Roman"/>
+                <w:sz w:val="26"/>
+              </w:rPr>
+              <w:t>12</w:t>
+            </w:r>
+          </w:p>
+        </w:tc>
+        <w:tc>
+          <w:tcPr>
+            <w:tcW w:type="dxa" w:w="2154"/>
+            <w:vAlign w:val="center"/>
+            <w:tcW w:w="2154" w:type="dxa"/>
+          </w:tcPr>
+          <w:p>
+            <w:pPr>
+              <w:spacing w:before="40" w:after="40" w:line="276" w:lineRule="auto"/>
+              <w:jc w:val="both"/>
+            </w:pPr>
+            <w:r>
+              <w:rPr>
+                <w:rFonts w:ascii="Times New Roman" w:hAnsi="Times New Roman"/>
+                <w:sz w:val="26"/>
+                <w:rFonts w:ascii="Times New Roman" w:hAnsi="Times New Roman" w:cs="Times New Roman"/>
+              </w:rPr>
+              <w:t>Đánh giá định kỳ 2</w:t>
+            </w:r>
+          </w:p>
+        </w:tc>
+        <w:tc>
+          <w:tcPr>
+            <w:tcW w:type="dxa" w:w="624"/>
+            <w:vAlign w:val="center"/>
+            <w:tcW w:w="623" w:type="dxa"/>
+          </w:tcPr>
+          <w:p>
+            <w:pPr>
+              <w:spacing w:before="40" w:after="40" w:line="276" w:lineRule="auto"/>
+              <w:jc w:val="center"/>
+            </w:pPr>
+            <w:r>
+              <w:rPr>
+                <w:rFonts w:ascii="Times New Roman" w:hAnsi="Times New Roman"/>
+                <w:sz w:val="26"/>
+                <w:rFonts w:ascii="Times New Roman" w:hAnsi="Times New Roman" w:cs="Times New Roman"/>
+              </w:rPr>
+              <w:t>1</w:t>
+            </w:r>
+          </w:p>
+        </w:tc>
+        <w:tc>
+          <w:tcPr>
+            <w:tcW w:type="dxa" w:w="794"/>
+            <w:vAlign w:val="center"/>
+            <w:tcW w:w="793" w:type="dxa"/>
+          </w:tcPr>
+          <w:p>
+            <w:pPr>
+              <w:jc w:val="center"/>
+            </w:pPr>
+            <w:r>
+              <w:rPr>
+                <w:rFonts w:ascii="Times New Roman" w:hAnsi="Times New Roman"/>
+                <w:sz w:val="26"/>
+              </w:rPr>
+              <w:t>12</w:t>
+            </w:r>
+          </w:p>
+        </w:tc>
+        <w:tc>
+          <w:tcPr>
+            <w:tcW w:type="dxa" w:w="5272"/>
+            <w:vAlign w:val="center"/>
+            <w:tcW w:w="5273" w:type="dxa"/>
+          </w:tcPr>
+          <w:p>
+            <w:pPr>
+              <w:spacing w:before="40" w:after="40" w:line="276" w:lineRule="auto"/>
+              <w:jc w:val="both"/>
+            </w:pPr>
+            <w:r>
+              <w:rPr>
+                <w:rFonts w:ascii="Times New Roman" w:hAnsi="Times New Roman"/>
+                <w:sz w:val="26"/>
+                <w:rFonts w:ascii="Times New Roman" w:hAnsi="Times New Roman" w:cs="Times New Roman"/>
+              </w:rPr>
+              <w:t>Kiểm tra đánh giá kết quả học tập.</w:t>
+            </w:r>
+          </w:p>
+        </w:tc>
+      </w:tr>
+      <w:tr>
+        <w:tc>
+          <w:tcPr>
             <w:tcW w:type="dxa" w:w="9310"/>
             <w:gridSpan w:val="5"/>
             <w:vAlign w:val="center"/>
@@ -2367,7 +2816,7 @@
           <w:p>
             <w:pPr>
               <w:spacing w:before="40" w:after="40" w:line="276" w:lineRule="auto"/>
-              <w:jc w:val="both"/>
+              <w:jc w:val="left"/>
             </w:pPr>
             <w:r>
               <w:rPr>
@@ -2376,7 +2825,7 @@
                 <w:sz w:val="26"/>
                 <w:rFonts w:ascii="Times New Roman" w:hAnsi="Times New Roman" w:cs="Times New Roman"/>
               </w:rPr>
-              <w:t>Chủ đề 3: Tổ chức lưu trữ, tìm kiếm và trao đổi thông tin</w:t>
+              <w:t>Chủ đề 4: Đạo đức, pháp luật và văn hóa trong môi trường số</w:t>
             </w:r>
           </w:p>
         </w:tc>
@@ -2384,28 +2833,28 @@
       <w:tr>
         <w:tc>
           <w:tcPr>
-            <w:tcW w:type="dxa" w:w="680"/>
-            <w:vAlign w:val="center"/>
-          </w:tcPr>
-          <w:p>
-            <w:pPr>
-              <w:spacing w:before="40" w:after="40" w:line="276" w:lineRule="auto"/>
-              <w:jc w:val="center"/>
-            </w:pPr>
-            <w:r>
-              <w:rPr>
-                <w:rFonts w:ascii="Times New Roman" w:hAnsi="Times New Roman"/>
-                <w:sz w:val="26"/>
-                <w:rFonts w:ascii="Times New Roman" w:hAnsi="Times New Roman" w:cs="Times New Roman"/>
-              </w:rPr>
-              <w:t>9</w:t>
-            </w:r>
-          </w:p>
-        </w:tc>
-        <w:tc>
-          <w:tcPr>
-            <w:tcW w:type="dxa" w:w="3118"/>
-            <w:vAlign w:val="center"/>
+            <w:tcW w:type="dxa" w:w="510"/>
+            <w:vAlign w:val="center"/>
+            <w:tcW w:w="510" w:type="dxa"/>
+          </w:tcPr>
+          <w:p>
+            <w:pPr>
+              <w:jc w:val="center"/>
+            </w:pPr>
+            <w:r>
+              <w:rPr>
+                <w:rFonts w:ascii="Times New Roman" w:hAnsi="Times New Roman"/>
+                <w:sz w:val="26"/>
+              </w:rPr>
+              <w:t>13</w:t>
+            </w:r>
+          </w:p>
+        </w:tc>
+        <w:tc>
+          <w:tcPr>
+            <w:tcW w:type="dxa" w:w="2154"/>
+            <w:vAlign w:val="center"/>
+            <w:tcW w:w="2154" w:type="dxa"/>
           </w:tcPr>
           <w:p>
             <w:pPr>
@@ -2418,14 +2867,15 @@
                 <w:sz w:val="26"/>
                 <w:rFonts w:ascii="Times New Roman" w:hAnsi="Times New Roman" w:cs="Times New Roman"/>
               </w:rPr>
-              <w:t>Bài 6. Mạng thông tin toàn cầu</w:t>
-            </w:r>
-          </w:p>
-        </w:tc>
-        <w:tc>
-          <w:tcPr>
-            <w:tcW w:type="dxa" w:w="850"/>
-            <w:vAlign w:val="center"/>
+              <w:t>Bài 9. An toàn thông tin trên Internet</w:t>
+            </w:r>
+          </w:p>
+        </w:tc>
+        <w:tc>
+          <w:tcPr>
+            <w:tcW w:type="dxa" w:w="624"/>
+            <w:vAlign w:val="center"/>
+            <w:tcW w:w="623" w:type="dxa"/>
           </w:tcPr>
           <w:p>
             <w:pPr>
@@ -2444,28 +2894,28 @@
         </w:tc>
         <w:tc>
           <w:tcPr>
-            <w:tcW w:type="dxa" w:w="1247"/>
-            <w:vAlign w:val="center"/>
-          </w:tcPr>
-          <w:p>
-            <w:pPr>
-              <w:spacing w:before="40" w:after="40" w:line="276" w:lineRule="auto"/>
-              <w:jc w:val="center"/>
-            </w:pPr>
-            <w:r>
-              <w:rPr>
-                <w:rFonts w:ascii="Times New Roman" w:hAnsi="Times New Roman"/>
-                <w:sz w:val="26"/>
-                <w:rFonts w:ascii="Times New Roman" w:hAnsi="Times New Roman" w:cs="Times New Roman"/>
-              </w:rPr>
-              <w:t>9</w:t>
-            </w:r>
-          </w:p>
-        </w:tc>
-        <w:tc>
-          <w:tcPr>
-            <w:tcW w:type="dxa" w:w="3402"/>
-            <w:vAlign w:val="center"/>
+            <w:tcW w:type="dxa" w:w="794"/>
+            <w:vAlign w:val="center"/>
+            <w:tcW w:w="793" w:type="dxa"/>
+          </w:tcPr>
+          <w:p>
+            <w:pPr>
+              <w:jc w:val="center"/>
+            </w:pPr>
+            <w:r>
+              <w:rPr>
+                <w:rFonts w:ascii="Times New Roman" w:hAnsi="Times New Roman"/>
+                <w:sz w:val="26"/>
+              </w:rPr>
+              <w:t>13</w:t>
+            </w:r>
+          </w:p>
+        </w:tc>
+        <w:tc>
+          <w:tcPr>
+            <w:tcW w:type="dxa" w:w="5272"/>
+            <w:vAlign w:val="center"/>
+            <w:tcW w:w="5273" w:type="dxa"/>
           </w:tcPr>
           <w:p>
             <w:pPr>
@@ -2478,7 +2928,7 @@
                 <w:sz w:val="26"/>
                 <w:rFonts w:ascii="Times New Roman" w:hAnsi="Times New Roman" w:cs="Times New Roman"/>
               </w:rPr>
-              <w:t>- Trình bày sơ lược các khái niệm World Wide Web (WWW), Website, địa chỉ Website, trình duyệt.  - Xem và nêu thông tin chính trên trang web cho trước.  - Khai thác thông tin trên các trang web thông dụng (tra từ điển, xem thời tiết, thời sự,...).</w:t>
+              <w:t>- Biết tác hại/nguy cơ khi sử dụng Internet; nêu và thực hiện biện pháp phòng ngừa.  - Trình bày tầm quan trọng của sự an toàn và hợp pháp của thông tin cá nhân/tập thể.  - Bảo vệ thông tin/tài khoản cá nhân; nhận diện thông điệp lừa đảo hoặc nội dung xấu.</w:t>
             </w:r>
           </w:p>
         </w:tc>
@@ -2486,101 +2936,23 @@
       <w:tr>
         <w:tc>
           <w:tcPr>
-            <w:tcW w:type="dxa" w:w="680"/>
-            <w:vAlign w:val="center"/>
-          </w:tcPr>
-          <w:p>
-            <w:pPr>
-              <w:spacing w:before="40" w:after="40" w:line="276" w:lineRule="auto"/>
-              <w:jc w:val="center"/>
-            </w:pPr>
-            <w:r>
-              <w:rPr>
-                <w:rFonts w:ascii="Times New Roman" w:hAnsi="Times New Roman"/>
-                <w:sz w:val="26"/>
-                <w:rFonts w:ascii="Times New Roman" w:hAnsi="Times New Roman" w:cs="Times New Roman"/>
-              </w:rPr>
-              <w:t>10</w:t>
-            </w:r>
-          </w:p>
-        </w:tc>
-        <w:tc>
-          <w:tcPr>
-            <w:tcW w:type="dxa" w:w="3118"/>
-            <w:vAlign w:val="center"/>
-          </w:tcPr>
-          <w:p>
-            <w:pPr>
-              <w:spacing w:before="40" w:after="40" w:line="276" w:lineRule="auto"/>
-              <w:jc w:val="both"/>
-            </w:pPr>
-            <w:r>
-              <w:rPr>
-                <w:rFonts w:ascii="Times New Roman" w:hAnsi="Times New Roman"/>
-                <w:sz w:val="26"/>
-                <w:rFonts w:ascii="Times New Roman" w:hAnsi="Times New Roman" w:cs="Times New Roman"/>
-              </w:rPr>
-              <w:t>Bài 7. Tìm kiếm thông tin trên Internet</w:t>
-            </w:r>
-          </w:p>
-        </w:tc>
-        <w:tc>
-          <w:tcPr>
-            <w:tcW w:type="dxa" w:w="850"/>
-            <w:vAlign w:val="center"/>
-          </w:tcPr>
-          <w:p>
-            <w:pPr>
-              <w:spacing w:before="40" w:after="40" w:line="276" w:lineRule="auto"/>
-              <w:jc w:val="center"/>
-            </w:pPr>
-            <w:r>
-              <w:rPr>
-                <w:rFonts w:ascii="Times New Roman" w:hAnsi="Times New Roman"/>
-                <w:sz w:val="26"/>
-                <w:rFonts w:ascii="Times New Roman" w:hAnsi="Times New Roman" w:cs="Times New Roman"/>
-              </w:rPr>
-              <w:t>1</w:t>
-            </w:r>
-          </w:p>
-        </w:tc>
-        <w:tc>
-          <w:tcPr>
-            <w:tcW w:type="dxa" w:w="1247"/>
-            <w:vAlign w:val="center"/>
-          </w:tcPr>
-          <w:p>
-            <w:pPr>
-              <w:spacing w:before="40" w:after="40" w:line="276" w:lineRule="auto"/>
-              <w:jc w:val="center"/>
-            </w:pPr>
-            <w:r>
-              <w:rPr>
-                <w:rFonts w:ascii="Times New Roman" w:hAnsi="Times New Roman"/>
-                <w:sz w:val="26"/>
-                <w:rFonts w:ascii="Times New Roman" w:hAnsi="Times New Roman" w:cs="Times New Roman"/>
-              </w:rPr>
-              <w:t>10</w:t>
-            </w:r>
-          </w:p>
-        </w:tc>
-        <w:tc>
-          <w:tcPr>
-            <w:tcW w:type="dxa" w:w="3402"/>
-            <w:vAlign w:val="center"/>
-          </w:tcPr>
-          <w:p>
-            <w:pPr>
-              <w:spacing w:before="40" w:after="40" w:line="276" w:lineRule="auto"/>
-              <w:jc w:val="both"/>
-            </w:pPr>
-            <w:r>
-              <w:rPr>
-                <w:rFonts w:ascii="Times New Roman" w:hAnsi="Times New Roman"/>
-                <w:sz w:val="26"/>
-                <w:rFonts w:ascii="Times New Roman" w:hAnsi="Times New Roman" w:cs="Times New Roman"/>
-              </w:rPr>
-              <w:t>- Nêu công dụng của máy tìm kiếm; xác định từ khóa ứng với mục đích tìm kiếm cho trước.  - Thực hiện việc tìm kiếm và khai thác thông tin trên Internet.</w:t>
+            <w:tcW w:type="dxa" w:w="9310"/>
+            <w:gridSpan w:val="5"/>
+            <w:vAlign w:val="center"/>
+          </w:tcPr>
+          <w:p>
+            <w:pPr>
+              <w:spacing w:before="40" w:after="40" w:line="276" w:lineRule="auto"/>
+              <w:jc w:val="left"/>
+            </w:pPr>
+            <w:r>
+              <w:rPr>
+                <w:rFonts w:ascii="Times New Roman" w:hAnsi="Times New Roman"/>
+                <w:b/>
+                <w:sz w:val="26"/>
+                <w:rFonts w:ascii="Times New Roman" w:hAnsi="Times New Roman" w:cs="Times New Roman"/>
+              </w:rPr>
+              <w:t>Chủ đề 5: Ứng dụng tin học</w:t>
             </w:r>
           </w:p>
         </w:tc>
@@ -2588,28 +2960,28 @@
       <w:tr>
         <w:tc>
           <w:tcPr>
-            <w:tcW w:type="dxa" w:w="680"/>
-            <w:vAlign w:val="center"/>
-          </w:tcPr>
-          <w:p>
-            <w:pPr>
-              <w:spacing w:before="40" w:after="40" w:line="276" w:lineRule="auto"/>
-              <w:jc w:val="center"/>
-            </w:pPr>
-            <w:r>
-              <w:rPr>
-                <w:rFonts w:ascii="Times New Roman" w:hAnsi="Times New Roman"/>
-                <w:sz w:val="26"/>
-                <w:rFonts w:ascii="Times New Roman" w:hAnsi="Times New Roman" w:cs="Times New Roman"/>
-              </w:rPr>
-              <w:t>11</w:t>
-            </w:r>
-          </w:p>
-        </w:tc>
-        <w:tc>
-          <w:tcPr>
-            <w:tcW w:type="dxa" w:w="3118"/>
-            <w:vAlign w:val="center"/>
+            <w:tcW w:type="dxa" w:w="510"/>
+            <w:vAlign w:val="center"/>
+            <w:tcW w:w="510" w:type="dxa"/>
+          </w:tcPr>
+          <w:p>
+            <w:pPr>
+              <w:jc w:val="center"/>
+            </w:pPr>
+            <w:r>
+              <w:rPr>
+                <w:rFonts w:ascii="Times New Roman" w:hAnsi="Times New Roman"/>
+                <w:sz w:val="26"/>
+              </w:rPr>
+              <w:t>14</w:t>
+            </w:r>
+          </w:p>
+        </w:tc>
+        <w:tc>
+          <w:tcPr>
+            <w:tcW w:type="dxa" w:w="2154"/>
+            <w:vAlign w:val="center"/>
+            <w:tcW w:w="2154" w:type="dxa"/>
           </w:tcPr>
           <w:p>
             <w:pPr>
@@ -2622,14 +2994,15 @@
                 <w:sz w:val="26"/>
                 <w:rFonts w:ascii="Times New Roman" w:hAnsi="Times New Roman" w:cs="Times New Roman"/>
               </w:rPr>
-              <w:t>Bài 8. Thư điện tử</w:t>
-            </w:r>
-          </w:p>
-        </w:tc>
-        <w:tc>
-          <w:tcPr>
-            <w:tcW w:type="dxa" w:w="850"/>
-            <w:vAlign w:val="center"/>
+              <w:t>Bài 10. Sơ đồ tư duy</w:t>
+            </w:r>
+          </w:p>
+        </w:tc>
+        <w:tc>
+          <w:tcPr>
+            <w:tcW w:type="dxa" w:w="624"/>
+            <w:vAlign w:val="center"/>
+            <w:tcW w:w="623" w:type="dxa"/>
           </w:tcPr>
           <w:p>
             <w:pPr>
@@ -2648,28 +3021,28 @@
         </w:tc>
         <w:tc>
           <w:tcPr>
-            <w:tcW w:type="dxa" w:w="1247"/>
-            <w:vAlign w:val="center"/>
-          </w:tcPr>
-          <w:p>
-            <w:pPr>
-              <w:spacing w:before="40" w:after="40" w:line="276" w:lineRule="auto"/>
-              <w:jc w:val="center"/>
-            </w:pPr>
-            <w:r>
-              <w:rPr>
-                <w:rFonts w:ascii="Times New Roman" w:hAnsi="Times New Roman"/>
-                <w:sz w:val="26"/>
-                <w:rFonts w:ascii="Times New Roman" w:hAnsi="Times New Roman" w:cs="Times New Roman"/>
-              </w:rPr>
-              <w:t>11</w:t>
-            </w:r>
-          </w:p>
-        </w:tc>
-        <w:tc>
-          <w:tcPr>
-            <w:tcW w:type="dxa" w:w="3402"/>
-            <w:vAlign w:val="center"/>
+            <w:tcW w:type="dxa" w:w="794"/>
+            <w:vAlign w:val="center"/>
+            <w:tcW w:w="793" w:type="dxa"/>
+          </w:tcPr>
+          <w:p>
+            <w:pPr>
+              <w:jc w:val="center"/>
+            </w:pPr>
+            <w:r>
+              <w:rPr>
+                <w:rFonts w:ascii="Times New Roman" w:hAnsi="Times New Roman"/>
+                <w:sz w:val="26"/>
+              </w:rPr>
+              <w:t>14</w:t>
+            </w:r>
+          </w:p>
+        </w:tc>
+        <w:tc>
+          <w:tcPr>
+            <w:tcW w:type="dxa" w:w="5272"/>
+            <w:vAlign w:val="center"/>
+            <w:tcW w:w="5273" w:type="dxa"/>
           </w:tcPr>
           <w:p>
             <w:pPr>
@@ -2682,7 +3055,7 @@
                 <w:sz w:val="26"/>
                 <w:rFonts w:ascii="Times New Roman" w:hAnsi="Times New Roman" w:cs="Times New Roman"/>
               </w:rPr>
-              <w:t>- Hiểu dịch vụ thư điện tử, ưu/nhược điểm so với các phương thức liên lạc khác.  - Biết tài khoản, hộp thư điện tử; đăng nhập, soạn, gửi, đăng xuất hộp thư điện tử.</w:t>
+              <w:t>- Sắp xếp logic và trình bày ý tưởng/khái niệm dưới dạng sơ đồ tư duy.  - Giải thích lợi ích và nhu cầu sử dụng phần mềm sơ đồ tư duy.  - Tạo được sơ đồ tư duy đơn giản bằng phần mềm.</w:t>
             </w:r>
           </w:p>
         </w:tc>
@@ -2690,28 +3063,28 @@
       <w:tr>
         <w:tc>
           <w:tcPr>
-            <w:tcW w:type="dxa" w:w="680"/>
-            <w:vAlign w:val="center"/>
-          </w:tcPr>
-          <w:p>
-            <w:pPr>
-              <w:spacing w:before="40" w:after="40" w:line="276" w:lineRule="auto"/>
-              <w:jc w:val="center"/>
-            </w:pPr>
-            <w:r>
-              <w:rPr>
-                <w:rFonts w:ascii="Times New Roman" w:hAnsi="Times New Roman"/>
-                <w:sz w:val="26"/>
-                <w:rFonts w:ascii="Times New Roman" w:hAnsi="Times New Roman" w:cs="Times New Roman"/>
-              </w:rPr>
-              <w:t>12</w:t>
-            </w:r>
-          </w:p>
-        </w:tc>
-        <w:tc>
-          <w:tcPr>
-            <w:tcW w:type="dxa" w:w="3118"/>
-            <w:vAlign w:val="center"/>
+            <w:tcW w:type="dxa" w:w="510"/>
+            <w:vAlign w:val="center"/>
+            <w:tcW w:w="510" w:type="dxa"/>
+          </w:tcPr>
+          <w:p>
+            <w:pPr>
+              <w:jc w:val="center"/>
+            </w:pPr>
+            <w:r>
+              <w:rPr>
+                <w:rFonts w:ascii="Times New Roman" w:hAnsi="Times New Roman"/>
+                <w:sz w:val="26"/>
+              </w:rPr>
+              <w:t>15</w:t>
+            </w:r>
+          </w:p>
+        </w:tc>
+        <w:tc>
+          <w:tcPr>
+            <w:tcW w:type="dxa" w:w="2154"/>
+            <w:vAlign w:val="center"/>
+            <w:tcW w:w="2154" w:type="dxa"/>
           </w:tcPr>
           <w:p>
             <w:pPr>
@@ -2724,14 +3097,15 @@
                 <w:sz w:val="26"/>
                 <w:rFonts w:ascii="Times New Roman" w:hAnsi="Times New Roman" w:cs="Times New Roman"/>
               </w:rPr>
-              <w:t>Ôn tập Đánh giá định kỳ 2</w:t>
-            </w:r>
-          </w:p>
-        </w:tc>
-        <w:tc>
-          <w:tcPr>
-            <w:tcW w:type="dxa" w:w="850"/>
-            <w:vAlign w:val="center"/>
+              <w:t>Bài 11. Định dạng văn bản</w:t>
+            </w:r>
+          </w:p>
+        </w:tc>
+        <w:tc>
+          <w:tcPr>
+            <w:tcW w:type="dxa" w:w="624"/>
+            <w:vAlign w:val="center"/>
+            <w:tcW w:w="623" w:type="dxa"/>
           </w:tcPr>
           <w:p>
             <w:pPr>
@@ -2750,28 +3124,28 @@
         </w:tc>
         <w:tc>
           <w:tcPr>
-            <w:tcW w:type="dxa" w:w="1247"/>
-            <w:vAlign w:val="center"/>
-          </w:tcPr>
-          <w:p>
-            <w:pPr>
-              <w:spacing w:before="40" w:after="40" w:line="276" w:lineRule="auto"/>
-              <w:jc w:val="center"/>
-            </w:pPr>
-            <w:r>
-              <w:rPr>
-                <w:rFonts w:ascii="Times New Roman" w:hAnsi="Times New Roman"/>
-                <w:sz w:val="26"/>
-                <w:rFonts w:ascii="Times New Roman" w:hAnsi="Times New Roman" w:cs="Times New Roman"/>
-              </w:rPr>
-              <w:t>12</w:t>
-            </w:r>
-          </w:p>
-        </w:tc>
-        <w:tc>
-          <w:tcPr>
-            <w:tcW w:type="dxa" w:w="3402"/>
-            <w:vAlign w:val="center"/>
+            <w:tcW w:type="dxa" w:w="794"/>
+            <w:vAlign w:val="center"/>
+            <w:tcW w:w="793" w:type="dxa"/>
+          </w:tcPr>
+          <w:p>
+            <w:pPr>
+              <w:jc w:val="center"/>
+            </w:pPr>
+            <w:r>
+              <w:rPr>
+                <w:rFonts w:ascii="Times New Roman" w:hAnsi="Times New Roman"/>
+                <w:sz w:val="26"/>
+              </w:rPr>
+              <w:t>15</w:t>
+            </w:r>
+          </w:p>
+        </w:tc>
+        <w:tc>
+          <w:tcPr>
+            <w:tcW w:type="dxa" w:w="5272"/>
+            <w:vAlign w:val="center"/>
+            <w:tcW w:w="5273" w:type="dxa"/>
           </w:tcPr>
           <w:p>
             <w:pPr>
@@ -2784,7 +3158,7 @@
                 <w:sz w:val="26"/>
                 <w:rFonts w:ascii="Times New Roman" w:hAnsi="Times New Roman" w:cs="Times New Roman"/>
               </w:rPr>
-              <w:t>Hệ thống hóa kiến thức chuẩn bị Đánh giá định kỳ 2.</w:t>
+              <w:t>- Nêu chức năng đặc trưng của phần mềm soạn thảo văn bản.  - Trình bày tác dụng của công cụ căn lề, định dạng văn bản.  - Định dạng văn bản, trình bày trang văn bản và in.</w:t>
             </w:r>
           </w:p>
         </w:tc>
@@ -2792,28 +3166,28 @@
       <w:tr>
         <w:tc>
           <w:tcPr>
-            <w:tcW w:type="dxa" w:w="680"/>
-            <w:vAlign w:val="center"/>
-          </w:tcPr>
-          <w:p>
-            <w:pPr>
-              <w:spacing w:before="40" w:after="40" w:line="276" w:lineRule="auto"/>
-              <w:jc w:val="center"/>
-            </w:pPr>
-            <w:r>
-              <w:rPr>
-                <w:rFonts w:ascii="Times New Roman" w:hAnsi="Times New Roman"/>
-                <w:sz w:val="26"/>
-                <w:rFonts w:ascii="Times New Roman" w:hAnsi="Times New Roman" w:cs="Times New Roman"/>
-              </w:rPr>
-              <w:t>13</w:t>
-            </w:r>
-          </w:p>
-        </w:tc>
-        <w:tc>
-          <w:tcPr>
-            <w:tcW w:type="dxa" w:w="3118"/>
-            <w:vAlign w:val="center"/>
+            <w:tcW w:type="dxa" w:w="510"/>
+            <w:vAlign w:val="center"/>
+            <w:tcW w:w="510" w:type="dxa"/>
+          </w:tcPr>
+          <w:p>
+            <w:pPr>
+              <w:jc w:val="center"/>
+            </w:pPr>
+            <w:r>
+              <w:rPr>
+                <w:rFonts w:ascii="Times New Roman" w:hAnsi="Times New Roman"/>
+                <w:sz w:val="26"/>
+              </w:rPr>
+              <w:t>16</w:t>
+            </w:r>
+          </w:p>
+        </w:tc>
+        <w:tc>
+          <w:tcPr>
+            <w:tcW w:type="dxa" w:w="2154"/>
+            <w:vAlign w:val="center"/>
+            <w:tcW w:w="2154" w:type="dxa"/>
           </w:tcPr>
           <w:p>
             <w:pPr>
@@ -2826,14 +3200,15 @@
                 <w:sz w:val="26"/>
                 <w:rFonts w:ascii="Times New Roman" w:hAnsi="Times New Roman" w:cs="Times New Roman"/>
               </w:rPr>
-              <w:t>Đánh giá định kỳ 2</w:t>
-            </w:r>
-          </w:p>
-        </w:tc>
-        <w:tc>
-          <w:tcPr>
-            <w:tcW w:type="dxa" w:w="850"/>
-            <w:vAlign w:val="center"/>
+              <w:t>Bài 12. Trình bày thông tin ở dạng bảng</w:t>
+            </w:r>
+          </w:p>
+        </w:tc>
+        <w:tc>
+          <w:tcPr>
+            <w:tcW w:type="dxa" w:w="624"/>
+            <w:vAlign w:val="center"/>
+            <w:tcW w:w="623" w:type="dxa"/>
           </w:tcPr>
           <w:p>
             <w:pPr>
@@ -2852,28 +3227,28 @@
         </w:tc>
         <w:tc>
           <w:tcPr>
-            <w:tcW w:type="dxa" w:w="1247"/>
-            <w:vAlign w:val="center"/>
-          </w:tcPr>
-          <w:p>
-            <w:pPr>
-              <w:spacing w:before="40" w:after="40" w:line="276" w:lineRule="auto"/>
-              <w:jc w:val="center"/>
-            </w:pPr>
-            <w:r>
-              <w:rPr>
-                <w:rFonts w:ascii="Times New Roman" w:hAnsi="Times New Roman"/>
-                <w:sz w:val="26"/>
-                <w:rFonts w:ascii="Times New Roman" w:hAnsi="Times New Roman" w:cs="Times New Roman"/>
-              </w:rPr>
-              <w:t>13</w:t>
-            </w:r>
-          </w:p>
-        </w:tc>
-        <w:tc>
-          <w:tcPr>
-            <w:tcW w:type="dxa" w:w="3402"/>
-            <w:vAlign w:val="center"/>
+            <w:tcW w:type="dxa" w:w="794"/>
+            <w:vAlign w:val="center"/>
+            <w:tcW w:w="793" w:type="dxa"/>
+          </w:tcPr>
+          <w:p>
+            <w:pPr>
+              <w:jc w:val="center"/>
+            </w:pPr>
+            <w:r>
+              <w:rPr>
+                <w:rFonts w:ascii="Times New Roman" w:hAnsi="Times New Roman"/>
+                <w:sz w:val="26"/>
+              </w:rPr>
+              <w:t>16</w:t>
+            </w:r>
+          </w:p>
+        </w:tc>
+        <w:tc>
+          <w:tcPr>
+            <w:tcW w:type="dxa" w:w="5272"/>
+            <w:vAlign w:val="center"/>
+            <w:tcW w:w="5273" w:type="dxa"/>
           </w:tcPr>
           <w:p>
             <w:pPr>
@@ -2886,7 +3261,7 @@
                 <w:sz w:val="26"/>
                 <w:rFonts w:ascii="Times New Roman" w:hAnsi="Times New Roman" w:cs="Times New Roman"/>
               </w:rPr>
-              <w:t>Kiểm tra đánh giá kết quả học tập.</w:t>
+              <w:t>- Biết ưu điểm của việc trình bày thông tin ở dạng bảng.  - Trình bày thông tin dạng bảng bằng phần mềm soạn thảo văn bản.</w:t>
             </w:r>
           </w:p>
         </w:tc>
@@ -2894,9 +3269,28 @@
       <w:tr>
         <w:tc>
           <w:tcPr>
-            <w:tcW w:type="dxa" w:w="9310"/>
-            <w:gridSpan w:val="5"/>
-            <w:vAlign w:val="center"/>
+            <w:tcW w:type="dxa" w:w="510"/>
+            <w:vAlign w:val="center"/>
+            <w:tcW w:w="510" w:type="dxa"/>
+          </w:tcPr>
+          <w:p>
+            <w:pPr>
+              <w:jc w:val="center"/>
+            </w:pPr>
+            <w:r>
+              <w:rPr>
+                <w:rFonts w:ascii="Times New Roman" w:hAnsi="Times New Roman"/>
+                <w:sz w:val="26"/>
+              </w:rPr>
+              <w:t>17</w:t>
+            </w:r>
+          </w:p>
+        </w:tc>
+        <w:tc>
+          <w:tcPr>
+            <w:tcW w:type="dxa" w:w="2154"/>
+            <w:vAlign w:val="center"/>
+            <w:tcW w:w="2154" w:type="dxa"/>
           </w:tcPr>
           <w:p>
             <w:pPr>
@@ -2906,11 +3300,71 @@
             <w:r>
               <w:rPr>
                 <w:rFonts w:ascii="Times New Roman" w:hAnsi="Times New Roman"/>
-                <w:b/>
-                <w:sz w:val="26"/>
-                <w:rFonts w:ascii="Times New Roman" w:hAnsi="Times New Roman" w:cs="Times New Roman"/>
-              </w:rPr>
-              <w:t>Chủ đề 4: Đạo đức, pháp luật và văn hóa trong môi trường số</w:t>
+                <w:sz w:val="26"/>
+                <w:rFonts w:ascii="Times New Roman" w:hAnsi="Times New Roman" w:cs="Times New Roman"/>
+              </w:rPr>
+              <w:t>Ôn tập Đánh giá định kỳ 3</w:t>
+            </w:r>
+          </w:p>
+        </w:tc>
+        <w:tc>
+          <w:tcPr>
+            <w:tcW w:type="dxa" w:w="624"/>
+            <w:vAlign w:val="center"/>
+            <w:tcW w:w="623" w:type="dxa"/>
+          </w:tcPr>
+          <w:p>
+            <w:pPr>
+              <w:spacing w:before="40" w:after="40" w:line="276" w:lineRule="auto"/>
+              <w:jc w:val="center"/>
+            </w:pPr>
+            <w:r>
+              <w:rPr>
+                <w:rFonts w:ascii="Times New Roman" w:hAnsi="Times New Roman"/>
+                <w:sz w:val="26"/>
+                <w:rFonts w:ascii="Times New Roman" w:hAnsi="Times New Roman" w:cs="Times New Roman"/>
+              </w:rPr>
+              <w:t>1</w:t>
+            </w:r>
+          </w:p>
+        </w:tc>
+        <w:tc>
+          <w:tcPr>
+            <w:tcW w:type="dxa" w:w="794"/>
+            <w:vAlign w:val="center"/>
+            <w:tcW w:w="793" w:type="dxa"/>
+          </w:tcPr>
+          <w:p>
+            <w:pPr>
+              <w:jc w:val="center"/>
+            </w:pPr>
+            <w:r>
+              <w:rPr>
+                <w:rFonts w:ascii="Times New Roman" w:hAnsi="Times New Roman"/>
+                <w:sz w:val="26"/>
+              </w:rPr>
+              <w:t>17</w:t>
+            </w:r>
+          </w:p>
+        </w:tc>
+        <w:tc>
+          <w:tcPr>
+            <w:tcW w:type="dxa" w:w="5272"/>
+            <w:vAlign w:val="center"/>
+            <w:tcW w:w="5273" w:type="dxa"/>
+          </w:tcPr>
+          <w:p>
+            <w:pPr>
+              <w:spacing w:before="40" w:after="40" w:line="276" w:lineRule="auto"/>
+              <w:jc w:val="both"/>
+            </w:pPr>
+            <w:r>
+              <w:rPr>
+                <w:rFonts w:ascii="Times New Roman" w:hAnsi="Times New Roman"/>
+                <w:sz w:val="26"/>
+                <w:rFonts w:ascii="Times New Roman" w:hAnsi="Times New Roman" w:cs="Times New Roman"/>
+              </w:rPr>
+              <w:t>Hệ thống hóa kiến thức chuẩn bị Đánh giá định kỳ 3.</w:t>
             </w:r>
           </w:p>
         </w:tc>
@@ -2918,28 +3372,28 @@
       <w:tr>
         <w:tc>
           <w:tcPr>
-            <w:tcW w:type="dxa" w:w="680"/>
-            <w:vAlign w:val="center"/>
-          </w:tcPr>
-          <w:p>
-            <w:pPr>
-              <w:spacing w:before="40" w:after="40" w:line="276" w:lineRule="auto"/>
-              <w:jc w:val="center"/>
-            </w:pPr>
-            <w:r>
-              <w:rPr>
-                <w:rFonts w:ascii="Times New Roman" w:hAnsi="Times New Roman"/>
-                <w:sz w:val="26"/>
-                <w:rFonts w:ascii="Times New Roman" w:hAnsi="Times New Roman" w:cs="Times New Roman"/>
-              </w:rPr>
-              <w:t>14</w:t>
-            </w:r>
-          </w:p>
-        </w:tc>
-        <w:tc>
-          <w:tcPr>
-            <w:tcW w:type="dxa" w:w="3118"/>
-            <w:vAlign w:val="center"/>
+            <w:tcW w:type="dxa" w:w="510"/>
+            <w:vAlign w:val="center"/>
+            <w:tcW w:w="510" w:type="dxa"/>
+          </w:tcPr>
+          <w:p>
+            <w:pPr>
+              <w:jc w:val="center"/>
+            </w:pPr>
+            <w:r>
+              <w:rPr>
+                <w:rFonts w:ascii="Times New Roman" w:hAnsi="Times New Roman"/>
+                <w:sz w:val="26"/>
+              </w:rPr>
+              <w:t>18</w:t>
+            </w:r>
+          </w:p>
+        </w:tc>
+        <w:tc>
+          <w:tcPr>
+            <w:tcW w:type="dxa" w:w="2154"/>
+            <w:vAlign w:val="center"/>
+            <w:tcW w:w="2154" w:type="dxa"/>
           </w:tcPr>
           <w:p>
             <w:pPr>
@@ -2952,14 +3406,15 @@
                 <w:sz w:val="26"/>
                 <w:rFonts w:ascii="Times New Roman" w:hAnsi="Times New Roman" w:cs="Times New Roman"/>
               </w:rPr>
-              <w:t>Bài 9. An toàn thông tin trên Internet</w:t>
-            </w:r>
-          </w:p>
-        </w:tc>
-        <w:tc>
-          <w:tcPr>
-            <w:tcW w:type="dxa" w:w="850"/>
-            <w:vAlign w:val="center"/>
+              <w:t>Đánh giá định kỳ 3</w:t>
+            </w:r>
+          </w:p>
+        </w:tc>
+        <w:tc>
+          <w:tcPr>
+            <w:tcW w:type="dxa" w:w="624"/>
+            <w:vAlign w:val="center"/>
+            <w:tcW w:w="623" w:type="dxa"/>
           </w:tcPr>
           <w:p>
             <w:pPr>
@@ -2978,28 +3433,28 @@
         </w:tc>
         <w:tc>
           <w:tcPr>
-            <w:tcW w:type="dxa" w:w="1247"/>
-            <w:vAlign w:val="center"/>
-          </w:tcPr>
-          <w:p>
-            <w:pPr>
-              <w:spacing w:before="40" w:after="40" w:line="276" w:lineRule="auto"/>
-              <w:jc w:val="center"/>
-            </w:pPr>
-            <w:r>
-              <w:rPr>
-                <w:rFonts w:ascii="Times New Roman" w:hAnsi="Times New Roman"/>
-                <w:sz w:val="26"/>
-                <w:rFonts w:ascii="Times New Roman" w:hAnsi="Times New Roman" w:cs="Times New Roman"/>
-              </w:rPr>
-              <w:t>14</w:t>
-            </w:r>
-          </w:p>
-        </w:tc>
-        <w:tc>
-          <w:tcPr>
-            <w:tcW w:type="dxa" w:w="3402"/>
-            <w:vAlign w:val="center"/>
+            <w:tcW w:type="dxa" w:w="794"/>
+            <w:vAlign w:val="center"/>
+            <w:tcW w:w="793" w:type="dxa"/>
+          </w:tcPr>
+          <w:p>
+            <w:pPr>
+              <w:jc w:val="center"/>
+            </w:pPr>
+            <w:r>
+              <w:rPr>
+                <w:rFonts w:ascii="Times New Roman" w:hAnsi="Times New Roman"/>
+                <w:sz w:val="26"/>
+              </w:rPr>
+              <w:t>18</w:t>
+            </w:r>
+          </w:p>
+        </w:tc>
+        <w:tc>
+          <w:tcPr>
+            <w:tcW w:type="dxa" w:w="5272"/>
+            <w:vAlign w:val="center"/>
+            <w:tcW w:w="5273" w:type="dxa"/>
           </w:tcPr>
           <w:p>
             <w:pPr>
@@ -3012,7 +3467,7 @@
                 <w:sz w:val="26"/>
                 <w:rFonts w:ascii="Times New Roman" w:hAnsi="Times New Roman" w:cs="Times New Roman"/>
               </w:rPr>
-              <w:t>- Biết tác hại/nguy cơ khi sử dụng Internet; nêu và thực hiện biện pháp phòng ngừa.  - Trình bày tầm quan trọng của sự an toàn và hợp pháp của thông tin cá nhân/tập thể.  - Bảo vệ thông tin/tài khoản cá nhân; nhận diện thông điệp lừa đảo hoặc nội dung xấu.</w:t>
+              <w:t>Kiểm tra đánh giá kết quả học tập.</w:t>
             </w:r>
           </w:p>
         </w:tc>
@@ -3020,9 +3475,28 @@
       <w:tr>
         <w:tc>
           <w:tcPr>
-            <w:tcW w:type="dxa" w:w="9310"/>
-            <w:gridSpan w:val="5"/>
-            <w:vAlign w:val="center"/>
+            <w:tcW w:type="dxa" w:w="510"/>
+            <w:vAlign w:val="center"/>
+            <w:tcW w:w="510" w:type="dxa"/>
+          </w:tcPr>
+          <w:p>
+            <w:pPr>
+              <w:jc w:val="center"/>
+            </w:pPr>
+            <w:r>
+              <w:rPr>
+                <w:rFonts w:ascii="Times New Roman" w:hAnsi="Times New Roman"/>
+                <w:sz w:val="26"/>
+              </w:rPr>
+              <w:t>19</w:t>
+            </w:r>
+          </w:p>
+        </w:tc>
+        <w:tc>
+          <w:tcPr>
+            <w:tcW w:type="dxa" w:w="2154"/>
+            <w:vAlign w:val="center"/>
+            <w:tcW w:w="2154" w:type="dxa"/>
           </w:tcPr>
           <w:p>
             <w:pPr>
@@ -3032,11 +3506,71 @@
             <w:r>
               <w:rPr>
                 <w:rFonts w:ascii="Times New Roman" w:hAnsi="Times New Roman"/>
-                <w:b/>
-                <w:sz w:val="26"/>
-                <w:rFonts w:ascii="Times New Roman" w:hAnsi="Times New Roman" w:cs="Times New Roman"/>
-              </w:rPr>
-              <w:t>Chủ đề 5: Ứng dụng tin học</w:t>
+                <w:sz w:val="26"/>
+                <w:rFonts w:ascii="Times New Roman" w:hAnsi="Times New Roman" w:cs="Times New Roman"/>
+              </w:rPr>
+              <w:t>Bài 13. Tìm kiếm và thay thế</w:t>
+            </w:r>
+          </w:p>
+        </w:tc>
+        <w:tc>
+          <w:tcPr>
+            <w:tcW w:type="dxa" w:w="624"/>
+            <w:vAlign w:val="center"/>
+            <w:tcW w:w="623" w:type="dxa"/>
+          </w:tcPr>
+          <w:p>
+            <w:pPr>
+              <w:spacing w:before="40" w:after="40" w:line="276" w:lineRule="auto"/>
+              <w:jc w:val="center"/>
+            </w:pPr>
+            <w:r>
+              <w:rPr>
+                <w:rFonts w:ascii="Times New Roman" w:hAnsi="Times New Roman"/>
+                <w:sz w:val="26"/>
+                <w:rFonts w:ascii="Times New Roman" w:hAnsi="Times New Roman" w:cs="Times New Roman"/>
+              </w:rPr>
+              <w:t>1</w:t>
+            </w:r>
+          </w:p>
+        </w:tc>
+        <w:tc>
+          <w:tcPr>
+            <w:tcW w:type="dxa" w:w="794"/>
+            <w:vAlign w:val="center"/>
+            <w:tcW w:w="793" w:type="dxa"/>
+          </w:tcPr>
+          <w:p>
+            <w:pPr>
+              <w:jc w:val="center"/>
+            </w:pPr>
+            <w:r>
+              <w:rPr>
+                <w:rFonts w:ascii="Times New Roman" w:hAnsi="Times New Roman"/>
+                <w:sz w:val="26"/>
+              </w:rPr>
+              <w:t>19</w:t>
+            </w:r>
+          </w:p>
+        </w:tc>
+        <w:tc>
+          <w:tcPr>
+            <w:tcW w:type="dxa" w:w="5272"/>
+            <w:vAlign w:val="center"/>
+            <w:tcW w:w="5273" w:type="dxa"/>
+          </w:tcPr>
+          <w:p>
+            <w:pPr>
+              <w:spacing w:before="40" w:after="40" w:line="276" w:lineRule="auto"/>
+              <w:jc w:val="both"/>
+            </w:pPr>
+            <w:r>
+              <w:rPr>
+                <w:rFonts w:ascii="Times New Roman" w:hAnsi="Times New Roman"/>
+                <w:sz w:val="26"/>
+                <w:rFonts w:ascii="Times New Roman" w:hAnsi="Times New Roman" w:cs="Times New Roman"/>
+              </w:rPr>
+              <w:t>- Trình bày tác dụng của công cụ tìm kiếm và thay thế.  - Sử dụng thành thạo công cụ tìm kiếm và thay thế của phần mềm.</w:t>
             </w:r>
           </w:p>
         </w:tc>
@@ -3044,28 +3578,28 @@
       <w:tr>
         <w:tc>
           <w:tcPr>
-            <w:tcW w:type="dxa" w:w="680"/>
-            <w:vAlign w:val="center"/>
-          </w:tcPr>
-          <w:p>
-            <w:pPr>
-              <w:spacing w:before="40" w:after="40" w:line="276" w:lineRule="auto"/>
-              <w:jc w:val="center"/>
-            </w:pPr>
-            <w:r>
-              <w:rPr>
-                <w:rFonts w:ascii="Times New Roman" w:hAnsi="Times New Roman"/>
-                <w:sz w:val="26"/>
-                <w:rFonts w:ascii="Times New Roman" w:hAnsi="Times New Roman" w:cs="Times New Roman"/>
-              </w:rPr>
-              <w:t>15</w:t>
-            </w:r>
-          </w:p>
-        </w:tc>
-        <w:tc>
-          <w:tcPr>
-            <w:tcW w:type="dxa" w:w="3118"/>
-            <w:vAlign w:val="center"/>
+            <w:tcW w:type="dxa" w:w="510"/>
+            <w:vAlign w:val="center"/>
+            <w:tcW w:w="510" w:type="dxa"/>
+          </w:tcPr>
+          <w:p>
+            <w:pPr>
+              <w:jc w:val="center"/>
+            </w:pPr>
+            <w:r>
+              <w:rPr>
+                <w:rFonts w:ascii="Times New Roman" w:hAnsi="Times New Roman"/>
+                <w:sz w:val="26"/>
+              </w:rPr>
+              <w:t>20</w:t>
+            </w:r>
+          </w:p>
+        </w:tc>
+        <w:tc>
+          <w:tcPr>
+            <w:tcW w:type="dxa" w:w="2154"/>
+            <w:vAlign w:val="center"/>
+            <w:tcW w:w="2154" w:type="dxa"/>
           </w:tcPr>
           <w:p>
             <w:pPr>
@@ -3078,14 +3612,15 @@
                 <w:sz w:val="26"/>
                 <w:rFonts w:ascii="Times New Roman" w:hAnsi="Times New Roman" w:cs="Times New Roman"/>
               </w:rPr>
-              <w:t>Bài 10. Sơ đồ tư duy</w:t>
-            </w:r>
-          </w:p>
-        </w:tc>
-        <w:tc>
-          <w:tcPr>
-            <w:tcW w:type="dxa" w:w="850"/>
-            <w:vAlign w:val="center"/>
+              <w:t>Ôn tập và luyện tập</w:t>
+            </w:r>
+          </w:p>
+        </w:tc>
+        <w:tc>
+          <w:tcPr>
+            <w:tcW w:type="dxa" w:w="624"/>
+            <w:vAlign w:val="center"/>
+            <w:tcW w:w="623" w:type="dxa"/>
           </w:tcPr>
           <w:p>
             <w:pPr>
@@ -3104,28 +3639,28 @@
         </w:tc>
         <w:tc>
           <w:tcPr>
-            <w:tcW w:type="dxa" w:w="1247"/>
-            <w:vAlign w:val="center"/>
-          </w:tcPr>
-          <w:p>
-            <w:pPr>
-              <w:spacing w:before="40" w:after="40" w:line="276" w:lineRule="auto"/>
-              <w:jc w:val="center"/>
-            </w:pPr>
-            <w:r>
-              <w:rPr>
-                <w:rFonts w:ascii="Times New Roman" w:hAnsi="Times New Roman"/>
-                <w:sz w:val="26"/>
-                <w:rFonts w:ascii="Times New Roman" w:hAnsi="Times New Roman" w:cs="Times New Roman"/>
-              </w:rPr>
-              <w:t>15</w:t>
-            </w:r>
-          </w:p>
-        </w:tc>
-        <w:tc>
-          <w:tcPr>
-            <w:tcW w:type="dxa" w:w="3402"/>
-            <w:vAlign w:val="center"/>
+            <w:tcW w:type="dxa" w:w="794"/>
+            <w:vAlign w:val="center"/>
+            <w:tcW w:w="793" w:type="dxa"/>
+          </w:tcPr>
+          <w:p>
+            <w:pPr>
+              <w:jc w:val="center"/>
+            </w:pPr>
+            <w:r>
+              <w:rPr>
+                <w:rFonts w:ascii="Times New Roman" w:hAnsi="Times New Roman"/>
+                <w:sz w:val="26"/>
+              </w:rPr>
+              <w:t>20</w:t>
+            </w:r>
+          </w:p>
+        </w:tc>
+        <w:tc>
+          <w:tcPr>
+            <w:tcW w:type="dxa" w:w="5272"/>
+            <w:vAlign w:val="center"/>
+            <w:tcW w:w="5273" w:type="dxa"/>
           </w:tcPr>
           <w:p>
             <w:pPr>
@@ -3138,7 +3673,7 @@
                 <w:sz w:val="26"/>
                 <w:rFonts w:ascii="Times New Roman" w:hAnsi="Times New Roman" w:cs="Times New Roman"/>
               </w:rPr>
-              <w:t>- Sắp xếp logic và trình bày ý tưởng/khái niệm dưới dạng sơ đồ tư duy.  - Giải thích lợi ích và nhu cầu sử dụng phần mềm sơ đồ tư duy.  - Tạo được sơ đồ tư duy đơn giản bằng phần mềm.</w:t>
+              <w:t>Ôn tập, luyện tập bổ sung kiến thức và kỹ năng.</w:t>
             </w:r>
           </w:p>
         </w:tc>
@@ -3146,28 +3681,28 @@
       <w:tr>
         <w:tc>
           <w:tcPr>
-            <w:tcW w:type="dxa" w:w="680"/>
-            <w:vAlign w:val="center"/>
-          </w:tcPr>
-          <w:p>
-            <w:pPr>
-              <w:spacing w:before="40" w:after="40" w:line="276" w:lineRule="auto"/>
-              <w:jc w:val="center"/>
-            </w:pPr>
-            <w:r>
-              <w:rPr>
-                <w:rFonts w:ascii="Times New Roman" w:hAnsi="Times New Roman"/>
-                <w:sz w:val="26"/>
-                <w:rFonts w:ascii="Times New Roman" w:hAnsi="Times New Roman" w:cs="Times New Roman"/>
-              </w:rPr>
-              <w:t>16</w:t>
-            </w:r>
-          </w:p>
-        </w:tc>
-        <w:tc>
-          <w:tcPr>
-            <w:tcW w:type="dxa" w:w="3118"/>
-            <w:vAlign w:val="center"/>
+            <w:tcW w:type="dxa" w:w="510"/>
+            <w:vAlign w:val="center"/>
+            <w:tcW w:w="510" w:type="dxa"/>
+          </w:tcPr>
+          <w:p>
+            <w:pPr>
+              <w:jc w:val="center"/>
+            </w:pPr>
+            <w:r>
+              <w:rPr>
+                <w:rFonts w:ascii="Times New Roman" w:hAnsi="Times New Roman"/>
+                <w:sz w:val="26"/>
+              </w:rPr>
+              <w:t>21</w:t>
+            </w:r>
+          </w:p>
+        </w:tc>
+        <w:tc>
+          <w:tcPr>
+            <w:tcW w:type="dxa" w:w="2154"/>
+            <w:vAlign w:val="center"/>
+            <w:tcW w:w="2154" w:type="dxa"/>
           </w:tcPr>
           <w:p>
             <w:pPr>
@@ -3180,14 +3715,15 @@
                 <w:sz w:val="26"/>
                 <w:rFonts w:ascii="Times New Roman" w:hAnsi="Times New Roman" w:cs="Times New Roman"/>
               </w:rPr>
-              <w:t>Bài 11. Định dạng văn bản</w:t>
-            </w:r>
-          </w:p>
-        </w:tc>
-        <w:tc>
-          <w:tcPr>
-            <w:tcW w:type="dxa" w:w="850"/>
-            <w:vAlign w:val="center"/>
+              <w:t>Ôn tập Đánh giá định kỳ 4</w:t>
+            </w:r>
+          </w:p>
+        </w:tc>
+        <w:tc>
+          <w:tcPr>
+            <w:tcW w:type="dxa" w:w="624"/>
+            <w:vAlign w:val="center"/>
+            <w:tcW w:w="623" w:type="dxa"/>
           </w:tcPr>
           <w:p>
             <w:pPr>
@@ -3206,28 +3742,28 @@
         </w:tc>
         <w:tc>
           <w:tcPr>
-            <w:tcW w:type="dxa" w:w="1247"/>
-            <w:vAlign w:val="center"/>
-          </w:tcPr>
-          <w:p>
-            <w:pPr>
-              <w:spacing w:before="40" w:after="40" w:line="276" w:lineRule="auto"/>
-              <w:jc w:val="center"/>
-            </w:pPr>
-            <w:r>
-              <w:rPr>
-                <w:rFonts w:ascii="Times New Roman" w:hAnsi="Times New Roman"/>
-                <w:sz w:val="26"/>
-                <w:rFonts w:ascii="Times New Roman" w:hAnsi="Times New Roman" w:cs="Times New Roman"/>
-              </w:rPr>
-              <w:t>16</w:t>
-            </w:r>
-          </w:p>
-        </w:tc>
-        <w:tc>
-          <w:tcPr>
-            <w:tcW w:type="dxa" w:w="3402"/>
-            <w:vAlign w:val="center"/>
+            <w:tcW w:type="dxa" w:w="794"/>
+            <w:vAlign w:val="center"/>
+            <w:tcW w:w="793" w:type="dxa"/>
+          </w:tcPr>
+          <w:p>
+            <w:pPr>
+              <w:jc w:val="center"/>
+            </w:pPr>
+            <w:r>
+              <w:rPr>
+                <w:rFonts w:ascii="Times New Roman" w:hAnsi="Times New Roman"/>
+                <w:sz w:val="26"/>
+              </w:rPr>
+              <w:t>21</w:t>
+            </w:r>
+          </w:p>
+        </w:tc>
+        <w:tc>
+          <w:tcPr>
+            <w:tcW w:type="dxa" w:w="5272"/>
+            <w:vAlign w:val="center"/>
+            <w:tcW w:w="5273" w:type="dxa"/>
           </w:tcPr>
           <w:p>
             <w:pPr>
@@ -3240,7 +3776,7 @@
                 <w:sz w:val="26"/>
                 <w:rFonts w:ascii="Times New Roman" w:hAnsi="Times New Roman" w:cs="Times New Roman"/>
               </w:rPr>
-              <w:t>- Nêu chức năng đặc trưng của phần mềm soạn thảo văn bản.  - Trình bày tác dụng của công cụ căn lề, định dạng văn bản.  - Định dạng văn bản, trình bày trang văn bản và in.</w:t>
+              <w:t>Hệ thống hóa kiến thức chuẩn bị Đánh giá định kỳ 4.</w:t>
             </w:r>
           </w:p>
         </w:tc>
@@ -3248,28 +3784,28 @@
       <w:tr>
         <w:tc>
           <w:tcPr>
-            <w:tcW w:type="dxa" w:w="680"/>
-            <w:vAlign w:val="center"/>
-          </w:tcPr>
-          <w:p>
-            <w:pPr>
-              <w:spacing w:before="40" w:after="40" w:line="276" w:lineRule="auto"/>
-              <w:jc w:val="center"/>
-            </w:pPr>
-            <w:r>
-              <w:rPr>
-                <w:rFonts w:ascii="Times New Roman" w:hAnsi="Times New Roman"/>
-                <w:sz w:val="26"/>
-                <w:rFonts w:ascii="Times New Roman" w:hAnsi="Times New Roman" w:cs="Times New Roman"/>
-              </w:rPr>
-              <w:t>17</w:t>
-            </w:r>
-          </w:p>
-        </w:tc>
-        <w:tc>
-          <w:tcPr>
-            <w:tcW w:type="dxa" w:w="3118"/>
-            <w:vAlign w:val="center"/>
+            <w:tcW w:type="dxa" w:w="510"/>
+            <w:vAlign w:val="center"/>
+            <w:tcW w:w="510" w:type="dxa"/>
+          </w:tcPr>
+          <w:p>
+            <w:pPr>
+              <w:jc w:val="center"/>
+            </w:pPr>
+            <w:r>
+              <w:rPr>
+                <w:rFonts w:ascii="Times New Roman" w:hAnsi="Times New Roman"/>
+                <w:sz w:val="26"/>
+              </w:rPr>
+              <w:t>22</w:t>
+            </w:r>
+          </w:p>
+        </w:tc>
+        <w:tc>
+          <w:tcPr>
+            <w:tcW w:type="dxa" w:w="2154"/>
+            <w:vAlign w:val="center"/>
+            <w:tcW w:w="2154" w:type="dxa"/>
           </w:tcPr>
           <w:p>
             <w:pPr>
@@ -3282,14 +3818,15 @@
                 <w:sz w:val="26"/>
                 <w:rFonts w:ascii="Times New Roman" w:hAnsi="Times New Roman" w:cs="Times New Roman"/>
               </w:rPr>
-              <w:t>Bài 12. Trình bày thông tin ở dạng bảng</w:t>
-            </w:r>
-          </w:p>
-        </w:tc>
-        <w:tc>
-          <w:tcPr>
-            <w:tcW w:type="dxa" w:w="850"/>
-            <w:vAlign w:val="center"/>
+              <w:t>Đánh giá định kỳ 4</w:t>
+            </w:r>
+          </w:p>
+        </w:tc>
+        <w:tc>
+          <w:tcPr>
+            <w:tcW w:type="dxa" w:w="624"/>
+            <w:vAlign w:val="center"/>
+            <w:tcW w:w="623" w:type="dxa"/>
           </w:tcPr>
           <w:p>
             <w:pPr>
@@ -3308,28 +3845,28 @@
         </w:tc>
         <w:tc>
           <w:tcPr>
-            <w:tcW w:type="dxa" w:w="1247"/>
-            <w:vAlign w:val="center"/>
-          </w:tcPr>
-          <w:p>
-            <w:pPr>
-              <w:spacing w:before="40" w:after="40" w:line="276" w:lineRule="auto"/>
-              <w:jc w:val="center"/>
-            </w:pPr>
-            <w:r>
-              <w:rPr>
-                <w:rFonts w:ascii="Times New Roman" w:hAnsi="Times New Roman"/>
-                <w:sz w:val="26"/>
-                <w:rFonts w:ascii="Times New Roman" w:hAnsi="Times New Roman" w:cs="Times New Roman"/>
-              </w:rPr>
-              <w:t>17</w:t>
-            </w:r>
-          </w:p>
-        </w:tc>
-        <w:tc>
-          <w:tcPr>
-            <w:tcW w:type="dxa" w:w="3402"/>
-            <w:vAlign w:val="center"/>
+            <w:tcW w:type="dxa" w:w="794"/>
+            <w:vAlign w:val="center"/>
+            <w:tcW w:w="793" w:type="dxa"/>
+          </w:tcPr>
+          <w:p>
+            <w:pPr>
+              <w:jc w:val="center"/>
+            </w:pPr>
+            <w:r>
+              <w:rPr>
+                <w:rFonts w:ascii="Times New Roman" w:hAnsi="Times New Roman"/>
+                <w:sz w:val="26"/>
+              </w:rPr>
+              <w:t>22</w:t>
+            </w:r>
+          </w:p>
+        </w:tc>
+        <w:tc>
+          <w:tcPr>
+            <w:tcW w:type="dxa" w:w="5272"/>
+            <w:vAlign w:val="center"/>
+            <w:tcW w:w="5273" w:type="dxa"/>
           </w:tcPr>
           <w:p>
             <w:pPr>
@@ -3342,7 +3879,7 @@
                 <w:sz w:val="26"/>
                 <w:rFonts w:ascii="Times New Roman" w:hAnsi="Times New Roman" w:cs="Times New Roman"/>
               </w:rPr>
-              <w:t>- Biết ưu điểm của việc trình bày thông tin ở dạng bảng.  - Trình bày thông tin dạng bảng bằng phần mềm soạn thảo văn bản.</w:t>
+              <w:t>Kiểm tra đánh giá kết quả học tập.</w:t>
             </w:r>
           </w:p>
         </w:tc>
@@ -3350,28 +3887,28 @@
       <w:tr>
         <w:tc>
           <w:tcPr>
-            <w:tcW w:type="dxa" w:w="680"/>
-            <w:vAlign w:val="center"/>
-          </w:tcPr>
-          <w:p>
-            <w:pPr>
-              <w:spacing w:before="40" w:after="40" w:line="276" w:lineRule="auto"/>
-              <w:jc w:val="center"/>
-            </w:pPr>
-            <w:r>
-              <w:rPr>
-                <w:rFonts w:ascii="Times New Roman" w:hAnsi="Times New Roman"/>
-                <w:sz w:val="26"/>
-                <w:rFonts w:ascii="Times New Roman" w:hAnsi="Times New Roman" w:cs="Times New Roman"/>
-              </w:rPr>
-              <w:t>18</w:t>
-            </w:r>
-          </w:p>
-        </w:tc>
-        <w:tc>
-          <w:tcPr>
-            <w:tcW w:type="dxa" w:w="3118"/>
-            <w:vAlign w:val="center"/>
+            <w:tcW w:type="dxa" w:w="510"/>
+            <w:vAlign w:val="center"/>
+            <w:tcW w:w="510" w:type="dxa"/>
+          </w:tcPr>
+          <w:p>
+            <w:pPr>
+              <w:jc w:val="center"/>
+            </w:pPr>
+            <w:r>
+              <w:rPr>
+                <w:rFonts w:ascii="Times New Roman" w:hAnsi="Times New Roman"/>
+                <w:sz w:val="26"/>
+              </w:rPr>
+              <w:t>23</w:t>
+            </w:r>
+          </w:p>
+        </w:tc>
+        <w:tc>
+          <w:tcPr>
+            <w:tcW w:type="dxa" w:w="2154"/>
+            <w:vAlign w:val="center"/>
+            <w:tcW w:w="2154" w:type="dxa"/>
           </w:tcPr>
           <w:p>
             <w:pPr>
@@ -3384,14 +3921,15 @@
                 <w:sz w:val="26"/>
                 <w:rFonts w:ascii="Times New Roman" w:hAnsi="Times New Roman" w:cs="Times New Roman"/>
               </w:rPr>
-              <w:t>Ôn tập Đánh giá định kỳ 3</w:t>
-            </w:r>
-          </w:p>
-        </w:tc>
-        <w:tc>
-          <w:tcPr>
-            <w:tcW w:type="dxa" w:w="850"/>
-            <w:vAlign w:val="center"/>
+              <w:t>Tổng kết năm học</w:t>
+            </w:r>
+          </w:p>
+        </w:tc>
+        <w:tc>
+          <w:tcPr>
+            <w:tcW w:type="dxa" w:w="624"/>
+            <w:vAlign w:val="center"/>
+            <w:tcW w:w="623" w:type="dxa"/>
           </w:tcPr>
           <w:p>
             <w:pPr>
@@ -3410,469 +3948,18 @@
         </w:tc>
         <w:tc>
           <w:tcPr>
-            <w:tcW w:type="dxa" w:w="1247"/>
-            <w:vAlign w:val="center"/>
-          </w:tcPr>
-          <w:p>
-            <w:pPr>
-              <w:spacing w:before="40" w:after="40" w:line="276" w:lineRule="auto"/>
-              <w:jc w:val="center"/>
-            </w:pPr>
-            <w:r>
-              <w:rPr>
-                <w:rFonts w:ascii="Times New Roman" w:hAnsi="Times New Roman"/>
-                <w:sz w:val="26"/>
-                <w:rFonts w:ascii="Times New Roman" w:hAnsi="Times New Roman" w:cs="Times New Roman"/>
-              </w:rPr>
-              <w:t>18</w:t>
-            </w:r>
-          </w:p>
-        </w:tc>
-        <w:tc>
-          <w:tcPr>
-            <w:tcW w:type="dxa" w:w="3402"/>
-            <w:vAlign w:val="center"/>
-          </w:tcPr>
-          <w:p>
-            <w:pPr>
-              <w:spacing w:before="40" w:after="40" w:line="276" w:lineRule="auto"/>
-              <w:jc w:val="both"/>
-            </w:pPr>
-            <w:r>
-              <w:rPr>
-                <w:rFonts w:ascii="Times New Roman" w:hAnsi="Times New Roman"/>
-                <w:sz w:val="26"/>
-                <w:rFonts w:ascii="Times New Roman" w:hAnsi="Times New Roman" w:cs="Times New Roman"/>
-              </w:rPr>
-              <w:t>Hệ thống hóa kiến thức chuẩn bị Đánh giá định kỳ 3.</w:t>
-            </w:r>
-          </w:p>
-        </w:tc>
-      </w:tr>
-      <w:tr>
-        <w:tc>
-          <w:tcPr>
-            <w:tcW w:type="dxa" w:w="680"/>
-            <w:vAlign w:val="center"/>
-          </w:tcPr>
-          <w:p>
-            <w:pPr>
-              <w:spacing w:before="40" w:after="40" w:line="276" w:lineRule="auto"/>
-              <w:jc w:val="center"/>
-            </w:pPr>
-            <w:r>
-              <w:rPr>
-                <w:rFonts w:ascii="Times New Roman" w:hAnsi="Times New Roman"/>
-                <w:sz w:val="26"/>
-                <w:rFonts w:ascii="Times New Roman" w:hAnsi="Times New Roman" w:cs="Times New Roman"/>
-              </w:rPr>
-              <w:t>19</w:t>
-            </w:r>
-          </w:p>
-        </w:tc>
-        <w:tc>
-          <w:tcPr>
-            <w:tcW w:type="dxa" w:w="3118"/>
-            <w:vAlign w:val="center"/>
-          </w:tcPr>
-          <w:p>
-            <w:pPr>
-              <w:spacing w:before="40" w:after="40" w:line="276" w:lineRule="auto"/>
-              <w:jc w:val="both"/>
-            </w:pPr>
-            <w:r>
-              <w:rPr>
-                <w:rFonts w:ascii="Times New Roman" w:hAnsi="Times New Roman"/>
-                <w:sz w:val="26"/>
-                <w:rFonts w:ascii="Times New Roman" w:hAnsi="Times New Roman" w:cs="Times New Roman"/>
-              </w:rPr>
-              <w:t>Đánh giá định kỳ 3</w:t>
-            </w:r>
-          </w:p>
-        </w:tc>
-        <w:tc>
-          <w:tcPr>
-            <w:tcW w:type="dxa" w:w="850"/>
-            <w:vAlign w:val="center"/>
-          </w:tcPr>
-          <w:p>
-            <w:pPr>
-              <w:spacing w:before="40" w:after="40" w:line="276" w:lineRule="auto"/>
-              <w:jc w:val="center"/>
-            </w:pPr>
-            <w:r>
-              <w:rPr>
-                <w:rFonts w:ascii="Times New Roman" w:hAnsi="Times New Roman"/>
-                <w:sz w:val="26"/>
-                <w:rFonts w:ascii="Times New Roman" w:hAnsi="Times New Roman" w:cs="Times New Roman"/>
-              </w:rPr>
-              <w:t>1</w:t>
-            </w:r>
-          </w:p>
-        </w:tc>
-        <w:tc>
-          <w:tcPr>
-            <w:tcW w:type="dxa" w:w="1247"/>
-            <w:vAlign w:val="center"/>
-          </w:tcPr>
-          <w:p>
-            <w:pPr>
-              <w:spacing w:before="40" w:after="40" w:line="276" w:lineRule="auto"/>
-              <w:jc w:val="center"/>
-            </w:pPr>
-            <w:r>
-              <w:rPr>
-                <w:rFonts w:ascii="Times New Roman" w:hAnsi="Times New Roman"/>
-                <w:sz w:val="26"/>
-                <w:rFonts w:ascii="Times New Roman" w:hAnsi="Times New Roman" w:cs="Times New Roman"/>
-              </w:rPr>
-              <w:t>19</w:t>
-            </w:r>
-          </w:p>
-        </w:tc>
-        <w:tc>
-          <w:tcPr>
-            <w:tcW w:type="dxa" w:w="3402"/>
-            <w:vAlign w:val="center"/>
-          </w:tcPr>
-          <w:p>
-            <w:pPr>
-              <w:spacing w:before="40" w:after="40" w:line="276" w:lineRule="auto"/>
-              <w:jc w:val="both"/>
-            </w:pPr>
-            <w:r>
-              <w:rPr>
-                <w:rFonts w:ascii="Times New Roman" w:hAnsi="Times New Roman"/>
-                <w:sz w:val="26"/>
-                <w:rFonts w:ascii="Times New Roman" w:hAnsi="Times New Roman" w:cs="Times New Roman"/>
-              </w:rPr>
-              <w:t>Kiểm tra đánh giá kết quả học tập.</w:t>
-            </w:r>
-          </w:p>
-        </w:tc>
-      </w:tr>
-      <w:tr>
-        <w:tc>
-          <w:tcPr>
-            <w:tcW w:type="dxa" w:w="680"/>
-            <w:vAlign w:val="center"/>
-          </w:tcPr>
-          <w:p>
-            <w:pPr>
-              <w:spacing w:before="40" w:after="40" w:line="276" w:lineRule="auto"/>
-              <w:jc w:val="center"/>
-            </w:pPr>
-            <w:r>
-              <w:rPr>
-                <w:rFonts w:ascii="Times New Roman" w:hAnsi="Times New Roman"/>
-                <w:sz w:val="26"/>
-                <w:rFonts w:ascii="Times New Roman" w:hAnsi="Times New Roman" w:cs="Times New Roman"/>
-              </w:rPr>
-              <w:t>20</w:t>
-            </w:r>
-          </w:p>
-        </w:tc>
-        <w:tc>
-          <w:tcPr>
-            <w:tcW w:type="dxa" w:w="3118"/>
-            <w:vAlign w:val="center"/>
-          </w:tcPr>
-          <w:p>
-            <w:pPr>
-              <w:spacing w:before="40" w:after="40" w:line="276" w:lineRule="auto"/>
-              <w:jc w:val="both"/>
-            </w:pPr>
-            <w:r>
-              <w:rPr>
-                <w:rFonts w:ascii="Times New Roman" w:hAnsi="Times New Roman"/>
-                <w:sz w:val="26"/>
-                <w:rFonts w:ascii="Times New Roman" w:hAnsi="Times New Roman" w:cs="Times New Roman"/>
-              </w:rPr>
-              <w:t>Bài 13. Tìm kiếm và thay thế</w:t>
-            </w:r>
-          </w:p>
-        </w:tc>
-        <w:tc>
-          <w:tcPr>
-            <w:tcW w:type="dxa" w:w="850"/>
-            <w:vAlign w:val="center"/>
-          </w:tcPr>
-          <w:p>
-            <w:pPr>
-              <w:spacing w:before="40" w:after="40" w:line="276" w:lineRule="auto"/>
-              <w:jc w:val="center"/>
-            </w:pPr>
-            <w:r>
-              <w:rPr>
-                <w:rFonts w:ascii="Times New Roman" w:hAnsi="Times New Roman"/>
-                <w:sz w:val="26"/>
-                <w:rFonts w:ascii="Times New Roman" w:hAnsi="Times New Roman" w:cs="Times New Roman"/>
-              </w:rPr>
-              <w:t>1</w:t>
-            </w:r>
-          </w:p>
-        </w:tc>
-        <w:tc>
-          <w:tcPr>
-            <w:tcW w:type="dxa" w:w="1247"/>
-            <w:vAlign w:val="center"/>
-          </w:tcPr>
-          <w:p>
-            <w:pPr>
-              <w:spacing w:before="40" w:after="40" w:line="276" w:lineRule="auto"/>
-              <w:jc w:val="center"/>
-            </w:pPr>
-            <w:r>
-              <w:rPr>
-                <w:rFonts w:ascii="Times New Roman" w:hAnsi="Times New Roman"/>
-                <w:sz w:val="26"/>
-                <w:rFonts w:ascii="Times New Roman" w:hAnsi="Times New Roman" w:cs="Times New Roman"/>
-              </w:rPr>
-              <w:t>20</w:t>
-            </w:r>
-          </w:p>
-        </w:tc>
-        <w:tc>
-          <w:tcPr>
-            <w:tcW w:type="dxa" w:w="3402"/>
-            <w:vAlign w:val="center"/>
-          </w:tcPr>
-          <w:p>
-            <w:pPr>
-              <w:spacing w:before="40" w:after="40" w:line="276" w:lineRule="auto"/>
-              <w:jc w:val="both"/>
-            </w:pPr>
-            <w:r>
-              <w:rPr>
-                <w:rFonts w:ascii="Times New Roman" w:hAnsi="Times New Roman"/>
-                <w:sz w:val="26"/>
-                <w:rFonts w:ascii="Times New Roman" w:hAnsi="Times New Roman" w:cs="Times New Roman"/>
-              </w:rPr>
-              <w:t>- Trình bày tác dụng của công cụ tìm kiếm và thay thế.  - Sử dụng thành thạo công cụ tìm kiếm và thay thế của phần mềm.</w:t>
-            </w:r>
-          </w:p>
-        </w:tc>
-      </w:tr>
-      <w:tr>
-        <w:tc>
-          <w:tcPr>
-            <w:tcW w:type="dxa" w:w="680"/>
-            <w:vAlign w:val="center"/>
-          </w:tcPr>
-          <w:p>
-            <w:pPr>
-              <w:spacing w:before="40" w:after="40" w:line="276" w:lineRule="auto"/>
-              <w:jc w:val="center"/>
-            </w:pPr>
-            <w:r>
-              <w:rPr>
-                <w:rFonts w:ascii="Times New Roman" w:hAnsi="Times New Roman"/>
-                <w:sz w:val="26"/>
-                <w:rFonts w:ascii="Times New Roman" w:hAnsi="Times New Roman" w:cs="Times New Roman"/>
-              </w:rPr>
-              <w:t>21</w:t>
-            </w:r>
-          </w:p>
-        </w:tc>
-        <w:tc>
-          <w:tcPr>
-            <w:tcW w:type="dxa" w:w="3118"/>
-            <w:vAlign w:val="center"/>
-          </w:tcPr>
-          <w:p>
-            <w:pPr>
-              <w:spacing w:before="40" w:after="40" w:line="276" w:lineRule="auto"/>
-              <w:jc w:val="both"/>
-            </w:pPr>
-            <w:r>
-              <w:rPr>
-                <w:rFonts w:ascii="Times New Roman" w:hAnsi="Times New Roman"/>
-                <w:sz w:val="26"/>
-                <w:rFonts w:ascii="Times New Roman" w:hAnsi="Times New Roman" w:cs="Times New Roman"/>
-              </w:rPr>
-              <w:t>Ôn tập và luyện tập</w:t>
-            </w:r>
-          </w:p>
-        </w:tc>
-        <w:tc>
-          <w:tcPr>
-            <w:tcW w:type="dxa" w:w="850"/>
-            <w:vAlign w:val="center"/>
-          </w:tcPr>
-          <w:p>
-            <w:pPr>
-              <w:spacing w:before="40" w:after="40" w:line="276" w:lineRule="auto"/>
-              <w:jc w:val="center"/>
-            </w:pPr>
-            <w:r>
-              <w:rPr>
-                <w:rFonts w:ascii="Times New Roman" w:hAnsi="Times New Roman"/>
-                <w:sz w:val="26"/>
-                <w:rFonts w:ascii="Times New Roman" w:hAnsi="Times New Roman" w:cs="Times New Roman"/>
-              </w:rPr>
-              <w:t>1</w:t>
-            </w:r>
-          </w:p>
-        </w:tc>
-        <w:tc>
-          <w:tcPr>
-            <w:tcW w:type="dxa" w:w="1247"/>
-            <w:vAlign w:val="center"/>
-          </w:tcPr>
-          <w:p>
-            <w:pPr>
-              <w:spacing w:before="40" w:after="40" w:line="276" w:lineRule="auto"/>
-              <w:jc w:val="center"/>
-            </w:pPr>
-            <w:r>
-              <w:rPr>
-                <w:rFonts w:ascii="Times New Roman" w:hAnsi="Times New Roman"/>
-                <w:sz w:val="26"/>
-                <w:rFonts w:ascii="Times New Roman" w:hAnsi="Times New Roman" w:cs="Times New Roman"/>
-              </w:rPr>
-              <w:t>21</w:t>
-            </w:r>
-          </w:p>
-        </w:tc>
-        <w:tc>
-          <w:tcPr>
-            <w:tcW w:type="dxa" w:w="3402"/>
-            <w:vAlign w:val="center"/>
-          </w:tcPr>
-          <w:p>
-            <w:pPr>
-              <w:spacing w:before="40" w:after="40" w:line="276" w:lineRule="auto"/>
-              <w:jc w:val="both"/>
-            </w:pPr>
-            <w:r>
-              <w:rPr>
-                <w:rFonts w:ascii="Times New Roman" w:hAnsi="Times New Roman"/>
-                <w:sz w:val="26"/>
-                <w:rFonts w:ascii="Times New Roman" w:hAnsi="Times New Roman" w:cs="Times New Roman"/>
-              </w:rPr>
-              <w:t>Ôn tập, luyện tập bổ sung kiến thức và kỹ năng.</w:t>
-            </w:r>
-          </w:p>
-        </w:tc>
-      </w:tr>
-      <w:tr>
-        <w:tc>
-          <w:tcPr>
-            <w:tcW w:type="dxa" w:w="680"/>
-            <w:vAlign w:val="center"/>
-          </w:tcPr>
-          <w:p>
-            <w:pPr>
-              <w:spacing w:before="40" w:after="40" w:line="276" w:lineRule="auto"/>
-              <w:jc w:val="center"/>
-            </w:pPr>
-            <w:r>
-              <w:rPr>
-                <w:rFonts w:ascii="Times New Roman" w:hAnsi="Times New Roman"/>
-                <w:sz w:val="26"/>
-                <w:rFonts w:ascii="Times New Roman" w:hAnsi="Times New Roman" w:cs="Times New Roman"/>
-              </w:rPr>
-              <w:t>22</w:t>
-            </w:r>
-          </w:p>
-        </w:tc>
-        <w:tc>
-          <w:tcPr>
-            <w:tcW w:type="dxa" w:w="3118"/>
-            <w:vAlign w:val="center"/>
-          </w:tcPr>
-          <w:p>
-            <w:pPr>
-              <w:spacing w:before="40" w:after="40" w:line="276" w:lineRule="auto"/>
-              <w:jc w:val="both"/>
-            </w:pPr>
-            <w:r>
-              <w:rPr>
-                <w:rFonts w:ascii="Times New Roman" w:hAnsi="Times New Roman"/>
-                <w:sz w:val="26"/>
-                <w:rFonts w:ascii="Times New Roman" w:hAnsi="Times New Roman" w:cs="Times New Roman"/>
-              </w:rPr>
-              <w:t>Ôn tập Đánh giá định kỳ 4</w:t>
-            </w:r>
-          </w:p>
-        </w:tc>
-        <w:tc>
-          <w:tcPr>
-            <w:tcW w:type="dxa" w:w="850"/>
-            <w:vAlign w:val="center"/>
-          </w:tcPr>
-          <w:p>
-            <w:pPr>
-              <w:spacing w:before="40" w:after="40" w:line="276" w:lineRule="auto"/>
-              <w:jc w:val="center"/>
-            </w:pPr>
-            <w:r>
-              <w:rPr>
-                <w:rFonts w:ascii="Times New Roman" w:hAnsi="Times New Roman"/>
-                <w:sz w:val="26"/>
-                <w:rFonts w:ascii="Times New Roman" w:hAnsi="Times New Roman" w:cs="Times New Roman"/>
-              </w:rPr>
-              <w:t>1</w:t>
-            </w:r>
-          </w:p>
-        </w:tc>
-        <w:tc>
-          <w:tcPr>
-            <w:tcW w:type="dxa" w:w="1247"/>
-            <w:vAlign w:val="center"/>
-          </w:tcPr>
-          <w:p>
-            <w:pPr>
-              <w:spacing w:before="40" w:after="40" w:line="276" w:lineRule="auto"/>
-              <w:jc w:val="center"/>
-            </w:pPr>
-            <w:r>
-              <w:rPr>
-                <w:rFonts w:ascii="Times New Roman" w:hAnsi="Times New Roman"/>
-                <w:sz w:val="26"/>
-                <w:rFonts w:ascii="Times New Roman" w:hAnsi="Times New Roman" w:cs="Times New Roman"/>
-              </w:rPr>
-              <w:t>22</w:t>
-            </w:r>
-          </w:p>
-        </w:tc>
-        <w:tc>
-          <w:tcPr>
-            <w:tcW w:type="dxa" w:w="3402"/>
-            <w:vAlign w:val="center"/>
-          </w:tcPr>
-          <w:p>
-            <w:pPr>
-              <w:spacing w:before="40" w:after="40" w:line="276" w:lineRule="auto"/>
-              <w:jc w:val="both"/>
-            </w:pPr>
-            <w:r>
-              <w:rPr>
-                <w:rFonts w:ascii="Times New Roman" w:hAnsi="Times New Roman"/>
-                <w:sz w:val="26"/>
-                <w:rFonts w:ascii="Times New Roman" w:hAnsi="Times New Roman" w:cs="Times New Roman"/>
-              </w:rPr>
-              <w:t>Hệ thống hóa kiến thức chuẩn bị Đánh giá định kỳ 4.</w:t>
-            </w:r>
-          </w:p>
-        </w:tc>
-      </w:tr>
-      <w:tr>
-        <w:tc>
-          <w:tcPr>
-            <w:tcW w:type="dxa" w:w="680"/>
-            <w:vAlign w:val="center"/>
-          </w:tcPr>
-          <w:p>
-            <w:pPr>
-              <w:spacing w:before="40" w:after="40" w:line="276" w:lineRule="auto"/>
-              <w:jc w:val="center"/>
-            </w:pPr>
-            <w:r>
-              <w:rPr>
-                <w:rFonts w:ascii="Times New Roman" w:hAnsi="Times New Roman"/>
-                <w:sz w:val="26"/>
-                <w:rFonts w:ascii="Times New Roman" w:hAnsi="Times New Roman" w:cs="Times New Roman"/>
+            <w:tcW w:type="dxa" w:w="794"/>
+            <w:vAlign w:val="center"/>
+            <w:tcW w:w="793" w:type="dxa"/>
+          </w:tcPr>
+          <w:p>
+            <w:pPr>
+              <w:jc w:val="center"/>
+            </w:pPr>
+            <w:r>
+              <w:rPr>
+                <w:rFonts w:ascii="Times New Roman" w:hAnsi="Times New Roman"/>
+                <w:sz w:val="26"/>
               </w:rPr>
               <w:t>23</w:t>
             </w:r>
@@ -3880,170 +3967,9 @@
         </w:tc>
         <w:tc>
           <w:tcPr>
-            <w:tcW w:type="dxa" w:w="3118"/>
-            <w:vAlign w:val="center"/>
-          </w:tcPr>
-          <w:p>
-            <w:pPr>
-              <w:spacing w:before="40" w:after="40" w:line="276" w:lineRule="auto"/>
-              <w:jc w:val="both"/>
-            </w:pPr>
-            <w:r>
-              <w:rPr>
-                <w:rFonts w:ascii="Times New Roman" w:hAnsi="Times New Roman"/>
-                <w:sz w:val="26"/>
-                <w:rFonts w:ascii="Times New Roman" w:hAnsi="Times New Roman" w:cs="Times New Roman"/>
-              </w:rPr>
-              <w:t>Đánh giá định kỳ 4</w:t>
-            </w:r>
-          </w:p>
-        </w:tc>
-        <w:tc>
-          <w:tcPr>
-            <w:tcW w:type="dxa" w:w="850"/>
-            <w:vAlign w:val="center"/>
-          </w:tcPr>
-          <w:p>
-            <w:pPr>
-              <w:spacing w:before="40" w:after="40" w:line="276" w:lineRule="auto"/>
-              <w:jc w:val="center"/>
-            </w:pPr>
-            <w:r>
-              <w:rPr>
-                <w:rFonts w:ascii="Times New Roman" w:hAnsi="Times New Roman"/>
-                <w:sz w:val="26"/>
-                <w:rFonts w:ascii="Times New Roman" w:hAnsi="Times New Roman" w:cs="Times New Roman"/>
-              </w:rPr>
-              <w:t>1</w:t>
-            </w:r>
-          </w:p>
-        </w:tc>
-        <w:tc>
-          <w:tcPr>
-            <w:tcW w:type="dxa" w:w="1247"/>
-            <w:vAlign w:val="center"/>
-          </w:tcPr>
-          <w:p>
-            <w:pPr>
-              <w:spacing w:before="40" w:after="40" w:line="276" w:lineRule="auto"/>
-              <w:jc w:val="center"/>
-            </w:pPr>
-            <w:r>
-              <w:rPr>
-                <w:rFonts w:ascii="Times New Roman" w:hAnsi="Times New Roman"/>
-                <w:sz w:val="26"/>
-                <w:rFonts w:ascii="Times New Roman" w:hAnsi="Times New Roman" w:cs="Times New Roman"/>
-              </w:rPr>
-              <w:t>23</w:t>
-            </w:r>
-          </w:p>
-        </w:tc>
-        <w:tc>
-          <w:tcPr>
-            <w:tcW w:type="dxa" w:w="3402"/>
-            <w:vAlign w:val="center"/>
-          </w:tcPr>
-          <w:p>
-            <w:pPr>
-              <w:spacing w:before="40" w:after="40" w:line="276" w:lineRule="auto"/>
-              <w:jc w:val="both"/>
-            </w:pPr>
-            <w:r>
-              <w:rPr>
-                <w:rFonts w:ascii="Times New Roman" w:hAnsi="Times New Roman"/>
-                <w:sz w:val="26"/>
-                <w:rFonts w:ascii="Times New Roman" w:hAnsi="Times New Roman" w:cs="Times New Roman"/>
-              </w:rPr>
-              <w:t>Kiểm tra đánh giá kết quả học tập.</w:t>
-            </w:r>
-          </w:p>
-        </w:tc>
-      </w:tr>
-      <w:tr>
-        <w:tc>
-          <w:tcPr>
-            <w:tcW w:type="dxa" w:w="680"/>
-            <w:vAlign w:val="center"/>
-          </w:tcPr>
-          <w:p>
-            <w:pPr>
-              <w:spacing w:before="40" w:after="40" w:line="276" w:lineRule="auto"/>
-              <w:jc w:val="center"/>
-            </w:pPr>
-            <w:r>
-              <w:rPr>
-                <w:rFonts w:ascii="Times New Roman" w:hAnsi="Times New Roman"/>
-                <w:sz w:val="26"/>
-                <w:rFonts w:ascii="Times New Roman" w:hAnsi="Times New Roman" w:cs="Times New Roman"/>
-              </w:rPr>
-              <w:t>24</w:t>
-            </w:r>
-          </w:p>
-        </w:tc>
-        <w:tc>
-          <w:tcPr>
-            <w:tcW w:type="dxa" w:w="3118"/>
-            <w:vAlign w:val="center"/>
-          </w:tcPr>
-          <w:p>
-            <w:pPr>
-              <w:spacing w:before="40" w:after="40" w:line="276" w:lineRule="auto"/>
-              <w:jc w:val="both"/>
-            </w:pPr>
-            <w:r>
-              <w:rPr>
-                <w:rFonts w:ascii="Times New Roman" w:hAnsi="Times New Roman"/>
-                <w:sz w:val="26"/>
-                <w:rFonts w:ascii="Times New Roman" w:hAnsi="Times New Roman" w:cs="Times New Roman"/>
-              </w:rPr>
-              <w:t>Tổng kết năm học</w:t>
-            </w:r>
-          </w:p>
-        </w:tc>
-        <w:tc>
-          <w:tcPr>
-            <w:tcW w:type="dxa" w:w="850"/>
-            <w:vAlign w:val="center"/>
-          </w:tcPr>
-          <w:p>
-            <w:pPr>
-              <w:spacing w:before="40" w:after="40" w:line="276" w:lineRule="auto"/>
-              <w:jc w:val="center"/>
-            </w:pPr>
-            <w:r>
-              <w:rPr>
-                <w:rFonts w:ascii="Times New Roman" w:hAnsi="Times New Roman"/>
-                <w:sz w:val="26"/>
-                <w:rFonts w:ascii="Times New Roman" w:hAnsi="Times New Roman" w:cs="Times New Roman"/>
-              </w:rPr>
-              <w:t>1</w:t>
-            </w:r>
-          </w:p>
-        </w:tc>
-        <w:tc>
-          <w:tcPr>
-            <w:tcW w:type="dxa" w:w="1247"/>
-            <w:vAlign w:val="center"/>
-          </w:tcPr>
-          <w:p>
-            <w:pPr>
-              <w:spacing w:before="40" w:after="40" w:line="276" w:lineRule="auto"/>
-              <w:jc w:val="center"/>
-            </w:pPr>
-            <w:r>
-              <w:rPr>
-                <w:rFonts w:ascii="Times New Roman" w:hAnsi="Times New Roman"/>
-                <w:sz w:val="26"/>
-                <w:rFonts w:ascii="Times New Roman" w:hAnsi="Times New Roman" w:cs="Times New Roman"/>
-              </w:rPr>
-              <w:t>24</w:t>
-            </w:r>
-          </w:p>
-        </w:tc>
-        <w:tc>
-          <w:tcPr>
-            <w:tcW w:type="dxa" w:w="3402"/>
-            <w:vAlign w:val="center"/>
+            <w:tcW w:type="dxa" w:w="5272"/>
+            <w:vAlign w:val="center"/>
+            <w:tcW w:w="5273" w:type="dxa"/>
           </w:tcPr>
           <w:p>
             <w:pPr>
@@ -4222,6 +4148,8 @@
     <w:tbl>
       <w:tblPr>
         <w:tblW w:w="9580" w:type="dxa"/>
+        <w:tblLayout w:type="fixed"/>
+        <w:tblLook w:val="0400" w:firstRow="0" w:lastRow="0" w:firstColumn="0" w:lastColumn="0" w:noHBand="0" w:noVBand="1"/>
         <w:tblBorders>
           <w:top w:val="single" w:sz="4" w:space="0" w:color="000000"/>
           <w:left w:val="single" w:sz="4" w:space="0" w:color="000000"/>
@@ -4230,8 +4158,6 @@
           <w:insideH w:val="single" w:sz="4" w:space="0" w:color="000000"/>
           <w:insideV w:val="single" w:sz="4" w:space="0" w:color="000000"/>
         </w:tblBorders>
-        <w:tblLayout w:type="fixed"/>
-        <w:tblLook w:val="0400" w:firstRow="0" w:lastRow="0" w:firstColumn="0" w:lastColumn="0" w:noHBand="0" w:noVBand="1"/>
       </w:tblPr>
       <w:tblGrid>
         <w:gridCol w:w="1696"/>
@@ -4921,16 +4847,16 @@
         <w:tblStyle w:val="a4"/>
         <w:tblW w:w="9300" w:type="dxa"/>
         <w:tblInd w:w="0" w:type="dxa"/>
-        <w:tblBorders>
-          <w:top w:val="nil"/>
-          <w:left w:val="nil"/>
-          <w:bottom w:val="nil"/>
-          <w:right w:val="nil"/>
-          <w:insideH w:val="nil"/>
-          <w:insideV w:val="nil"/>
-        </w:tblBorders>
         <w:tblLayout w:type="fixed"/>
         <w:tblLook w:val="0400" w:firstRow="0" w:lastRow="0" w:firstColumn="0" w:lastColumn="0" w:noHBand="0" w:noVBand="1"/>
+        <w:tblBorders>
+          <w:top w:val="single" w:sz="4" w:space="0" w:color="000000"/>
+          <w:left w:val="single" w:sz="4" w:space="0" w:color="000000"/>
+          <w:bottom w:val="single" w:sz="4" w:space="0" w:color="000000"/>
+          <w:right w:val="single" w:sz="4" w:space="0" w:color="000000"/>
+          <w:insideH w:val="single" w:sz="4" w:space="0" w:color="000000"/>
+          <w:insideV w:val="single" w:sz="4" w:space="0" w:color="000000"/>
+        </w:tblBorders>
       </w:tblPr>
       <w:tblGrid>
         <w:gridCol w:w="4650"/>
@@ -6387,6 +6313,10 @@
     <w:name w:val="Normal"/>
     <w:qFormat/>
     <w:rsid w:val="00545BE2"/>
+    <w:rPr>
+      <w:rFonts w:ascii="Times New Roman" w:hAnsi="Times New Roman"/>
+      <w:sz w:val="26"/>
+    </w:rPr>
   </w:style>
   <w:style w:type="paragraph" w:styleId="Heading1">
     <w:name w:val="heading 1"/>
